--- a/L3 Web Application Development Log.docx
+++ b/L3 Web Application Development Log.docx
@@ -113,7 +113,6 @@
               <w:keepNext w:val="false"/>
               <w:keepLines w:val="false"/>
               <w:widowControl w:val="false"/>
-              <w:pBdr/>
               <w:shd w:val="clear" w:fill="auto"/>
               <w:spacing w:lineRule="auto" w:line="240" w:before="0" w:after="0"/>
               <w:ind w:hanging="0" w:start="0" w:end="0"/>
@@ -215,7 +214,6 @@
               <w:keepNext w:val="false"/>
               <w:keepLines w:val="false"/>
               <w:widowControl w:val="false"/>
-              <w:pBdr/>
               <w:shd w:val="clear" w:fill="auto"/>
               <w:spacing w:lineRule="auto" w:line="240" w:before="0" w:after="0"/>
               <w:ind w:hanging="0" w:start="0" w:end="0"/>
@@ -247,7 +245,7 @@
         <w:tblStyle w:val="Table3"/>
         <w:tblW w:w="10466" w:type="dxa"/>
         <w:jc w:val="start"/>
-        <w:tblInd w:w="0" w:type="dxa"/>
+        <w:tblInd w:w="-10" w:type="dxa"/>
         <w:tblLayout w:type="fixed"/>
         <w:tblCellMar>
           <w:top w:w="100" w:type="dxa"/>
@@ -311,7 +309,6 @@
               <w:keepNext w:val="false"/>
               <w:keepLines w:val="false"/>
               <w:widowControl w:val="false"/>
-              <w:pBdr/>
               <w:shd w:val="clear" w:fill="auto"/>
               <w:spacing w:lineRule="auto" w:line="240" w:before="0" w:after="0"/>
               <w:ind w:hanging="0" w:start="0" w:end="0"/>
@@ -327,7 +324,6 @@
             <w:pPr>
               <w:pStyle w:val="normal1"/>
               <w:widowControl w:val="false"/>
-              <w:pBdr/>
               <w:shd w:val="clear" w:fill="auto"/>
               <w:spacing w:lineRule="auto" w:line="240" w:before="0" w:after="0"/>
               <w:ind w:hanging="0" w:start="0" w:end="0"/>
@@ -342,7 +338,6 @@
             <w:pPr>
               <w:pStyle w:val="normal1"/>
               <w:widowControl w:val="false"/>
-              <w:pBdr/>
               <w:shd w:val="clear" w:fill="auto"/>
               <w:spacing w:lineRule="auto" w:line="240" w:before="0" w:after="0"/>
               <w:ind w:hanging="0" w:start="0" w:end="0"/>
@@ -360,7 +355,6 @@
               <w:keepNext w:val="false"/>
               <w:keepLines w:val="false"/>
               <w:widowControl w:val="false"/>
-              <w:pBdr/>
               <w:shd w:val="clear" w:fill="auto"/>
               <w:spacing w:lineRule="auto" w:line="240" w:before="0" w:after="0"/>
               <w:ind w:hanging="0" w:start="0" w:end="0"/>
@@ -437,7 +431,9 @@
         </w:tc>
       </w:tr>
       <w:tr>
-        <w:trPr/>
+        <w:trPr>
+          <w:trHeight w:val="3285" w:hRule="atLeast"/>
+        </w:trPr>
         <w:tc>
           <w:tcPr>
             <w:tcW w:w="10466" w:type="dxa"/>
@@ -496,231 +492,52 @@
               <w:rPr>
                 <w:rFonts w:eastAsia="Calibri" w:cs="Calibri" w:ascii="Calibri" w:hAnsi="Calibri"/>
               </w:rPr>
-            </w:r>
-          </w:p>
-          <w:p>
-            <w:pPr>
-              <w:pStyle w:val="normal1"/>
-              <w:widowControl w:val="false"/>
-              <w:spacing w:lineRule="auto" w:line="240"/>
-              <w:rPr>
-                <w:rFonts w:ascii="Calibri" w:hAnsi="Calibri" w:eastAsia="Calibri" w:cs="Calibri"/>
-              </w:rPr>
-            </w:pPr>
-            <w:r>
-              <w:rPr>
-                <w:rFonts w:eastAsia="Calibri" w:cs="Calibri" w:ascii="Calibri" w:hAnsi="Calibri"/>
-              </w:rPr>
-            </w:r>
-          </w:p>
-          <w:p>
-            <w:pPr>
-              <w:pStyle w:val="normal1"/>
-              <w:widowControl w:val="false"/>
-              <w:spacing w:lineRule="auto" w:line="240"/>
-              <w:rPr>
-                <w:rFonts w:ascii="Calibri" w:hAnsi="Calibri" w:eastAsia="Calibri" w:cs="Calibri"/>
-              </w:rPr>
-            </w:pPr>
-            <w:r>
-              <w:rPr>
-                <w:rFonts w:eastAsia="Calibri" w:cs="Calibri" w:ascii="Calibri" w:hAnsi="Calibri"/>
-              </w:rPr>
-            </w:r>
-          </w:p>
-          <w:p>
-            <w:pPr>
-              <w:pStyle w:val="normal1"/>
-              <w:widowControl w:val="false"/>
-              <w:spacing w:lineRule="auto" w:line="240"/>
-              <w:rPr>
-                <w:rFonts w:ascii="Calibri" w:hAnsi="Calibri" w:eastAsia="Calibri" w:cs="Calibri"/>
-              </w:rPr>
-            </w:pPr>
-            <w:r>
-              <w:rPr>
-                <w:rFonts w:eastAsia="Calibri" w:cs="Calibri" w:ascii="Calibri" w:hAnsi="Calibri"/>
-              </w:rPr>
-            </w:r>
-          </w:p>
-          <w:p>
-            <w:pPr>
-              <w:pStyle w:val="normal1"/>
-              <w:widowControl w:val="false"/>
-              <w:spacing w:lineRule="auto" w:line="240"/>
-              <w:rPr>
-                <w:rFonts w:ascii="Calibri" w:hAnsi="Calibri" w:eastAsia="Calibri" w:cs="Calibri"/>
-              </w:rPr>
-            </w:pPr>
-            <w:r>
-              <w:rPr>
-                <w:rFonts w:eastAsia="Calibri" w:cs="Calibri" w:ascii="Calibri" w:hAnsi="Calibri"/>
-              </w:rPr>
-            </w:r>
-          </w:p>
-          <w:p>
-            <w:pPr>
-              <w:pStyle w:val="normal1"/>
-              <w:widowControl w:val="false"/>
-              <w:spacing w:lineRule="auto" w:line="240"/>
-              <w:rPr>
-                <w:rFonts w:ascii="Calibri" w:hAnsi="Calibri" w:eastAsia="Calibri" w:cs="Calibri"/>
-              </w:rPr>
-            </w:pPr>
-            <w:r>
-              <w:rPr>
-                <w:rFonts w:eastAsia="Calibri" w:cs="Calibri" w:ascii="Calibri" w:hAnsi="Calibri"/>
-              </w:rPr>
-            </w:r>
-          </w:p>
-          <w:p>
-            <w:pPr>
-              <w:pStyle w:val="normal1"/>
-              <w:widowControl w:val="false"/>
-              <w:spacing w:lineRule="auto" w:line="240"/>
-              <w:rPr>
-                <w:rFonts w:ascii="Calibri" w:hAnsi="Calibri" w:eastAsia="Calibri" w:cs="Calibri"/>
-              </w:rPr>
-            </w:pPr>
-            <w:r>
-              <w:rPr>
-                <w:rFonts w:eastAsia="Calibri" w:cs="Calibri" w:ascii="Calibri" w:hAnsi="Calibri"/>
-              </w:rPr>
-            </w:r>
-          </w:p>
-          <w:p>
-            <w:pPr>
-              <w:pStyle w:val="normal1"/>
-              <w:widowControl w:val="false"/>
-              <w:spacing w:lineRule="auto" w:line="240"/>
-              <w:rPr>
-                <w:rFonts w:ascii="Calibri" w:hAnsi="Calibri" w:eastAsia="Calibri" w:cs="Calibri"/>
-              </w:rPr>
-            </w:pPr>
-            <w:r>
-              <w:rPr>
-                <w:rFonts w:eastAsia="Calibri" w:cs="Calibri" w:ascii="Calibri" w:hAnsi="Calibri"/>
-              </w:rPr>
-            </w:r>
-          </w:p>
-          <w:p>
-            <w:pPr>
-              <w:pStyle w:val="normal1"/>
-              <w:widowControl w:val="false"/>
-              <w:spacing w:lineRule="auto" w:line="240"/>
-              <w:rPr>
-                <w:rFonts w:ascii="Calibri" w:hAnsi="Calibri" w:eastAsia="Calibri" w:cs="Calibri"/>
-              </w:rPr>
-            </w:pPr>
-            <w:r>
-              <w:rPr>
-                <w:rFonts w:eastAsia="Calibri" w:cs="Calibri" w:ascii="Calibri" w:hAnsi="Calibri"/>
-              </w:rPr>
-            </w:r>
-          </w:p>
-          <w:p>
-            <w:pPr>
-              <w:pStyle w:val="normal1"/>
-              <w:widowControl w:val="false"/>
-              <w:spacing w:lineRule="auto" w:line="240"/>
-              <w:rPr>
-                <w:rFonts w:ascii="Calibri" w:hAnsi="Calibri" w:eastAsia="Calibri" w:cs="Calibri"/>
-              </w:rPr>
-            </w:pPr>
-            <w:r>
-              <w:rPr>
-                <w:rFonts w:eastAsia="Calibri" w:cs="Calibri" w:ascii="Calibri" w:hAnsi="Calibri"/>
-              </w:rPr>
-            </w:r>
-          </w:p>
-          <w:p>
-            <w:pPr>
-              <w:pStyle w:val="normal1"/>
-              <w:widowControl w:val="false"/>
-              <w:spacing w:lineRule="auto" w:line="240"/>
-              <w:rPr>
-                <w:rFonts w:ascii="Calibri" w:hAnsi="Calibri" w:eastAsia="Calibri" w:cs="Calibri"/>
-              </w:rPr>
-            </w:pPr>
-            <w:r>
-              <w:rPr>
-                <w:rFonts w:eastAsia="Calibri" w:cs="Calibri" w:ascii="Calibri" w:hAnsi="Calibri"/>
-              </w:rPr>
-            </w:r>
-          </w:p>
-          <w:p>
-            <w:pPr>
-              <w:pStyle w:val="normal1"/>
-              <w:widowControl w:val="false"/>
-              <w:spacing w:lineRule="auto" w:line="240"/>
-              <w:rPr>
-                <w:rFonts w:ascii="Calibri" w:hAnsi="Calibri" w:eastAsia="Calibri" w:cs="Calibri"/>
-              </w:rPr>
-            </w:pPr>
-            <w:r>
-              <w:rPr>
-                <w:rFonts w:eastAsia="Calibri" w:cs="Calibri" w:ascii="Calibri" w:hAnsi="Calibri"/>
-              </w:rPr>
-            </w:r>
-          </w:p>
-          <w:p>
-            <w:pPr>
-              <w:pStyle w:val="normal1"/>
-              <w:widowControl w:val="false"/>
-              <w:spacing w:lineRule="auto" w:line="240"/>
-              <w:rPr>
-                <w:rFonts w:ascii="Calibri" w:hAnsi="Calibri" w:eastAsia="Calibri" w:cs="Calibri"/>
-              </w:rPr>
-            </w:pPr>
-            <w:r>
-              <w:rPr>
-                <w:rFonts w:eastAsia="Calibri" w:cs="Calibri" w:ascii="Calibri" w:hAnsi="Calibri"/>
-              </w:rPr>
-            </w:r>
-          </w:p>
-          <w:p>
-            <w:pPr>
-              <w:pStyle w:val="normal1"/>
-              <w:widowControl w:val="false"/>
-              <w:spacing w:lineRule="auto" w:line="240"/>
-              <w:rPr>
-                <w:rFonts w:ascii="Calibri" w:hAnsi="Calibri" w:eastAsia="Calibri" w:cs="Calibri"/>
-              </w:rPr>
-            </w:pPr>
-            <w:r>
-              <w:rPr>
-                <w:rFonts w:eastAsia="Calibri" w:cs="Calibri" w:ascii="Calibri" w:hAnsi="Calibri"/>
-              </w:rPr>
-            </w:r>
-          </w:p>
-          <w:p>
-            <w:pPr>
-              <w:pStyle w:val="normal1"/>
-              <w:widowControl w:val="false"/>
-              <w:spacing w:lineRule="auto" w:line="240"/>
-              <w:rPr>
-                <w:rFonts w:ascii="Calibri" w:hAnsi="Calibri" w:eastAsia="Calibri" w:cs="Calibri"/>
-              </w:rPr>
-            </w:pPr>
-            <w:r>
-              <w:rPr>
-                <w:rFonts w:eastAsia="Calibri" w:cs="Calibri" w:ascii="Calibri" w:hAnsi="Calibri"/>
-              </w:rPr>
-            </w:r>
-          </w:p>
-          <w:p>
-            <w:pPr>
-              <w:pStyle w:val="normal1"/>
-              <w:widowControl w:val="false"/>
-              <w:spacing w:lineRule="auto" w:line="240"/>
-              <w:rPr>
-                <w:rFonts w:ascii="Calibri" w:hAnsi="Calibri" w:eastAsia="Calibri" w:cs="Calibri"/>
-              </w:rPr>
-            </w:pPr>
-            <w:r>
-              <w:rPr>
-                <w:rFonts w:eastAsia="Calibri" w:cs="Calibri" w:ascii="Calibri" w:hAnsi="Calibri"/>
-              </w:rPr>
+              <w:drawing>
+                <wp:anchor distT="0" distB="0" distL="0" distR="0" simplePos="0" relativeHeight="38" behindDoc="0" locked="0" layoutInCell="0" allowOverlap="1">
+                  <wp:simplePos x="0" y="0"/>
+                  <wp:positionH relativeFrom="column">
+                    <wp:align>center</wp:align>
+                  </wp:positionH>
+                  <wp:positionV relativeFrom="paragraph">
+                    <wp:posOffset>635</wp:posOffset>
+                  </wp:positionV>
+                  <wp:extent cx="6518910" cy="1334770"/>
+                  <wp:effectExtent l="0" t="0" r="0" b="0"/>
+                  <wp:wrapSquare wrapText="largest"/>
+                  <wp:docPr id="1" name="Image3"/>
+                  <wp:cNvGraphicFramePr>
+                    <a:graphicFrameLocks xmlns:a="http://schemas.openxmlformats.org/drawingml/2006/main" noChangeAspect="1"/>
+                  </wp:cNvGraphicFramePr>
+                  <a:graphic xmlns:a="http://schemas.openxmlformats.org/drawingml/2006/main">
+                    <a:graphicData uri="http://schemas.openxmlformats.org/drawingml/2006/picture">
+                      <pic:pic xmlns:pic="http://schemas.openxmlformats.org/drawingml/2006/picture">
+                        <pic:nvPicPr>
+                          <pic:cNvPr id="1" name="Image3"/>
+                          <pic:cNvPicPr>
+                            <a:picLocks noChangeAspect="1" noChangeArrowheads="1"/>
+                          </pic:cNvPicPr>
+                        </pic:nvPicPr>
+                        <pic:blipFill>
+                          <a:blip r:embed="rId2"/>
+                          <a:stretch>
+                            <a:fillRect/>
+                          </a:stretch>
+                        </pic:blipFill>
+                        <pic:spPr bwMode="auto">
+                          <a:xfrm>
+                            <a:off x="0" y="0"/>
+                            <a:ext cx="6518910" cy="1334770"/>
+                          </a:xfrm>
+                          <a:prstGeom prst="rect">
+                            <a:avLst/>
+                          </a:prstGeom>
+                          <a:noFill/>
+                        </pic:spPr>
+                      </pic:pic>
+                    </a:graphicData>
+                  </a:graphic>
+                </wp:anchor>
+              </w:drawing>
             </w:r>
           </w:p>
           <w:p>
@@ -885,6 +702,7 @@
             </w:pPr>
             <w:r>
               <w:rPr/>
+              <w:t>Photo pls :D</w:t>
             </w:r>
           </w:p>
           <w:p>
@@ -1224,156 +1042,44 @@
               <w:rPr>
                 <w:rFonts w:eastAsia="Calibri" w:cs="Calibri" w:ascii="Calibri" w:hAnsi="Calibri"/>
               </w:rPr>
-            </w:r>
-          </w:p>
-          <w:p>
-            <w:pPr>
-              <w:pStyle w:val="normal1"/>
-              <w:widowControl w:val="false"/>
-              <w:spacing w:lineRule="auto" w:line="240"/>
-              <w:rPr>
-                <w:rFonts w:ascii="Calibri" w:hAnsi="Calibri" w:eastAsia="Calibri" w:cs="Calibri"/>
-              </w:rPr>
-            </w:pPr>
-            <w:r>
-              <w:rPr>
-                <w:rFonts w:eastAsia="Calibri" w:cs="Calibri" w:ascii="Calibri" w:hAnsi="Calibri"/>
-              </w:rPr>
-            </w:r>
-          </w:p>
-          <w:p>
-            <w:pPr>
-              <w:pStyle w:val="normal1"/>
-              <w:widowControl w:val="false"/>
-              <w:spacing w:lineRule="auto" w:line="240"/>
-              <w:rPr>
-                <w:rFonts w:ascii="Calibri" w:hAnsi="Calibri" w:eastAsia="Calibri" w:cs="Calibri"/>
-              </w:rPr>
-            </w:pPr>
-            <w:r>
-              <w:rPr>
-                <w:rFonts w:eastAsia="Calibri" w:cs="Calibri" w:ascii="Calibri" w:hAnsi="Calibri"/>
-              </w:rPr>
-            </w:r>
-          </w:p>
-          <w:p>
-            <w:pPr>
-              <w:pStyle w:val="normal1"/>
-              <w:widowControl w:val="false"/>
-              <w:spacing w:lineRule="auto" w:line="240"/>
-              <w:rPr>
-                <w:rFonts w:ascii="Calibri" w:hAnsi="Calibri" w:eastAsia="Calibri" w:cs="Calibri"/>
-              </w:rPr>
-            </w:pPr>
-            <w:r>
-              <w:rPr>
-                <w:rFonts w:eastAsia="Calibri" w:cs="Calibri" w:ascii="Calibri" w:hAnsi="Calibri"/>
-              </w:rPr>
-            </w:r>
-          </w:p>
-          <w:p>
-            <w:pPr>
-              <w:pStyle w:val="normal1"/>
-              <w:widowControl w:val="false"/>
-              <w:spacing w:lineRule="auto" w:line="240"/>
-              <w:rPr>
-                <w:rFonts w:ascii="Calibri" w:hAnsi="Calibri" w:eastAsia="Calibri" w:cs="Calibri"/>
-              </w:rPr>
-            </w:pPr>
-            <w:r>
-              <w:rPr>
-                <w:rFonts w:eastAsia="Calibri" w:cs="Calibri" w:ascii="Calibri" w:hAnsi="Calibri"/>
-              </w:rPr>
-            </w:r>
-          </w:p>
-          <w:p>
-            <w:pPr>
-              <w:pStyle w:val="normal1"/>
-              <w:widowControl w:val="false"/>
-              <w:spacing w:lineRule="auto" w:line="240"/>
-              <w:rPr>
-                <w:rFonts w:ascii="Calibri" w:hAnsi="Calibri" w:eastAsia="Calibri" w:cs="Calibri"/>
-              </w:rPr>
-            </w:pPr>
-            <w:r>
-              <w:rPr>
-                <w:rFonts w:eastAsia="Calibri" w:cs="Calibri" w:ascii="Calibri" w:hAnsi="Calibri"/>
-              </w:rPr>
-            </w:r>
-          </w:p>
-          <w:p>
-            <w:pPr>
-              <w:pStyle w:val="normal1"/>
-              <w:widowControl w:val="false"/>
-              <w:spacing w:lineRule="auto" w:line="240"/>
-              <w:rPr>
-                <w:rFonts w:ascii="Calibri" w:hAnsi="Calibri" w:eastAsia="Calibri" w:cs="Calibri"/>
-              </w:rPr>
-            </w:pPr>
-            <w:r>
-              <w:rPr>
-                <w:rFonts w:eastAsia="Calibri" w:cs="Calibri" w:ascii="Calibri" w:hAnsi="Calibri"/>
-              </w:rPr>
-            </w:r>
-          </w:p>
-          <w:p>
-            <w:pPr>
-              <w:pStyle w:val="normal1"/>
-              <w:widowControl w:val="false"/>
-              <w:spacing w:lineRule="auto" w:line="240"/>
-              <w:rPr>
-                <w:rFonts w:ascii="Calibri" w:hAnsi="Calibri" w:eastAsia="Calibri" w:cs="Calibri"/>
-              </w:rPr>
-            </w:pPr>
-            <w:r>
-              <w:rPr>
-                <w:rFonts w:eastAsia="Calibri" w:cs="Calibri" w:ascii="Calibri" w:hAnsi="Calibri"/>
-              </w:rPr>
-            </w:r>
-          </w:p>
-          <w:p>
-            <w:pPr>
-              <w:pStyle w:val="normal1"/>
-              <w:widowControl w:val="false"/>
-              <w:spacing w:lineRule="auto" w:line="240"/>
-              <w:rPr>
-                <w:rFonts w:ascii="Calibri" w:hAnsi="Calibri" w:eastAsia="Calibri" w:cs="Calibri"/>
-              </w:rPr>
-            </w:pPr>
-            <w:r>
-              <w:rPr>
-                <w:rFonts w:eastAsia="Calibri" w:cs="Calibri" w:ascii="Calibri" w:hAnsi="Calibri"/>
-              </w:rPr>
-            </w:r>
-          </w:p>
-          <w:p>
-            <w:pPr>
-              <w:pStyle w:val="normal1"/>
-              <w:widowControl w:val="false"/>
-              <w:spacing w:lineRule="auto" w:line="240"/>
-              <w:rPr>
-                <w:rFonts w:ascii="Calibri" w:hAnsi="Calibri" w:eastAsia="Calibri" w:cs="Calibri"/>
-              </w:rPr>
-            </w:pPr>
-            <w:r>
-              <w:rPr>
-                <w:rFonts w:eastAsia="Calibri" w:cs="Calibri" w:ascii="Calibri" w:hAnsi="Calibri"/>
-              </w:rPr>
-            </w:r>
-          </w:p>
-          <w:p>
-            <w:pPr>
-              <w:pStyle w:val="normal1"/>
-              <w:widowControl w:val="false"/>
-              <w:spacing w:lineRule="auto" w:line="240"/>
-              <w:rPr>
-                <w:rFonts w:ascii="Calibri" w:hAnsi="Calibri" w:eastAsia="Calibri" w:cs="Calibri"/>
-              </w:rPr>
-            </w:pPr>
-            <w:r>
-              <w:rPr>
-                <w:rFonts w:eastAsia="Calibri" w:cs="Calibri" w:ascii="Calibri" w:hAnsi="Calibri"/>
-              </w:rPr>
+              <w:t xml:space="preserve">- </w:t>
+            </w:r>
+            <w:r>
+              <w:rPr>
+                <w:rFonts w:eastAsia="Calibri" w:cs="Calibri" w:ascii="Calibri" w:hAnsi="Calibri"/>
+              </w:rPr>
+              <w:t>Accessiblity ?</w:t>
+            </w:r>
+          </w:p>
+          <w:p>
+            <w:pPr>
+              <w:pStyle w:val="normal1"/>
+              <w:widowControl w:val="false"/>
+              <w:spacing w:lineRule="auto" w:line="240"/>
+              <w:rPr>
+                <w:rFonts w:ascii="Calibri" w:hAnsi="Calibri" w:eastAsia="Calibri" w:cs="Calibri"/>
+              </w:rPr>
+            </w:pPr>
+            <w:r>
+              <w:rPr>
+                <w:rFonts w:eastAsia="Calibri" w:cs="Calibri" w:ascii="Calibri" w:hAnsi="Calibri"/>
+              </w:rPr>
+            </w:r>
+          </w:p>
+          <w:p>
+            <w:pPr>
+              <w:pStyle w:val="normal1"/>
+              <w:widowControl w:val="false"/>
+              <w:spacing w:lineRule="auto" w:line="240"/>
+              <w:rPr>
+                <w:rFonts w:ascii="Calibri" w:hAnsi="Calibri" w:eastAsia="Calibri" w:cs="Calibri"/>
+              </w:rPr>
+            </w:pPr>
+            <w:r>
+              <w:rPr>
+                <w:rFonts w:eastAsia="Calibri" w:cs="Calibri" w:ascii="Calibri" w:hAnsi="Calibri"/>
+              </w:rPr>
+              <w:t>Functionity</w:t>
             </w:r>
           </w:p>
           <w:p>
@@ -1483,15 +1189,11 @@
               <wp:inline distT="0" distB="0" distL="0" distR="0">
                 <wp:extent cx="6645910" cy="19050"/>
                 <wp:effectExtent l="0" t="0" r="0" b="0"/>
-                <wp:docPr id="1" name=""/>
+                <wp:docPr id="2" name="Shape1"/>
                 <a:graphic xmlns:a="http://schemas.openxmlformats.org/drawingml/2006/main">
                   <a:graphicData uri="http://schemas.microsoft.com/office/word/2010/wordprocessingShape">
                     <wps:wsp>
                       <wps:cNvSpPr/>
-                      <wps:nvSpPr>
-                        <wps:cNvPr id="2" name=""/>
-                        <wps:cNvSpPr/>
-                      </wps:nvSpPr>
                       <wps:spPr>
                         <a:xfrm>
                           <a:off x="0" y="0"/>
@@ -1507,6 +1209,12 @@
                           <a:noFill/>
                         </a:ln>
                       </wps:spPr>
+                      <wps:style>
+                        <a:lnRef idx="0"/>
+                        <a:fillRef idx="0"/>
+                        <a:effectRef idx="0"/>
+                        <a:fontRef idx="minor"/>
+                      </wps:style>
                       <wps:bodyPr/>
                     </wps:wsp>
                   </a:graphicData>
@@ -1519,24 +1227,14 @@
           </mc:Choice>
           <mc:Fallback>
             <w:pict>
-              <v:rect id="shape_0" fillcolor="#a0a0a0" stroked="f" o:allowincell="f" style="position:absolute;margin-left:0pt;margin-top:-1.55pt;width:523.25pt;height:1.45pt;mso-wrap-style:none;v-text-anchor:middle;mso-position-horizontal:center;mso-position-vertical:top">
+              <v:rect id="shape_0" fillcolor="#a0a0a0" stroked="f" o:allowincell="f" style="position:absolute;margin-left:0pt;margin-top:-1.55pt;width:523.25pt;height:1.45pt;mso-wrap-style:none;v-text-anchor:middle;mso-position-vertical:top">
                 <v:fill o:detectmouseclick="t" type="solid" color2="#5f5f5f"/>
                 <v:stroke color="#3465a4" joinstyle="round" endcap="flat"/>
-                <w10:wrap type="topAndBottom"/>
+                <w10:wrap type="square"/>
               </v:rect>
             </w:pict>
           </mc:Fallback>
         </mc:AlternateContent>
-      </w:r>
-    </w:p>
-    <w:p>
-      <w:pPr>
-        <w:pStyle w:val="Heading2"/>
-        <w:spacing w:lineRule="auto" w:line="276"/>
-        <w:rPr/>
-      </w:pPr>
-      <w:r>
-        <w:rPr/>
       </w:r>
       <w:bookmarkStart w:id="6" w:name="_6yao6dtxiwyx"/>
       <w:bookmarkEnd w:id="6"/>
@@ -1639,7 +1337,6 @@
               <w:keepNext w:val="false"/>
               <w:keepLines w:val="false"/>
               <w:widowControl w:val="false"/>
-              <w:pBdr/>
               <w:shd w:val="clear" w:fill="auto"/>
               <w:spacing w:lineRule="auto" w:line="240" w:before="0" w:after="0"/>
               <w:ind w:hanging="0" w:start="0" w:end="0"/>
@@ -1648,15 +1345,17 @@
             </w:pPr>
             <w:r>
               <w:rPr/>
-            </w:r>
-          </w:p>
-          <w:p>
-            <w:pPr>
-              <w:pStyle w:val="normal1"/>
-              <w:keepNext w:val="false"/>
-              <w:keepLines w:val="false"/>
-              <w:widowControl w:val="false"/>
-              <w:pBdr/>
+              <w:t xml:space="preserve">- </w:t>
+            </w:r>
+            <w:r>
+              <w:rPr/>
+              <w:t>make a home page, login and sign up.</w:t>
+            </w:r>
+          </w:p>
+          <w:p>
+            <w:pPr>
+              <w:pStyle w:val="normal1"/>
+              <w:widowControl w:val="false"/>
               <w:shd w:val="clear" w:fill="auto"/>
               <w:spacing w:lineRule="auto" w:line="240" w:before="0" w:after="0"/>
               <w:ind w:hanging="0" w:start="0" w:end="0"/>
@@ -1665,6 +1364,26 @@
             </w:pPr>
             <w:r>
               <w:rPr/>
+              <w:t xml:space="preserve">- </w:t>
+            </w:r>
+            <w:r>
+              <w:rPr/>
+              <w:t>Nagvation Bar</w:t>
+            </w:r>
+          </w:p>
+          <w:p>
+            <w:pPr>
+              <w:pStyle w:val="normal1"/>
+              <w:widowControl w:val="false"/>
+              <w:shd w:val="clear" w:fill="auto"/>
+              <w:spacing w:lineRule="auto" w:line="240" w:before="0" w:after="0"/>
+              <w:ind w:hanging="0" w:start="0" w:end="0"/>
+              <w:jc w:val="start"/>
+              <w:rPr/>
+            </w:pPr>
+            <w:r>
+              <w:rPr/>
+              <w:t xml:space="preserve">-  </w:t>
             </w:r>
           </w:p>
           <w:p>
@@ -1673,7 +1392,6 @@
               <w:keepNext w:val="false"/>
               <w:keepLines w:val="false"/>
               <w:widowControl w:val="false"/>
-              <w:pBdr/>
               <w:shd w:val="clear" w:fill="auto"/>
               <w:spacing w:lineRule="auto" w:line="240" w:before="0" w:after="0"/>
               <w:ind w:hanging="0" w:start="0" w:end="0"/>
@@ -1737,8 +1455,8 @@
       <w:tblGrid>
         <w:gridCol w:w="3480"/>
         <w:gridCol w:w="2820"/>
-        <w:gridCol w:w="3089"/>
-        <w:gridCol w:w="1066"/>
+        <w:gridCol w:w="3088"/>
+        <w:gridCol w:w="1067"/>
       </w:tblGrid>
       <w:tr>
         <w:trPr/>
@@ -1803,7 +1521,7 @@
         </w:tc>
         <w:tc>
           <w:tcPr>
-            <w:tcW w:w="3089" w:type="dxa"/>
+            <w:tcW w:w="3088" w:type="dxa"/>
             <w:tcBorders>
               <w:top w:val="single" w:sz="8" w:space="0" w:color="000000"/>
               <w:start w:val="single" w:sz="8" w:space="0" w:color="000000"/>
@@ -1834,7 +1552,7 @@
         </w:tc>
         <w:tc>
           <w:tcPr>
-            <w:tcW w:w="1066" w:type="dxa"/>
+            <w:tcW w:w="1067" w:type="dxa"/>
             <w:tcBorders>
               <w:top w:val="single" w:sz="8" w:space="0" w:color="000000"/>
               <w:start w:val="single" w:sz="8" w:space="0" w:color="000000"/>
@@ -1932,7 +1650,7 @@
         </w:tc>
         <w:tc>
           <w:tcPr>
-            <w:tcW w:w="3089" w:type="dxa"/>
+            <w:tcW w:w="3088" w:type="dxa"/>
             <w:tcBorders>
               <w:top w:val="single" w:sz="8" w:space="0" w:color="000000"/>
               <w:start w:val="single" w:sz="8" w:space="0" w:color="000000"/>
@@ -1964,7 +1682,7 @@
         </w:tc>
         <w:tc>
           <w:tcPr>
-            <w:tcW w:w="1066" w:type="dxa"/>
+            <w:tcW w:w="1067" w:type="dxa"/>
             <w:tcBorders>
               <w:top w:val="single" w:sz="8" w:space="0" w:color="000000"/>
               <w:start w:val="single" w:sz="8" w:space="0" w:color="000000"/>
@@ -2021,6 +1739,7 @@
               <w:rPr>
                 <w:rFonts w:eastAsia="Calibri" w:cs="Calibri" w:ascii="Calibri" w:hAnsi="Calibri"/>
               </w:rPr>
+              <w:t>Going on to another page on the site</w:t>
             </w:r>
           </w:p>
         </w:tc>
@@ -2048,12 +1767,13 @@
               <w:rPr>
                 <w:rFonts w:eastAsia="Calibri" w:cs="Calibri" w:ascii="Calibri" w:hAnsi="Calibri"/>
               </w:rPr>
-            </w:r>
-          </w:p>
-        </w:tc>
-        <w:tc>
-          <w:tcPr>
-            <w:tcW w:w="3089" w:type="dxa"/>
+              <w:t>Press buttom and go to site LOl</w:t>
+            </w:r>
+          </w:p>
+        </w:tc>
+        <w:tc>
+          <w:tcPr>
+            <w:tcW w:w="3088" w:type="dxa"/>
             <w:tcBorders>
               <w:top w:val="single" w:sz="8" w:space="0" w:color="000000"/>
               <w:start w:val="single" w:sz="8" w:space="0" w:color="000000"/>
@@ -2080,7 +1800,7 @@
         </w:tc>
         <w:tc>
           <w:tcPr>
-            <w:tcW w:w="1066" w:type="dxa"/>
+            <w:tcW w:w="1067" w:type="dxa"/>
             <w:tcBorders>
               <w:top w:val="single" w:sz="8" w:space="0" w:color="000000"/>
               <w:start w:val="single" w:sz="8" w:space="0" w:color="000000"/>
@@ -2102,6 +1822,7 @@
               <w:rPr>
                 <w:rFonts w:eastAsia="Calibri" w:cs="Calibri" w:ascii="Calibri" w:hAnsi="Calibri"/>
               </w:rPr>
+              <w:t>Fail</w:t>
             </w:r>
           </w:p>
         </w:tc>
@@ -2132,6 +1853,7 @@
               <w:rPr>
                 <w:rFonts w:eastAsia="Calibri" w:cs="Calibri" w:ascii="Calibri" w:hAnsi="Calibri"/>
               </w:rPr>
+              <w:t>Going on the other page part 2</w:t>
             </w:r>
           </w:p>
         </w:tc>
@@ -2159,12 +1881,13 @@
               <w:rPr>
                 <w:rFonts w:eastAsia="Calibri" w:cs="Calibri" w:ascii="Calibri" w:hAnsi="Calibri"/>
               </w:rPr>
-            </w:r>
-          </w:p>
-        </w:tc>
-        <w:tc>
-          <w:tcPr>
-            <w:tcW w:w="3089" w:type="dxa"/>
+              <w:t>Same thing LOL</w:t>
+            </w:r>
+          </w:p>
+        </w:tc>
+        <w:tc>
+          <w:tcPr>
+            <w:tcW w:w="3088" w:type="dxa"/>
             <w:tcBorders>
               <w:top w:val="single" w:sz="8" w:space="0" w:color="000000"/>
               <w:start w:val="single" w:sz="8" w:space="0" w:color="000000"/>
@@ -2191,7 +1914,7 @@
         </w:tc>
         <w:tc>
           <w:tcPr>
-            <w:tcW w:w="1066" w:type="dxa"/>
+            <w:tcW w:w="1067" w:type="dxa"/>
             <w:tcBorders>
               <w:top w:val="single" w:sz="8" w:space="0" w:color="000000"/>
               <w:start w:val="single" w:sz="8" w:space="0" w:color="000000"/>
@@ -2213,6 +1936,7 @@
               <w:rPr>
                 <w:rFonts w:eastAsia="Calibri" w:cs="Calibri" w:ascii="Calibri" w:hAnsi="Calibri"/>
               </w:rPr>
+              <w:t xml:space="preserve">Pass </w:t>
             </w:r>
           </w:p>
         </w:tc>
@@ -2275,7 +1999,7 @@
         </w:tc>
         <w:tc>
           <w:tcPr>
-            <w:tcW w:w="3089" w:type="dxa"/>
+            <w:tcW w:w="3088" w:type="dxa"/>
             <w:tcBorders>
               <w:top w:val="single" w:sz="8" w:space="0" w:color="000000"/>
               <w:start w:val="single" w:sz="8" w:space="0" w:color="000000"/>
@@ -2302,7 +2026,7 @@
         </w:tc>
         <w:tc>
           <w:tcPr>
-            <w:tcW w:w="1066" w:type="dxa"/>
+            <w:tcW w:w="1067" w:type="dxa"/>
             <w:tcBorders>
               <w:top w:val="single" w:sz="8" w:space="0" w:color="000000"/>
               <w:start w:val="single" w:sz="8" w:space="0" w:color="000000"/>
@@ -2386,7 +2110,7 @@
         </w:tc>
         <w:tc>
           <w:tcPr>
-            <w:tcW w:w="3089" w:type="dxa"/>
+            <w:tcW w:w="3088" w:type="dxa"/>
             <w:tcBorders>
               <w:top w:val="single" w:sz="8" w:space="0" w:color="000000"/>
               <w:start w:val="single" w:sz="8" w:space="0" w:color="000000"/>
@@ -2413,7 +2137,7 @@
         </w:tc>
         <w:tc>
           <w:tcPr>
-            <w:tcW w:w="1066" w:type="dxa"/>
+            <w:tcW w:w="1067" w:type="dxa"/>
             <w:tcBorders>
               <w:top w:val="single" w:sz="8" w:space="0" w:color="000000"/>
               <w:start w:val="single" w:sz="8" w:space="0" w:color="000000"/>
@@ -2497,7 +2221,7 @@
         </w:tc>
         <w:tc>
           <w:tcPr>
-            <w:tcW w:w="3089" w:type="dxa"/>
+            <w:tcW w:w="3088" w:type="dxa"/>
             <w:tcBorders>
               <w:top w:val="single" w:sz="8" w:space="0" w:color="000000"/>
               <w:start w:val="single" w:sz="8" w:space="0" w:color="000000"/>
@@ -2524,7 +2248,7 @@
         </w:tc>
         <w:tc>
           <w:tcPr>
-            <w:tcW w:w="1066" w:type="dxa"/>
+            <w:tcW w:w="1067" w:type="dxa"/>
             <w:tcBorders>
               <w:top w:val="single" w:sz="8" w:space="0" w:color="000000"/>
               <w:start w:val="single" w:sz="8" w:space="0" w:color="000000"/>
@@ -2608,7 +2332,7 @@
         </w:tc>
         <w:tc>
           <w:tcPr>
-            <w:tcW w:w="3089" w:type="dxa"/>
+            <w:tcW w:w="3088" w:type="dxa"/>
             <w:tcBorders>
               <w:top w:val="single" w:sz="8" w:space="0" w:color="000000"/>
               <w:start w:val="single" w:sz="8" w:space="0" w:color="000000"/>
@@ -2635,7 +2359,7 @@
         </w:tc>
         <w:tc>
           <w:tcPr>
-            <w:tcW w:w="1066" w:type="dxa"/>
+            <w:tcW w:w="1067" w:type="dxa"/>
             <w:tcBorders>
               <w:top w:val="single" w:sz="8" w:space="0" w:color="000000"/>
               <w:start w:val="single" w:sz="8" w:space="0" w:color="000000"/>
@@ -2757,7 +2481,6 @@
               <w:keepNext w:val="false"/>
               <w:keepLines w:val="false"/>
               <w:widowControl w:val="false"/>
-              <w:pBdr/>
               <w:shd w:val="clear" w:fill="auto"/>
               <w:spacing w:lineRule="auto" w:line="240" w:before="0" w:after="0"/>
               <w:ind w:hanging="0" w:start="0" w:end="0"/>
@@ -2774,7 +2497,6 @@
               <w:keepNext w:val="false"/>
               <w:keepLines w:val="false"/>
               <w:widowControl w:val="false"/>
-              <w:pBdr/>
               <w:shd w:val="clear" w:fill="auto"/>
               <w:spacing w:lineRule="auto" w:line="240" w:before="0" w:after="0"/>
               <w:ind w:hanging="0" w:start="0" w:end="0"/>
@@ -2791,7 +2513,6 @@
               <w:keepNext w:val="false"/>
               <w:keepLines w:val="false"/>
               <w:widowControl w:val="false"/>
-              <w:pBdr/>
               <w:shd w:val="clear" w:fill="auto"/>
               <w:spacing w:lineRule="auto" w:line="240" w:before="0" w:after="0"/>
               <w:ind w:hanging="0" w:start="0" w:end="0"/>
@@ -2808,7 +2529,6 @@
               <w:keepNext w:val="false"/>
               <w:keepLines w:val="false"/>
               <w:widowControl w:val="false"/>
-              <w:pBdr/>
               <w:shd w:val="clear" w:fill="auto"/>
               <w:spacing w:lineRule="auto" w:line="240" w:before="0" w:after="0"/>
               <w:ind w:hanging="0" w:start="0" w:end="0"/>
@@ -2825,7 +2545,6 @@
               <w:keepNext w:val="false"/>
               <w:keepLines w:val="false"/>
               <w:widowControl w:val="false"/>
-              <w:pBdr/>
               <w:shd w:val="clear" w:fill="auto"/>
               <w:spacing w:lineRule="auto" w:line="240" w:before="0" w:after="0"/>
               <w:ind w:hanging="0" w:start="0" w:end="0"/>
@@ -2842,7 +2561,6 @@
               <w:keepNext w:val="false"/>
               <w:keepLines w:val="false"/>
               <w:widowControl w:val="false"/>
-              <w:pBdr/>
               <w:shd w:val="clear" w:fill="auto"/>
               <w:spacing w:lineRule="auto" w:line="240" w:before="0" w:after="0"/>
               <w:ind w:hanging="0" w:start="0" w:end="0"/>
@@ -2859,7 +2577,6 @@
               <w:keepNext w:val="false"/>
               <w:keepLines w:val="false"/>
               <w:widowControl w:val="false"/>
-              <w:pBdr/>
               <w:shd w:val="clear" w:fill="auto"/>
               <w:spacing w:lineRule="auto" w:line="240" w:before="0" w:after="0"/>
               <w:ind w:hanging="0" w:start="0" w:end="0"/>
@@ -2876,7 +2593,6 @@
               <w:keepNext w:val="false"/>
               <w:keepLines w:val="false"/>
               <w:widowControl w:val="false"/>
-              <w:pBdr/>
               <w:shd w:val="clear" w:fill="auto"/>
               <w:spacing w:lineRule="auto" w:line="240" w:before="0" w:after="0"/>
               <w:ind w:hanging="0" w:start="0" w:end="0"/>
@@ -2916,15 +2632,11 @@
               <wp:inline distT="0" distB="0" distL="0" distR="0">
                 <wp:extent cx="6645910" cy="19050"/>
                 <wp:effectExtent l="0" t="0" r="0" b="0"/>
-                <wp:docPr id="3" name=""/>
+                <wp:docPr id="3" name="Shape2"/>
                 <a:graphic xmlns:a="http://schemas.openxmlformats.org/drawingml/2006/main">
                   <a:graphicData uri="http://schemas.microsoft.com/office/word/2010/wordprocessingShape">
                     <wps:wsp>
                       <wps:cNvSpPr/>
-                      <wps:nvSpPr>
-                        <wps:cNvPr id="4" name=""/>
-                        <wps:cNvSpPr/>
-                      </wps:nvSpPr>
                       <wps:spPr>
                         <a:xfrm>
                           <a:off x="0" y="0"/>
@@ -2940,6 +2652,12 @@
                           <a:noFill/>
                         </a:ln>
                       </wps:spPr>
+                      <wps:style>
+                        <a:lnRef idx="0"/>
+                        <a:fillRef idx="0"/>
+                        <a:effectRef idx="0"/>
+                        <a:fontRef idx="minor"/>
+                      </wps:style>
                       <wps:bodyPr/>
                     </wps:wsp>
                   </a:graphicData>
@@ -2952,10 +2670,10 @@
           </mc:Choice>
           <mc:Fallback>
             <w:pict>
-              <v:rect id="shape_0" fillcolor="#a0a0a0" stroked="f" o:allowincell="f" style="position:absolute;margin-left:0pt;margin-top:-1.55pt;width:523.25pt;height:1.45pt;mso-wrap-style:none;v-text-anchor:middle;mso-position-horizontal:center;mso-position-vertical:top">
+              <v:rect id="shape_0" fillcolor="#a0a0a0" stroked="f" o:allowincell="f" style="position:absolute;margin-left:0pt;margin-top:-1.55pt;width:523.25pt;height:1.45pt;mso-wrap-style:none;v-text-anchor:middle;mso-position-vertical:top">
                 <v:fill o:detectmouseclick="t" type="solid" color2="#5f5f5f"/>
                 <v:stroke color="#3465a4" joinstyle="round" endcap="flat"/>
-                <w10:wrap type="topAndBottom"/>
+                <w10:wrap type="square"/>
               </v:rect>
             </w:pict>
           </mc:Fallback>
@@ -3868,16 +3586,16 @@
         <w:tblLook w:val="0600"/>
       </w:tblPr>
       <w:tblGrid>
-        <w:gridCol w:w="3479"/>
-        <w:gridCol w:w="2821"/>
-        <w:gridCol w:w="2984"/>
-        <w:gridCol w:w="1051"/>
+        <w:gridCol w:w="3478"/>
+        <w:gridCol w:w="2822"/>
+        <w:gridCol w:w="2983"/>
+        <w:gridCol w:w="1052"/>
       </w:tblGrid>
       <w:tr>
         <w:trPr/>
         <w:tc>
           <w:tcPr>
-            <w:tcW w:w="3479" w:type="dxa"/>
+            <w:tcW w:w="3478" w:type="dxa"/>
             <w:tcBorders>
               <w:top w:val="single" w:sz="8" w:space="0" w:color="000000"/>
               <w:start w:val="single" w:sz="8" w:space="0" w:color="000000"/>
@@ -3905,7 +3623,7 @@
         </w:tc>
         <w:tc>
           <w:tcPr>
-            <w:tcW w:w="2821" w:type="dxa"/>
+            <w:tcW w:w="2822" w:type="dxa"/>
             <w:tcBorders>
               <w:top w:val="single" w:sz="8" w:space="0" w:color="000000"/>
               <w:start w:val="single" w:sz="8" w:space="0" w:color="000000"/>
@@ -3936,7 +3654,7 @@
         </w:tc>
         <w:tc>
           <w:tcPr>
-            <w:tcW w:w="2984" w:type="dxa"/>
+            <w:tcW w:w="2983" w:type="dxa"/>
             <w:tcBorders>
               <w:top w:val="single" w:sz="8" w:space="0" w:color="000000"/>
               <w:start w:val="single" w:sz="8" w:space="0" w:color="000000"/>
@@ -3967,7 +3685,7 @@
         </w:tc>
         <w:tc>
           <w:tcPr>
-            <w:tcW w:w="1051" w:type="dxa"/>
+            <w:tcW w:w="1052" w:type="dxa"/>
             <w:tcBorders>
               <w:top w:val="single" w:sz="8" w:space="0" w:color="000000"/>
               <w:start w:val="single" w:sz="8" w:space="0" w:color="000000"/>
@@ -4001,7 +3719,7 @@
         <w:trPr/>
         <w:tc>
           <w:tcPr>
-            <w:tcW w:w="3479" w:type="dxa"/>
+            <w:tcW w:w="3478" w:type="dxa"/>
             <w:tcBorders>
               <w:top w:val="single" w:sz="8" w:space="0" w:color="000000"/>
               <w:start w:val="single" w:sz="8" w:space="0" w:color="000000"/>
@@ -4033,7 +3751,7 @@
         </w:tc>
         <w:tc>
           <w:tcPr>
-            <w:tcW w:w="2821" w:type="dxa"/>
+            <w:tcW w:w="2822" w:type="dxa"/>
             <w:tcBorders>
               <w:top w:val="single" w:sz="8" w:space="0" w:color="000000"/>
               <w:start w:val="single" w:sz="8" w:space="0" w:color="000000"/>
@@ -4065,7 +3783,7 @@
         </w:tc>
         <w:tc>
           <w:tcPr>
-            <w:tcW w:w="2984" w:type="dxa"/>
+            <w:tcW w:w="2983" w:type="dxa"/>
             <w:tcBorders>
               <w:top w:val="single" w:sz="8" w:space="0" w:color="000000"/>
               <w:start w:val="single" w:sz="8" w:space="0" w:color="000000"/>
@@ -4097,7 +3815,7 @@
         </w:tc>
         <w:tc>
           <w:tcPr>
-            <w:tcW w:w="1051" w:type="dxa"/>
+            <w:tcW w:w="1052" w:type="dxa"/>
             <w:tcBorders>
               <w:top w:val="single" w:sz="8" w:space="0" w:color="000000"/>
               <w:start w:val="single" w:sz="8" w:space="0" w:color="000000"/>
@@ -4132,7 +3850,7 @@
         <w:trPr/>
         <w:tc>
           <w:tcPr>
-            <w:tcW w:w="3479" w:type="dxa"/>
+            <w:tcW w:w="3478" w:type="dxa"/>
             <w:tcBorders>
               <w:top w:val="single" w:sz="8" w:space="0" w:color="000000"/>
               <w:start w:val="single" w:sz="8" w:space="0" w:color="000000"/>
@@ -4159,7 +3877,7 @@
         </w:tc>
         <w:tc>
           <w:tcPr>
-            <w:tcW w:w="2821" w:type="dxa"/>
+            <w:tcW w:w="2822" w:type="dxa"/>
             <w:tcBorders>
               <w:top w:val="single" w:sz="8" w:space="0" w:color="000000"/>
               <w:start w:val="single" w:sz="8" w:space="0" w:color="000000"/>
@@ -4186,7 +3904,7 @@
         </w:tc>
         <w:tc>
           <w:tcPr>
-            <w:tcW w:w="2984" w:type="dxa"/>
+            <w:tcW w:w="2983" w:type="dxa"/>
             <w:tcBorders>
               <w:top w:val="single" w:sz="8" w:space="0" w:color="000000"/>
               <w:start w:val="single" w:sz="8" w:space="0" w:color="000000"/>
@@ -4213,7 +3931,7 @@
         </w:tc>
         <w:tc>
           <w:tcPr>
-            <w:tcW w:w="1051" w:type="dxa"/>
+            <w:tcW w:w="1052" w:type="dxa"/>
             <w:tcBorders>
               <w:top w:val="single" w:sz="8" w:space="0" w:color="000000"/>
               <w:start w:val="single" w:sz="8" w:space="0" w:color="000000"/>
@@ -4243,7 +3961,7 @@
         <w:trPr/>
         <w:tc>
           <w:tcPr>
-            <w:tcW w:w="3479" w:type="dxa"/>
+            <w:tcW w:w="3478" w:type="dxa"/>
             <w:tcBorders>
               <w:top w:val="single" w:sz="8" w:space="0" w:color="000000"/>
               <w:start w:val="single" w:sz="8" w:space="0" w:color="000000"/>
@@ -4270,7 +3988,7 @@
         </w:tc>
         <w:tc>
           <w:tcPr>
-            <w:tcW w:w="2821" w:type="dxa"/>
+            <w:tcW w:w="2822" w:type="dxa"/>
             <w:tcBorders>
               <w:top w:val="single" w:sz="8" w:space="0" w:color="000000"/>
               <w:start w:val="single" w:sz="8" w:space="0" w:color="000000"/>
@@ -4297,7 +4015,7 @@
         </w:tc>
         <w:tc>
           <w:tcPr>
-            <w:tcW w:w="2984" w:type="dxa"/>
+            <w:tcW w:w="2983" w:type="dxa"/>
             <w:tcBorders>
               <w:top w:val="single" w:sz="8" w:space="0" w:color="000000"/>
               <w:start w:val="single" w:sz="8" w:space="0" w:color="000000"/>
@@ -4324,7 +4042,7 @@
         </w:tc>
         <w:tc>
           <w:tcPr>
-            <w:tcW w:w="1051" w:type="dxa"/>
+            <w:tcW w:w="1052" w:type="dxa"/>
             <w:tcBorders>
               <w:top w:val="single" w:sz="8" w:space="0" w:color="000000"/>
               <w:start w:val="single" w:sz="8" w:space="0" w:color="000000"/>
@@ -4354,7 +4072,7 @@
         <w:trPr/>
         <w:tc>
           <w:tcPr>
-            <w:tcW w:w="3479" w:type="dxa"/>
+            <w:tcW w:w="3478" w:type="dxa"/>
             <w:tcBorders>
               <w:top w:val="single" w:sz="8" w:space="0" w:color="000000"/>
               <w:start w:val="single" w:sz="8" w:space="0" w:color="000000"/>
@@ -4381,7 +4099,7 @@
         </w:tc>
         <w:tc>
           <w:tcPr>
-            <w:tcW w:w="2821" w:type="dxa"/>
+            <w:tcW w:w="2822" w:type="dxa"/>
             <w:tcBorders>
               <w:top w:val="single" w:sz="8" w:space="0" w:color="000000"/>
               <w:start w:val="single" w:sz="8" w:space="0" w:color="000000"/>
@@ -4408,7 +4126,7 @@
         </w:tc>
         <w:tc>
           <w:tcPr>
-            <w:tcW w:w="2984" w:type="dxa"/>
+            <w:tcW w:w="2983" w:type="dxa"/>
             <w:tcBorders>
               <w:top w:val="single" w:sz="8" w:space="0" w:color="000000"/>
               <w:start w:val="single" w:sz="8" w:space="0" w:color="000000"/>
@@ -4435,7 +4153,7 @@
         </w:tc>
         <w:tc>
           <w:tcPr>
-            <w:tcW w:w="1051" w:type="dxa"/>
+            <w:tcW w:w="1052" w:type="dxa"/>
             <w:tcBorders>
               <w:top w:val="single" w:sz="8" w:space="0" w:color="000000"/>
               <w:start w:val="single" w:sz="8" w:space="0" w:color="000000"/>
@@ -4465,7 +4183,7 @@
         <w:trPr/>
         <w:tc>
           <w:tcPr>
-            <w:tcW w:w="3479" w:type="dxa"/>
+            <w:tcW w:w="3478" w:type="dxa"/>
             <w:tcBorders>
               <w:top w:val="single" w:sz="8" w:space="0" w:color="000000"/>
               <w:start w:val="single" w:sz="8" w:space="0" w:color="000000"/>
@@ -4492,7 +4210,7 @@
         </w:tc>
         <w:tc>
           <w:tcPr>
-            <w:tcW w:w="2821" w:type="dxa"/>
+            <w:tcW w:w="2822" w:type="dxa"/>
             <w:tcBorders>
               <w:top w:val="single" w:sz="8" w:space="0" w:color="000000"/>
               <w:start w:val="single" w:sz="8" w:space="0" w:color="000000"/>
@@ -4519,7 +4237,7 @@
         </w:tc>
         <w:tc>
           <w:tcPr>
-            <w:tcW w:w="2984" w:type="dxa"/>
+            <w:tcW w:w="2983" w:type="dxa"/>
             <w:tcBorders>
               <w:top w:val="single" w:sz="8" w:space="0" w:color="000000"/>
               <w:start w:val="single" w:sz="8" w:space="0" w:color="000000"/>
@@ -4546,7 +4264,7 @@
         </w:tc>
         <w:tc>
           <w:tcPr>
-            <w:tcW w:w="1051" w:type="dxa"/>
+            <w:tcW w:w="1052" w:type="dxa"/>
             <w:tcBorders>
               <w:top w:val="single" w:sz="8" w:space="0" w:color="000000"/>
               <w:start w:val="single" w:sz="8" w:space="0" w:color="000000"/>
@@ -4576,7 +4294,7 @@
         <w:trPr/>
         <w:tc>
           <w:tcPr>
-            <w:tcW w:w="3479" w:type="dxa"/>
+            <w:tcW w:w="3478" w:type="dxa"/>
             <w:tcBorders>
               <w:top w:val="single" w:sz="8" w:space="0" w:color="000000"/>
               <w:start w:val="single" w:sz="8" w:space="0" w:color="000000"/>
@@ -4603,7 +4321,7 @@
         </w:tc>
         <w:tc>
           <w:tcPr>
-            <w:tcW w:w="2821" w:type="dxa"/>
+            <w:tcW w:w="2822" w:type="dxa"/>
             <w:tcBorders>
               <w:top w:val="single" w:sz="8" w:space="0" w:color="000000"/>
               <w:start w:val="single" w:sz="8" w:space="0" w:color="000000"/>
@@ -4630,7 +4348,7 @@
         </w:tc>
         <w:tc>
           <w:tcPr>
-            <w:tcW w:w="2984" w:type="dxa"/>
+            <w:tcW w:w="2983" w:type="dxa"/>
             <w:tcBorders>
               <w:top w:val="single" w:sz="8" w:space="0" w:color="000000"/>
               <w:start w:val="single" w:sz="8" w:space="0" w:color="000000"/>
@@ -4657,7 +4375,7 @@
         </w:tc>
         <w:tc>
           <w:tcPr>
-            <w:tcW w:w="1051" w:type="dxa"/>
+            <w:tcW w:w="1052" w:type="dxa"/>
             <w:tcBorders>
               <w:top w:val="single" w:sz="8" w:space="0" w:color="000000"/>
               <w:start w:val="single" w:sz="8" w:space="0" w:color="000000"/>
@@ -4687,7 +4405,7 @@
         <w:trPr/>
         <w:tc>
           <w:tcPr>
-            <w:tcW w:w="3479" w:type="dxa"/>
+            <w:tcW w:w="3478" w:type="dxa"/>
             <w:tcBorders>
               <w:top w:val="single" w:sz="8" w:space="0" w:color="000000"/>
               <w:start w:val="single" w:sz="8" w:space="0" w:color="000000"/>
@@ -4714,7 +4432,7 @@
         </w:tc>
         <w:tc>
           <w:tcPr>
-            <w:tcW w:w="2821" w:type="dxa"/>
+            <w:tcW w:w="2822" w:type="dxa"/>
             <w:tcBorders>
               <w:top w:val="single" w:sz="8" w:space="0" w:color="000000"/>
               <w:start w:val="single" w:sz="8" w:space="0" w:color="000000"/>
@@ -4741,7 +4459,7 @@
         </w:tc>
         <w:tc>
           <w:tcPr>
-            <w:tcW w:w="2984" w:type="dxa"/>
+            <w:tcW w:w="2983" w:type="dxa"/>
             <w:tcBorders>
               <w:top w:val="single" w:sz="8" w:space="0" w:color="000000"/>
               <w:start w:val="single" w:sz="8" w:space="0" w:color="000000"/>
@@ -4768,7 +4486,7 @@
         </w:tc>
         <w:tc>
           <w:tcPr>
-            <w:tcW w:w="1051" w:type="dxa"/>
+            <w:tcW w:w="1052" w:type="dxa"/>
             <w:tcBorders>
               <w:top w:val="single" w:sz="8" w:space="0" w:color="000000"/>
               <w:start w:val="single" w:sz="8" w:space="0" w:color="000000"/>
@@ -4979,15 +4697,11 @@
               <wp:inline distT="0" distB="0" distL="0" distR="0">
                 <wp:extent cx="6645910" cy="19050"/>
                 <wp:effectExtent l="0" t="0" r="0" b="0"/>
-                <wp:docPr id="5" name=""/>
+                <wp:docPr id="4" name="Shape3"/>
                 <a:graphic xmlns:a="http://schemas.openxmlformats.org/drawingml/2006/main">
                   <a:graphicData uri="http://schemas.microsoft.com/office/word/2010/wordprocessingShape">
                     <wps:wsp>
                       <wps:cNvSpPr/>
-                      <wps:nvSpPr>
-                        <wps:cNvPr id="6" name=""/>
-                        <wps:cNvSpPr/>
-                      </wps:nvSpPr>
                       <wps:spPr>
                         <a:xfrm>
                           <a:off x="0" y="0"/>
@@ -5003,6 +4717,12 @@
                           <a:noFill/>
                         </a:ln>
                       </wps:spPr>
+                      <wps:style>
+                        <a:lnRef idx="0"/>
+                        <a:fillRef idx="0"/>
+                        <a:effectRef idx="0"/>
+                        <a:fontRef idx="minor"/>
+                      </wps:style>
                       <wps:bodyPr/>
                     </wps:wsp>
                   </a:graphicData>
@@ -5015,10 +4735,10 @@
           </mc:Choice>
           <mc:Fallback>
             <w:pict>
-              <v:rect id="shape_0" fillcolor="#a0a0a0" stroked="f" o:allowincell="f" style="position:absolute;margin-left:0pt;margin-top:-1.55pt;width:523.25pt;height:1.45pt;mso-wrap-style:none;v-text-anchor:middle;mso-position-horizontal:center;mso-position-vertical:top">
+              <v:rect id="shape_0" fillcolor="#a0a0a0" stroked="f" o:allowincell="f" style="position:absolute;margin-left:0pt;margin-top:-1.55pt;width:523.25pt;height:1.45pt;mso-wrap-style:none;v-text-anchor:middle;mso-position-vertical:top">
                 <v:fill o:detectmouseclick="t" type="solid" color2="#5f5f5f"/>
                 <v:stroke color="#3465a4" joinstyle="round" endcap="flat"/>
-                <w10:wrap type="topAndBottom"/>
+                <w10:wrap type="square"/>
               </v:rect>
             </w:pict>
           </mc:Fallback>
@@ -5931,16 +5651,16 @@
         <w:tblLook w:val="0600"/>
       </w:tblPr>
       <w:tblGrid>
-        <w:gridCol w:w="3479"/>
-        <w:gridCol w:w="2821"/>
-        <w:gridCol w:w="3404"/>
-        <w:gridCol w:w="631"/>
+        <w:gridCol w:w="3478"/>
+        <w:gridCol w:w="2822"/>
+        <w:gridCol w:w="3403"/>
+        <w:gridCol w:w="632"/>
       </w:tblGrid>
       <w:tr>
         <w:trPr/>
         <w:tc>
           <w:tcPr>
-            <w:tcW w:w="3479" w:type="dxa"/>
+            <w:tcW w:w="3478" w:type="dxa"/>
             <w:tcBorders>
               <w:top w:val="single" w:sz="8" w:space="0" w:color="000000"/>
               <w:start w:val="single" w:sz="8" w:space="0" w:color="000000"/>
@@ -5968,7 +5688,7 @@
         </w:tc>
         <w:tc>
           <w:tcPr>
-            <w:tcW w:w="2821" w:type="dxa"/>
+            <w:tcW w:w="2822" w:type="dxa"/>
             <w:tcBorders>
               <w:top w:val="single" w:sz="8" w:space="0" w:color="000000"/>
               <w:start w:val="single" w:sz="8" w:space="0" w:color="000000"/>
@@ -5999,7 +5719,7 @@
         </w:tc>
         <w:tc>
           <w:tcPr>
-            <w:tcW w:w="3404" w:type="dxa"/>
+            <w:tcW w:w="3403" w:type="dxa"/>
             <w:tcBorders>
               <w:top w:val="single" w:sz="8" w:space="0" w:color="000000"/>
               <w:start w:val="single" w:sz="8" w:space="0" w:color="000000"/>
@@ -6030,7 +5750,7 @@
         </w:tc>
         <w:tc>
           <w:tcPr>
-            <w:tcW w:w="631" w:type="dxa"/>
+            <w:tcW w:w="632" w:type="dxa"/>
             <w:tcBorders>
               <w:top w:val="single" w:sz="8" w:space="0" w:color="000000"/>
               <w:start w:val="single" w:sz="8" w:space="0" w:color="000000"/>
@@ -6064,7 +5784,7 @@
         <w:trPr/>
         <w:tc>
           <w:tcPr>
-            <w:tcW w:w="3479" w:type="dxa"/>
+            <w:tcW w:w="3478" w:type="dxa"/>
             <w:tcBorders>
               <w:top w:val="single" w:sz="8" w:space="0" w:color="000000"/>
               <w:start w:val="single" w:sz="8" w:space="0" w:color="000000"/>
@@ -6096,7 +5816,7 @@
         </w:tc>
         <w:tc>
           <w:tcPr>
-            <w:tcW w:w="2821" w:type="dxa"/>
+            <w:tcW w:w="2822" w:type="dxa"/>
             <w:tcBorders>
               <w:top w:val="single" w:sz="8" w:space="0" w:color="000000"/>
               <w:start w:val="single" w:sz="8" w:space="0" w:color="000000"/>
@@ -6128,7 +5848,7 @@
         </w:tc>
         <w:tc>
           <w:tcPr>
-            <w:tcW w:w="3404" w:type="dxa"/>
+            <w:tcW w:w="3403" w:type="dxa"/>
             <w:tcBorders>
               <w:top w:val="single" w:sz="8" w:space="0" w:color="000000"/>
               <w:start w:val="single" w:sz="8" w:space="0" w:color="000000"/>
@@ -6160,7 +5880,7 @@
         </w:tc>
         <w:tc>
           <w:tcPr>
-            <w:tcW w:w="631" w:type="dxa"/>
+            <w:tcW w:w="632" w:type="dxa"/>
             <w:tcBorders>
               <w:top w:val="single" w:sz="8" w:space="0" w:color="000000"/>
               <w:start w:val="single" w:sz="8" w:space="0" w:color="000000"/>
@@ -6195,7 +5915,7 @@
         <w:trPr/>
         <w:tc>
           <w:tcPr>
-            <w:tcW w:w="3479" w:type="dxa"/>
+            <w:tcW w:w="3478" w:type="dxa"/>
             <w:tcBorders>
               <w:top w:val="single" w:sz="8" w:space="0" w:color="000000"/>
               <w:start w:val="single" w:sz="8" w:space="0" w:color="000000"/>
@@ -6222,7 +5942,7 @@
         </w:tc>
         <w:tc>
           <w:tcPr>
-            <w:tcW w:w="2821" w:type="dxa"/>
+            <w:tcW w:w="2822" w:type="dxa"/>
             <w:tcBorders>
               <w:top w:val="single" w:sz="8" w:space="0" w:color="000000"/>
               <w:start w:val="single" w:sz="8" w:space="0" w:color="000000"/>
@@ -6249,7 +5969,7 @@
         </w:tc>
         <w:tc>
           <w:tcPr>
-            <w:tcW w:w="3404" w:type="dxa"/>
+            <w:tcW w:w="3403" w:type="dxa"/>
             <w:tcBorders>
               <w:top w:val="single" w:sz="8" w:space="0" w:color="000000"/>
               <w:start w:val="single" w:sz="8" w:space="0" w:color="000000"/>
@@ -6276,7 +5996,7 @@
         </w:tc>
         <w:tc>
           <w:tcPr>
-            <w:tcW w:w="631" w:type="dxa"/>
+            <w:tcW w:w="632" w:type="dxa"/>
             <w:tcBorders>
               <w:top w:val="single" w:sz="8" w:space="0" w:color="000000"/>
               <w:start w:val="single" w:sz="8" w:space="0" w:color="000000"/>
@@ -6306,7 +6026,7 @@
         <w:trPr/>
         <w:tc>
           <w:tcPr>
-            <w:tcW w:w="3479" w:type="dxa"/>
+            <w:tcW w:w="3478" w:type="dxa"/>
             <w:tcBorders>
               <w:top w:val="single" w:sz="8" w:space="0" w:color="000000"/>
               <w:start w:val="single" w:sz="8" w:space="0" w:color="000000"/>
@@ -6333,7 +6053,7 @@
         </w:tc>
         <w:tc>
           <w:tcPr>
-            <w:tcW w:w="2821" w:type="dxa"/>
+            <w:tcW w:w="2822" w:type="dxa"/>
             <w:tcBorders>
               <w:top w:val="single" w:sz="8" w:space="0" w:color="000000"/>
               <w:start w:val="single" w:sz="8" w:space="0" w:color="000000"/>
@@ -6360,7 +6080,7 @@
         </w:tc>
         <w:tc>
           <w:tcPr>
-            <w:tcW w:w="3404" w:type="dxa"/>
+            <w:tcW w:w="3403" w:type="dxa"/>
             <w:tcBorders>
               <w:top w:val="single" w:sz="8" w:space="0" w:color="000000"/>
               <w:start w:val="single" w:sz="8" w:space="0" w:color="000000"/>
@@ -6387,7 +6107,7 @@
         </w:tc>
         <w:tc>
           <w:tcPr>
-            <w:tcW w:w="631" w:type="dxa"/>
+            <w:tcW w:w="632" w:type="dxa"/>
             <w:tcBorders>
               <w:top w:val="single" w:sz="8" w:space="0" w:color="000000"/>
               <w:start w:val="single" w:sz="8" w:space="0" w:color="000000"/>
@@ -6417,7 +6137,7 @@
         <w:trPr/>
         <w:tc>
           <w:tcPr>
-            <w:tcW w:w="3479" w:type="dxa"/>
+            <w:tcW w:w="3478" w:type="dxa"/>
             <w:tcBorders>
               <w:top w:val="single" w:sz="8" w:space="0" w:color="000000"/>
               <w:start w:val="single" w:sz="8" w:space="0" w:color="000000"/>
@@ -6444,7 +6164,7 @@
         </w:tc>
         <w:tc>
           <w:tcPr>
-            <w:tcW w:w="2821" w:type="dxa"/>
+            <w:tcW w:w="2822" w:type="dxa"/>
             <w:tcBorders>
               <w:top w:val="single" w:sz="8" w:space="0" w:color="000000"/>
               <w:start w:val="single" w:sz="8" w:space="0" w:color="000000"/>
@@ -6471,7 +6191,7 @@
         </w:tc>
         <w:tc>
           <w:tcPr>
-            <w:tcW w:w="3404" w:type="dxa"/>
+            <w:tcW w:w="3403" w:type="dxa"/>
             <w:tcBorders>
               <w:top w:val="single" w:sz="8" w:space="0" w:color="000000"/>
               <w:start w:val="single" w:sz="8" w:space="0" w:color="000000"/>
@@ -6498,7 +6218,7 @@
         </w:tc>
         <w:tc>
           <w:tcPr>
-            <w:tcW w:w="631" w:type="dxa"/>
+            <w:tcW w:w="632" w:type="dxa"/>
             <w:tcBorders>
               <w:top w:val="single" w:sz="8" w:space="0" w:color="000000"/>
               <w:start w:val="single" w:sz="8" w:space="0" w:color="000000"/>
@@ -6528,7 +6248,7 @@
         <w:trPr/>
         <w:tc>
           <w:tcPr>
-            <w:tcW w:w="3479" w:type="dxa"/>
+            <w:tcW w:w="3478" w:type="dxa"/>
             <w:tcBorders>
               <w:top w:val="single" w:sz="8" w:space="0" w:color="000000"/>
               <w:start w:val="single" w:sz="8" w:space="0" w:color="000000"/>
@@ -6555,7 +6275,7 @@
         </w:tc>
         <w:tc>
           <w:tcPr>
-            <w:tcW w:w="2821" w:type="dxa"/>
+            <w:tcW w:w="2822" w:type="dxa"/>
             <w:tcBorders>
               <w:top w:val="single" w:sz="8" w:space="0" w:color="000000"/>
               <w:start w:val="single" w:sz="8" w:space="0" w:color="000000"/>
@@ -6582,7 +6302,7 @@
         </w:tc>
         <w:tc>
           <w:tcPr>
-            <w:tcW w:w="3404" w:type="dxa"/>
+            <w:tcW w:w="3403" w:type="dxa"/>
             <w:tcBorders>
               <w:top w:val="single" w:sz="8" w:space="0" w:color="000000"/>
               <w:start w:val="single" w:sz="8" w:space="0" w:color="000000"/>
@@ -6609,7 +6329,7 @@
         </w:tc>
         <w:tc>
           <w:tcPr>
-            <w:tcW w:w="631" w:type="dxa"/>
+            <w:tcW w:w="632" w:type="dxa"/>
             <w:tcBorders>
               <w:top w:val="single" w:sz="8" w:space="0" w:color="000000"/>
               <w:start w:val="single" w:sz="8" w:space="0" w:color="000000"/>
@@ -6639,7 +6359,7 @@
         <w:trPr/>
         <w:tc>
           <w:tcPr>
-            <w:tcW w:w="3479" w:type="dxa"/>
+            <w:tcW w:w="3478" w:type="dxa"/>
             <w:tcBorders>
               <w:top w:val="single" w:sz="8" w:space="0" w:color="000000"/>
               <w:start w:val="single" w:sz="8" w:space="0" w:color="000000"/>
@@ -6666,7 +6386,7 @@
         </w:tc>
         <w:tc>
           <w:tcPr>
-            <w:tcW w:w="2821" w:type="dxa"/>
+            <w:tcW w:w="2822" w:type="dxa"/>
             <w:tcBorders>
               <w:top w:val="single" w:sz="8" w:space="0" w:color="000000"/>
               <w:start w:val="single" w:sz="8" w:space="0" w:color="000000"/>
@@ -6693,7 +6413,7 @@
         </w:tc>
         <w:tc>
           <w:tcPr>
-            <w:tcW w:w="3404" w:type="dxa"/>
+            <w:tcW w:w="3403" w:type="dxa"/>
             <w:tcBorders>
               <w:top w:val="single" w:sz="8" w:space="0" w:color="000000"/>
               <w:start w:val="single" w:sz="8" w:space="0" w:color="000000"/>
@@ -6720,7 +6440,7 @@
         </w:tc>
         <w:tc>
           <w:tcPr>
-            <w:tcW w:w="631" w:type="dxa"/>
+            <w:tcW w:w="632" w:type="dxa"/>
             <w:tcBorders>
               <w:top w:val="single" w:sz="8" w:space="0" w:color="000000"/>
               <w:start w:val="single" w:sz="8" w:space="0" w:color="000000"/>
@@ -6750,7 +6470,7 @@
         <w:trPr/>
         <w:tc>
           <w:tcPr>
-            <w:tcW w:w="3479" w:type="dxa"/>
+            <w:tcW w:w="3478" w:type="dxa"/>
             <w:tcBorders>
               <w:top w:val="single" w:sz="8" w:space="0" w:color="000000"/>
               <w:start w:val="single" w:sz="8" w:space="0" w:color="000000"/>
@@ -6777,7 +6497,7 @@
         </w:tc>
         <w:tc>
           <w:tcPr>
-            <w:tcW w:w="2821" w:type="dxa"/>
+            <w:tcW w:w="2822" w:type="dxa"/>
             <w:tcBorders>
               <w:top w:val="single" w:sz="8" w:space="0" w:color="000000"/>
               <w:start w:val="single" w:sz="8" w:space="0" w:color="000000"/>
@@ -6804,7 +6524,7 @@
         </w:tc>
         <w:tc>
           <w:tcPr>
-            <w:tcW w:w="3404" w:type="dxa"/>
+            <w:tcW w:w="3403" w:type="dxa"/>
             <w:tcBorders>
               <w:top w:val="single" w:sz="8" w:space="0" w:color="000000"/>
               <w:start w:val="single" w:sz="8" w:space="0" w:color="000000"/>
@@ -6831,7 +6551,7 @@
         </w:tc>
         <w:tc>
           <w:tcPr>
-            <w:tcW w:w="631" w:type="dxa"/>
+            <w:tcW w:w="632" w:type="dxa"/>
             <w:tcBorders>
               <w:top w:val="single" w:sz="8" w:space="0" w:color="000000"/>
               <w:start w:val="single" w:sz="8" w:space="0" w:color="000000"/>
@@ -7704,7 +7424,7 @@
         </w:rPr>
         <w:tab/>
       </w:r>
-      <w:hyperlink r:id="rId2">
+      <w:hyperlink r:id="rId3">
         <w:r>
           <w:rPr>
             <w:rStyle w:val="Style3"/>
@@ -7751,8 +7471,8 @@
       </w:tblPr>
       <w:tblGrid>
         <w:gridCol w:w="4425"/>
-        <w:gridCol w:w="4949"/>
-        <w:gridCol w:w="541"/>
+        <w:gridCol w:w="4948"/>
+        <w:gridCol w:w="542"/>
       </w:tblGrid>
       <w:tr>
         <w:trPr/>
@@ -7790,7 +7510,7 @@
         </w:tc>
         <w:tc>
           <w:tcPr>
-            <w:tcW w:w="4949" w:type="dxa"/>
+            <w:tcW w:w="4948" w:type="dxa"/>
             <w:tcBorders>
               <w:top w:val="single" w:sz="8" w:space="0" w:color="000000"/>
               <w:start w:val="single" w:sz="8" w:space="0" w:color="000000"/>
@@ -7822,7 +7542,7 @@
         </w:tc>
         <w:tc>
           <w:tcPr>
-            <w:tcW w:w="541" w:type="dxa"/>
+            <w:tcW w:w="542" w:type="dxa"/>
             <w:tcBorders>
               <w:top w:val="single" w:sz="8" w:space="0" w:color="000000"/>
               <w:start w:val="single" w:sz="8" w:space="0" w:color="000000"/>
@@ -7885,7 +7605,7 @@
         </w:tc>
         <w:tc>
           <w:tcPr>
-            <w:tcW w:w="4949" w:type="dxa"/>
+            <w:tcW w:w="4948" w:type="dxa"/>
             <w:tcBorders>
               <w:top w:val="single" w:sz="8" w:space="0" w:color="000000"/>
               <w:start w:val="single" w:sz="8" w:space="0" w:color="000000"/>
@@ -7914,7 +7634,7 @@
         </w:tc>
         <w:tc>
           <w:tcPr>
-            <w:tcW w:w="541" w:type="dxa"/>
+            <w:tcW w:w="542" w:type="dxa"/>
             <w:tcBorders>
               <w:top w:val="single" w:sz="8" w:space="0" w:color="000000"/>
               <w:start w:val="single" w:sz="8" w:space="0" w:color="000000"/>
@@ -7974,7 +7694,7 @@
         </w:tc>
         <w:tc>
           <w:tcPr>
-            <w:tcW w:w="4949" w:type="dxa"/>
+            <w:tcW w:w="4948" w:type="dxa"/>
             <w:tcBorders>
               <w:top w:val="single" w:sz="8" w:space="0" w:color="000000"/>
               <w:start w:val="single" w:sz="8" w:space="0" w:color="000000"/>
@@ -8056,7 +7776,7 @@
         </w:tc>
         <w:tc>
           <w:tcPr>
-            <w:tcW w:w="541" w:type="dxa"/>
+            <w:tcW w:w="542" w:type="dxa"/>
             <w:tcBorders>
               <w:top w:val="single" w:sz="8" w:space="0" w:color="000000"/>
               <w:start w:val="single" w:sz="8" w:space="0" w:color="000000"/>
@@ -8116,7 +7836,7 @@
         </w:tc>
         <w:tc>
           <w:tcPr>
-            <w:tcW w:w="4949" w:type="dxa"/>
+            <w:tcW w:w="4948" w:type="dxa"/>
             <w:tcBorders>
               <w:top w:val="single" w:sz="8" w:space="0" w:color="000000"/>
               <w:start w:val="single" w:sz="8" w:space="0" w:color="000000"/>
@@ -8145,7 +7865,7 @@
         </w:tc>
         <w:tc>
           <w:tcPr>
-            <w:tcW w:w="541" w:type="dxa"/>
+            <w:tcW w:w="542" w:type="dxa"/>
             <w:tcBorders>
               <w:top w:val="single" w:sz="8" w:space="0" w:color="000000"/>
               <w:start w:val="single" w:sz="8" w:space="0" w:color="000000"/>
@@ -8205,7 +7925,7 @@
         </w:tc>
         <w:tc>
           <w:tcPr>
-            <w:tcW w:w="4949" w:type="dxa"/>
+            <w:tcW w:w="4948" w:type="dxa"/>
             <w:tcBorders>
               <w:top w:val="single" w:sz="8" w:space="0" w:color="000000"/>
               <w:start w:val="single" w:sz="8" w:space="0" w:color="000000"/>
@@ -8234,7 +7954,7 @@
         </w:tc>
         <w:tc>
           <w:tcPr>
-            <w:tcW w:w="541" w:type="dxa"/>
+            <w:tcW w:w="542" w:type="dxa"/>
             <w:tcBorders>
               <w:top w:val="single" w:sz="8" w:space="0" w:color="000000"/>
               <w:start w:val="single" w:sz="8" w:space="0" w:color="000000"/>
@@ -8297,7 +8017,7 @@
         </w:tc>
         <w:tc>
           <w:tcPr>
-            <w:tcW w:w="4949" w:type="dxa"/>
+            <w:tcW w:w="4948" w:type="dxa"/>
             <w:tcBorders>
               <w:top w:val="single" w:sz="8" w:space="0" w:color="000000"/>
               <w:start w:val="single" w:sz="8" w:space="0" w:color="000000"/>
@@ -8326,7 +8046,7 @@
         </w:tc>
         <w:tc>
           <w:tcPr>
-            <w:tcW w:w="541" w:type="dxa"/>
+            <w:tcW w:w="542" w:type="dxa"/>
             <w:tcBorders>
               <w:top w:val="single" w:sz="8" w:space="0" w:color="000000"/>
               <w:start w:val="single" w:sz="8" w:space="0" w:color="000000"/>
@@ -8387,7 +8107,7 @@
         </w:tc>
         <w:tc>
           <w:tcPr>
-            <w:tcW w:w="4949" w:type="dxa"/>
+            <w:tcW w:w="4948" w:type="dxa"/>
             <w:tcBorders>
               <w:top w:val="single" w:sz="8" w:space="0" w:color="000000"/>
               <w:start w:val="single" w:sz="8" w:space="0" w:color="000000"/>
@@ -8434,7 +8154,7 @@
         </w:tc>
         <w:tc>
           <w:tcPr>
-            <w:tcW w:w="541" w:type="dxa"/>
+            <w:tcW w:w="542" w:type="dxa"/>
             <w:tcBorders>
               <w:top w:val="single" w:sz="8" w:space="0" w:color="000000"/>
               <w:start w:val="single" w:sz="8" w:space="0" w:color="000000"/>
@@ -8494,7 +8214,7 @@
         </w:tc>
         <w:tc>
           <w:tcPr>
-            <w:tcW w:w="4949" w:type="dxa"/>
+            <w:tcW w:w="4948" w:type="dxa"/>
             <w:tcBorders>
               <w:top w:val="single" w:sz="8" w:space="0" w:color="000000"/>
               <w:start w:val="single" w:sz="8" w:space="0" w:color="000000"/>
@@ -8541,7 +8261,7 @@
         </w:tc>
         <w:tc>
           <w:tcPr>
-            <w:tcW w:w="541" w:type="dxa"/>
+            <w:tcW w:w="542" w:type="dxa"/>
             <w:tcBorders>
               <w:top w:val="single" w:sz="8" w:space="0" w:color="000000"/>
               <w:start w:val="single" w:sz="8" w:space="0" w:color="000000"/>
@@ -8604,7 +8324,7 @@
         </w:tc>
         <w:tc>
           <w:tcPr>
-            <w:tcW w:w="4949" w:type="dxa"/>
+            <w:tcW w:w="4948" w:type="dxa"/>
             <w:tcBorders>
               <w:top w:val="single" w:sz="8" w:space="0" w:color="000000"/>
               <w:start w:val="single" w:sz="8" w:space="0" w:color="000000"/>
@@ -8633,7 +8353,7 @@
         </w:tc>
         <w:tc>
           <w:tcPr>
-            <w:tcW w:w="541" w:type="dxa"/>
+            <w:tcW w:w="542" w:type="dxa"/>
             <w:tcBorders>
               <w:top w:val="single" w:sz="8" w:space="0" w:color="000000"/>
               <w:start w:val="single" w:sz="8" w:space="0" w:color="000000"/>
@@ -8694,7 +8414,7 @@
         </w:tc>
         <w:tc>
           <w:tcPr>
-            <w:tcW w:w="4949" w:type="dxa"/>
+            <w:tcW w:w="4948" w:type="dxa"/>
             <w:tcBorders>
               <w:top w:val="single" w:sz="8" w:space="0" w:color="000000"/>
               <w:start w:val="single" w:sz="8" w:space="0" w:color="000000"/>
@@ -8723,7 +8443,7 @@
         </w:tc>
         <w:tc>
           <w:tcPr>
-            <w:tcW w:w="541" w:type="dxa"/>
+            <w:tcW w:w="542" w:type="dxa"/>
             <w:tcBorders>
               <w:top w:val="single" w:sz="8" w:space="0" w:color="000000"/>
               <w:start w:val="single" w:sz="8" w:space="0" w:color="000000"/>
@@ -8786,7 +8506,7 @@
         </w:tc>
         <w:tc>
           <w:tcPr>
-            <w:tcW w:w="4949" w:type="dxa"/>
+            <w:tcW w:w="4948" w:type="dxa"/>
             <w:tcBorders>
               <w:top w:val="single" w:sz="8" w:space="0" w:color="000000"/>
               <w:start w:val="single" w:sz="8" w:space="0" w:color="000000"/>
@@ -8815,7 +8535,7 @@
         </w:tc>
         <w:tc>
           <w:tcPr>
-            <w:tcW w:w="541" w:type="dxa"/>
+            <w:tcW w:w="542" w:type="dxa"/>
             <w:tcBorders>
               <w:top w:val="single" w:sz="8" w:space="0" w:color="000000"/>
               <w:start w:val="single" w:sz="8" w:space="0" w:color="000000"/>
@@ -8876,7 +8596,7 @@
         </w:tc>
         <w:tc>
           <w:tcPr>
-            <w:tcW w:w="4949" w:type="dxa"/>
+            <w:tcW w:w="4948" w:type="dxa"/>
             <w:tcBorders>
               <w:top w:val="single" w:sz="8" w:space="0" w:color="000000"/>
               <w:start w:val="single" w:sz="8" w:space="0" w:color="000000"/>
@@ -8905,7 +8625,7 @@
         </w:tc>
         <w:tc>
           <w:tcPr>
-            <w:tcW w:w="541" w:type="dxa"/>
+            <w:tcW w:w="542" w:type="dxa"/>
             <w:tcBorders>
               <w:top w:val="single" w:sz="8" w:space="0" w:color="000000"/>
               <w:start w:val="single" w:sz="8" w:space="0" w:color="000000"/>
@@ -9040,7 +8760,7 @@
         </w:rPr>
         <w:tab/>
       </w:r>
-      <w:hyperlink r:id="rId3">
+      <w:hyperlink r:id="rId4">
         <w:r>
           <w:rPr>
             <w:rStyle w:val="Style3"/>
@@ -9093,15 +8813,15 @@
         <w:tblLook w:val="0600"/>
       </w:tblPr>
       <w:tblGrid>
-        <w:gridCol w:w="4499"/>
+        <w:gridCol w:w="4498"/>
         <w:gridCol w:w="4965"/>
-        <w:gridCol w:w="556"/>
+        <w:gridCol w:w="557"/>
       </w:tblGrid>
       <w:tr>
         <w:trPr/>
         <w:tc>
           <w:tcPr>
-            <w:tcW w:w="4499" w:type="dxa"/>
+            <w:tcW w:w="4498" w:type="dxa"/>
             <w:tcBorders>
               <w:top w:val="single" w:sz="8" w:space="0" w:color="000000"/>
               <w:start w:val="single" w:sz="8" w:space="0" w:color="000000"/>
@@ -9165,7 +8885,7 @@
         </w:tc>
         <w:tc>
           <w:tcPr>
-            <w:tcW w:w="556" w:type="dxa"/>
+            <w:tcW w:w="557" w:type="dxa"/>
             <w:tcBorders>
               <w:top w:val="single" w:sz="8" w:space="0" w:color="000000"/>
               <w:start w:val="single" w:sz="8" w:space="0" w:color="000000"/>
@@ -9197,7 +8917,7 @@
         <w:trPr/>
         <w:tc>
           <w:tcPr>
-            <w:tcW w:w="4499" w:type="dxa"/>
+            <w:tcW w:w="4498" w:type="dxa"/>
             <w:tcBorders>
               <w:top w:val="single" w:sz="8" w:space="0" w:color="000000"/>
               <w:start w:val="single" w:sz="8" w:space="0" w:color="000000"/>
@@ -9255,7 +8975,7 @@
         </w:tc>
         <w:tc>
           <w:tcPr>
-            <w:tcW w:w="556" w:type="dxa"/>
+            <w:tcW w:w="557" w:type="dxa"/>
             <w:tcBorders>
               <w:top w:val="single" w:sz="8" w:space="0" w:color="000000"/>
               <w:start w:val="single" w:sz="8" w:space="0" w:color="000000"/>
@@ -9286,7 +9006,7 @@
         <w:trPr/>
         <w:tc>
           <w:tcPr>
-            <w:tcW w:w="4499" w:type="dxa"/>
+            <w:tcW w:w="4498" w:type="dxa"/>
             <w:tcBorders>
               <w:top w:val="single" w:sz="8" w:space="0" w:color="000000"/>
               <w:start w:val="single" w:sz="8" w:space="0" w:color="000000"/>
@@ -9344,7 +9064,7 @@
         </w:tc>
         <w:tc>
           <w:tcPr>
-            <w:tcW w:w="556" w:type="dxa"/>
+            <w:tcW w:w="557" w:type="dxa"/>
             <w:tcBorders>
               <w:top w:val="single" w:sz="8" w:space="0" w:color="000000"/>
               <w:start w:val="single" w:sz="8" w:space="0" w:color="000000"/>
@@ -9375,7 +9095,7 @@
         <w:trPr/>
         <w:tc>
           <w:tcPr>
-            <w:tcW w:w="4499" w:type="dxa"/>
+            <w:tcW w:w="4498" w:type="dxa"/>
             <w:tcBorders>
               <w:top w:val="single" w:sz="8" w:space="0" w:color="000000"/>
               <w:start w:val="single" w:sz="8" w:space="0" w:color="000000"/>
@@ -9433,7 +9153,7 @@
         </w:tc>
         <w:tc>
           <w:tcPr>
-            <w:tcW w:w="556" w:type="dxa"/>
+            <w:tcW w:w="557" w:type="dxa"/>
             <w:tcBorders>
               <w:top w:val="single" w:sz="8" w:space="0" w:color="000000"/>
               <w:start w:val="single" w:sz="8" w:space="0" w:color="000000"/>
@@ -9464,7 +9184,7 @@
         <w:trPr/>
         <w:tc>
           <w:tcPr>
-            <w:tcW w:w="4499" w:type="dxa"/>
+            <w:tcW w:w="4498" w:type="dxa"/>
             <w:tcBorders>
               <w:top w:val="single" w:sz="8" w:space="0" w:color="000000"/>
               <w:start w:val="single" w:sz="8" w:space="0" w:color="000000"/>
@@ -9522,7 +9242,7 @@
         </w:tc>
         <w:tc>
           <w:tcPr>
-            <w:tcW w:w="556" w:type="dxa"/>
+            <w:tcW w:w="557" w:type="dxa"/>
             <w:tcBorders>
               <w:top w:val="single" w:sz="8" w:space="0" w:color="000000"/>
               <w:start w:val="single" w:sz="8" w:space="0" w:color="000000"/>
@@ -9553,7 +9273,7 @@
         <w:trPr/>
         <w:tc>
           <w:tcPr>
-            <w:tcW w:w="4499" w:type="dxa"/>
+            <w:tcW w:w="4498" w:type="dxa"/>
             <w:tcBorders>
               <w:top w:val="single" w:sz="8" w:space="0" w:color="000000"/>
               <w:start w:val="single" w:sz="8" w:space="0" w:color="000000"/>
@@ -9614,7 +9334,7 @@
         </w:tc>
         <w:tc>
           <w:tcPr>
-            <w:tcW w:w="556" w:type="dxa"/>
+            <w:tcW w:w="557" w:type="dxa"/>
             <w:tcBorders>
               <w:top w:val="single" w:sz="8" w:space="0" w:color="000000"/>
               <w:start w:val="single" w:sz="8" w:space="0" w:color="000000"/>
@@ -9646,7 +9366,7 @@
         <w:trPr/>
         <w:tc>
           <w:tcPr>
-            <w:tcW w:w="4499" w:type="dxa"/>
+            <w:tcW w:w="4498" w:type="dxa"/>
             <w:tcBorders>
               <w:top w:val="single" w:sz="8" w:space="0" w:color="000000"/>
               <w:start w:val="single" w:sz="8" w:space="0" w:color="000000"/>
@@ -9704,7 +9424,7 @@
         </w:tc>
         <w:tc>
           <w:tcPr>
-            <w:tcW w:w="556" w:type="dxa"/>
+            <w:tcW w:w="557" w:type="dxa"/>
             <w:tcBorders>
               <w:top w:val="single" w:sz="8" w:space="0" w:color="000000"/>
               <w:start w:val="single" w:sz="8" w:space="0" w:color="000000"/>
@@ -9735,7 +9455,7 @@
         <w:trPr/>
         <w:tc>
           <w:tcPr>
-            <w:tcW w:w="4499" w:type="dxa"/>
+            <w:tcW w:w="4498" w:type="dxa"/>
             <w:tcBorders>
               <w:top w:val="single" w:sz="8" w:space="0" w:color="000000"/>
               <w:start w:val="single" w:sz="8" w:space="0" w:color="000000"/>
@@ -9793,7 +9513,7 @@
         </w:tc>
         <w:tc>
           <w:tcPr>
-            <w:tcW w:w="556" w:type="dxa"/>
+            <w:tcW w:w="557" w:type="dxa"/>
             <w:tcBorders>
               <w:top w:val="single" w:sz="8" w:space="0" w:color="000000"/>
               <w:start w:val="single" w:sz="8" w:space="0" w:color="000000"/>
@@ -9824,7 +9544,7 @@
         <w:trPr/>
         <w:tc>
           <w:tcPr>
-            <w:tcW w:w="4499" w:type="dxa"/>
+            <w:tcW w:w="4498" w:type="dxa"/>
             <w:tcBorders>
               <w:top w:val="single" w:sz="8" w:space="0" w:color="000000"/>
               <w:start w:val="single" w:sz="8" w:space="0" w:color="000000"/>
@@ -9887,7 +9607,7 @@
         </w:tc>
         <w:tc>
           <w:tcPr>
-            <w:tcW w:w="556" w:type="dxa"/>
+            <w:tcW w:w="557" w:type="dxa"/>
             <w:tcBorders>
               <w:top w:val="single" w:sz="8" w:space="0" w:color="000000"/>
               <w:start w:val="single" w:sz="8" w:space="0" w:color="000000"/>
@@ -9919,7 +9639,7 @@
         <w:trPr/>
         <w:tc>
           <w:tcPr>
-            <w:tcW w:w="4499" w:type="dxa"/>
+            <w:tcW w:w="4498" w:type="dxa"/>
             <w:tcBorders>
               <w:top w:val="single" w:sz="8" w:space="0" w:color="000000"/>
               <w:start w:val="single" w:sz="8" w:space="0" w:color="000000"/>
@@ -9977,7 +9697,7 @@
         </w:tc>
         <w:tc>
           <w:tcPr>
-            <w:tcW w:w="556" w:type="dxa"/>
+            <w:tcW w:w="557" w:type="dxa"/>
             <w:tcBorders>
               <w:top w:val="single" w:sz="8" w:space="0" w:color="000000"/>
               <w:start w:val="single" w:sz="8" w:space="0" w:color="000000"/>
@@ -10013,7 +9733,7 @@
         <w:trPr/>
         <w:tc>
           <w:tcPr>
-            <w:tcW w:w="4499" w:type="dxa"/>
+            <w:tcW w:w="4498" w:type="dxa"/>
             <w:tcBorders>
               <w:top w:val="single" w:sz="8" w:space="0" w:color="000000"/>
               <w:start w:val="single" w:sz="8" w:space="0" w:color="000000"/>
@@ -10071,7 +9791,7 @@
         </w:tc>
         <w:tc>
           <w:tcPr>
-            <w:tcW w:w="556" w:type="dxa"/>
+            <w:tcW w:w="557" w:type="dxa"/>
             <w:tcBorders>
               <w:top w:val="single" w:sz="8" w:space="0" w:color="000000"/>
               <w:start w:val="single" w:sz="8" w:space="0" w:color="000000"/>
@@ -10222,7 +9942,7 @@
         </w:rPr>
         <w:tab/>
       </w:r>
-      <w:hyperlink r:id="rId4">
+      <w:hyperlink r:id="rId5">
         <w:r>
           <w:rPr>
             <w:rStyle w:val="Style3"/>
@@ -10275,15 +9995,15 @@
         <w:tblLook w:val="0600"/>
       </w:tblPr>
       <w:tblGrid>
-        <w:gridCol w:w="4499"/>
-        <w:gridCol w:w="5041"/>
+        <w:gridCol w:w="4498"/>
+        <w:gridCol w:w="5042"/>
         <w:gridCol w:w="480"/>
       </w:tblGrid>
       <w:tr>
         <w:trPr/>
         <w:tc>
           <w:tcPr>
-            <w:tcW w:w="4499" w:type="dxa"/>
+            <w:tcW w:w="4498" w:type="dxa"/>
             <w:tcBorders>
               <w:top w:val="single" w:sz="8" w:space="0" w:color="000000"/>
               <w:start w:val="single" w:sz="8" w:space="0" w:color="000000"/>
@@ -10315,7 +10035,7 @@
         </w:tc>
         <w:tc>
           <w:tcPr>
-            <w:tcW w:w="5041" w:type="dxa"/>
+            <w:tcW w:w="5042" w:type="dxa"/>
             <w:tcBorders>
               <w:top w:val="single" w:sz="8" w:space="0" w:color="000000"/>
               <w:start w:val="single" w:sz="8" w:space="0" w:color="000000"/>
@@ -10379,7 +10099,7 @@
         <w:trPr/>
         <w:tc>
           <w:tcPr>
-            <w:tcW w:w="4499" w:type="dxa"/>
+            <w:tcW w:w="4498" w:type="dxa"/>
             <w:tcBorders>
               <w:top w:val="single" w:sz="8" w:space="0" w:color="000000"/>
               <w:start w:val="single" w:sz="8" w:space="0" w:color="000000"/>
@@ -10408,7 +10128,7 @@
         </w:tc>
         <w:tc>
           <w:tcPr>
-            <w:tcW w:w="5041" w:type="dxa"/>
+            <w:tcW w:w="5042" w:type="dxa"/>
             <w:tcBorders>
               <w:top w:val="single" w:sz="8" w:space="0" w:color="000000"/>
               <w:start w:val="single" w:sz="8" w:space="0" w:color="000000"/>
@@ -10468,7 +10188,7 @@
         <w:trPr/>
         <w:tc>
           <w:tcPr>
-            <w:tcW w:w="4499" w:type="dxa"/>
+            <w:tcW w:w="4498" w:type="dxa"/>
             <w:tcBorders>
               <w:top w:val="single" w:sz="8" w:space="0" w:color="000000"/>
               <w:start w:val="single" w:sz="8" w:space="0" w:color="000000"/>
@@ -10497,7 +10217,7 @@
         </w:tc>
         <w:tc>
           <w:tcPr>
-            <w:tcW w:w="5041" w:type="dxa"/>
+            <w:tcW w:w="5042" w:type="dxa"/>
             <w:tcBorders>
               <w:top w:val="single" w:sz="8" w:space="0" w:color="000000"/>
               <w:start w:val="single" w:sz="8" w:space="0" w:color="000000"/>
@@ -10614,7 +10334,7 @@
         <w:trPr/>
         <w:tc>
           <w:tcPr>
-            <w:tcW w:w="4499" w:type="dxa"/>
+            <w:tcW w:w="4498" w:type="dxa"/>
             <w:tcBorders>
               <w:top w:val="single" w:sz="8" w:space="0" w:color="000000"/>
               <w:start w:val="single" w:sz="8" w:space="0" w:color="000000"/>
@@ -10643,7 +10363,7 @@
         </w:tc>
         <w:tc>
           <w:tcPr>
-            <w:tcW w:w="5041" w:type="dxa"/>
+            <w:tcW w:w="5042" w:type="dxa"/>
             <w:tcBorders>
               <w:top w:val="single" w:sz="8" w:space="0" w:color="000000"/>
               <w:start w:val="single" w:sz="8" w:space="0" w:color="000000"/>
@@ -10703,7 +10423,7 @@
         <w:trPr/>
         <w:tc>
           <w:tcPr>
-            <w:tcW w:w="4499" w:type="dxa"/>
+            <w:tcW w:w="4498" w:type="dxa"/>
             <w:tcBorders>
               <w:top w:val="single" w:sz="8" w:space="0" w:color="000000"/>
               <w:start w:val="single" w:sz="8" w:space="0" w:color="000000"/>
@@ -10732,7 +10452,7 @@
         </w:tc>
         <w:tc>
           <w:tcPr>
-            <w:tcW w:w="5041" w:type="dxa"/>
+            <w:tcW w:w="5042" w:type="dxa"/>
             <w:tcBorders>
               <w:top w:val="single" w:sz="8" w:space="0" w:color="000000"/>
               <w:start w:val="single" w:sz="8" w:space="0" w:color="000000"/>
@@ -10792,7 +10512,7 @@
         <w:trPr/>
         <w:tc>
           <w:tcPr>
-            <w:tcW w:w="4499" w:type="dxa"/>
+            <w:tcW w:w="4498" w:type="dxa"/>
             <w:tcBorders>
               <w:top w:val="single" w:sz="8" w:space="0" w:color="000000"/>
               <w:start w:val="single" w:sz="8" w:space="0" w:color="000000"/>
@@ -10824,7 +10544,7 @@
         </w:tc>
         <w:tc>
           <w:tcPr>
-            <w:tcW w:w="5041" w:type="dxa"/>
+            <w:tcW w:w="5042" w:type="dxa"/>
             <w:tcBorders>
               <w:top w:val="single" w:sz="8" w:space="0" w:color="000000"/>
               <w:start w:val="single" w:sz="8" w:space="0" w:color="000000"/>
@@ -10885,7 +10605,7 @@
         <w:trPr/>
         <w:tc>
           <w:tcPr>
-            <w:tcW w:w="4499" w:type="dxa"/>
+            <w:tcW w:w="4498" w:type="dxa"/>
             <w:tcBorders>
               <w:top w:val="single" w:sz="8" w:space="0" w:color="000000"/>
               <w:start w:val="single" w:sz="8" w:space="0" w:color="000000"/>
@@ -10914,7 +10634,7 @@
         </w:tc>
         <w:tc>
           <w:tcPr>
-            <w:tcW w:w="5041" w:type="dxa"/>
+            <w:tcW w:w="5042" w:type="dxa"/>
             <w:tcBorders>
               <w:top w:val="single" w:sz="8" w:space="0" w:color="000000"/>
               <w:start w:val="single" w:sz="8" w:space="0" w:color="000000"/>
@@ -10974,7 +10694,7 @@
         <w:trPr/>
         <w:tc>
           <w:tcPr>
-            <w:tcW w:w="4499" w:type="dxa"/>
+            <w:tcW w:w="4498" w:type="dxa"/>
             <w:tcBorders>
               <w:top w:val="single" w:sz="8" w:space="0" w:color="000000"/>
               <w:start w:val="single" w:sz="8" w:space="0" w:color="000000"/>
@@ -11005,7 +10725,7 @@
         </w:tc>
         <w:tc>
           <w:tcPr>
-            <w:tcW w:w="5041" w:type="dxa"/>
+            <w:tcW w:w="5042" w:type="dxa"/>
             <w:tcBorders>
               <w:top w:val="single" w:sz="8" w:space="0" w:color="000000"/>
               <w:start w:val="single" w:sz="8" w:space="0" w:color="000000"/>
@@ -11065,7 +10785,7 @@
         <w:trPr/>
         <w:tc>
           <w:tcPr>
-            <w:tcW w:w="4499" w:type="dxa"/>
+            <w:tcW w:w="4498" w:type="dxa"/>
             <w:tcBorders>
               <w:top w:val="single" w:sz="8" w:space="0" w:color="000000"/>
               <w:start w:val="single" w:sz="8" w:space="0" w:color="000000"/>
@@ -11094,7 +10814,7 @@
         </w:tc>
         <w:tc>
           <w:tcPr>
-            <w:tcW w:w="5041" w:type="dxa"/>
+            <w:tcW w:w="5042" w:type="dxa"/>
             <w:tcBorders>
               <w:top w:val="single" w:sz="8" w:space="0" w:color="000000"/>
               <w:start w:val="single" w:sz="8" w:space="0" w:color="000000"/>
@@ -11154,7 +10874,7 @@
         <w:trPr/>
         <w:tc>
           <w:tcPr>
-            <w:tcW w:w="4499" w:type="dxa"/>
+            <w:tcW w:w="4498" w:type="dxa"/>
             <w:tcBorders>
               <w:top w:val="single" w:sz="8" w:space="0" w:color="000000"/>
               <w:start w:val="single" w:sz="8" w:space="0" w:color="000000"/>
@@ -11186,7 +10906,7 @@
         </w:tc>
         <w:tc>
           <w:tcPr>
-            <w:tcW w:w="5041" w:type="dxa"/>
+            <w:tcW w:w="5042" w:type="dxa"/>
             <w:tcBorders>
               <w:top w:val="single" w:sz="8" w:space="0" w:color="000000"/>
               <w:start w:val="single" w:sz="8" w:space="0" w:color="000000"/>
@@ -11247,7 +10967,7 @@
         <w:trPr/>
         <w:tc>
           <w:tcPr>
-            <w:tcW w:w="4499" w:type="dxa"/>
+            <w:tcW w:w="4498" w:type="dxa"/>
             <w:tcBorders>
               <w:top w:val="single" w:sz="8" w:space="0" w:color="000000"/>
               <w:start w:val="single" w:sz="8" w:space="0" w:color="000000"/>
@@ -11276,7 +10996,7 @@
         </w:tc>
         <w:tc>
           <w:tcPr>
-            <w:tcW w:w="5041" w:type="dxa"/>
+            <w:tcW w:w="5042" w:type="dxa"/>
             <w:tcBorders>
               <w:top w:val="single" w:sz="8" w:space="0" w:color="000000"/>
               <w:start w:val="single" w:sz="8" w:space="0" w:color="000000"/>
@@ -11337,7 +11057,7 @@
         <w:trPr/>
         <w:tc>
           <w:tcPr>
-            <w:tcW w:w="4499" w:type="dxa"/>
+            <w:tcW w:w="4498" w:type="dxa"/>
             <w:tcBorders>
               <w:top w:val="single" w:sz="8" w:space="0" w:color="000000"/>
               <w:start w:val="single" w:sz="8" w:space="0" w:color="000000"/>
@@ -11366,7 +11086,7 @@
         </w:tc>
         <w:tc>
           <w:tcPr>
-            <w:tcW w:w="5041" w:type="dxa"/>
+            <w:tcW w:w="5042" w:type="dxa"/>
             <w:tcBorders>
               <w:top w:val="single" w:sz="8" w:space="0" w:color="000000"/>
               <w:start w:val="single" w:sz="8" w:space="0" w:color="000000"/>
@@ -11427,7 +11147,7 @@
         <w:trPr/>
         <w:tc>
           <w:tcPr>
-            <w:tcW w:w="4499" w:type="dxa"/>
+            <w:tcW w:w="4498" w:type="dxa"/>
             <w:tcBorders>
               <w:top w:val="single" w:sz="8" w:space="0" w:color="000000"/>
               <w:start w:val="single" w:sz="8" w:space="0" w:color="000000"/>
@@ -11456,7 +11176,7 @@
         </w:tc>
         <w:tc>
           <w:tcPr>
-            <w:tcW w:w="5041" w:type="dxa"/>
+            <w:tcW w:w="5042" w:type="dxa"/>
             <w:tcBorders>
               <w:top w:val="single" w:sz="8" w:space="0" w:color="000000"/>
               <w:start w:val="single" w:sz="8" w:space="0" w:color="000000"/>
@@ -11539,12 +11259,12 @@
       </w:r>
     </w:p>
     <w:sectPr>
-      <w:headerReference w:type="even" r:id="rId5"/>
-      <w:headerReference w:type="default" r:id="rId6"/>
-      <w:headerReference w:type="first" r:id="rId7"/>
-      <w:footerReference w:type="even" r:id="rId8"/>
-      <w:footerReference w:type="default" r:id="rId9"/>
-      <w:footerReference w:type="first" r:id="rId10"/>
+      <w:headerReference w:type="even" r:id="rId6"/>
+      <w:headerReference w:type="default" r:id="rId7"/>
+      <w:headerReference w:type="first" r:id="rId8"/>
+      <w:footerReference w:type="even" r:id="rId9"/>
+      <w:footerReference w:type="default" r:id="rId10"/>
+      <w:footerReference w:type="first" r:id="rId11"/>
       <w:type w:val="nextPage"/>
       <w:pgSz w:w="11906" w:h="16838"/>
       <w:pgMar w:left="720" w:right="720" w:gutter="0" w:header="720" w:top="777" w:footer="720" w:bottom="777"/>
@@ -11585,7 +11305,7 @@
         <wp:inline distT="0" distB="0" distL="0" distR="0">
           <wp:extent cx="877570" cy="307340"/>
           <wp:effectExtent l="0" t="0" r="0" b="0"/>
-          <wp:docPr id="15" name="image2.png"/>
+          <wp:docPr id="9" name="image2.png"/>
           <wp:cNvGraphicFramePr>
             <a:graphicFrameLocks xmlns:a="http://schemas.openxmlformats.org/drawingml/2006/main" noChangeAspect="1"/>
           </wp:cNvGraphicFramePr>
@@ -11593,7 +11313,7 @@
             <a:graphicData uri="http://schemas.openxmlformats.org/drawingml/2006/picture">
               <pic:pic xmlns:pic="http://schemas.openxmlformats.org/drawingml/2006/picture">
                 <pic:nvPicPr>
-                  <pic:cNvPr id="15" name="image2.png"/>
+                  <pic:cNvPr id="9" name="image2.png"/>
                   <pic:cNvPicPr>
                     <a:picLocks noChangeAspect="1" noChangeArrowheads="1"/>
                   </pic:cNvPicPr>
@@ -11693,7 +11413,7 @@
         <wp:inline distT="0" distB="0" distL="0" distR="0">
           <wp:extent cx="877570" cy="307340"/>
           <wp:effectExtent l="0" t="0" r="0" b="0"/>
-          <wp:docPr id="16" name="image2.png"/>
+          <wp:docPr id="10" name="image2.png"/>
           <wp:cNvGraphicFramePr>
             <a:graphicFrameLocks xmlns:a="http://schemas.openxmlformats.org/drawingml/2006/main" noChangeAspect="1"/>
           </wp:cNvGraphicFramePr>
@@ -11701,7 +11421,7 @@
             <a:graphicData uri="http://schemas.openxmlformats.org/drawingml/2006/picture">
               <pic:pic xmlns:pic="http://schemas.openxmlformats.org/drawingml/2006/picture">
                 <pic:nvPicPr>
-                  <pic:cNvPr id="16" name="image2.png"/>
+                  <pic:cNvPr id="10" name="image2.png"/>
                   <pic:cNvPicPr>
                     <a:picLocks noChangeAspect="1" noChangeArrowheads="1"/>
                   </pic:cNvPicPr>
@@ -11811,91 +11531,11 @@
     </w:pPr>
     <w:r>
       <w:rPr/>
-      <mc:AlternateContent>
-        <mc:Choice Requires="wps">
-          <w:drawing>
-            <wp:anchor distT="0" distB="0" distL="0" distR="0" simplePos="0" relativeHeight="13" behindDoc="1" locked="0" layoutInCell="0" allowOverlap="1">
-              <wp:simplePos x="0" y="0"/>
-              <wp:positionH relativeFrom="margin">
-                <wp:align>right</wp:align>
-              </wp:positionH>
-              <wp:positionV relativeFrom="margin">
-                <wp:align>bottom</wp:align>
-              </wp:positionV>
-              <wp:extent cx="3322955" cy="3345180"/>
-              <wp:effectExtent l="635" t="635" r="635" b="635"/>
-              <wp:wrapNone/>
-              <wp:docPr id="7" name=""/>
-              <a:graphic xmlns:a="http://schemas.openxmlformats.org/drawingml/2006/main">
-                <a:graphicData uri="http://schemas.openxmlformats.org/drawingml/2006/picture">
-                  <pic:pic xmlns:pic="http://schemas.openxmlformats.org/drawingml/2006/picture">
-                    <pic:nvPicPr>
-                      <pic:cNvPr id="8" name=""/>
-                      <pic:cNvPicPr/>
-                    </pic:nvPicPr>
-                    <pic:blipFill>
-                      <a:blip r:embed="rId1">
-                        <a:lum bright="70000" contrast="-70000"/>
-                      </a:blip>
-                      <a:stretch/>
-                    </pic:blipFill>
-                    <pic:spPr>
-                      <a:xfrm>
-                        <a:off x="0" y="0"/>
-                        <a:ext cx="3322800" cy="3345120"/>
-                      </a:xfrm>
-                      <a:prstGeom prst="rect">
-                        <a:avLst/>
-                      </a:prstGeom>
-                      <a:solidFill>
-                        <a:srgbClr val="FFFFFF"/>
-                      </a:solidFill>
-                      <a:ln w="0">
-                        <a:solidFill>
-                          <a:srgbClr val="000000"/>
-                        </a:solidFill>
-                      </a:ln>
-                    </pic:spPr>
-                  </pic:pic>
-                </a:graphicData>
-              </a:graphic>
-            </wp:anchor>
-          </w:drawing>
-        </mc:Choice>
-        <mc:Fallback>
-          <w:pict>
-            <v:shapetype id="_x0000_t75" coordsize="21600,21600" o:spt="75" o:preferrelative="t" path="m@4@5l@4@11@9@11@9@5xe" filled="f" stroked="f">
-              <v:stroke joinstyle="miter"/>
-              <v:formulas>
-                <v:f eqn="if lineDrawn pixelLineWidth 0"/>
-                <v:f eqn="sum @0 1 0"/>
-                <v:f eqn="sum 0 0 @1"/>
-                <v:f eqn="prod @2 1 2"/>
-                <v:f eqn="prod @3 21600 pixelWidth"/>
-                <v:f eqn="prod @3 21600 pixelHeight"/>
-                <v:f eqn="sum @0 0 1"/>
-                <v:f eqn="prod @6 1 2"/>
-                <v:f eqn="prod @7 21600 pixelWidth"/>
-                <v:f eqn="sum @8 21600 0"/>
-                <v:f eqn="prod @7 21600 pixelHeight"/>
-                <v:f eqn="sum @10 21600 0"/>
-              </v:formulas>
-              <v:path o:extrusionok="f" gradientshapeok="t" o:connecttype="rect"/>
-              <o:lock v:ext="edit" aspectratio="t"/>
-            </v:shapetype>
-            <v:shape id="shape_0" stroked="t" o:allowincell="f" style="position:absolute;margin-left:261.6pt;margin-top:427.45pt;width:261.6pt;height:263.35pt;mso-wrap-style:none;v-text-anchor:middle;mso-position-horizontal:right;mso-position-horizontal-relative:margin;mso-position-vertical:bottom;mso-position-vertical-relative:margin" type="_x0000_t75">
-              <v:imagedata r:id="rId2" o:detectmouseclick="t"/>
-              <v:stroke color="black" joinstyle="round" endcap="flat"/>
-              <w10:wrap type="none"/>
-            </v:shape>
-          </w:pict>
-        </mc:Fallback>
-      </mc:AlternateContent>
       <w:drawing>
         <wp:inline distT="0" distB="0" distL="0" distR="0">
           <wp:extent cx="1190625" cy="190500"/>
           <wp:effectExtent l="0" t="0" r="0" b="0"/>
-          <wp:docPr id="9" name="image1.png"/>
+          <wp:docPr id="5" name="image1.png"/>
           <wp:cNvGraphicFramePr>
             <a:graphicFrameLocks xmlns:a="http://schemas.openxmlformats.org/drawingml/2006/main" noChangeAspect="1"/>
           </wp:cNvGraphicFramePr>
@@ -11903,13 +11543,13 @@
             <a:graphicData uri="http://schemas.openxmlformats.org/drawingml/2006/picture">
               <pic:pic xmlns:pic="http://schemas.openxmlformats.org/drawingml/2006/picture">
                 <pic:nvPicPr>
-                  <pic:cNvPr id="9" name="image1.png"/>
+                  <pic:cNvPr id="5" name="image1.png"/>
                   <pic:cNvPicPr>
                     <a:picLocks noChangeAspect="1" noChangeArrowheads="1"/>
                   </pic:cNvPicPr>
                 </pic:nvPicPr>
                 <pic:blipFill>
-                  <a:blip r:embed="rId3"/>
+                  <a:blip r:embed="rId1"/>
                   <a:srcRect l="0" t="-2629" r="0" b="-2629"/>
                   <a:stretch>
                     <a:fillRect/>
@@ -11931,7 +11571,7 @@
         </wp:inline>
       </w:drawing>
       <w:drawing>
-        <wp:anchor distT="0" distB="0" distL="0" distR="0" simplePos="0" relativeHeight="26" behindDoc="1" locked="0" layoutInCell="1" allowOverlap="1">
+        <wp:anchor distT="0" distB="0" distL="0" distR="0" simplePos="0" relativeHeight="12" behindDoc="1" locked="0" layoutInCell="1" allowOverlap="1">
           <wp:simplePos x="0" y="0"/>
           <wp:positionH relativeFrom="column">
             <wp:posOffset>6045200</wp:posOffset>
@@ -11942,7 +11582,7 @@
           <wp:extent cx="595630" cy="622935"/>
           <wp:effectExtent l="0" t="0" r="0" b="0"/>
           <wp:wrapNone/>
-          <wp:docPr id="10" name="image4.png"/>
+          <wp:docPr id="6" name="image4.png"/>
           <wp:cNvGraphicFramePr>
             <a:graphicFrameLocks xmlns:a="http://schemas.openxmlformats.org/drawingml/2006/main" noChangeAspect="1"/>
           </wp:cNvGraphicFramePr>
@@ -11950,14 +11590,14 @@
             <a:graphicData uri="http://schemas.openxmlformats.org/drawingml/2006/picture">
               <pic:pic xmlns:pic="http://schemas.openxmlformats.org/drawingml/2006/picture">
                 <pic:nvPicPr>
-                  <pic:cNvPr id="10" name="image4.png"/>
+                  <pic:cNvPr id="6" name="image4.png"/>
                   <pic:cNvPicPr>
                     <a:picLocks noChangeAspect="1" noChangeArrowheads="1"/>
                   </pic:cNvPicPr>
                 </pic:nvPicPr>
                 <pic:blipFill>
-                  <a:blip r:embed="rId4"/>
-                  <a:srcRect l="0" t="0" r="60791" b="0"/>
+                  <a:blip r:embed="rId2"/>
+                  <a:srcRect l="0" t="0" r="60784" b="0"/>
                   <a:stretch>
                     <a:fillRect/>
                   </a:stretch>
@@ -12001,72 +11641,11 @@
     </w:pPr>
     <w:r>
       <w:rPr/>
-      <mc:AlternateContent>
-        <mc:Choice Requires="wps">
-          <w:drawing>
-            <wp:anchor distT="0" distB="0" distL="0" distR="0" simplePos="0" relativeHeight="13" behindDoc="1" locked="0" layoutInCell="0" allowOverlap="1">
-              <wp:simplePos x="0" y="0"/>
-              <wp:positionH relativeFrom="margin">
-                <wp:align>right</wp:align>
-              </wp:positionH>
-              <wp:positionV relativeFrom="margin">
-                <wp:align>bottom</wp:align>
-              </wp:positionV>
-              <wp:extent cx="3322955" cy="3345180"/>
-              <wp:effectExtent l="635" t="635" r="635" b="635"/>
-              <wp:wrapNone/>
-              <wp:docPr id="11" name=""/>
-              <a:graphic xmlns:a="http://schemas.openxmlformats.org/drawingml/2006/main">
-                <a:graphicData uri="http://schemas.openxmlformats.org/drawingml/2006/picture">
-                  <pic:pic xmlns:pic="http://schemas.openxmlformats.org/drawingml/2006/picture">
-                    <pic:nvPicPr>
-                      <pic:cNvPr id="12" name=""/>
-                      <pic:cNvPicPr/>
-                    </pic:nvPicPr>
-                    <pic:blipFill>
-                      <a:blip r:embed="rId1">
-                        <a:lum bright="70000" contrast="-70000"/>
-                      </a:blip>
-                      <a:stretch/>
-                    </pic:blipFill>
-                    <pic:spPr>
-                      <a:xfrm>
-                        <a:off x="0" y="0"/>
-                        <a:ext cx="3322800" cy="3345120"/>
-                      </a:xfrm>
-                      <a:prstGeom prst="rect">
-                        <a:avLst/>
-                      </a:prstGeom>
-                      <a:solidFill>
-                        <a:srgbClr val="FFFFFF"/>
-                      </a:solidFill>
-                      <a:ln w="0">
-                        <a:solidFill>
-                          <a:srgbClr val="000000"/>
-                        </a:solidFill>
-                      </a:ln>
-                    </pic:spPr>
-                  </pic:pic>
-                </a:graphicData>
-              </a:graphic>
-            </wp:anchor>
-          </w:drawing>
-        </mc:Choice>
-        <mc:Fallback>
-          <w:pict>
-            <v:shape id="shape_0" stroked="t" o:allowincell="f" style="position:absolute;margin-left:261.6pt;margin-top:427.45pt;width:261.6pt;height:263.35pt;mso-wrap-style:none;v-text-anchor:middle;mso-position-horizontal:right;mso-position-horizontal-relative:margin;mso-position-vertical:bottom;mso-position-vertical-relative:margin" type="_x0000_t75">
-              <v:imagedata r:id="rId2" o:detectmouseclick="t"/>
-              <v:stroke color="black" joinstyle="round" endcap="flat"/>
-              <w10:wrap type="none"/>
-            </v:shape>
-          </w:pict>
-        </mc:Fallback>
-      </mc:AlternateContent>
       <w:drawing>
         <wp:inline distT="0" distB="0" distL="0" distR="0">
           <wp:extent cx="1190625" cy="190500"/>
           <wp:effectExtent l="0" t="0" r="0" b="0"/>
-          <wp:docPr id="13" name="image1.png"/>
+          <wp:docPr id="7" name="image1.png"/>
           <wp:cNvGraphicFramePr>
             <a:graphicFrameLocks xmlns:a="http://schemas.openxmlformats.org/drawingml/2006/main" noChangeAspect="1"/>
           </wp:cNvGraphicFramePr>
@@ -12074,13 +11653,13 @@
             <a:graphicData uri="http://schemas.openxmlformats.org/drawingml/2006/picture">
               <pic:pic xmlns:pic="http://schemas.openxmlformats.org/drawingml/2006/picture">
                 <pic:nvPicPr>
-                  <pic:cNvPr id="13" name="image1.png"/>
+                  <pic:cNvPr id="7" name="image1.png"/>
                   <pic:cNvPicPr>
                     <a:picLocks noChangeAspect="1" noChangeArrowheads="1"/>
                   </pic:cNvPicPr>
                 </pic:nvPicPr>
                 <pic:blipFill>
-                  <a:blip r:embed="rId3"/>
+                  <a:blip r:embed="rId1"/>
                   <a:srcRect l="0" t="-2629" r="0" b="-2629"/>
                   <a:stretch>
                     <a:fillRect/>
@@ -12102,7 +11681,7 @@
         </wp:inline>
       </w:drawing>
       <w:drawing>
-        <wp:anchor distT="0" distB="0" distL="0" distR="0" simplePos="0" relativeHeight="26" behindDoc="1" locked="0" layoutInCell="1" allowOverlap="1">
+        <wp:anchor distT="0" distB="0" distL="0" distR="0" simplePos="0" relativeHeight="12" behindDoc="1" locked="0" layoutInCell="1" allowOverlap="1">
           <wp:simplePos x="0" y="0"/>
           <wp:positionH relativeFrom="column">
             <wp:posOffset>6045200</wp:posOffset>
@@ -12113,7 +11692,7 @@
           <wp:extent cx="595630" cy="622935"/>
           <wp:effectExtent l="0" t="0" r="0" b="0"/>
           <wp:wrapNone/>
-          <wp:docPr id="14" name="image4.png"/>
+          <wp:docPr id="8" name="image4.png"/>
           <wp:cNvGraphicFramePr>
             <a:graphicFrameLocks xmlns:a="http://schemas.openxmlformats.org/drawingml/2006/main" noChangeAspect="1"/>
           </wp:cNvGraphicFramePr>
@@ -12121,14 +11700,14 @@
             <a:graphicData uri="http://schemas.openxmlformats.org/drawingml/2006/picture">
               <pic:pic xmlns:pic="http://schemas.openxmlformats.org/drawingml/2006/picture">
                 <pic:nvPicPr>
-                  <pic:cNvPr id="14" name="image4.png"/>
+                  <pic:cNvPr id="8" name="image4.png"/>
                   <pic:cNvPicPr>
                     <a:picLocks noChangeAspect="1" noChangeArrowheads="1"/>
                   </pic:cNvPicPr>
                 </pic:nvPicPr>
                 <pic:blipFill>
-                  <a:blip r:embed="rId4"/>
-                  <a:srcRect l="0" t="0" r="60791" b="0"/>
+                  <a:blip r:embed="rId2"/>
+                  <a:srcRect l="0" t="0" r="60784" b="0"/>
                   <a:stretch>
                     <a:fillRect/>
                   </a:stretch>
@@ -12460,6 +12039,7 @@
     <w:qFormat/>
     <w:pPr>
       <w:widowControl/>
+      <w:suppressAutoHyphens w:val="true"/>
       <w:bidi w:val="0"/>
       <w:spacing w:lineRule="auto" w:line="276" w:before="0" w:after="0"/>
       <w:jc w:val="start"/>
@@ -12647,6 +12227,7 @@
     <w:qFormat/>
     <w:pPr>
       <w:widowControl/>
+      <w:suppressAutoHyphens w:val="true"/>
       <w:bidi w:val="0"/>
       <w:spacing w:lineRule="auto" w:line="276" w:before="0" w:after="0"/>
       <w:jc w:val="start"/>

--- a/L3 Web Application Development Log.docx
+++ b/L3 Web Application Development Log.docx
@@ -181,7 +181,7 @@
               <w:spacing w:line="240" w:lineRule="auto"/>
             </w:pPr>
             <w:r>
-              <w:t>Games website</w:t>
+              <w:t>Game website</w:t>
             </w:r>
           </w:p>
         </w:tc>
@@ -264,37 +264,19 @@
             <w:r>
               <w:t xml:space="preserve"> </w:t>
             </w:r>
+            <w:r>
+              <w:t>making</w:t>
+            </w:r>
+            <w:r>
+              <w:t xml:space="preserve"> is about having pages of different type of games from different </w:t>
+            </w:r>
             <w:proofErr w:type="spellStart"/>
             <w:r>
-              <w:t>makinh</w:t>
+              <w:t>gerences</w:t>
             </w:r>
             <w:proofErr w:type="spellEnd"/>
             <w:r>
-              <w:t xml:space="preserve"> is about having pages of different </w:t>
-            </w:r>
-            <w:proofErr w:type="gramStart"/>
-            <w:r>
-              <w:t>type</w:t>
-            </w:r>
-            <w:proofErr w:type="gramEnd"/>
-            <w:r>
-              <w:t xml:space="preserve"> of games from different </w:t>
-            </w:r>
-            <w:proofErr w:type="spellStart"/>
-            <w:r>
-              <w:t>gerences</w:t>
-            </w:r>
-            <w:proofErr w:type="spellEnd"/>
-            <w:r>
-              <w:t xml:space="preserve"> to help people find and show </w:t>
-            </w:r>
-            <w:proofErr w:type="gramStart"/>
-            <w:r>
-              <w:t>games they</w:t>
-            </w:r>
-            <w:proofErr w:type="gramEnd"/>
-            <w:r>
-              <w:t xml:space="preserve"> </w:t>
+              <w:t xml:space="preserve"> to help people find and show games they </w:t>
             </w:r>
             <w:proofErr w:type="spellStart"/>
             <w:r>
@@ -372,31 +354,10 @@
             <w:proofErr w:type="spellEnd"/>
             <w:proofErr w:type="gramEnd"/>
             <w:r>
-              <w:t xml:space="preserve"> feel like this website will be ball. (</w:t>
-            </w:r>
-            <w:proofErr w:type="spellStart"/>
-            <w:r>
-              <w:t>dw</w:t>
-            </w:r>
-            <w:proofErr w:type="spellEnd"/>
-            <w:r>
-              <w:t xml:space="preserve">, </w:t>
-            </w:r>
-            <w:proofErr w:type="spellStart"/>
-            <w:r>
-              <w:t>i</w:t>
-            </w:r>
-            <w:proofErr w:type="spellEnd"/>
-            <w:r>
-              <w:t xml:space="preserve"> </w:t>
-            </w:r>
-            <w:proofErr w:type="spellStart"/>
-            <w:r>
-              <w:t>chnaging</w:t>
-            </w:r>
-            <w:proofErr w:type="spellEnd"/>
-            <w:r>
-              <w:t xml:space="preserve"> this)</w:t>
+              <w:t xml:space="preserve"> feel like this website will </w:t>
+            </w:r>
+            <w:r>
+              <w:t>be help for people who want to start playing games or looking for new games to play.</w:t>
             </w:r>
           </w:p>
           <w:p>
@@ -1216,16 +1177,6 @@
               <w:widowControl w:val="0"/>
               <w:spacing w:line="240" w:lineRule="auto"/>
             </w:pPr>
-            <w:r>
-              <w:t xml:space="preserve">-  </w:t>
-            </w:r>
-          </w:p>
-          <w:p>
-            <w:pPr>
-              <w:pStyle w:val="normal1"/>
-              <w:widowControl w:val="0"/>
-              <w:spacing w:line="240" w:lineRule="auto"/>
-            </w:pPr>
           </w:p>
         </w:tc>
       </w:tr>
@@ -2189,15 +2140,87 @@
             <w:r>
               <w:t>The only thing I did was the navbar and having another page up. Nothing else</w:t>
             </w:r>
-          </w:p>
-          <w:p>
-            <w:pPr>
-              <w:pStyle w:val="normal1"/>
-              <w:widowControl w:val="0"/>
-              <w:spacing w:line="240" w:lineRule="auto"/>
-            </w:pPr>
-            <w:r>
-              <w:t>For other things, I think yeah….</w:t>
+            <w:r>
+              <w:t xml:space="preserve"> for </w:t>
+            </w:r>
+            <w:r>
+              <w:t>other things</w:t>
+            </w:r>
+            <w:r>
+              <w:t>.</w:t>
+            </w:r>
+          </w:p>
+          <w:p>
+            <w:pPr>
+              <w:pStyle w:val="normal1"/>
+              <w:widowControl w:val="0"/>
+              <w:spacing w:line="240" w:lineRule="auto"/>
+            </w:pPr>
+          </w:p>
+          <w:p>
+            <w:pPr>
+              <w:pStyle w:val="normal1"/>
+              <w:widowControl w:val="0"/>
+              <w:spacing w:line="240" w:lineRule="auto"/>
+            </w:pPr>
+            <w:r>
+              <w:t xml:space="preserve">I think </w:t>
+            </w:r>
+            <w:proofErr w:type="gramStart"/>
+            <w:r>
+              <w:t>unable</w:t>
+            </w:r>
+            <w:proofErr w:type="gramEnd"/>
+            <w:r>
+              <w:t xml:space="preserve"> to work on my website is because of my old laptop </w:t>
+            </w:r>
+            <w:proofErr w:type="gramStart"/>
+            <w:r>
+              <w:t>made</w:t>
+            </w:r>
+            <w:proofErr w:type="gramEnd"/>
+            <w:r>
+              <w:t xml:space="preserve"> it unusable to get work on in this class (and others too), and it being </w:t>
+            </w:r>
+            <w:proofErr w:type="gramStart"/>
+            <w:r>
+              <w:t>an</w:t>
+            </w:r>
+            <w:proofErr w:type="gramEnd"/>
+            <w:r>
+              <w:t xml:space="preserve"> </w:t>
+            </w:r>
+            <w:proofErr w:type="gramStart"/>
+            <w:r>
+              <w:t>hassled</w:t>
+            </w:r>
+            <w:proofErr w:type="gramEnd"/>
+            <w:r>
+              <w:t xml:space="preserve"> to </w:t>
+            </w:r>
+            <w:proofErr w:type="gramStart"/>
+            <w:r>
+              <w:t>trying</w:t>
+            </w:r>
+            <w:proofErr w:type="gramEnd"/>
+            <w:r>
+              <w:t xml:space="preserve"> to </w:t>
+            </w:r>
+            <w:proofErr w:type="gramStart"/>
+            <w:r>
+              <w:t>figure it</w:t>
+            </w:r>
+            <w:proofErr w:type="gramEnd"/>
+            <w:r>
+              <w:t xml:space="preserve"> out how to use it. I only got the nav bar to work, but it kind of sucks and looks bad. I was also unable to write and </w:t>
+            </w:r>
+            <w:proofErr w:type="spellStart"/>
+            <w:r>
+              <w:t>docamtion</w:t>
+            </w:r>
+            <w:proofErr w:type="spellEnd"/>
+            <w:r>
+              <w:t xml:space="preserve"> my work (or lack on it) on here because it was slow and I had nothing to show.</w:t>
             </w:r>
           </w:p>
           <w:p>
@@ -2371,8 +2394,53 @@
             <w:pPr>
               <w:pStyle w:val="normal1"/>
               <w:widowControl w:val="0"/>
-              <w:spacing w:line="240" w:lineRule="auto"/>
-            </w:pPr>
+              <w:numPr>
+                <w:ilvl w:val="0"/>
+                <w:numId w:val="4"/>
+              </w:numPr>
+              <w:spacing w:line="240" w:lineRule="auto"/>
+            </w:pPr>
+            <w:r>
+              <w:t xml:space="preserve">At least have </w:t>
+            </w:r>
+            <w:proofErr w:type="spellStart"/>
+            <w:r>
+              <w:t>have</w:t>
+            </w:r>
+            <w:proofErr w:type="spellEnd"/>
+            <w:r>
+              <w:t xml:space="preserve"> something different than before.</w:t>
+            </w:r>
+          </w:p>
+          <w:p>
+            <w:pPr>
+              <w:pStyle w:val="normal1"/>
+              <w:widowControl w:val="0"/>
+              <w:numPr>
+                <w:ilvl w:val="0"/>
+                <w:numId w:val="4"/>
+              </w:numPr>
+              <w:spacing w:line="240" w:lineRule="auto"/>
+            </w:pPr>
+            <w:r>
+              <w:t xml:space="preserve">An </w:t>
+            </w:r>
+            <w:proofErr w:type="spellStart"/>
+            <w:r>
+              <w:t>funcatily</w:t>
+            </w:r>
+            <w:proofErr w:type="spellEnd"/>
+            <w:r>
+              <w:t xml:space="preserve"> Navbar and text box </w:t>
+            </w:r>
+            <w:proofErr w:type="spellStart"/>
+            <w:r>
+              <w:t>imput</w:t>
+            </w:r>
+            <w:proofErr w:type="spellEnd"/>
+            <w:r>
+              <w:t xml:space="preserve"> thing for users to type in for stuff.</w:t>
+            </w:r>
           </w:p>
           <w:p>
             <w:pPr>
@@ -3261,21 +3329,7 @@
               <w:rPr>
                 <w:rFonts w:ascii="Calibri" w:eastAsia="Calibri" w:hAnsi="Calibri" w:cs="Calibri"/>
               </w:rPr>
-              <w:t xml:space="preserve"> </w:t>
-            </w:r>
-            <w:proofErr w:type="spellStart"/>
-            <w:r>
-              <w:rPr>
-                <w:rFonts w:ascii="Calibri" w:eastAsia="Calibri" w:hAnsi="Calibri" w:cs="Calibri"/>
-              </w:rPr>
-              <w:t>anpther</w:t>
-            </w:r>
-            <w:proofErr w:type="spellEnd"/>
-            <w:r>
-              <w:rPr>
-                <w:rFonts w:ascii="Calibri" w:eastAsia="Calibri" w:hAnsi="Calibri" w:cs="Calibri"/>
-              </w:rPr>
-              <w:t xml:space="preserve"> page</w:t>
+              <w:t xml:space="preserve"> anpther page</w:t>
             </w:r>
           </w:p>
         </w:tc>
@@ -10514,6 +10568,118 @@
 <file path=word/numbering.xml><?xml version="1.0" encoding="utf-8"?>
 <w:numbering xmlns:wpc="http://schemas.microsoft.com/office/word/2010/wordprocessingCanvas" xmlns:cx="http://schemas.microsoft.com/office/drawing/2014/chartex" xmlns:cx1="http://schemas.microsoft.com/office/drawing/2015/9/8/chartex" xmlns:cx2="http://schemas.microsoft.com/office/drawing/2015/10/21/chartex" xmlns:cx3="http://schemas.microsoft.com/office/drawing/2016/5/9/chartex" xmlns:cx4="http://schemas.microsoft.com/office/drawing/2016/5/10/chartex" xmlns:cx5="http://schemas.microsoft.com/office/drawing/2016/5/11/chartex" xmlns:cx6="http://schemas.microsoft.com/office/drawing/2016/5/12/chartex" xmlns:cx7="http://schemas.microsoft.com/office/drawing/2016/5/13/chartex" xmlns:cx8="http://schemas.microsoft.com/office/drawing/2016/5/14/chartex" xmlns:mc="http://schemas.openxmlformats.org/markup-compatibility/2006" xmlns:aink="http://schemas.microsoft.com/office/drawing/2016/ink" xmlns:am3d="http://schemas.microsoft.com/office/drawing/2017/model3d" xmlns:o="urn:schemas-microsoft-com:office:office" xmlns:oel="http://schemas.microsoft.com/office/2019/extlst" xmlns:r="http://schemas.openxmlformats.org/officeDocument/2006/relationships" xmlns:m="http://schemas.openxmlformats.org/officeDocument/2006/math" xmlns:v="urn:schemas-microsoft-com:vml" xmlns:wp14="http://schemas.microsoft.com/office/word/2010/wordprocessingDrawing" xmlns:wp="http://schemas.openxmlformats.org/drawingml/2006/wordprocessingDrawing" xmlns:w10="urn:schemas-microsoft-com:office:word" xmlns:w="http://schemas.openxmlformats.org/wordprocessingml/2006/main" xmlns:w14="http://schemas.microsoft.com/office/word/2010/wordml" xmlns:w15="http://schemas.microsoft.com/office/word/2012/wordml" xmlns:w16cex="http://schemas.microsoft.com/office/word/2018/wordml/cex" xmlns:w16cid="http://schemas.microsoft.com/office/word/2016/wordml/cid" xmlns:w16="http://schemas.microsoft.com/office/word/2018/wordml" xmlns:w16du="http://schemas.microsoft.com/office/word/2023/wordml/word16du" xmlns:w16sdtdh="http://schemas.microsoft.com/office/word/2020/wordml/sdtdatahash" xmlns:w16sdtfl="http://schemas.microsoft.com/office/word/2024/wordml/sdtformatlock" xmlns:w16se="http://schemas.microsoft.com/office/word/2015/wordml/symex" xmlns:wpg="http://schemas.microsoft.com/office/word/2010/wordprocessingGroup" xmlns:wpi="http://schemas.microsoft.com/office/word/2010/wordprocessingInk" xmlns:wne="http://schemas.microsoft.com/office/word/2006/wordml" xmlns:wps="http://schemas.microsoft.com/office/word/2010/wordprocessingShape" mc:Ignorable="w14 w15 w16se w16cid w16 w16cex w16sdtdh w16sdtfl w16du wp14">
   <w:abstractNum w:abstractNumId="0" w15:restartNumberingAfterBreak="0">
+    <w:nsid w:val="0BFF6CDD"/>
+    <w:multiLevelType w:val="hybridMultilevel"/>
+    <w:tmpl w:val="4F04CDA8"/>
+    <w:lvl w:ilvl="0" w:tplc="60588AE8">
+      <w:numFmt w:val="bullet"/>
+      <w:lvlText w:val="-"/>
+      <w:lvlJc w:val="left"/>
+      <w:pPr>
+        <w:ind w:left="720" w:hanging="360"/>
+      </w:pPr>
+      <w:rPr>
+        <w:rFonts w:ascii="Arial" w:eastAsia="Arial" w:hAnsi="Arial" w:cs="Arial" w:hint="default"/>
+      </w:rPr>
+    </w:lvl>
+    <w:lvl w:ilvl="1" w:tplc="14090003" w:tentative="1">
+      <w:start w:val="1"/>
+      <w:numFmt w:val="bullet"/>
+      <w:lvlText w:val="o"/>
+      <w:lvlJc w:val="left"/>
+      <w:pPr>
+        <w:ind w:left="1440" w:hanging="360"/>
+      </w:pPr>
+      <w:rPr>
+        <w:rFonts w:ascii="Courier New" w:hAnsi="Courier New" w:cs="Courier New" w:hint="default"/>
+      </w:rPr>
+    </w:lvl>
+    <w:lvl w:ilvl="2" w:tplc="14090005" w:tentative="1">
+      <w:start w:val="1"/>
+      <w:numFmt w:val="bullet"/>
+      <w:lvlText w:val=""/>
+      <w:lvlJc w:val="left"/>
+      <w:pPr>
+        <w:ind w:left="2160" w:hanging="360"/>
+      </w:pPr>
+      <w:rPr>
+        <w:rFonts w:ascii="Wingdings" w:hAnsi="Wingdings" w:hint="default"/>
+      </w:rPr>
+    </w:lvl>
+    <w:lvl w:ilvl="3" w:tplc="14090001" w:tentative="1">
+      <w:start w:val="1"/>
+      <w:numFmt w:val="bullet"/>
+      <w:lvlText w:val=""/>
+      <w:lvlJc w:val="left"/>
+      <w:pPr>
+        <w:ind w:left="2880" w:hanging="360"/>
+      </w:pPr>
+      <w:rPr>
+        <w:rFonts w:ascii="Symbol" w:hAnsi="Symbol" w:hint="default"/>
+      </w:rPr>
+    </w:lvl>
+    <w:lvl w:ilvl="4" w:tplc="14090003" w:tentative="1">
+      <w:start w:val="1"/>
+      <w:numFmt w:val="bullet"/>
+      <w:lvlText w:val="o"/>
+      <w:lvlJc w:val="left"/>
+      <w:pPr>
+        <w:ind w:left="3600" w:hanging="360"/>
+      </w:pPr>
+      <w:rPr>
+        <w:rFonts w:ascii="Courier New" w:hAnsi="Courier New" w:cs="Courier New" w:hint="default"/>
+      </w:rPr>
+    </w:lvl>
+    <w:lvl w:ilvl="5" w:tplc="14090005" w:tentative="1">
+      <w:start w:val="1"/>
+      <w:numFmt w:val="bullet"/>
+      <w:lvlText w:val=""/>
+      <w:lvlJc w:val="left"/>
+      <w:pPr>
+        <w:ind w:left="4320" w:hanging="360"/>
+      </w:pPr>
+      <w:rPr>
+        <w:rFonts w:ascii="Wingdings" w:hAnsi="Wingdings" w:hint="default"/>
+      </w:rPr>
+    </w:lvl>
+    <w:lvl w:ilvl="6" w:tplc="14090001" w:tentative="1">
+      <w:start w:val="1"/>
+      <w:numFmt w:val="bullet"/>
+      <w:lvlText w:val=""/>
+      <w:lvlJc w:val="left"/>
+      <w:pPr>
+        <w:ind w:left="5040" w:hanging="360"/>
+      </w:pPr>
+      <w:rPr>
+        <w:rFonts w:ascii="Symbol" w:hAnsi="Symbol" w:hint="default"/>
+      </w:rPr>
+    </w:lvl>
+    <w:lvl w:ilvl="7" w:tplc="14090003" w:tentative="1">
+      <w:start w:val="1"/>
+      <w:numFmt w:val="bullet"/>
+      <w:lvlText w:val="o"/>
+      <w:lvlJc w:val="left"/>
+      <w:pPr>
+        <w:ind w:left="5760" w:hanging="360"/>
+      </w:pPr>
+      <w:rPr>
+        <w:rFonts w:ascii="Courier New" w:hAnsi="Courier New" w:cs="Courier New" w:hint="default"/>
+      </w:rPr>
+    </w:lvl>
+    <w:lvl w:ilvl="8" w:tplc="14090005" w:tentative="1">
+      <w:start w:val="1"/>
+      <w:numFmt w:val="bullet"/>
+      <w:lvlText w:val=""/>
+      <w:lvlJc w:val="left"/>
+      <w:pPr>
+        <w:ind w:left="6480" w:hanging="360"/>
+      </w:pPr>
+      <w:rPr>
+        <w:rFonts w:ascii="Wingdings" w:hAnsi="Wingdings" w:hint="default"/>
+      </w:rPr>
+    </w:lvl>
+  </w:abstractNum>
+  <w:abstractNum w:abstractNumId="1" w15:restartNumberingAfterBreak="0">
     <w:nsid w:val="0E0638C9"/>
     <w:multiLevelType w:val="multilevel"/>
     <w:tmpl w:val="5A8AE034"/>
@@ -10635,7 +10801,7 @@
       </w:pPr>
     </w:lvl>
   </w:abstractNum>
-  <w:abstractNum w:abstractNumId="1" w15:restartNumberingAfterBreak="0">
+  <w:abstractNum w:abstractNumId="2" w15:restartNumberingAfterBreak="0">
     <w:nsid w:val="355834C7"/>
     <w:multiLevelType w:val="hybridMultilevel"/>
     <w:tmpl w:val="531A62D8"/>
@@ -10747,7 +10913,7 @@
       </w:rPr>
     </w:lvl>
   </w:abstractNum>
-  <w:abstractNum w:abstractNumId="2" w15:restartNumberingAfterBreak="0">
+  <w:abstractNum w:abstractNumId="3" w15:restartNumberingAfterBreak="0">
     <w:nsid w:val="379173D0"/>
     <w:multiLevelType w:val="multilevel"/>
     <w:tmpl w:val="A7AC05AE"/>
@@ -10897,13 +11063,16 @@
     </w:lvl>
   </w:abstractNum>
   <w:num w:numId="1" w16cid:durableId="1897541564">
+    <w:abstractNumId w:val="3"/>
+  </w:num>
+  <w:num w:numId="2" w16cid:durableId="1001394606">
+    <w:abstractNumId w:val="1"/>
+  </w:num>
+  <w:num w:numId="3" w16cid:durableId="1755280486">
     <w:abstractNumId w:val="2"/>
   </w:num>
-  <w:num w:numId="2" w16cid:durableId="1001394606">
+  <w:num w:numId="4" w16cid:durableId="1983807050">
     <w:abstractNumId w:val="0"/>
-  </w:num>
-  <w:num w:numId="3" w16cid:durableId="1755280486">
-    <w:abstractNumId w:val="1"/>
   </w:num>
 </w:numbering>
 </file>

--- a/L3 Web Application Development Log.docx
+++ b/L3 Web Application Development Log.docx
@@ -775,34 +775,6 @@
               <w:spacing w:line="240" w:lineRule="auto"/>
             </w:pPr>
           </w:p>
-          <w:p>
-            <w:pPr>
-              <w:pStyle w:val="normal1"/>
-              <w:widowControl w:val="0"/>
-              <w:spacing w:line="240" w:lineRule="auto"/>
-            </w:pPr>
-          </w:p>
-          <w:p>
-            <w:pPr>
-              <w:pStyle w:val="normal1"/>
-              <w:widowControl w:val="0"/>
-              <w:spacing w:line="240" w:lineRule="auto"/>
-            </w:pPr>
-          </w:p>
-          <w:p>
-            <w:pPr>
-              <w:pStyle w:val="normal1"/>
-              <w:widowControl w:val="0"/>
-              <w:spacing w:line="240" w:lineRule="auto"/>
-            </w:pPr>
-          </w:p>
-          <w:p>
-            <w:pPr>
-              <w:pStyle w:val="normal1"/>
-              <w:widowControl w:val="0"/>
-              <w:spacing w:line="240" w:lineRule="auto"/>
-            </w:pPr>
-          </w:p>
         </w:tc>
       </w:tr>
     </w:tbl>
@@ -883,7 +855,519 @@
               <w:rPr>
                 <w:rFonts w:ascii="Calibri" w:eastAsia="Calibri" w:hAnsi="Calibri" w:cs="Calibri"/>
               </w:rPr>
-              <w:t xml:space="preserve">- </w:t>
+              <w:t xml:space="preserve">Intellectual Property – </w:t>
+            </w:r>
+          </w:p>
+          <w:p>
+            <w:pPr>
+              <w:pStyle w:val="normal1"/>
+              <w:widowControl w:val="0"/>
+              <w:spacing w:line="240" w:lineRule="auto"/>
+              <w:rPr>
+                <w:rFonts w:ascii="Calibri" w:eastAsia="Calibri" w:hAnsi="Calibri" w:cs="Calibri"/>
+              </w:rPr>
+            </w:pPr>
+            <w:r>
+              <w:rPr>
+                <w:rFonts w:ascii="Calibri" w:eastAsia="Calibri" w:hAnsi="Calibri" w:cs="Calibri"/>
+              </w:rPr>
+              <w:t xml:space="preserve">My website is </w:t>
+            </w:r>
+            <w:proofErr w:type="spellStart"/>
+            <w:r>
+              <w:rPr>
+                <w:rFonts w:ascii="Calibri" w:eastAsia="Calibri" w:hAnsi="Calibri" w:cs="Calibri"/>
+              </w:rPr>
+              <w:t>fosours</w:t>
+            </w:r>
+            <w:proofErr w:type="spellEnd"/>
+            <w:r>
+              <w:rPr>
+                <w:rFonts w:ascii="Calibri" w:eastAsia="Calibri" w:hAnsi="Calibri" w:cs="Calibri"/>
+              </w:rPr>
+              <w:t xml:space="preserve"> on Games, which could break copyright. Since I want to use </w:t>
+            </w:r>
+            <w:proofErr w:type="spellStart"/>
+            <w:r>
+              <w:rPr>
+                <w:rFonts w:ascii="Calibri" w:eastAsia="Calibri" w:hAnsi="Calibri" w:cs="Calibri"/>
+              </w:rPr>
+              <w:t>imgseas</w:t>
+            </w:r>
+            <w:proofErr w:type="spellEnd"/>
+            <w:r>
+              <w:rPr>
+                <w:rFonts w:ascii="Calibri" w:eastAsia="Calibri" w:hAnsi="Calibri" w:cs="Calibri"/>
+              </w:rPr>
+              <w:t xml:space="preserve"> and </w:t>
+            </w:r>
+            <w:proofErr w:type="spellStart"/>
+            <w:r>
+              <w:rPr>
+                <w:rFonts w:ascii="Calibri" w:eastAsia="Calibri" w:hAnsi="Calibri" w:cs="Calibri"/>
+              </w:rPr>
+              <w:t>maube</w:t>
+            </w:r>
+            <w:proofErr w:type="spellEnd"/>
+            <w:r>
+              <w:rPr>
+                <w:rFonts w:ascii="Calibri" w:eastAsia="Calibri" w:hAnsi="Calibri" w:cs="Calibri"/>
+              </w:rPr>
+              <w:t xml:space="preserve"> </w:t>
+            </w:r>
+            <w:proofErr w:type="spellStart"/>
+            <w:r>
+              <w:rPr>
+                <w:rFonts w:ascii="Calibri" w:eastAsia="Calibri" w:hAnsi="Calibri" w:cs="Calibri"/>
+              </w:rPr>
+              <w:t>viedos</w:t>
+            </w:r>
+            <w:proofErr w:type="spellEnd"/>
+            <w:r>
+              <w:rPr>
+                <w:rFonts w:ascii="Calibri" w:eastAsia="Calibri" w:hAnsi="Calibri" w:cs="Calibri"/>
+              </w:rPr>
+              <w:t xml:space="preserve"> from the games, it could be </w:t>
+            </w:r>
+            <w:proofErr w:type="spellStart"/>
+            <w:r>
+              <w:rPr>
+                <w:rFonts w:ascii="Calibri" w:eastAsia="Calibri" w:hAnsi="Calibri" w:cs="Calibri"/>
+              </w:rPr>
+              <w:t>be</w:t>
+            </w:r>
+            <w:proofErr w:type="spellEnd"/>
+            <w:r>
+              <w:rPr>
+                <w:rFonts w:ascii="Calibri" w:eastAsia="Calibri" w:hAnsi="Calibri" w:cs="Calibri"/>
+              </w:rPr>
+              <w:t xml:space="preserve"> </w:t>
+            </w:r>
+            <w:proofErr w:type="spellStart"/>
+            <w:r>
+              <w:rPr>
+                <w:rFonts w:ascii="Calibri" w:eastAsia="Calibri" w:hAnsi="Calibri" w:cs="Calibri"/>
+              </w:rPr>
+              <w:t>condiser</w:t>
+            </w:r>
+            <w:proofErr w:type="spellEnd"/>
+            <w:r>
+              <w:rPr>
+                <w:rFonts w:ascii="Calibri" w:eastAsia="Calibri" w:hAnsi="Calibri" w:cs="Calibri"/>
+              </w:rPr>
+              <w:t xml:space="preserve"> copyright as the </w:t>
+            </w:r>
+            <w:proofErr w:type="spellStart"/>
+            <w:r>
+              <w:rPr>
+                <w:rFonts w:ascii="Calibri" w:eastAsia="Calibri" w:hAnsi="Calibri" w:cs="Calibri"/>
+              </w:rPr>
+              <w:t>imahes</w:t>
+            </w:r>
+            <w:proofErr w:type="spellEnd"/>
+            <w:r>
+              <w:rPr>
+                <w:rFonts w:ascii="Calibri" w:eastAsia="Calibri" w:hAnsi="Calibri" w:cs="Calibri"/>
+              </w:rPr>
+              <w:t xml:space="preserve"> and </w:t>
+            </w:r>
+            <w:proofErr w:type="gramStart"/>
+            <w:r>
+              <w:rPr>
+                <w:rFonts w:ascii="Calibri" w:eastAsia="Calibri" w:hAnsi="Calibri" w:cs="Calibri"/>
+              </w:rPr>
+              <w:t>vides</w:t>
+            </w:r>
+            <w:proofErr w:type="gramEnd"/>
+            <w:r>
+              <w:rPr>
+                <w:rFonts w:ascii="Calibri" w:eastAsia="Calibri" w:hAnsi="Calibri" w:cs="Calibri"/>
+              </w:rPr>
+              <w:t xml:space="preserve"> are not own my me but someone else. I can </w:t>
+            </w:r>
+            <w:proofErr w:type="spellStart"/>
+            <w:r>
+              <w:rPr>
+                <w:rFonts w:ascii="Calibri" w:eastAsia="Calibri" w:hAnsi="Calibri" w:cs="Calibri"/>
+              </w:rPr>
+              <w:t>propalby</w:t>
+            </w:r>
+            <w:proofErr w:type="spellEnd"/>
+            <w:r>
+              <w:rPr>
+                <w:rFonts w:ascii="Calibri" w:eastAsia="Calibri" w:hAnsi="Calibri" w:cs="Calibri"/>
+              </w:rPr>
+              <w:t xml:space="preserve"> get around this by asking game </w:t>
+            </w:r>
+            <w:proofErr w:type="spellStart"/>
+            <w:r>
+              <w:rPr>
+                <w:rFonts w:ascii="Calibri" w:eastAsia="Calibri" w:hAnsi="Calibri" w:cs="Calibri"/>
+              </w:rPr>
+              <w:t>creoters</w:t>
+            </w:r>
+            <w:proofErr w:type="spellEnd"/>
+            <w:r>
+              <w:rPr>
+                <w:rFonts w:ascii="Calibri" w:eastAsia="Calibri" w:hAnsi="Calibri" w:cs="Calibri"/>
+              </w:rPr>
+              <w:t xml:space="preserve"> or people who own these videos and images if I can use those in my </w:t>
+            </w:r>
+            <w:proofErr w:type="gramStart"/>
+            <w:r>
+              <w:rPr>
+                <w:rFonts w:ascii="Calibri" w:eastAsia="Calibri" w:hAnsi="Calibri" w:cs="Calibri"/>
+              </w:rPr>
+              <w:t>website, and</w:t>
+            </w:r>
+            <w:proofErr w:type="gramEnd"/>
+            <w:r>
+              <w:rPr>
+                <w:rFonts w:ascii="Calibri" w:eastAsia="Calibri" w:hAnsi="Calibri" w:cs="Calibri"/>
+              </w:rPr>
+              <w:t xml:space="preserve"> depending on what they </w:t>
+            </w:r>
+            <w:proofErr w:type="spellStart"/>
+            <w:r>
+              <w:rPr>
+                <w:rFonts w:ascii="Calibri" w:eastAsia="Calibri" w:hAnsi="Calibri" w:cs="Calibri"/>
+              </w:rPr>
+              <w:t>sau</w:t>
+            </w:r>
+            <w:proofErr w:type="spellEnd"/>
+            <w:r>
+              <w:rPr>
+                <w:rFonts w:ascii="Calibri" w:eastAsia="Calibri" w:hAnsi="Calibri" w:cs="Calibri"/>
+              </w:rPr>
+              <w:t xml:space="preserve">. I can use what media I want from them, without </w:t>
+            </w:r>
+            <w:proofErr w:type="gramStart"/>
+            <w:r>
+              <w:rPr>
+                <w:rFonts w:ascii="Calibri" w:eastAsia="Calibri" w:hAnsi="Calibri" w:cs="Calibri"/>
+              </w:rPr>
+              <w:t>fearing for</w:t>
+            </w:r>
+            <w:proofErr w:type="gramEnd"/>
+            <w:r>
+              <w:rPr>
+                <w:rFonts w:ascii="Calibri" w:eastAsia="Calibri" w:hAnsi="Calibri" w:cs="Calibri"/>
+              </w:rPr>
+              <w:t xml:space="preserve"> </w:t>
+            </w:r>
+            <w:r>
+              <w:rPr>
+                <w:rFonts w:ascii="Calibri" w:eastAsia="Calibri" w:hAnsi="Calibri" w:cs="Calibri"/>
+              </w:rPr>
+              <w:t>copyright.</w:t>
+            </w:r>
+          </w:p>
+          <w:p>
+            <w:pPr>
+              <w:pStyle w:val="normal1"/>
+              <w:widowControl w:val="0"/>
+              <w:spacing w:line="240" w:lineRule="auto"/>
+              <w:rPr>
+                <w:rFonts w:ascii="Calibri" w:eastAsia="Calibri" w:hAnsi="Calibri" w:cs="Calibri"/>
+              </w:rPr>
+            </w:pPr>
+          </w:p>
+          <w:p>
+            <w:pPr>
+              <w:pStyle w:val="normal1"/>
+              <w:widowControl w:val="0"/>
+              <w:spacing w:line="240" w:lineRule="auto"/>
+              <w:rPr>
+                <w:rFonts w:ascii="Calibri" w:eastAsia="Calibri" w:hAnsi="Calibri" w:cs="Calibri"/>
+              </w:rPr>
+            </w:pPr>
+            <w:r>
+              <w:rPr>
+                <w:rFonts w:ascii="Calibri" w:eastAsia="Calibri" w:hAnsi="Calibri" w:cs="Calibri"/>
+              </w:rPr>
+              <w:t>Ethics –</w:t>
+            </w:r>
+          </w:p>
+          <w:p>
+            <w:pPr>
+              <w:pStyle w:val="normal1"/>
+              <w:widowControl w:val="0"/>
+              <w:spacing w:line="240" w:lineRule="auto"/>
+              <w:rPr>
+                <w:rFonts w:ascii="Calibri" w:eastAsia="Calibri" w:hAnsi="Calibri" w:cs="Calibri"/>
+              </w:rPr>
+            </w:pPr>
+            <w:r>
+              <w:rPr>
+                <w:rFonts w:ascii="Calibri" w:eastAsia="Calibri" w:hAnsi="Calibri" w:cs="Calibri"/>
+              </w:rPr>
+              <w:t xml:space="preserve">Games have many </w:t>
+            </w:r>
+            <w:proofErr w:type="spellStart"/>
+            <w:r>
+              <w:rPr>
+                <w:rFonts w:ascii="Calibri" w:eastAsia="Calibri" w:hAnsi="Calibri" w:cs="Calibri"/>
+              </w:rPr>
+              <w:t>grerons</w:t>
+            </w:r>
+            <w:proofErr w:type="spellEnd"/>
+            <w:r>
+              <w:rPr>
+                <w:rFonts w:ascii="Calibri" w:eastAsia="Calibri" w:hAnsi="Calibri" w:cs="Calibri"/>
+              </w:rPr>
+              <w:t xml:space="preserve"> and </w:t>
+            </w:r>
+            <w:proofErr w:type="gramStart"/>
+            <w:r>
+              <w:rPr>
+                <w:rFonts w:ascii="Calibri" w:eastAsia="Calibri" w:hAnsi="Calibri" w:cs="Calibri"/>
+              </w:rPr>
+              <w:t>looks</w:t>
+            </w:r>
+            <w:proofErr w:type="gramEnd"/>
+            <w:r>
+              <w:rPr>
+                <w:rFonts w:ascii="Calibri" w:eastAsia="Calibri" w:hAnsi="Calibri" w:cs="Calibri"/>
+              </w:rPr>
+              <w:t xml:space="preserve"> with them. One of the big </w:t>
+            </w:r>
+            <w:proofErr w:type="spellStart"/>
+            <w:r>
+              <w:rPr>
+                <w:rFonts w:ascii="Calibri" w:eastAsia="Calibri" w:hAnsi="Calibri" w:cs="Calibri"/>
+              </w:rPr>
+              <w:t>cornales</w:t>
+            </w:r>
+            <w:proofErr w:type="spellEnd"/>
+            <w:r>
+              <w:rPr>
+                <w:rFonts w:ascii="Calibri" w:eastAsia="Calibri" w:hAnsi="Calibri" w:cs="Calibri"/>
+              </w:rPr>
+              <w:t xml:space="preserve"> are FPS or those </w:t>
+            </w:r>
+            <w:proofErr w:type="gramStart"/>
+            <w:r>
+              <w:rPr>
+                <w:rFonts w:ascii="Calibri" w:eastAsia="Calibri" w:hAnsi="Calibri" w:cs="Calibri"/>
+              </w:rPr>
+              <w:t>whoa</w:t>
+            </w:r>
+            <w:proofErr w:type="gramEnd"/>
+            <w:r>
+              <w:rPr>
+                <w:rFonts w:ascii="Calibri" w:eastAsia="Calibri" w:hAnsi="Calibri" w:cs="Calibri"/>
+              </w:rPr>
+              <w:t xml:space="preserve"> </w:t>
+            </w:r>
+            <w:proofErr w:type="gramStart"/>
+            <w:r>
+              <w:rPr>
+                <w:rFonts w:ascii="Calibri" w:eastAsia="Calibri" w:hAnsi="Calibri" w:cs="Calibri"/>
+              </w:rPr>
+              <w:t>re</w:t>
+            </w:r>
+            <w:proofErr w:type="gramEnd"/>
+            <w:r>
+              <w:rPr>
+                <w:rFonts w:ascii="Calibri" w:eastAsia="Calibri" w:hAnsi="Calibri" w:cs="Calibri"/>
+              </w:rPr>
+              <w:t xml:space="preserve"> rated 16+. I want </w:t>
+            </w:r>
+            <w:proofErr w:type="gramStart"/>
+            <w:r>
+              <w:rPr>
+                <w:rFonts w:ascii="Calibri" w:eastAsia="Calibri" w:hAnsi="Calibri" w:cs="Calibri"/>
+              </w:rPr>
+              <w:t>user</w:t>
+            </w:r>
+            <w:proofErr w:type="gramEnd"/>
+            <w:r>
+              <w:rPr>
+                <w:rFonts w:ascii="Calibri" w:eastAsia="Calibri" w:hAnsi="Calibri" w:cs="Calibri"/>
+              </w:rPr>
+              <w:t xml:space="preserve"> for all ages who love games and I </w:t>
+            </w:r>
+            <w:proofErr w:type="gramStart"/>
+            <w:r>
+              <w:rPr>
+                <w:rFonts w:ascii="Calibri" w:eastAsia="Calibri" w:hAnsi="Calibri" w:cs="Calibri"/>
+              </w:rPr>
+              <w:t>cant</w:t>
+            </w:r>
+            <w:proofErr w:type="gramEnd"/>
+            <w:r>
+              <w:rPr>
+                <w:rFonts w:ascii="Calibri" w:eastAsia="Calibri" w:hAnsi="Calibri" w:cs="Calibri"/>
+              </w:rPr>
+              <w:t xml:space="preserve"> limited who loves playing games just because </w:t>
+            </w:r>
+            <w:proofErr w:type="spellStart"/>
+            <w:r>
+              <w:rPr>
+                <w:rFonts w:ascii="Calibri" w:eastAsia="Calibri" w:hAnsi="Calibri" w:cs="Calibri"/>
+              </w:rPr>
+              <w:t>centeesons</w:t>
+            </w:r>
+            <w:proofErr w:type="spellEnd"/>
+            <w:r>
+              <w:rPr>
+                <w:rFonts w:ascii="Calibri" w:eastAsia="Calibri" w:hAnsi="Calibri" w:cs="Calibri"/>
+              </w:rPr>
+              <w:t xml:space="preserve"> games are not rated PG. To get around this would be putting a </w:t>
+            </w:r>
+            <w:proofErr w:type="gramStart"/>
+            <w:r>
+              <w:rPr>
+                <w:rFonts w:ascii="Calibri" w:eastAsia="Calibri" w:hAnsi="Calibri" w:cs="Calibri"/>
+              </w:rPr>
+              <w:t>warning  before</w:t>
+            </w:r>
+            <w:proofErr w:type="gramEnd"/>
+            <w:r>
+              <w:rPr>
+                <w:rFonts w:ascii="Calibri" w:eastAsia="Calibri" w:hAnsi="Calibri" w:cs="Calibri"/>
+              </w:rPr>
+              <w:t xml:space="preserve"> entering a game page or a way to tell user </w:t>
+            </w:r>
+            <w:proofErr w:type="gramStart"/>
+            <w:r>
+              <w:rPr>
+                <w:rFonts w:ascii="Calibri" w:eastAsia="Calibri" w:hAnsi="Calibri" w:cs="Calibri"/>
+              </w:rPr>
+              <w:t>“hey</w:t>
+            </w:r>
+            <w:proofErr w:type="gramEnd"/>
+            <w:r>
+              <w:rPr>
+                <w:rFonts w:ascii="Calibri" w:eastAsia="Calibri" w:hAnsi="Calibri" w:cs="Calibri"/>
+              </w:rPr>
+              <w:t xml:space="preserve">! This page </w:t>
+            </w:r>
+            <w:proofErr w:type="spellStart"/>
+            <w:r>
+              <w:rPr>
+                <w:rFonts w:ascii="Calibri" w:eastAsia="Calibri" w:hAnsi="Calibri" w:cs="Calibri"/>
+              </w:rPr>
+              <w:t>contions</w:t>
+            </w:r>
+            <w:proofErr w:type="spellEnd"/>
+            <w:r>
+              <w:rPr>
+                <w:rFonts w:ascii="Calibri" w:eastAsia="Calibri" w:hAnsi="Calibri" w:cs="Calibri"/>
+              </w:rPr>
+              <w:t xml:space="preserve"> </w:t>
+            </w:r>
+            <w:proofErr w:type="spellStart"/>
+            <w:r>
+              <w:rPr>
+                <w:rFonts w:ascii="Calibri" w:eastAsia="Calibri" w:hAnsi="Calibri" w:cs="Calibri"/>
+              </w:rPr>
+              <w:t>gorey</w:t>
+            </w:r>
+            <w:proofErr w:type="spellEnd"/>
+            <w:r>
+              <w:rPr>
+                <w:rFonts w:ascii="Calibri" w:eastAsia="Calibri" w:hAnsi="Calibri" w:cs="Calibri"/>
+              </w:rPr>
+              <w:t xml:space="preserve"> or </w:t>
+            </w:r>
+            <w:proofErr w:type="spellStart"/>
+            <w:r>
+              <w:rPr>
+                <w:rFonts w:ascii="Calibri" w:eastAsia="Calibri" w:hAnsi="Calibri" w:cs="Calibri"/>
+              </w:rPr>
+              <w:t>dispurting</w:t>
+            </w:r>
+            <w:proofErr w:type="spellEnd"/>
+            <w:r>
+              <w:rPr>
+                <w:rFonts w:ascii="Calibri" w:eastAsia="Calibri" w:hAnsi="Calibri" w:cs="Calibri"/>
+              </w:rPr>
+              <w:t xml:space="preserve"> </w:t>
+            </w:r>
+            <w:proofErr w:type="spellStart"/>
+            <w:r>
+              <w:rPr>
+                <w:rFonts w:ascii="Calibri" w:eastAsia="Calibri" w:hAnsi="Calibri" w:cs="Calibri"/>
+              </w:rPr>
+              <w:t>imgs</w:t>
+            </w:r>
+            <w:proofErr w:type="spellEnd"/>
+            <w:r>
+              <w:rPr>
+                <w:rFonts w:ascii="Calibri" w:eastAsia="Calibri" w:hAnsi="Calibri" w:cs="Calibri"/>
+              </w:rPr>
+              <w:t xml:space="preserve">!”, without feeling </w:t>
+            </w:r>
+            <w:proofErr w:type="spellStart"/>
+            <w:r>
+              <w:rPr>
+                <w:rFonts w:ascii="Calibri" w:eastAsia="Calibri" w:hAnsi="Calibri" w:cs="Calibri"/>
+              </w:rPr>
+              <w:t>uncomable</w:t>
+            </w:r>
+            <w:proofErr w:type="spellEnd"/>
+            <w:r>
+              <w:rPr>
+                <w:rFonts w:ascii="Calibri" w:eastAsia="Calibri" w:hAnsi="Calibri" w:cs="Calibri"/>
+              </w:rPr>
+              <w:t xml:space="preserve"> or </w:t>
+            </w:r>
+            <w:proofErr w:type="spellStart"/>
+            <w:r>
+              <w:rPr>
+                <w:rFonts w:ascii="Calibri" w:eastAsia="Calibri" w:hAnsi="Calibri" w:cs="Calibri"/>
+              </w:rPr>
+              <w:t>tramuaizes</w:t>
+            </w:r>
+            <w:proofErr w:type="spellEnd"/>
+            <w:r>
+              <w:rPr>
+                <w:rFonts w:ascii="Calibri" w:eastAsia="Calibri" w:hAnsi="Calibri" w:cs="Calibri"/>
+              </w:rPr>
+              <w:t xml:space="preserve"> when on the page. </w:t>
+            </w:r>
+            <w:proofErr w:type="gramStart"/>
+            <w:r>
+              <w:rPr>
+                <w:rFonts w:ascii="Calibri" w:eastAsia="Calibri" w:hAnsi="Calibri" w:cs="Calibri"/>
+              </w:rPr>
+              <w:t>Or,</w:t>
+            </w:r>
+            <w:proofErr w:type="gramEnd"/>
+            <w:r>
+              <w:rPr>
+                <w:rFonts w:ascii="Calibri" w:eastAsia="Calibri" w:hAnsi="Calibri" w:cs="Calibri"/>
+              </w:rPr>
+              <w:t xml:space="preserve"> make it that </w:t>
+            </w:r>
+            <w:proofErr w:type="spellStart"/>
+            <w:r>
+              <w:rPr>
+                <w:rFonts w:ascii="Calibri" w:eastAsia="Calibri" w:hAnsi="Calibri" w:cs="Calibri"/>
+              </w:rPr>
+              <w:t>centes</w:t>
+            </w:r>
+            <w:proofErr w:type="spellEnd"/>
+            <w:r>
+              <w:rPr>
+                <w:rFonts w:ascii="Calibri" w:eastAsia="Calibri" w:hAnsi="Calibri" w:cs="Calibri"/>
+              </w:rPr>
+              <w:t xml:space="preserve"> pages can show in </w:t>
+            </w:r>
+            <w:proofErr w:type="spellStart"/>
+            <w:r>
+              <w:rPr>
+                <w:rFonts w:ascii="Calibri" w:eastAsia="Calibri" w:hAnsi="Calibri" w:cs="Calibri"/>
+              </w:rPr>
+              <w:t>centes</w:t>
+            </w:r>
+            <w:proofErr w:type="spellEnd"/>
+            <w:r>
+              <w:rPr>
+                <w:rFonts w:ascii="Calibri" w:eastAsia="Calibri" w:hAnsi="Calibri" w:cs="Calibri"/>
+              </w:rPr>
+              <w:t xml:space="preserve"> age </w:t>
             </w:r>
             <w:proofErr w:type="spellStart"/>
             <w:proofErr w:type="gramStart"/>
@@ -891,74 +1375,316 @@
               <w:rPr>
                 <w:rFonts w:ascii="Calibri" w:eastAsia="Calibri" w:hAnsi="Calibri" w:cs="Calibri"/>
               </w:rPr>
-              <w:t>Accessiblity</w:t>
+              <w:t>rang</w:t>
             </w:r>
             <w:proofErr w:type="spellEnd"/>
-            <w:r>
-              <w:rPr>
-                <w:rFonts w:ascii="Calibri" w:eastAsia="Calibri" w:hAnsi="Calibri" w:cs="Calibri"/>
-              </w:rPr>
-              <w:t xml:space="preserve"> ?</w:t>
-            </w:r>
             <w:proofErr w:type="gramEnd"/>
-          </w:p>
-          <w:p>
-            <w:pPr>
-              <w:pStyle w:val="normal1"/>
-              <w:widowControl w:val="0"/>
-              <w:spacing w:line="240" w:lineRule="auto"/>
-              <w:rPr>
-                <w:rFonts w:ascii="Calibri" w:eastAsia="Calibri" w:hAnsi="Calibri" w:cs="Calibri"/>
-              </w:rPr>
-            </w:pPr>
-          </w:p>
-          <w:p>
-            <w:pPr>
-              <w:pStyle w:val="normal1"/>
-              <w:widowControl w:val="0"/>
-              <w:spacing w:line="240" w:lineRule="auto"/>
-              <w:rPr>
-                <w:rFonts w:ascii="Calibri" w:eastAsia="Calibri" w:hAnsi="Calibri" w:cs="Calibri"/>
-              </w:rPr>
-            </w:pPr>
+            <w:r>
+              <w:rPr>
+                <w:rFonts w:ascii="Calibri" w:eastAsia="Calibri" w:hAnsi="Calibri" w:cs="Calibri"/>
+              </w:rPr>
+              <w:t xml:space="preserve">, but that would be too hard for me to </w:t>
+            </w:r>
+            <w:proofErr w:type="gramStart"/>
+            <w:r>
+              <w:rPr>
+                <w:rFonts w:ascii="Calibri" w:eastAsia="Calibri" w:hAnsi="Calibri" w:cs="Calibri"/>
+              </w:rPr>
+              <w:t>do :</w:t>
+            </w:r>
+            <w:proofErr w:type="gramEnd"/>
+            <w:r>
+              <w:rPr>
+                <w:rFonts w:ascii="Calibri" w:eastAsia="Calibri" w:hAnsi="Calibri" w:cs="Calibri"/>
+              </w:rPr>
+              <w:t>,)</w:t>
+            </w:r>
+          </w:p>
+          <w:p>
+            <w:pPr>
+              <w:pStyle w:val="normal1"/>
+              <w:widowControl w:val="0"/>
+              <w:spacing w:line="240" w:lineRule="auto"/>
+              <w:rPr>
+                <w:rFonts w:ascii="Calibri" w:eastAsia="Calibri" w:hAnsi="Calibri" w:cs="Calibri"/>
+              </w:rPr>
+            </w:pPr>
+            <w:r>
+              <w:rPr>
+                <w:rFonts w:ascii="Calibri" w:eastAsia="Calibri" w:hAnsi="Calibri" w:cs="Calibri"/>
+              </w:rPr>
+              <w:t xml:space="preserve">This </w:t>
+            </w:r>
+            <w:proofErr w:type="gramStart"/>
+            <w:r>
+              <w:rPr>
+                <w:rFonts w:ascii="Calibri" w:eastAsia="Calibri" w:hAnsi="Calibri" w:cs="Calibri"/>
+              </w:rPr>
+              <w:t>allow</w:t>
+            </w:r>
+            <w:proofErr w:type="gramEnd"/>
+            <w:r>
+              <w:rPr>
+                <w:rFonts w:ascii="Calibri" w:eastAsia="Calibri" w:hAnsi="Calibri" w:cs="Calibri"/>
+              </w:rPr>
+              <w:t xml:space="preserve"> people to roam around the </w:t>
+            </w:r>
             <w:proofErr w:type="spellStart"/>
             <w:r>
               <w:rPr>
                 <w:rFonts w:ascii="Calibri" w:eastAsia="Calibri" w:hAnsi="Calibri" w:cs="Calibri"/>
               </w:rPr>
-              <w:t>Functionity</w:t>
+              <w:t>webite</w:t>
             </w:r>
             <w:proofErr w:type="spellEnd"/>
-          </w:p>
-          <w:p>
-            <w:pPr>
-              <w:pStyle w:val="normal1"/>
-              <w:widowControl w:val="0"/>
-              <w:spacing w:line="240" w:lineRule="auto"/>
-              <w:rPr>
-                <w:rFonts w:ascii="Calibri" w:eastAsia="Calibri" w:hAnsi="Calibri" w:cs="Calibri"/>
-              </w:rPr>
-            </w:pPr>
-          </w:p>
-          <w:p>
-            <w:pPr>
-              <w:pStyle w:val="normal1"/>
-              <w:widowControl w:val="0"/>
-              <w:spacing w:line="240" w:lineRule="auto"/>
-              <w:rPr>
-                <w:rFonts w:ascii="Calibri" w:eastAsia="Calibri" w:hAnsi="Calibri" w:cs="Calibri"/>
-              </w:rPr>
-            </w:pPr>
-          </w:p>
-          <w:p>
-            <w:pPr>
-              <w:pStyle w:val="normal1"/>
-              <w:widowControl w:val="0"/>
-              <w:spacing w:line="240" w:lineRule="auto"/>
-              <w:rPr>
-                <w:rFonts w:ascii="Calibri" w:eastAsia="Calibri" w:hAnsi="Calibri" w:cs="Calibri"/>
-              </w:rPr>
-            </w:pPr>
+            <w:r>
+              <w:rPr>
+                <w:rFonts w:ascii="Calibri" w:eastAsia="Calibri" w:hAnsi="Calibri" w:cs="Calibri"/>
+              </w:rPr>
+              <w:t xml:space="preserve"> without feeling they </w:t>
+            </w:r>
+            <w:proofErr w:type="gramStart"/>
+            <w:r>
+              <w:rPr>
+                <w:rFonts w:ascii="Calibri" w:eastAsia="Calibri" w:hAnsi="Calibri" w:cs="Calibri"/>
+              </w:rPr>
+              <w:t>going</w:t>
+            </w:r>
+            <w:proofErr w:type="gramEnd"/>
+            <w:r>
+              <w:rPr>
+                <w:rFonts w:ascii="Calibri" w:eastAsia="Calibri" w:hAnsi="Calibri" w:cs="Calibri"/>
+              </w:rPr>
+              <w:t xml:space="preserve"> to be </w:t>
+            </w:r>
+            <w:proofErr w:type="spellStart"/>
+            <w:r>
+              <w:rPr>
+                <w:rFonts w:ascii="Calibri" w:eastAsia="Calibri" w:hAnsi="Calibri" w:cs="Calibri"/>
+              </w:rPr>
+              <w:t>jumpsared</w:t>
+            </w:r>
+            <w:proofErr w:type="spellEnd"/>
+            <w:r>
+              <w:rPr>
+                <w:rFonts w:ascii="Calibri" w:eastAsia="Calibri" w:hAnsi="Calibri" w:cs="Calibri"/>
+              </w:rPr>
+              <w:t xml:space="preserve"> by 16+ </w:t>
+            </w:r>
+            <w:proofErr w:type="spellStart"/>
+            <w:r>
+              <w:rPr>
+                <w:rFonts w:ascii="Calibri" w:eastAsia="Calibri" w:hAnsi="Calibri" w:cs="Calibri"/>
+              </w:rPr>
+              <w:t>sfuff</w:t>
+            </w:r>
+            <w:proofErr w:type="spellEnd"/>
+            <w:r>
+              <w:rPr>
+                <w:rFonts w:ascii="Calibri" w:eastAsia="Calibri" w:hAnsi="Calibri" w:cs="Calibri"/>
+              </w:rPr>
+              <w:t xml:space="preserve"> when opening a page.</w:t>
+            </w:r>
+          </w:p>
+          <w:p>
+            <w:pPr>
+              <w:pStyle w:val="normal1"/>
+              <w:widowControl w:val="0"/>
+              <w:spacing w:line="240" w:lineRule="auto"/>
+              <w:rPr>
+                <w:rFonts w:ascii="Calibri" w:eastAsia="Calibri" w:hAnsi="Calibri" w:cs="Calibri"/>
+              </w:rPr>
+            </w:pPr>
+          </w:p>
+          <w:p>
+            <w:pPr>
+              <w:pStyle w:val="normal1"/>
+              <w:widowControl w:val="0"/>
+              <w:spacing w:line="240" w:lineRule="auto"/>
+              <w:rPr>
+                <w:rFonts w:ascii="Calibri" w:eastAsia="Calibri" w:hAnsi="Calibri" w:cs="Calibri"/>
+              </w:rPr>
+            </w:pPr>
+            <w:proofErr w:type="spellStart"/>
+            <w:r>
+              <w:rPr>
+                <w:rFonts w:ascii="Calibri" w:eastAsia="Calibri" w:hAnsi="Calibri" w:cs="Calibri"/>
+              </w:rPr>
+              <w:t>Accessiablity</w:t>
+            </w:r>
+            <w:proofErr w:type="spellEnd"/>
+            <w:r>
+              <w:rPr>
+                <w:rFonts w:ascii="Calibri" w:eastAsia="Calibri" w:hAnsi="Calibri" w:cs="Calibri"/>
+              </w:rPr>
+              <w:t>-</w:t>
+            </w:r>
+          </w:p>
+          <w:p>
+            <w:pPr>
+              <w:pStyle w:val="normal1"/>
+              <w:widowControl w:val="0"/>
+              <w:spacing w:line="240" w:lineRule="auto"/>
+              <w:rPr>
+                <w:rFonts w:ascii="Calibri" w:eastAsia="Calibri" w:hAnsi="Calibri" w:cs="Calibri"/>
+              </w:rPr>
+            </w:pPr>
+            <w:r>
+              <w:rPr>
+                <w:rFonts w:ascii="Calibri" w:eastAsia="Calibri" w:hAnsi="Calibri" w:cs="Calibri"/>
+              </w:rPr>
+              <w:t xml:space="preserve">Anyone can be a cool gamer. Having people who have </w:t>
+            </w:r>
+            <w:proofErr w:type="spellStart"/>
+            <w:r>
+              <w:rPr>
+                <w:rFonts w:ascii="Calibri" w:eastAsia="Calibri" w:hAnsi="Calibri" w:cs="Calibri"/>
+              </w:rPr>
+              <w:t>disabliltyt</w:t>
+            </w:r>
+            <w:proofErr w:type="spellEnd"/>
+            <w:r>
+              <w:rPr>
+                <w:rFonts w:ascii="Calibri" w:eastAsia="Calibri" w:hAnsi="Calibri" w:cs="Calibri"/>
+              </w:rPr>
+              <w:t xml:space="preserve"> unable to access this website is very bad cause people with </w:t>
+            </w:r>
+            <w:proofErr w:type="spellStart"/>
+            <w:proofErr w:type="gramStart"/>
+            <w:r>
+              <w:rPr>
+                <w:rFonts w:ascii="Calibri" w:eastAsia="Calibri" w:hAnsi="Calibri" w:cs="Calibri"/>
+              </w:rPr>
+              <w:t>siapablity</w:t>
+            </w:r>
+            <w:proofErr w:type="spellEnd"/>
+            <w:r>
+              <w:rPr>
+                <w:rFonts w:ascii="Calibri" w:eastAsia="Calibri" w:hAnsi="Calibri" w:cs="Calibri"/>
+              </w:rPr>
+              <w:t xml:space="preserve">  can</w:t>
+            </w:r>
+            <w:proofErr w:type="gramEnd"/>
+            <w:r>
+              <w:rPr>
+                <w:rFonts w:ascii="Calibri" w:eastAsia="Calibri" w:hAnsi="Calibri" w:cs="Calibri"/>
+              </w:rPr>
+              <w:t xml:space="preserve"> be gamers. </w:t>
+            </w:r>
+            <w:proofErr w:type="gramStart"/>
+            <w:r>
+              <w:rPr>
+                <w:rFonts w:ascii="Calibri" w:eastAsia="Calibri" w:hAnsi="Calibri" w:cs="Calibri"/>
+              </w:rPr>
+              <w:t>Ill</w:t>
+            </w:r>
+            <w:proofErr w:type="gramEnd"/>
+            <w:r>
+              <w:rPr>
+                <w:rFonts w:ascii="Calibri" w:eastAsia="Calibri" w:hAnsi="Calibri" w:cs="Calibri"/>
+              </w:rPr>
+              <w:t xml:space="preserve"> change this</w:t>
+            </w:r>
+          </w:p>
+          <w:p>
+            <w:pPr>
+              <w:pStyle w:val="normal1"/>
+              <w:widowControl w:val="0"/>
+              <w:spacing w:line="240" w:lineRule="auto"/>
+              <w:rPr>
+                <w:rFonts w:ascii="Calibri" w:eastAsia="Calibri" w:hAnsi="Calibri" w:cs="Calibri"/>
+              </w:rPr>
+            </w:pPr>
+            <w:r>
+              <w:rPr>
+                <w:rFonts w:ascii="Calibri" w:eastAsia="Calibri" w:hAnsi="Calibri" w:cs="Calibri"/>
+              </w:rPr>
+              <w:t xml:space="preserve">I want to have </w:t>
+            </w:r>
+            <w:proofErr w:type="spellStart"/>
+            <w:r>
+              <w:rPr>
+                <w:rFonts w:ascii="Calibri" w:eastAsia="Calibri" w:hAnsi="Calibri" w:cs="Calibri"/>
+              </w:rPr>
+              <w:t>opeiton</w:t>
+            </w:r>
+            <w:proofErr w:type="spellEnd"/>
+            <w:r>
+              <w:rPr>
+                <w:rFonts w:ascii="Calibri" w:eastAsia="Calibri" w:hAnsi="Calibri" w:cs="Calibri"/>
+              </w:rPr>
+              <w:t xml:space="preserve"> of font, </w:t>
+            </w:r>
+            <w:proofErr w:type="spellStart"/>
+            <w:r>
+              <w:rPr>
+                <w:rFonts w:ascii="Calibri" w:eastAsia="Calibri" w:hAnsi="Calibri" w:cs="Calibri"/>
+              </w:rPr>
+              <w:t>colours</w:t>
+            </w:r>
+            <w:proofErr w:type="spellEnd"/>
+            <w:r>
+              <w:rPr>
+                <w:rFonts w:ascii="Calibri" w:eastAsia="Calibri" w:hAnsi="Calibri" w:cs="Calibri"/>
+              </w:rPr>
+              <w:t xml:space="preserve"> </w:t>
+            </w:r>
+            <w:proofErr w:type="spellStart"/>
+            <w:r>
+              <w:rPr>
+                <w:rFonts w:ascii="Calibri" w:eastAsia="Calibri" w:hAnsi="Calibri" w:cs="Calibri"/>
+              </w:rPr>
+              <w:t>pattion</w:t>
+            </w:r>
+            <w:proofErr w:type="spellEnd"/>
+            <w:r>
+              <w:rPr>
+                <w:rFonts w:ascii="Calibri" w:eastAsia="Calibri" w:hAnsi="Calibri" w:cs="Calibri"/>
+              </w:rPr>
+              <w:t xml:space="preserve">, and other things for people to change and use for their </w:t>
+            </w:r>
+            <w:proofErr w:type="spellStart"/>
+            <w:r>
+              <w:rPr>
+                <w:rFonts w:ascii="Calibri" w:eastAsia="Calibri" w:hAnsi="Calibri" w:cs="Calibri"/>
+              </w:rPr>
+              <w:t>conmfortr</w:t>
+            </w:r>
+            <w:proofErr w:type="spellEnd"/>
+            <w:r>
+              <w:rPr>
+                <w:rFonts w:ascii="Calibri" w:eastAsia="Calibri" w:hAnsi="Calibri" w:cs="Calibri"/>
+              </w:rPr>
+              <w:t xml:space="preserve">. They can </w:t>
+            </w:r>
+            <w:proofErr w:type="spellStart"/>
+            <w:r>
+              <w:rPr>
+                <w:rFonts w:ascii="Calibri" w:eastAsia="Calibri" w:hAnsi="Calibri" w:cs="Calibri"/>
+              </w:rPr>
+              <w:t>e</w:t>
+            </w:r>
+            <w:proofErr w:type="spellEnd"/>
+            <w:r>
+              <w:rPr>
+                <w:rFonts w:ascii="Calibri" w:eastAsia="Calibri" w:hAnsi="Calibri" w:cs="Calibri"/>
+              </w:rPr>
+              <w:t xml:space="preserve"> able to change fonts size and looks to give an </w:t>
+            </w:r>
+            <w:proofErr w:type="spellStart"/>
+            <w:r>
+              <w:rPr>
+                <w:rFonts w:ascii="Calibri" w:eastAsia="Calibri" w:hAnsi="Calibri" w:cs="Calibri"/>
+              </w:rPr>
+              <w:t>expmael</w:t>
+            </w:r>
+            <w:proofErr w:type="spellEnd"/>
+            <w:r>
+              <w:rPr>
+                <w:rFonts w:ascii="Calibri" w:eastAsia="Calibri" w:hAnsi="Calibri" w:cs="Calibri"/>
+              </w:rPr>
+              <w:t>. That all I got.</w:t>
+            </w:r>
           </w:p>
           <w:p>
             <w:pPr>
@@ -991,87 +1717,12 @@
     </w:p>
     <w:p>
       <w:pPr>
-        <w:pStyle w:val="normal1"/>
-        <w:rPr>
-          <w:rFonts w:ascii="Calibri" w:eastAsia="Calibri" w:hAnsi="Calibri" w:cs="Calibri"/>
-        </w:rPr>
-      </w:pPr>
-      <w:r>
-        <w:rPr>
-          <w:noProof/>
-        </w:rPr>
-        <mc:AlternateContent>
-          <mc:Choice Requires="wps">
-            <w:drawing>
-              <wp:inline distT="0" distB="0" distL="0" distR="0" wp14:anchorId="6B24D525" wp14:editId="7F11E3A6">
-                <wp:extent cx="6645910" cy="19050"/>
-                <wp:effectExtent l="0" t="0" r="0" b="0"/>
-                <wp:docPr id="2" name="Shape1"/>
-                <wp:cNvGraphicFramePr/>
-                <a:graphic xmlns:a="http://schemas.openxmlformats.org/drawingml/2006/main">
-                  <a:graphicData uri="http://schemas.microsoft.com/office/word/2010/wordprocessingShape">
-                    <wps:wsp>
-                      <wps:cNvSpPr/>
-                      <wps:spPr>
-                        <a:xfrm>
-                          <a:off x="0" y="0"/>
-                          <a:ext cx="6645960" cy="19080"/>
-                        </a:xfrm>
-                        <a:prstGeom prst="rect">
-                          <a:avLst/>
-                        </a:prstGeom>
-                        <a:solidFill>
-                          <a:srgbClr val="A0A0A0"/>
-                        </a:solidFill>
-                        <a:ln w="0">
-                          <a:noFill/>
-                        </a:ln>
-                      </wps:spPr>
-                      <wps:style>
-                        <a:lnRef idx="0">
-                          <a:scrgbClr r="0" g="0" b="0"/>
-                        </a:lnRef>
-                        <a:fillRef idx="0">
-                          <a:scrgbClr r="0" g="0" b="0"/>
-                        </a:fillRef>
-                        <a:effectRef idx="0">
-                          <a:scrgbClr r="0" g="0" b="0"/>
-                        </a:effectRef>
-                        <a:fontRef idx="minor"/>
-                      </wps:style>
-                      <wps:bodyPr/>
-                    </wps:wsp>
-                  </a:graphicData>
-                </a:graphic>
-              </wp:inline>
-            </w:drawing>
-          </mc:Choice>
-          <mc:Fallback xmlns:pic="http://schemas.openxmlformats.org/drawingml/2006/picture">
-            <w:pict>
-              <v:rect id="shape_0" fillcolor="#a0a0a0" stroked="f" o:allowincell="f" style="position:absolute;margin-left:0pt;margin-top:-1.55pt;width:523.25pt;height:1.45pt;mso-wrap-style:none;v-text-anchor:middle;mso-position-vertical:top">
-                <v:fill o:detectmouseclick="t" type="solid" color2="#5f5f5f"/>
-                <v:stroke color="#3465a4" joinstyle="round" endcap="flat"/>
-                <w10:wrap type="square"/>
-              </v:rect>
-            </w:pict>
-          </mc:Fallback>
-        </mc:AlternateContent>
-      </w:r>
-      <w:bookmarkStart w:id="6" w:name="_6yao6dtxiwyx"/>
-      <w:bookmarkEnd w:id="6"/>
-      <w:r>
-        <w:br w:type="page"/>
-      </w:r>
-    </w:p>
-    <w:p>
-      <w:pPr>
         <w:pStyle w:val="Heading2"/>
         <w:spacing w:before="0"/>
       </w:pPr>
-      <w:bookmarkStart w:id="7" w:name="_1fob9te"/>
-      <w:bookmarkEnd w:id="7"/>
+      <w:bookmarkStart w:id="6" w:name="_1fob9te"/>
+      <w:bookmarkEnd w:id="6"/>
       <w:r>
-        <w:lastRenderedPageBreak/>
         <w:t>Sprint #1</w:t>
       </w:r>
     </w:p>
@@ -1103,8 +1754,8 @@
               <w:pStyle w:val="Heading4"/>
               <w:spacing w:line="276" w:lineRule="auto"/>
             </w:pPr>
-            <w:bookmarkStart w:id="8" w:name="_m0rflwcs16jz"/>
-            <w:bookmarkEnd w:id="8"/>
+            <w:bookmarkStart w:id="7" w:name="_m0rflwcs16jz"/>
+            <w:bookmarkEnd w:id="7"/>
             <w:r>
               <w:t>Sprint #</w:t>
             </w:r>
@@ -1191,8 +1842,8 @@
         <w:pStyle w:val="Heading4"/>
         <w:spacing w:line="276" w:lineRule="auto"/>
       </w:pPr>
-      <w:bookmarkStart w:id="9" w:name="_1u65d5dep14r"/>
-      <w:bookmarkEnd w:id="9"/>
+      <w:bookmarkStart w:id="8" w:name="_1u65d5dep14r"/>
+      <w:bookmarkEnd w:id="8"/>
       <w:r>
         <w:t>Sprint #1 Testing</w:t>
       </w:r>
@@ -1504,28 +2155,18 @@
               </w:rPr>
               <w:t xml:space="preserve">Press </w:t>
             </w:r>
-            <w:proofErr w:type="spellStart"/>
-            <w:r>
-              <w:rPr>
-                <w:rFonts w:ascii="Calibri" w:eastAsia="Calibri" w:hAnsi="Calibri" w:cs="Calibri"/>
-              </w:rPr>
-              <w:t>buttom</w:t>
-            </w:r>
-            <w:proofErr w:type="spellEnd"/>
+            <w:r>
+              <w:rPr>
+                <w:rFonts w:ascii="Calibri" w:eastAsia="Calibri" w:hAnsi="Calibri" w:cs="Calibri"/>
+              </w:rPr>
+              <w:t>button</w:t>
+            </w:r>
             <w:r>
               <w:rPr>
                 <w:rFonts w:ascii="Calibri" w:eastAsia="Calibri" w:hAnsi="Calibri" w:cs="Calibri"/>
               </w:rPr>
               <w:t xml:space="preserve"> and go to site </w:t>
             </w:r>
-            <w:proofErr w:type="spellStart"/>
-            <w:r>
-              <w:rPr>
-                <w:rFonts w:ascii="Calibri" w:eastAsia="Calibri" w:hAnsi="Calibri" w:cs="Calibri"/>
-              </w:rPr>
-              <w:t>LOl</w:t>
-            </w:r>
-            <w:proofErr w:type="spellEnd"/>
           </w:p>
         </w:tc>
         <w:tc>
@@ -1678,264 +2319,6 @@
               </w:rPr>
               <w:t xml:space="preserve">Pass </w:t>
             </w:r>
-          </w:p>
-        </w:tc>
-      </w:tr>
-      <w:tr>
-        <w:tc>
-          <w:tcPr>
-            <w:tcW w:w="3480" w:type="dxa"/>
-            <w:tcBorders>
-              <w:top w:val="single" w:sz="8" w:space="0" w:color="000000"/>
-              <w:left w:val="single" w:sz="8" w:space="0" w:color="000000"/>
-              <w:bottom w:val="single" w:sz="8" w:space="0" w:color="000000"/>
-              <w:right w:val="single" w:sz="8" w:space="0" w:color="000000"/>
-            </w:tcBorders>
-          </w:tcPr>
-          <w:p>
-            <w:pPr>
-              <w:pStyle w:val="normal1"/>
-              <w:widowControl w:val="0"/>
-              <w:spacing w:line="240" w:lineRule="auto"/>
-              <w:rPr>
-                <w:rFonts w:ascii="Calibri" w:eastAsia="Calibri" w:hAnsi="Calibri" w:cs="Calibri"/>
-              </w:rPr>
-            </w:pPr>
-          </w:p>
-        </w:tc>
-        <w:tc>
-          <w:tcPr>
-            <w:tcW w:w="2820" w:type="dxa"/>
-            <w:tcBorders>
-              <w:top w:val="single" w:sz="8" w:space="0" w:color="000000"/>
-              <w:left w:val="single" w:sz="8" w:space="0" w:color="000000"/>
-              <w:bottom w:val="single" w:sz="8" w:space="0" w:color="000000"/>
-              <w:right w:val="single" w:sz="8" w:space="0" w:color="000000"/>
-            </w:tcBorders>
-          </w:tcPr>
-          <w:p>
-            <w:pPr>
-              <w:pStyle w:val="normal1"/>
-              <w:widowControl w:val="0"/>
-              <w:spacing w:line="240" w:lineRule="auto"/>
-              <w:rPr>
-                <w:rFonts w:ascii="Calibri" w:eastAsia="Calibri" w:hAnsi="Calibri" w:cs="Calibri"/>
-              </w:rPr>
-            </w:pPr>
-          </w:p>
-        </w:tc>
-        <w:tc>
-          <w:tcPr>
-            <w:tcW w:w="3088" w:type="dxa"/>
-            <w:tcBorders>
-              <w:top w:val="single" w:sz="8" w:space="0" w:color="000000"/>
-              <w:left w:val="single" w:sz="8" w:space="0" w:color="000000"/>
-              <w:bottom w:val="single" w:sz="8" w:space="0" w:color="000000"/>
-              <w:right w:val="single" w:sz="8" w:space="0" w:color="000000"/>
-            </w:tcBorders>
-          </w:tcPr>
-          <w:p>
-            <w:pPr>
-              <w:pStyle w:val="normal1"/>
-              <w:widowControl w:val="0"/>
-              <w:spacing w:line="240" w:lineRule="auto"/>
-              <w:rPr>
-                <w:rFonts w:ascii="Calibri" w:eastAsia="Calibri" w:hAnsi="Calibri" w:cs="Calibri"/>
-              </w:rPr>
-            </w:pPr>
-          </w:p>
-        </w:tc>
-        <w:tc>
-          <w:tcPr>
-            <w:tcW w:w="1067" w:type="dxa"/>
-            <w:tcBorders>
-              <w:top w:val="single" w:sz="8" w:space="0" w:color="000000"/>
-              <w:left w:val="single" w:sz="8" w:space="0" w:color="000000"/>
-              <w:bottom w:val="single" w:sz="8" w:space="0" w:color="000000"/>
-              <w:right w:val="single" w:sz="8" w:space="0" w:color="000000"/>
-            </w:tcBorders>
-          </w:tcPr>
-          <w:p>
-            <w:pPr>
-              <w:pStyle w:val="normal1"/>
-              <w:widowControl w:val="0"/>
-              <w:spacing w:line="240" w:lineRule="auto"/>
-              <w:rPr>
-                <w:rFonts w:ascii="Calibri" w:eastAsia="Calibri" w:hAnsi="Calibri" w:cs="Calibri"/>
-              </w:rPr>
-            </w:pPr>
-          </w:p>
-        </w:tc>
-      </w:tr>
-      <w:tr>
-        <w:tc>
-          <w:tcPr>
-            <w:tcW w:w="3480" w:type="dxa"/>
-            <w:tcBorders>
-              <w:top w:val="single" w:sz="8" w:space="0" w:color="000000"/>
-              <w:left w:val="single" w:sz="8" w:space="0" w:color="000000"/>
-              <w:bottom w:val="single" w:sz="8" w:space="0" w:color="000000"/>
-              <w:right w:val="single" w:sz="8" w:space="0" w:color="000000"/>
-            </w:tcBorders>
-          </w:tcPr>
-          <w:p>
-            <w:pPr>
-              <w:pStyle w:val="normal1"/>
-              <w:widowControl w:val="0"/>
-              <w:spacing w:line="240" w:lineRule="auto"/>
-              <w:rPr>
-                <w:rFonts w:ascii="Calibri" w:eastAsia="Calibri" w:hAnsi="Calibri" w:cs="Calibri"/>
-              </w:rPr>
-            </w:pPr>
-          </w:p>
-        </w:tc>
-        <w:tc>
-          <w:tcPr>
-            <w:tcW w:w="2820" w:type="dxa"/>
-            <w:tcBorders>
-              <w:top w:val="single" w:sz="8" w:space="0" w:color="000000"/>
-              <w:left w:val="single" w:sz="8" w:space="0" w:color="000000"/>
-              <w:bottom w:val="single" w:sz="8" w:space="0" w:color="000000"/>
-              <w:right w:val="single" w:sz="8" w:space="0" w:color="000000"/>
-            </w:tcBorders>
-          </w:tcPr>
-          <w:p>
-            <w:pPr>
-              <w:pStyle w:val="normal1"/>
-              <w:widowControl w:val="0"/>
-              <w:spacing w:line="240" w:lineRule="auto"/>
-              <w:rPr>
-                <w:rFonts w:ascii="Calibri" w:eastAsia="Calibri" w:hAnsi="Calibri" w:cs="Calibri"/>
-              </w:rPr>
-            </w:pPr>
-          </w:p>
-        </w:tc>
-        <w:tc>
-          <w:tcPr>
-            <w:tcW w:w="3088" w:type="dxa"/>
-            <w:tcBorders>
-              <w:top w:val="single" w:sz="8" w:space="0" w:color="000000"/>
-              <w:left w:val="single" w:sz="8" w:space="0" w:color="000000"/>
-              <w:bottom w:val="single" w:sz="8" w:space="0" w:color="000000"/>
-              <w:right w:val="single" w:sz="8" w:space="0" w:color="000000"/>
-            </w:tcBorders>
-          </w:tcPr>
-          <w:p>
-            <w:pPr>
-              <w:pStyle w:val="normal1"/>
-              <w:widowControl w:val="0"/>
-              <w:spacing w:line="240" w:lineRule="auto"/>
-              <w:rPr>
-                <w:rFonts w:ascii="Calibri" w:eastAsia="Calibri" w:hAnsi="Calibri" w:cs="Calibri"/>
-              </w:rPr>
-            </w:pPr>
-          </w:p>
-        </w:tc>
-        <w:tc>
-          <w:tcPr>
-            <w:tcW w:w="1067" w:type="dxa"/>
-            <w:tcBorders>
-              <w:top w:val="single" w:sz="8" w:space="0" w:color="000000"/>
-              <w:left w:val="single" w:sz="8" w:space="0" w:color="000000"/>
-              <w:bottom w:val="single" w:sz="8" w:space="0" w:color="000000"/>
-              <w:right w:val="single" w:sz="8" w:space="0" w:color="000000"/>
-            </w:tcBorders>
-          </w:tcPr>
-          <w:p>
-            <w:pPr>
-              <w:pStyle w:val="normal1"/>
-              <w:widowControl w:val="0"/>
-              <w:spacing w:line="240" w:lineRule="auto"/>
-              <w:rPr>
-                <w:rFonts w:ascii="Calibri" w:eastAsia="Calibri" w:hAnsi="Calibri" w:cs="Calibri"/>
-              </w:rPr>
-            </w:pPr>
-          </w:p>
-        </w:tc>
-      </w:tr>
-      <w:tr>
-        <w:tc>
-          <w:tcPr>
-            <w:tcW w:w="3480" w:type="dxa"/>
-            <w:tcBorders>
-              <w:top w:val="single" w:sz="8" w:space="0" w:color="000000"/>
-              <w:left w:val="single" w:sz="8" w:space="0" w:color="000000"/>
-              <w:bottom w:val="single" w:sz="8" w:space="0" w:color="000000"/>
-              <w:right w:val="single" w:sz="8" w:space="0" w:color="000000"/>
-            </w:tcBorders>
-          </w:tcPr>
-          <w:p>
-            <w:pPr>
-              <w:pStyle w:val="normal1"/>
-              <w:widowControl w:val="0"/>
-              <w:spacing w:line="240" w:lineRule="auto"/>
-              <w:rPr>
-                <w:rFonts w:ascii="Calibri" w:eastAsia="Calibri" w:hAnsi="Calibri" w:cs="Calibri"/>
-              </w:rPr>
-            </w:pPr>
-          </w:p>
-        </w:tc>
-        <w:tc>
-          <w:tcPr>
-            <w:tcW w:w="2820" w:type="dxa"/>
-            <w:tcBorders>
-              <w:top w:val="single" w:sz="8" w:space="0" w:color="000000"/>
-              <w:left w:val="single" w:sz="8" w:space="0" w:color="000000"/>
-              <w:bottom w:val="single" w:sz="8" w:space="0" w:color="000000"/>
-              <w:right w:val="single" w:sz="8" w:space="0" w:color="000000"/>
-            </w:tcBorders>
-          </w:tcPr>
-          <w:p>
-            <w:pPr>
-              <w:pStyle w:val="normal1"/>
-              <w:widowControl w:val="0"/>
-              <w:spacing w:line="240" w:lineRule="auto"/>
-              <w:rPr>
-                <w:rFonts w:ascii="Calibri" w:eastAsia="Calibri" w:hAnsi="Calibri" w:cs="Calibri"/>
-              </w:rPr>
-            </w:pPr>
-          </w:p>
-        </w:tc>
-        <w:tc>
-          <w:tcPr>
-            <w:tcW w:w="3088" w:type="dxa"/>
-            <w:tcBorders>
-              <w:top w:val="single" w:sz="8" w:space="0" w:color="000000"/>
-              <w:left w:val="single" w:sz="8" w:space="0" w:color="000000"/>
-              <w:bottom w:val="single" w:sz="8" w:space="0" w:color="000000"/>
-              <w:right w:val="single" w:sz="8" w:space="0" w:color="000000"/>
-            </w:tcBorders>
-          </w:tcPr>
-          <w:p>
-            <w:pPr>
-              <w:pStyle w:val="normal1"/>
-              <w:widowControl w:val="0"/>
-              <w:spacing w:line="240" w:lineRule="auto"/>
-              <w:rPr>
-                <w:rFonts w:ascii="Calibri" w:eastAsia="Calibri" w:hAnsi="Calibri" w:cs="Calibri"/>
-              </w:rPr>
-            </w:pPr>
-          </w:p>
-        </w:tc>
-        <w:tc>
-          <w:tcPr>
-            <w:tcW w:w="1067" w:type="dxa"/>
-            <w:tcBorders>
-              <w:top w:val="single" w:sz="8" w:space="0" w:color="000000"/>
-              <w:left w:val="single" w:sz="8" w:space="0" w:color="000000"/>
-              <w:bottom w:val="single" w:sz="8" w:space="0" w:color="000000"/>
-              <w:right w:val="single" w:sz="8" w:space="0" w:color="000000"/>
-            </w:tcBorders>
-          </w:tcPr>
-          <w:p>
-            <w:pPr>
-              <w:pStyle w:val="normal1"/>
-              <w:widowControl w:val="0"/>
-              <w:spacing w:line="240" w:lineRule="auto"/>
-              <w:rPr>
-                <w:rFonts w:ascii="Calibri" w:eastAsia="Calibri" w:hAnsi="Calibri" w:cs="Calibri"/>
-              </w:rPr>
-            </w:pPr>
           </w:p>
         </w:tc>
       </w:tr>
@@ -2039,8 +2422,8 @@
         <w:pStyle w:val="Heading4"/>
         <w:spacing w:line="276" w:lineRule="auto"/>
       </w:pPr>
-      <w:bookmarkStart w:id="10" w:name="_rrl0k1xbjono"/>
-      <w:bookmarkEnd w:id="10"/>
+      <w:bookmarkStart w:id="9" w:name="_rrl0k1xbjono"/>
+      <w:bookmarkEnd w:id="9"/>
       <w:r>
         <w:t>Sprint #1 Review</w:t>
       </w:r>
@@ -2164,23 +2547,33 @@
               <w:spacing w:line="240" w:lineRule="auto"/>
             </w:pPr>
             <w:r>
-              <w:t xml:space="preserve">I think </w:t>
+              <w:t>I was unable to work on my website</w:t>
+            </w:r>
+            <w:r>
+              <w:t xml:space="preserve"> </w:t>
+            </w:r>
+            <w:r>
+              <w:t>because</w:t>
+            </w:r>
+            <w:r>
+              <w:t xml:space="preserve"> </w:t>
+            </w:r>
+            <w:r>
+              <w:t>the</w:t>
+            </w:r>
+            <w:r>
+              <w:t xml:space="preserve"> laptop</w:t>
+            </w:r>
+            <w:r>
+              <w:t xml:space="preserve"> I was </w:t>
             </w:r>
             <w:proofErr w:type="gramStart"/>
             <w:r>
-              <w:t>unable</w:t>
+              <w:t>use</w:t>
             </w:r>
             <w:proofErr w:type="gramEnd"/>
             <w:r>
-              <w:t xml:space="preserve"> to work on my website is because of my old laptop </w:t>
-            </w:r>
-            <w:proofErr w:type="gramStart"/>
-            <w:r>
-              <w:t>made</w:t>
-            </w:r>
-            <w:proofErr w:type="gramEnd"/>
-            <w:r>
-              <w:t xml:space="preserve"> it unusable to get work on in this class (and others too), and it being </w:t>
+              <w:t xml:space="preserve"> made it unusable to get work on in this class (and others too), and it being </w:t>
             </w:r>
             <w:proofErr w:type="gramStart"/>
             <w:r>
@@ -2233,11 +2626,6 @@
         </w:tc>
       </w:tr>
     </w:tbl>
-    <w:p>
-      <w:pPr>
-        <w:pStyle w:val="normal1"/>
-      </w:pPr>
-    </w:p>
     <w:p>
       <w:pPr>
         <w:pStyle w:val="normal1"/>
@@ -2245,67 +2633,6 @@
           <w:rFonts w:ascii="Calibri" w:eastAsia="Calibri" w:hAnsi="Calibri" w:cs="Calibri"/>
         </w:rPr>
       </w:pPr>
-      <w:r>
-        <w:rPr>
-          <w:noProof/>
-        </w:rPr>
-        <mc:AlternateContent>
-          <mc:Choice Requires="wps">
-            <w:drawing>
-              <wp:inline distT="0" distB="0" distL="0" distR="0" wp14:anchorId="6C575734" wp14:editId="6DB9687D">
-                <wp:extent cx="6645910" cy="19050"/>
-                <wp:effectExtent l="0" t="0" r="0" b="0"/>
-                <wp:docPr id="3" name="Shape2"/>
-                <wp:cNvGraphicFramePr/>
-                <a:graphic xmlns:a="http://schemas.openxmlformats.org/drawingml/2006/main">
-                  <a:graphicData uri="http://schemas.microsoft.com/office/word/2010/wordprocessingShape">
-                    <wps:wsp>
-                      <wps:cNvSpPr/>
-                      <wps:spPr>
-                        <a:xfrm>
-                          <a:off x="0" y="0"/>
-                          <a:ext cx="6645960" cy="19080"/>
-                        </a:xfrm>
-                        <a:prstGeom prst="rect">
-                          <a:avLst/>
-                        </a:prstGeom>
-                        <a:solidFill>
-                          <a:srgbClr val="A0A0A0"/>
-                        </a:solidFill>
-                        <a:ln w="0">
-                          <a:noFill/>
-                        </a:ln>
-                      </wps:spPr>
-                      <wps:style>
-                        <a:lnRef idx="0">
-                          <a:scrgbClr r="0" g="0" b="0"/>
-                        </a:lnRef>
-                        <a:fillRef idx="0">
-                          <a:scrgbClr r="0" g="0" b="0"/>
-                        </a:fillRef>
-                        <a:effectRef idx="0">
-                          <a:scrgbClr r="0" g="0" b="0"/>
-                        </a:effectRef>
-                        <a:fontRef idx="minor"/>
-                      </wps:style>
-                      <wps:bodyPr/>
-                    </wps:wsp>
-                  </a:graphicData>
-                </a:graphic>
-              </wp:inline>
-            </w:drawing>
-          </mc:Choice>
-          <mc:Fallback xmlns:pic="http://schemas.openxmlformats.org/drawingml/2006/picture">
-            <w:pict>
-              <v:rect id="shape_0" fillcolor="#a0a0a0" stroked="f" o:allowincell="f" style="position:absolute;margin-left:0pt;margin-top:-1.55pt;width:523.25pt;height:1.45pt;mso-wrap-style:none;v-text-anchor:middle;mso-position-vertical:top">
-                <v:fill o:detectmouseclick="t" type="solid" color2="#5f5f5f"/>
-                <v:stroke color="#3465a4" joinstyle="round" endcap="flat"/>
-                <w10:wrap type="square"/>
-              </v:rect>
-            </w:pict>
-          </mc:Fallback>
-        </mc:AlternateContent>
-      </w:r>
       <w:r>
         <w:br w:type="page"/>
       </w:r>
@@ -2315,8 +2642,8 @@
         <w:pStyle w:val="Heading2"/>
         <w:spacing w:before="0"/>
       </w:pPr>
-      <w:bookmarkStart w:id="11" w:name="_glqkyccsy55h"/>
-      <w:bookmarkEnd w:id="11"/>
+      <w:bookmarkStart w:id="10" w:name="_glqkyccsy55h"/>
+      <w:bookmarkEnd w:id="10"/>
       <w:r>
         <w:lastRenderedPageBreak/>
         <w:t>Sprint #2</w:t>
@@ -2350,8 +2677,8 @@
               <w:pStyle w:val="Heading4"/>
               <w:spacing w:line="276" w:lineRule="auto"/>
             </w:pPr>
-            <w:bookmarkStart w:id="12" w:name="_54dx6as8tvnm"/>
-            <w:bookmarkEnd w:id="12"/>
+            <w:bookmarkStart w:id="11" w:name="_54dx6as8tvnm"/>
+            <w:bookmarkEnd w:id="11"/>
             <w:r>
               <w:t>Sprint #</w:t>
             </w:r>
@@ -2439,22 +2766,16 @@
             </w:r>
             <w:proofErr w:type="spellEnd"/>
             <w:r>
-              <w:t xml:space="preserve"> thing for users to type in for stuff.</w:t>
-            </w:r>
-          </w:p>
-          <w:p>
-            <w:pPr>
-              <w:pStyle w:val="normal1"/>
-              <w:widowControl w:val="0"/>
-              <w:spacing w:line="240" w:lineRule="auto"/>
-            </w:pPr>
-          </w:p>
-          <w:p>
-            <w:pPr>
-              <w:pStyle w:val="normal1"/>
-              <w:widowControl w:val="0"/>
-              <w:spacing w:line="240" w:lineRule="auto"/>
-            </w:pPr>
+              <w:t xml:space="preserve"> </w:t>
+            </w:r>
+            <w:proofErr w:type="gramStart"/>
+            <w:r>
+              <w:t>thing</w:t>
+            </w:r>
+            <w:proofErr w:type="gramEnd"/>
+            <w:r>
+              <w:t xml:space="preserve"> for users to type in for stuff.</w:t>
+            </w:r>
           </w:p>
         </w:tc>
       </w:tr>
@@ -2472,8 +2793,8 @@
         <w:pStyle w:val="Heading4"/>
         <w:spacing w:line="276" w:lineRule="auto"/>
       </w:pPr>
-      <w:bookmarkStart w:id="13" w:name="_tzl39wtdu3rs"/>
-      <w:bookmarkEnd w:id="13"/>
+      <w:bookmarkStart w:id="12" w:name="_tzl39wtdu3rs"/>
+      <w:bookmarkEnd w:id="12"/>
       <w:r>
         <w:t>Database improvements (if any)</w:t>
       </w:r>
@@ -2529,202 +2850,58 @@
                 <w:rFonts w:ascii="Calibri" w:eastAsia="Calibri" w:hAnsi="Calibri" w:cs="Calibri"/>
               </w:rPr>
             </w:pPr>
-          </w:p>
-          <w:p>
-            <w:pPr>
-              <w:pStyle w:val="normal1"/>
-              <w:widowControl w:val="0"/>
-              <w:spacing w:line="240" w:lineRule="auto"/>
-              <w:rPr>
-                <w:rFonts w:ascii="Calibri" w:eastAsia="Calibri" w:hAnsi="Calibri" w:cs="Calibri"/>
-              </w:rPr>
-            </w:pPr>
-            <w:r>
-              <w:rPr>
-                <w:rFonts w:ascii="Calibri" w:eastAsia="Calibri" w:hAnsi="Calibri" w:cs="Calibri"/>
-              </w:rPr>
-              <w:t>--</w:t>
-            </w:r>
-          </w:p>
-          <w:p>
-            <w:pPr>
-              <w:pStyle w:val="normal1"/>
-              <w:widowControl w:val="0"/>
-              <w:spacing w:line="240" w:lineRule="auto"/>
-              <w:rPr>
-                <w:rFonts w:ascii="Calibri" w:eastAsia="Calibri" w:hAnsi="Calibri" w:cs="Calibri"/>
-              </w:rPr>
-            </w:pPr>
-          </w:p>
-          <w:p>
-            <w:pPr>
-              <w:pStyle w:val="normal1"/>
-              <w:widowControl w:val="0"/>
-              <w:spacing w:line="240" w:lineRule="auto"/>
-              <w:rPr>
-                <w:rFonts w:ascii="Calibri" w:eastAsia="Calibri" w:hAnsi="Calibri" w:cs="Calibri"/>
-              </w:rPr>
-            </w:pPr>
-          </w:p>
-          <w:p>
-            <w:pPr>
-              <w:pStyle w:val="normal1"/>
-              <w:widowControl w:val="0"/>
-              <w:spacing w:line="240" w:lineRule="auto"/>
-              <w:rPr>
-                <w:rFonts w:ascii="Calibri" w:eastAsia="Calibri" w:hAnsi="Calibri" w:cs="Calibri"/>
-              </w:rPr>
-            </w:pPr>
-          </w:p>
-          <w:p>
-            <w:pPr>
-              <w:pStyle w:val="normal1"/>
-              <w:widowControl w:val="0"/>
-              <w:spacing w:line="240" w:lineRule="auto"/>
-              <w:rPr>
-                <w:rFonts w:ascii="Calibri" w:eastAsia="Calibri" w:hAnsi="Calibri" w:cs="Calibri"/>
-              </w:rPr>
-            </w:pPr>
-          </w:p>
-          <w:p>
-            <w:pPr>
-              <w:pStyle w:val="normal1"/>
-              <w:widowControl w:val="0"/>
-              <w:spacing w:line="240" w:lineRule="auto"/>
-              <w:rPr>
-                <w:rFonts w:ascii="Calibri" w:eastAsia="Calibri" w:hAnsi="Calibri" w:cs="Calibri"/>
-              </w:rPr>
-            </w:pPr>
-          </w:p>
-          <w:p>
-            <w:pPr>
-              <w:pStyle w:val="normal1"/>
-              <w:widowControl w:val="0"/>
-              <w:spacing w:line="240" w:lineRule="auto"/>
-              <w:rPr>
-                <w:rFonts w:ascii="Calibri" w:eastAsia="Calibri" w:hAnsi="Calibri" w:cs="Calibri"/>
-              </w:rPr>
-            </w:pPr>
-          </w:p>
-          <w:p>
-            <w:pPr>
-              <w:pStyle w:val="normal1"/>
-              <w:widowControl w:val="0"/>
-              <w:spacing w:line="240" w:lineRule="auto"/>
-              <w:rPr>
-                <w:rFonts w:ascii="Calibri" w:eastAsia="Calibri" w:hAnsi="Calibri" w:cs="Calibri"/>
-              </w:rPr>
-            </w:pPr>
-          </w:p>
-          <w:p>
-            <w:pPr>
-              <w:pStyle w:val="normal1"/>
-              <w:widowControl w:val="0"/>
-              <w:spacing w:line="240" w:lineRule="auto"/>
-              <w:rPr>
-                <w:rFonts w:ascii="Calibri" w:eastAsia="Calibri" w:hAnsi="Calibri" w:cs="Calibri"/>
-              </w:rPr>
-            </w:pPr>
-          </w:p>
-          <w:p>
-            <w:pPr>
-              <w:pStyle w:val="normal1"/>
-              <w:widowControl w:val="0"/>
-              <w:spacing w:line="240" w:lineRule="auto"/>
-              <w:rPr>
-                <w:rFonts w:ascii="Calibri" w:eastAsia="Calibri" w:hAnsi="Calibri" w:cs="Calibri"/>
-              </w:rPr>
-            </w:pPr>
-          </w:p>
-          <w:p>
-            <w:pPr>
-              <w:pStyle w:val="normal1"/>
-              <w:widowControl w:val="0"/>
-              <w:spacing w:line="240" w:lineRule="auto"/>
-              <w:rPr>
-                <w:rFonts w:ascii="Calibri" w:eastAsia="Calibri" w:hAnsi="Calibri" w:cs="Calibri"/>
-              </w:rPr>
-            </w:pPr>
-          </w:p>
-          <w:p>
-            <w:pPr>
-              <w:pStyle w:val="normal1"/>
-              <w:widowControl w:val="0"/>
-              <w:spacing w:line="240" w:lineRule="auto"/>
-              <w:rPr>
-                <w:rFonts w:ascii="Calibri" w:eastAsia="Calibri" w:hAnsi="Calibri" w:cs="Calibri"/>
-              </w:rPr>
-            </w:pPr>
-          </w:p>
-          <w:p>
-            <w:pPr>
-              <w:pStyle w:val="normal1"/>
-              <w:widowControl w:val="0"/>
-              <w:spacing w:line="240" w:lineRule="auto"/>
-              <w:rPr>
-                <w:rFonts w:ascii="Calibri" w:eastAsia="Calibri" w:hAnsi="Calibri" w:cs="Calibri"/>
-              </w:rPr>
-            </w:pPr>
-          </w:p>
-          <w:p>
-            <w:pPr>
-              <w:pStyle w:val="normal1"/>
-              <w:widowControl w:val="0"/>
-              <w:spacing w:line="240" w:lineRule="auto"/>
-              <w:rPr>
-                <w:rFonts w:ascii="Calibri" w:eastAsia="Calibri" w:hAnsi="Calibri" w:cs="Calibri"/>
-              </w:rPr>
-            </w:pPr>
-          </w:p>
-          <w:p>
-            <w:pPr>
-              <w:pStyle w:val="normal1"/>
-              <w:widowControl w:val="0"/>
-              <w:spacing w:line="240" w:lineRule="auto"/>
-              <w:rPr>
-                <w:rFonts w:ascii="Calibri" w:eastAsia="Calibri" w:hAnsi="Calibri" w:cs="Calibri"/>
-              </w:rPr>
-            </w:pPr>
-          </w:p>
-          <w:p>
-            <w:pPr>
-              <w:pStyle w:val="normal1"/>
-              <w:widowControl w:val="0"/>
-              <w:spacing w:line="240" w:lineRule="auto"/>
-              <w:rPr>
-                <w:rFonts w:ascii="Calibri" w:eastAsia="Calibri" w:hAnsi="Calibri" w:cs="Calibri"/>
-              </w:rPr>
-            </w:pPr>
-          </w:p>
-          <w:p>
-            <w:pPr>
-              <w:pStyle w:val="normal1"/>
-              <w:widowControl w:val="0"/>
-              <w:spacing w:line="240" w:lineRule="auto"/>
-              <w:rPr>
-                <w:rFonts w:ascii="Calibri" w:eastAsia="Calibri" w:hAnsi="Calibri" w:cs="Calibri"/>
-              </w:rPr>
-            </w:pPr>
-          </w:p>
-          <w:p>
-            <w:pPr>
-              <w:pStyle w:val="normal1"/>
-              <w:widowControl w:val="0"/>
-              <w:spacing w:line="240" w:lineRule="auto"/>
-              <w:rPr>
-                <w:rFonts w:ascii="Calibri" w:eastAsia="Calibri" w:hAnsi="Calibri" w:cs="Calibri"/>
-              </w:rPr>
-            </w:pPr>
-          </w:p>
-          <w:p>
-            <w:pPr>
-              <w:pStyle w:val="normal1"/>
-              <w:widowControl w:val="0"/>
-              <w:spacing w:line="240" w:lineRule="auto"/>
-              <w:rPr>
-                <w:rFonts w:ascii="Calibri" w:eastAsia="Calibri" w:hAnsi="Calibri" w:cs="Calibri"/>
-              </w:rPr>
-            </w:pPr>
+            <w:r>
+              <w:rPr>
+                <w:rFonts w:ascii="Calibri" w:eastAsia="Calibri" w:hAnsi="Calibri" w:cs="Calibri"/>
+                <w:noProof/>
+              </w:rPr>
+              <w:drawing>
+                <wp:anchor distT="0" distB="0" distL="0" distR="0" simplePos="0" relativeHeight="251659264" behindDoc="0" locked="0" layoutInCell="0" allowOverlap="1" wp14:anchorId="17F4C1BA" wp14:editId="23B8C2DB">
+                  <wp:simplePos x="0" y="0"/>
+                  <wp:positionH relativeFrom="column">
+                    <wp:posOffset>-5080</wp:posOffset>
+                  </wp:positionH>
+                  <wp:positionV relativeFrom="paragraph">
+                    <wp:posOffset>178435</wp:posOffset>
+                  </wp:positionV>
+                  <wp:extent cx="6518910" cy="1334770"/>
+                  <wp:effectExtent l="0" t="0" r="0" b="0"/>
+                  <wp:wrapSquare wrapText="largest"/>
+                  <wp:docPr id="413524146" name="Image3"/>
+                  <wp:cNvGraphicFramePr>
+                    <a:graphicFrameLocks xmlns:a="http://schemas.openxmlformats.org/drawingml/2006/main" noChangeAspect="1"/>
+                  </wp:cNvGraphicFramePr>
+                  <a:graphic xmlns:a="http://schemas.openxmlformats.org/drawingml/2006/main">
+                    <a:graphicData uri="http://schemas.openxmlformats.org/drawingml/2006/picture">
+                      <pic:pic xmlns:pic="http://schemas.openxmlformats.org/drawingml/2006/picture">
+                        <pic:nvPicPr>
+                          <pic:cNvPr id="1" name="Image3"/>
+                          <pic:cNvPicPr>
+                            <a:picLocks noChangeAspect="1" noChangeArrowheads="1"/>
+                          </pic:cNvPicPr>
+                        </pic:nvPicPr>
+                        <pic:blipFill>
+                          <a:blip r:embed="rId7"/>
+                          <a:stretch>
+                            <a:fillRect/>
+                          </a:stretch>
+                        </pic:blipFill>
+                        <pic:spPr bwMode="auto">
+                          <a:xfrm>
+                            <a:off x="0" y="0"/>
+                            <a:ext cx="6518910" cy="1334770"/>
+                          </a:xfrm>
+                          <a:prstGeom prst="rect">
+                            <a:avLst/>
+                          </a:prstGeom>
+                          <a:noFill/>
+                        </pic:spPr>
+                      </pic:pic>
+                    </a:graphicData>
+                  </a:graphic>
+                </wp:anchor>
+              </w:drawing>
+            </w:r>
           </w:p>
           <w:p>
             <w:pPr>
@@ -2759,8 +2936,8 @@
         <w:pStyle w:val="Heading4"/>
         <w:spacing w:line="276" w:lineRule="auto"/>
       </w:pPr>
-      <w:bookmarkStart w:id="14" w:name="_qkkrxelvhheh"/>
-      <w:bookmarkEnd w:id="14"/>
+      <w:bookmarkStart w:id="13" w:name="_qkkrxelvhheh"/>
+      <w:bookmarkEnd w:id="13"/>
       <w:proofErr w:type="spellStart"/>
       <w:r>
         <w:t>WebPage</w:t>
@@ -2809,60 +2986,44 @@
             <w:pPr>
               <w:pStyle w:val="normal1"/>
               <w:widowControl w:val="0"/>
-              <w:spacing w:line="240" w:lineRule="auto"/>
-            </w:pPr>
-          </w:p>
-          <w:p>
-            <w:pPr>
-              <w:pStyle w:val="normal1"/>
-              <w:widowControl w:val="0"/>
-              <w:spacing w:line="240" w:lineRule="auto"/>
-            </w:pPr>
-          </w:p>
-          <w:p>
-            <w:pPr>
-              <w:pStyle w:val="normal1"/>
-              <w:widowControl w:val="0"/>
-              <w:spacing w:line="240" w:lineRule="auto"/>
-            </w:pPr>
-            <w:r>
-              <w:t>--</w:t>
-            </w:r>
-          </w:p>
-          <w:p>
-            <w:pPr>
-              <w:pStyle w:val="normal1"/>
-              <w:widowControl w:val="0"/>
-              <w:spacing w:line="240" w:lineRule="auto"/>
-            </w:pPr>
-          </w:p>
-          <w:p>
-            <w:pPr>
-              <w:pStyle w:val="normal1"/>
-              <w:widowControl w:val="0"/>
-              <w:spacing w:line="240" w:lineRule="auto"/>
-            </w:pPr>
-          </w:p>
-          <w:p>
-            <w:pPr>
-              <w:pStyle w:val="normal1"/>
-              <w:widowControl w:val="0"/>
-              <w:spacing w:line="240" w:lineRule="auto"/>
-            </w:pPr>
-          </w:p>
-          <w:p>
-            <w:pPr>
-              <w:pStyle w:val="normal1"/>
-              <w:widowControl w:val="0"/>
-              <w:spacing w:line="240" w:lineRule="auto"/>
-            </w:pPr>
-          </w:p>
-          <w:p>
-            <w:pPr>
-              <w:pStyle w:val="normal1"/>
-              <w:widowControl w:val="0"/>
-              <w:spacing w:line="240" w:lineRule="auto"/>
-            </w:pPr>
+              <w:numPr>
+                <w:ilvl w:val="0"/>
+                <w:numId w:val="4"/>
+              </w:numPr>
+              <w:spacing w:line="240" w:lineRule="auto"/>
+            </w:pPr>
+            <w:r>
+              <w:t xml:space="preserve">I </w:t>
+            </w:r>
+            <w:proofErr w:type="gramStart"/>
+            <w:r>
+              <w:t>add</w:t>
+            </w:r>
+            <w:proofErr w:type="gramEnd"/>
+            <w:r>
+              <w:t xml:space="preserve"> </w:t>
+            </w:r>
+            <w:proofErr w:type="spellStart"/>
+            <w:r>
+              <w:t>colour</w:t>
+            </w:r>
+            <w:proofErr w:type="spellEnd"/>
+            <w:r>
+              <w:t xml:space="preserve"> for </w:t>
+            </w:r>
+            <w:proofErr w:type="spellStart"/>
+            <w:r>
+              <w:t>fillaur</w:t>
+            </w:r>
+            <w:proofErr w:type="spellEnd"/>
+            <w:r>
+              <w:t xml:space="preserve">. Is </w:t>
+            </w:r>
+            <w:proofErr w:type="spellStart"/>
+            <w:r>
+              <w:t>ugle</w:t>
+            </w:r>
+            <w:proofErr w:type="spellEnd"/>
           </w:p>
           <w:p>
             <w:pPr>
@@ -2874,11 +3035,6 @@
         </w:tc>
       </w:tr>
     </w:tbl>
-    <w:p>
-      <w:pPr>
-        <w:pStyle w:val="normal1"/>
-      </w:pPr>
-    </w:p>
     <w:p>
       <w:pPr>
         <w:pStyle w:val="normal1"/>
@@ -2889,8 +3045,8 @@
         <w:pStyle w:val="Heading4"/>
         <w:spacing w:line="276" w:lineRule="auto"/>
       </w:pPr>
-      <w:bookmarkStart w:id="15" w:name="_3syjt5olt100"/>
-      <w:bookmarkEnd w:id="15"/>
+      <w:bookmarkStart w:id="14" w:name="_3syjt5olt100"/>
+      <w:bookmarkEnd w:id="14"/>
       <w:r>
         <w:t>Sprint #2 Testing</w:t>
       </w:r>
@@ -3173,7 +3329,19 @@
               <w:rPr>
                 <w:rFonts w:ascii="Calibri" w:eastAsia="Calibri" w:hAnsi="Calibri" w:cs="Calibri"/>
               </w:rPr>
-              <w:t>textbox</w:t>
+              <w:t>T</w:t>
+            </w:r>
+            <w:r>
+              <w:rPr>
+                <w:rFonts w:ascii="Calibri" w:eastAsia="Calibri" w:hAnsi="Calibri" w:cs="Calibri"/>
+              </w:rPr>
+              <w:t>extbox</w:t>
+            </w:r>
+            <w:r>
+              <w:rPr>
+                <w:rFonts w:ascii="Calibri" w:eastAsia="Calibri" w:hAnsi="Calibri" w:cs="Calibri"/>
+              </w:rPr>
+              <w:t xml:space="preserve"> | gird area</w:t>
             </w:r>
           </w:p>
         </w:tc>
@@ -3381,178 +3549,12 @@
                 <w:rFonts w:ascii="Calibri" w:eastAsia="Calibri" w:hAnsi="Calibri" w:cs="Calibri"/>
               </w:rPr>
             </w:pPr>
-          </w:p>
-        </w:tc>
-        <w:tc>
-          <w:tcPr>
-            <w:tcW w:w="2822" w:type="dxa"/>
-            <w:tcBorders>
-              <w:top w:val="single" w:sz="8" w:space="0" w:color="000000"/>
-              <w:left w:val="single" w:sz="8" w:space="0" w:color="000000"/>
-              <w:bottom w:val="single" w:sz="8" w:space="0" w:color="000000"/>
-              <w:right w:val="single" w:sz="8" w:space="0" w:color="000000"/>
-            </w:tcBorders>
-          </w:tcPr>
-          <w:p>
-            <w:pPr>
-              <w:pStyle w:val="normal1"/>
-              <w:widowControl w:val="0"/>
-              <w:spacing w:line="240" w:lineRule="auto"/>
-              <w:rPr>
-                <w:rFonts w:ascii="Calibri" w:eastAsia="Calibri" w:hAnsi="Calibri" w:cs="Calibri"/>
-              </w:rPr>
-            </w:pPr>
-          </w:p>
-        </w:tc>
-        <w:tc>
-          <w:tcPr>
-            <w:tcW w:w="2983" w:type="dxa"/>
-            <w:tcBorders>
-              <w:top w:val="single" w:sz="8" w:space="0" w:color="000000"/>
-              <w:left w:val="single" w:sz="8" w:space="0" w:color="000000"/>
-              <w:bottom w:val="single" w:sz="8" w:space="0" w:color="000000"/>
-              <w:right w:val="single" w:sz="8" w:space="0" w:color="000000"/>
-            </w:tcBorders>
-          </w:tcPr>
-          <w:p>
-            <w:pPr>
-              <w:pStyle w:val="normal1"/>
-              <w:widowControl w:val="0"/>
-              <w:spacing w:line="240" w:lineRule="auto"/>
-              <w:rPr>
-                <w:rFonts w:ascii="Calibri" w:eastAsia="Calibri" w:hAnsi="Calibri" w:cs="Calibri"/>
-              </w:rPr>
-            </w:pPr>
-          </w:p>
-        </w:tc>
-        <w:tc>
-          <w:tcPr>
-            <w:tcW w:w="1052" w:type="dxa"/>
-            <w:tcBorders>
-              <w:top w:val="single" w:sz="8" w:space="0" w:color="000000"/>
-              <w:left w:val="single" w:sz="8" w:space="0" w:color="000000"/>
-              <w:bottom w:val="single" w:sz="8" w:space="0" w:color="000000"/>
-              <w:right w:val="single" w:sz="8" w:space="0" w:color="000000"/>
-            </w:tcBorders>
-          </w:tcPr>
-          <w:p>
-            <w:pPr>
-              <w:pStyle w:val="normal1"/>
-              <w:widowControl w:val="0"/>
-              <w:spacing w:line="240" w:lineRule="auto"/>
-              <w:rPr>
-                <w:rFonts w:ascii="Calibri" w:eastAsia="Calibri" w:hAnsi="Calibri" w:cs="Calibri"/>
-              </w:rPr>
-            </w:pPr>
-          </w:p>
-        </w:tc>
-      </w:tr>
-      <w:tr>
-        <w:tc>
-          <w:tcPr>
-            <w:tcW w:w="3478" w:type="dxa"/>
-            <w:tcBorders>
-              <w:top w:val="single" w:sz="8" w:space="0" w:color="000000"/>
-              <w:left w:val="single" w:sz="8" w:space="0" w:color="000000"/>
-              <w:bottom w:val="single" w:sz="8" w:space="0" w:color="000000"/>
-              <w:right w:val="single" w:sz="8" w:space="0" w:color="000000"/>
-            </w:tcBorders>
-          </w:tcPr>
-          <w:p>
-            <w:pPr>
-              <w:pStyle w:val="normal1"/>
-              <w:widowControl w:val="0"/>
-              <w:spacing w:line="240" w:lineRule="auto"/>
-              <w:rPr>
-                <w:rFonts w:ascii="Calibri" w:eastAsia="Calibri" w:hAnsi="Calibri" w:cs="Calibri"/>
-              </w:rPr>
-            </w:pPr>
-          </w:p>
-        </w:tc>
-        <w:tc>
-          <w:tcPr>
-            <w:tcW w:w="2822" w:type="dxa"/>
-            <w:tcBorders>
-              <w:top w:val="single" w:sz="8" w:space="0" w:color="000000"/>
-              <w:left w:val="single" w:sz="8" w:space="0" w:color="000000"/>
-              <w:bottom w:val="single" w:sz="8" w:space="0" w:color="000000"/>
-              <w:right w:val="single" w:sz="8" w:space="0" w:color="000000"/>
-            </w:tcBorders>
-          </w:tcPr>
-          <w:p>
-            <w:pPr>
-              <w:pStyle w:val="normal1"/>
-              <w:widowControl w:val="0"/>
-              <w:spacing w:line="240" w:lineRule="auto"/>
-              <w:rPr>
-                <w:rFonts w:ascii="Calibri" w:eastAsia="Calibri" w:hAnsi="Calibri" w:cs="Calibri"/>
-              </w:rPr>
-            </w:pPr>
-          </w:p>
-        </w:tc>
-        <w:tc>
-          <w:tcPr>
-            <w:tcW w:w="2983" w:type="dxa"/>
-            <w:tcBorders>
-              <w:top w:val="single" w:sz="8" w:space="0" w:color="000000"/>
-              <w:left w:val="single" w:sz="8" w:space="0" w:color="000000"/>
-              <w:bottom w:val="single" w:sz="8" w:space="0" w:color="000000"/>
-              <w:right w:val="single" w:sz="8" w:space="0" w:color="000000"/>
-            </w:tcBorders>
-          </w:tcPr>
-          <w:p>
-            <w:pPr>
-              <w:pStyle w:val="normal1"/>
-              <w:widowControl w:val="0"/>
-              <w:spacing w:line="240" w:lineRule="auto"/>
-              <w:rPr>
-                <w:rFonts w:ascii="Calibri" w:eastAsia="Calibri" w:hAnsi="Calibri" w:cs="Calibri"/>
-              </w:rPr>
-            </w:pPr>
-          </w:p>
-        </w:tc>
-        <w:tc>
-          <w:tcPr>
-            <w:tcW w:w="1052" w:type="dxa"/>
-            <w:tcBorders>
-              <w:top w:val="single" w:sz="8" w:space="0" w:color="000000"/>
-              <w:left w:val="single" w:sz="8" w:space="0" w:color="000000"/>
-              <w:bottom w:val="single" w:sz="8" w:space="0" w:color="000000"/>
-              <w:right w:val="single" w:sz="8" w:space="0" w:color="000000"/>
-            </w:tcBorders>
-          </w:tcPr>
-          <w:p>
-            <w:pPr>
-              <w:pStyle w:val="normal1"/>
-              <w:widowControl w:val="0"/>
-              <w:spacing w:line="240" w:lineRule="auto"/>
-              <w:rPr>
-                <w:rFonts w:ascii="Calibri" w:eastAsia="Calibri" w:hAnsi="Calibri" w:cs="Calibri"/>
-              </w:rPr>
-            </w:pPr>
-          </w:p>
-        </w:tc>
-      </w:tr>
-      <w:tr>
-        <w:tc>
-          <w:tcPr>
-            <w:tcW w:w="3478" w:type="dxa"/>
-            <w:tcBorders>
-              <w:top w:val="single" w:sz="8" w:space="0" w:color="000000"/>
-              <w:left w:val="single" w:sz="8" w:space="0" w:color="000000"/>
-              <w:bottom w:val="single" w:sz="8" w:space="0" w:color="000000"/>
-              <w:right w:val="single" w:sz="8" w:space="0" w:color="000000"/>
-            </w:tcBorders>
-          </w:tcPr>
-          <w:p>
-            <w:pPr>
-              <w:pStyle w:val="normal1"/>
-              <w:widowControl w:val="0"/>
-              <w:spacing w:line="240" w:lineRule="auto"/>
-              <w:rPr>
-                <w:rFonts w:ascii="Calibri" w:eastAsia="Calibri" w:hAnsi="Calibri" w:cs="Calibri"/>
-              </w:rPr>
-            </w:pPr>
+            <w:r>
+              <w:rPr>
+                <w:rFonts w:ascii="Calibri" w:eastAsia="Calibri" w:hAnsi="Calibri" w:cs="Calibri"/>
+              </w:rPr>
+              <w:t>Sign up textbox</w:t>
+            </w:r>
           </w:p>
         </w:tc>
         <w:tc>
@@ -3719,9 +3721,10 @@
         <w:pStyle w:val="Heading4"/>
         <w:spacing w:line="276" w:lineRule="auto"/>
       </w:pPr>
-      <w:bookmarkStart w:id="16" w:name="_55wup77vaxep"/>
-      <w:bookmarkEnd w:id="16"/>
+      <w:bookmarkStart w:id="15" w:name="_55wup77vaxep"/>
+      <w:bookmarkEnd w:id="15"/>
       <w:r>
+        <w:lastRenderedPageBreak/>
         <w:t>Sprint #2 Review</w:t>
       </w:r>
     </w:p>
@@ -3851,6 +3854,73 @@
               <w:spacing w:line="240" w:lineRule="auto"/>
             </w:pPr>
           </w:p>
+          <w:p>
+            <w:pPr>
+              <w:pStyle w:val="normal1"/>
+              <w:widowControl w:val="0"/>
+              <w:spacing w:line="240" w:lineRule="auto"/>
+            </w:pPr>
+            <w:r>
+              <w:t xml:space="preserve">I should probably do more </w:t>
+            </w:r>
+            <w:proofErr w:type="gramStart"/>
+            <w:r>
+              <w:t>things on</w:t>
+            </w:r>
+            <w:proofErr w:type="gramEnd"/>
+            <w:r>
+              <w:t xml:space="preserve"> here because I am very far behind on what I support to be working on. I </w:t>
+            </w:r>
+            <w:proofErr w:type="gramStart"/>
+            <w:r>
+              <w:t>do</w:t>
+            </w:r>
+            <w:proofErr w:type="gramEnd"/>
+            <w:r>
+              <w:t xml:space="preserve"> </w:t>
+            </w:r>
+            <w:proofErr w:type="gramStart"/>
+            <w:r>
+              <w:t>hoping</w:t>
+            </w:r>
+            <w:proofErr w:type="gramEnd"/>
+            <w:r>
+              <w:t xml:space="preserve"> that I can </w:t>
+            </w:r>
+            <w:proofErr w:type="spellStart"/>
+            <w:r>
+              <w:t>fiinihs</w:t>
+            </w:r>
+            <w:proofErr w:type="spellEnd"/>
+            <w:r>
+              <w:t xml:space="preserve"> the sign up and </w:t>
+            </w:r>
+            <w:proofErr w:type="spellStart"/>
+            <w:r>
+              <w:t>logn</w:t>
+            </w:r>
+            <w:proofErr w:type="spellEnd"/>
+            <w:r>
+              <w:t xml:space="preserve"> in page, </w:t>
+            </w:r>
+            <w:proofErr w:type="spellStart"/>
+            <w:proofErr w:type="gramStart"/>
+            <w:r>
+              <w:t>aswell</w:t>
+            </w:r>
+            <w:proofErr w:type="spellEnd"/>
+            <w:proofErr w:type="gramEnd"/>
+            <w:r>
+              <w:t xml:space="preserve"> as fixing the main page. </w:t>
+            </w:r>
+          </w:p>
+          <w:p>
+            <w:pPr>
+              <w:pStyle w:val="normal1"/>
+              <w:widowControl w:val="0"/>
+              <w:spacing w:line="240" w:lineRule="auto"/>
+            </w:pPr>
+          </w:p>
         </w:tc>
       </w:tr>
     </w:tbl>
@@ -3867,67 +3937,6 @@
         </w:rPr>
       </w:pPr>
       <w:r>
-        <w:rPr>
-          <w:noProof/>
-        </w:rPr>
-        <mc:AlternateContent>
-          <mc:Choice Requires="wps">
-            <w:drawing>
-              <wp:inline distT="0" distB="0" distL="0" distR="0" wp14:anchorId="7CEA7453" wp14:editId="497D8A2A">
-                <wp:extent cx="6645910" cy="19050"/>
-                <wp:effectExtent l="0" t="0" r="0" b="0"/>
-                <wp:docPr id="4" name="Shape3"/>
-                <wp:cNvGraphicFramePr/>
-                <a:graphic xmlns:a="http://schemas.openxmlformats.org/drawingml/2006/main">
-                  <a:graphicData uri="http://schemas.microsoft.com/office/word/2010/wordprocessingShape">
-                    <wps:wsp>
-                      <wps:cNvSpPr/>
-                      <wps:spPr>
-                        <a:xfrm>
-                          <a:off x="0" y="0"/>
-                          <a:ext cx="6645960" cy="19080"/>
-                        </a:xfrm>
-                        <a:prstGeom prst="rect">
-                          <a:avLst/>
-                        </a:prstGeom>
-                        <a:solidFill>
-                          <a:srgbClr val="A0A0A0"/>
-                        </a:solidFill>
-                        <a:ln w="0">
-                          <a:noFill/>
-                        </a:ln>
-                      </wps:spPr>
-                      <wps:style>
-                        <a:lnRef idx="0">
-                          <a:scrgbClr r="0" g="0" b="0"/>
-                        </a:lnRef>
-                        <a:fillRef idx="0">
-                          <a:scrgbClr r="0" g="0" b="0"/>
-                        </a:fillRef>
-                        <a:effectRef idx="0">
-                          <a:scrgbClr r="0" g="0" b="0"/>
-                        </a:effectRef>
-                        <a:fontRef idx="minor"/>
-                      </wps:style>
-                      <wps:bodyPr/>
-                    </wps:wsp>
-                  </a:graphicData>
-                </a:graphic>
-              </wp:inline>
-            </w:drawing>
-          </mc:Choice>
-          <mc:Fallback xmlns:pic="http://schemas.openxmlformats.org/drawingml/2006/picture">
-            <w:pict>
-              <v:rect id="shape_0" fillcolor="#a0a0a0" stroked="f" o:allowincell="f" style="position:absolute;margin-left:0pt;margin-top:-1.55pt;width:523.25pt;height:1.45pt;mso-wrap-style:none;v-text-anchor:middle;mso-position-vertical:top">
-                <v:fill o:detectmouseclick="t" type="solid" color2="#5f5f5f"/>
-                <v:stroke color="#3465a4" joinstyle="round" endcap="flat"/>
-                <w10:wrap type="square"/>
-              </v:rect>
-            </w:pict>
-          </mc:Fallback>
-        </mc:AlternateContent>
-      </w:r>
-      <w:r>
         <w:br w:type="page"/>
       </w:r>
     </w:p>
@@ -3936,8 +3945,8 @@
         <w:pStyle w:val="Heading2"/>
         <w:spacing w:before="0"/>
       </w:pPr>
-      <w:bookmarkStart w:id="17" w:name="_nyi0pap57hr1"/>
-      <w:bookmarkEnd w:id="17"/>
+      <w:bookmarkStart w:id="16" w:name="_nyi0pap57hr1"/>
+      <w:bookmarkEnd w:id="16"/>
       <w:r>
         <w:lastRenderedPageBreak/>
         <w:t>Sprint #3</w:t>
@@ -3971,8 +3980,8 @@
               <w:pStyle w:val="Heading4"/>
               <w:spacing w:line="276" w:lineRule="auto"/>
             </w:pPr>
-            <w:bookmarkStart w:id="18" w:name="_dgql39661em3"/>
-            <w:bookmarkEnd w:id="18"/>
+            <w:bookmarkStart w:id="17" w:name="_dgql39661em3"/>
+            <w:bookmarkEnd w:id="17"/>
             <w:r>
               <w:t>Sprint #3 Goals</w:t>
             </w:r>
@@ -4043,8 +4052,8 @@
         <w:pStyle w:val="Heading4"/>
         <w:spacing w:line="276" w:lineRule="auto"/>
       </w:pPr>
-      <w:bookmarkStart w:id="19" w:name="_331oveg6u5qq"/>
-      <w:bookmarkEnd w:id="19"/>
+      <w:bookmarkStart w:id="18" w:name="_331oveg6u5qq"/>
+      <w:bookmarkEnd w:id="18"/>
       <w:r>
         <w:t>Database improvements (if any)</w:t>
       </w:r>
@@ -4324,8 +4333,8 @@
         <w:pStyle w:val="Heading4"/>
         <w:spacing w:line="276" w:lineRule="auto"/>
       </w:pPr>
-      <w:bookmarkStart w:id="20" w:name="_17ypufns5no4"/>
-      <w:bookmarkEnd w:id="20"/>
+      <w:bookmarkStart w:id="19" w:name="_17ypufns5no4"/>
+      <w:bookmarkEnd w:id="19"/>
       <w:proofErr w:type="spellStart"/>
       <w:r>
         <w:t>WebPage</w:t>
@@ -4549,8 +4558,8 @@
         <w:pStyle w:val="Heading4"/>
         <w:spacing w:line="276" w:lineRule="auto"/>
       </w:pPr>
-      <w:bookmarkStart w:id="21" w:name="_ask7gzvg0r0n"/>
-      <w:bookmarkEnd w:id="21"/>
+      <w:bookmarkStart w:id="20" w:name="_ask7gzvg0r0n"/>
+      <w:bookmarkEnd w:id="20"/>
       <w:r>
         <w:t>Sprint #3 Testing</w:t>
       </w:r>
@@ -5350,8 +5359,8 @@
           <w:rFonts w:ascii="Calibri" w:eastAsia="Calibri" w:hAnsi="Calibri" w:cs="Calibri"/>
         </w:rPr>
       </w:pPr>
-      <w:bookmarkStart w:id="22" w:name="_tyjcwt"/>
-      <w:bookmarkEnd w:id="22"/>
+      <w:bookmarkStart w:id="21" w:name="_tyjcwt"/>
+      <w:bookmarkEnd w:id="21"/>
       <w:r>
         <w:rPr>
           <w:rFonts w:ascii="Calibri" w:eastAsia="Calibri" w:hAnsi="Calibri" w:cs="Calibri"/>
@@ -5714,8 +5723,8 @@
                 <w:rFonts w:ascii="Calibri" w:eastAsia="Calibri" w:hAnsi="Calibri" w:cs="Calibri"/>
               </w:rPr>
             </w:pPr>
-            <w:bookmarkStart w:id="23" w:name="_3dy6vkm"/>
-            <w:bookmarkEnd w:id="23"/>
+            <w:bookmarkStart w:id="22" w:name="_3dy6vkm"/>
+            <w:bookmarkEnd w:id="22"/>
             <w:r>
               <w:rPr>
                 <w:rFonts w:ascii="Calibri" w:eastAsia="Calibri" w:hAnsi="Calibri" w:cs="Calibri"/>
@@ -5876,8 +5885,8 @@
         <w:pStyle w:val="Heading1"/>
         <w:spacing w:line="276" w:lineRule="auto"/>
       </w:pPr>
-      <w:bookmarkStart w:id="24" w:name="_366nddmyekzj"/>
-      <w:bookmarkEnd w:id="24"/>
+      <w:bookmarkStart w:id="23" w:name="_366nddmyekzj"/>
+      <w:bookmarkEnd w:id="23"/>
       <w:r>
         <w:br w:type="page"/>
       </w:r>
@@ -5887,8 +5896,8 @@
         <w:pStyle w:val="Heading1"/>
         <w:spacing w:before="0" w:line="276" w:lineRule="auto"/>
       </w:pPr>
-      <w:bookmarkStart w:id="25" w:name="_rvpyyvdssowd"/>
-      <w:bookmarkEnd w:id="25"/>
+      <w:bookmarkStart w:id="24" w:name="_rvpyyvdssowd"/>
+      <w:bookmarkEnd w:id="24"/>
       <w:r>
         <w:lastRenderedPageBreak/>
         <w:t>Marking Schedules</w:t>
@@ -5909,8 +5918,8 @@
           <w:rFonts w:ascii="Arial" w:eastAsia="Arial" w:hAnsi="Arial" w:cs="Arial"/>
         </w:rPr>
       </w:pPr>
-      <w:bookmarkStart w:id="26" w:name="_y6ahq0z1audu"/>
-      <w:bookmarkEnd w:id="26"/>
+      <w:bookmarkStart w:id="25" w:name="_y6ahq0z1audu"/>
+      <w:bookmarkEnd w:id="25"/>
       <w:r>
         <w:rPr>
           <w:rFonts w:ascii="Arial" w:eastAsia="Arial" w:hAnsi="Arial" w:cs="Arial"/>
@@ -7074,8 +7083,8 @@
                 <w:szCs w:val="20"/>
               </w:rPr>
             </w:pPr>
-            <w:bookmarkStart w:id="27" w:name="_30j0zll_Copy_1"/>
-            <w:bookmarkEnd w:id="27"/>
+            <w:bookmarkStart w:id="26" w:name="_30j0zll_Copy_1"/>
+            <w:bookmarkEnd w:id="26"/>
             <w:r>
               <w:rPr>
                 <w:sz w:val="20"/>
@@ -7270,8 +7279,8 @@
           <w:rFonts w:ascii="Arial" w:eastAsia="Arial" w:hAnsi="Arial" w:cs="Arial"/>
         </w:rPr>
       </w:pPr>
-      <w:bookmarkStart w:id="28" w:name="_nc30vsbd7t9"/>
-      <w:bookmarkEnd w:id="28"/>
+      <w:bookmarkStart w:id="27" w:name="_nc30vsbd7t9"/>
+      <w:bookmarkEnd w:id="27"/>
       <w:r>
         <w:br w:type="page"/>
       </w:r>
@@ -7284,8 +7293,8 @@
           <w:rFonts w:ascii="Arial" w:eastAsia="Arial" w:hAnsi="Arial" w:cs="Arial"/>
         </w:rPr>
       </w:pPr>
-      <w:bookmarkStart w:id="29" w:name="_xxcvuf2jd2c6"/>
-      <w:bookmarkEnd w:id="29"/>
+      <w:bookmarkStart w:id="28" w:name="_xxcvuf2jd2c6"/>
+      <w:bookmarkEnd w:id="28"/>
       <w:r>
         <w:rPr>
           <w:rFonts w:ascii="Arial" w:eastAsia="Arial" w:hAnsi="Arial" w:cs="Arial"/>
@@ -8194,8 +8203,8 @@
                 <w:szCs w:val="20"/>
               </w:rPr>
             </w:pPr>
-            <w:bookmarkStart w:id="30" w:name="_30j0zll_Copy_2"/>
-            <w:bookmarkEnd w:id="30"/>
+            <w:bookmarkStart w:id="29" w:name="_30j0zll_Copy_2"/>
+            <w:bookmarkEnd w:id="29"/>
             <w:r>
               <w:rPr>
                 <w:b/>
@@ -8472,8 +8481,8 @@
           <w:rFonts w:ascii="Arial" w:eastAsia="Arial" w:hAnsi="Arial" w:cs="Arial"/>
         </w:rPr>
       </w:pPr>
-      <w:bookmarkStart w:id="31" w:name="_ug7drgpatc88"/>
-      <w:bookmarkEnd w:id="31"/>
+      <w:bookmarkStart w:id="30" w:name="_ug7drgpatc88"/>
+      <w:bookmarkEnd w:id="30"/>
       <w:r>
         <w:br w:type="page"/>
       </w:r>
@@ -8486,8 +8495,8 @@
           <w:rFonts w:ascii="Arial" w:eastAsia="Arial" w:hAnsi="Arial" w:cs="Arial"/>
         </w:rPr>
       </w:pPr>
-      <w:bookmarkStart w:id="32" w:name="_5svrexyrgn1c"/>
-      <w:bookmarkEnd w:id="32"/>
+      <w:bookmarkStart w:id="31" w:name="_5svrexyrgn1c"/>
+      <w:bookmarkEnd w:id="31"/>
       <w:r>
         <w:rPr>
           <w:rFonts w:ascii="Arial" w:eastAsia="Arial" w:hAnsi="Arial" w:cs="Arial"/>
@@ -9407,8 +9416,8 @@
                 <w:szCs w:val="20"/>
               </w:rPr>
             </w:pPr>
-            <w:bookmarkStart w:id="33" w:name="_30j0zll_Copy_3"/>
-            <w:bookmarkEnd w:id="33"/>
+            <w:bookmarkStart w:id="32" w:name="_30j0zll_Copy_3"/>
+            <w:bookmarkEnd w:id="32"/>
             <w:r>
               <w:rPr>
                 <w:sz w:val="20"/>

--- a/L3 Web Application Development Log.docx
+++ b/L3 Web Application Development Log.docx
@@ -645,121 +645,62 @@
               <w:widowControl w:val="0"/>
               <w:spacing w:line="240" w:lineRule="auto"/>
             </w:pPr>
-            <w:r>
-              <w:t>Photo pls :D</w:t>
-            </w:r>
-          </w:p>
-          <w:p>
-            <w:pPr>
-              <w:pStyle w:val="normal1"/>
-              <w:widowControl w:val="0"/>
-              <w:spacing w:line="240" w:lineRule="auto"/>
-            </w:pPr>
-          </w:p>
-          <w:p>
-            <w:pPr>
-              <w:pStyle w:val="normal1"/>
-              <w:widowControl w:val="0"/>
-              <w:spacing w:line="240" w:lineRule="auto"/>
-            </w:pPr>
-          </w:p>
-          <w:p>
-            <w:pPr>
-              <w:pStyle w:val="normal1"/>
-              <w:widowControl w:val="0"/>
-              <w:spacing w:line="240" w:lineRule="auto"/>
-            </w:pPr>
-          </w:p>
-          <w:p>
-            <w:pPr>
-              <w:pStyle w:val="normal1"/>
-              <w:widowControl w:val="0"/>
-              <w:spacing w:line="240" w:lineRule="auto"/>
-            </w:pPr>
-          </w:p>
-          <w:p>
-            <w:pPr>
-              <w:pStyle w:val="normal1"/>
-              <w:widowControl w:val="0"/>
-              <w:spacing w:line="240" w:lineRule="auto"/>
-            </w:pPr>
-          </w:p>
-          <w:p>
-            <w:pPr>
-              <w:pStyle w:val="normal1"/>
-              <w:widowControl w:val="0"/>
-              <w:spacing w:line="240" w:lineRule="auto"/>
-            </w:pPr>
-          </w:p>
-          <w:p>
-            <w:pPr>
-              <w:pStyle w:val="normal1"/>
-              <w:widowControl w:val="0"/>
-              <w:spacing w:line="240" w:lineRule="auto"/>
-            </w:pPr>
-          </w:p>
-          <w:p>
-            <w:pPr>
-              <w:pStyle w:val="normal1"/>
-              <w:widowControl w:val="0"/>
-              <w:spacing w:line="240" w:lineRule="auto"/>
-            </w:pPr>
-          </w:p>
-          <w:p>
-            <w:pPr>
-              <w:pStyle w:val="normal1"/>
-              <w:widowControl w:val="0"/>
-              <w:spacing w:line="240" w:lineRule="auto"/>
-            </w:pPr>
-          </w:p>
-          <w:p>
-            <w:pPr>
-              <w:pStyle w:val="normal1"/>
-              <w:widowControl w:val="0"/>
-              <w:spacing w:line="240" w:lineRule="auto"/>
-            </w:pPr>
-          </w:p>
-          <w:p>
-            <w:pPr>
-              <w:pStyle w:val="normal1"/>
-              <w:widowControl w:val="0"/>
-              <w:spacing w:line="240" w:lineRule="auto"/>
-            </w:pPr>
-          </w:p>
-          <w:p>
-            <w:pPr>
-              <w:pStyle w:val="normal1"/>
-              <w:widowControl w:val="0"/>
-              <w:spacing w:line="240" w:lineRule="auto"/>
-            </w:pPr>
-          </w:p>
-          <w:p>
-            <w:pPr>
-              <w:pStyle w:val="normal1"/>
-              <w:widowControl w:val="0"/>
-              <w:spacing w:line="240" w:lineRule="auto"/>
-            </w:pPr>
-          </w:p>
-          <w:p>
-            <w:pPr>
-              <w:pStyle w:val="normal1"/>
-              <w:widowControl w:val="0"/>
-              <w:spacing w:line="240" w:lineRule="auto"/>
-            </w:pPr>
-          </w:p>
-          <w:p>
-            <w:pPr>
-              <w:pStyle w:val="normal1"/>
-              <w:widowControl w:val="0"/>
-              <w:spacing w:line="240" w:lineRule="auto"/>
-            </w:pPr>
-          </w:p>
-          <w:p>
-            <w:pPr>
-              <w:pStyle w:val="normal1"/>
-              <w:widowControl w:val="0"/>
-              <w:spacing w:line="240" w:lineRule="auto"/>
-            </w:pPr>
+          </w:p>
+          <w:p>
+            <w:pPr>
+              <w:pStyle w:val="normal1"/>
+              <w:widowControl w:val="0"/>
+              <w:spacing w:line="240" w:lineRule="auto"/>
+              <w:jc w:val="center"/>
+            </w:pPr>
+            <w:r>
+              <w:rPr>
+                <w:b/>
+                <w:bCs/>
+                <w:noProof/>
+              </w:rPr>
+              <w:drawing>
+                <wp:inline distT="0" distB="0" distL="0" distR="0" wp14:anchorId="5364B92B" wp14:editId="2C153EBB">
+                  <wp:extent cx="7057498" cy="5293124"/>
+                  <wp:effectExtent l="6032" t="0" r="0" b="0"/>
+                  <wp:docPr id="1486568348" name="Picture 1"/>
+                  <wp:cNvGraphicFramePr>
+                    <a:graphicFrameLocks xmlns:a="http://schemas.openxmlformats.org/drawingml/2006/main" noChangeAspect="1"/>
+                  </wp:cNvGraphicFramePr>
+                  <a:graphic xmlns:a="http://schemas.openxmlformats.org/drawingml/2006/main">
+                    <a:graphicData uri="http://schemas.openxmlformats.org/drawingml/2006/picture">
+                      <pic:pic xmlns:pic="http://schemas.openxmlformats.org/drawingml/2006/picture">
+                        <pic:nvPicPr>
+                          <pic:cNvPr id="1486568348" name="Picture 1486568348"/>
+                          <pic:cNvPicPr/>
+                        </pic:nvPicPr>
+                        <pic:blipFill>
+                          <a:blip r:embed="rId8" cstate="print">
+                            <a:extLst>
+                              <a:ext uri="{28A0092B-C50C-407E-A947-70E740481C1C}">
+                                <a14:useLocalDpi xmlns:a14="http://schemas.microsoft.com/office/drawing/2010/main" val="0"/>
+                              </a:ext>
+                            </a:extLst>
+                          </a:blip>
+                          <a:stretch>
+                            <a:fillRect/>
+                          </a:stretch>
+                        </pic:blipFill>
+                        <pic:spPr>
+                          <a:xfrm rot="5400000">
+                            <a:off x="0" y="0"/>
+                            <a:ext cx="7070015" cy="5302512"/>
+                          </a:xfrm>
+                          <a:prstGeom prst="rect">
+                            <a:avLst/>
+                          </a:prstGeom>
+                        </pic:spPr>
+                      </pic:pic>
+                    </a:graphicData>
+                  </a:graphic>
+                </wp:inline>
+              </w:drawing>
+            </w:r>
           </w:p>
           <w:p>
             <w:pPr>
@@ -2242,6 +2183,7 @@
               <w:rPr>
                 <w:rFonts w:ascii="Calibri" w:eastAsia="Calibri" w:hAnsi="Calibri" w:cs="Calibri"/>
               </w:rPr>
+              <w:lastRenderedPageBreak/>
               <w:t>Going on the other page part 2</w:t>
             </w:r>
           </w:p>
@@ -3497,7 +3439,21 @@
               <w:rPr>
                 <w:rFonts w:ascii="Calibri" w:eastAsia="Calibri" w:hAnsi="Calibri" w:cs="Calibri"/>
               </w:rPr>
-              <w:t xml:space="preserve"> anpther page</w:t>
+              <w:t xml:space="preserve"> </w:t>
+            </w:r>
+            <w:proofErr w:type="spellStart"/>
+            <w:r>
+              <w:rPr>
+                <w:rFonts w:ascii="Calibri" w:eastAsia="Calibri" w:hAnsi="Calibri" w:cs="Calibri"/>
+              </w:rPr>
+              <w:t>anpther</w:t>
+            </w:r>
+            <w:proofErr w:type="spellEnd"/>
+            <w:r>
+              <w:rPr>
+                <w:rFonts w:ascii="Calibri" w:eastAsia="Calibri" w:hAnsi="Calibri" w:cs="Calibri"/>
+              </w:rPr>
+              <w:t xml:space="preserve"> page</w:t>
             </w:r>
           </w:p>
         </w:tc>
@@ -6023,7 +5979,7 @@
         </w:rPr>
         <w:tab/>
       </w:r>
-      <w:hyperlink r:id="rId8">
+      <w:hyperlink r:id="rId9">
         <w:r>
           <w:rPr>
             <w:color w:val="0000FF"/>
@@ -7389,7 +7345,7 @@
         </w:rPr>
         <w:tab/>
       </w:r>
-      <w:hyperlink r:id="rId9">
+      <w:hyperlink r:id="rId10">
         <w:r>
           <w:rPr>
             <w:color w:val="0000FF"/>
@@ -8601,7 +8557,7 @@
         </w:rPr>
         <w:tab/>
       </w:r>
-      <w:hyperlink r:id="rId10">
+      <w:hyperlink r:id="rId11">
         <w:r>
           <w:rPr>
             <w:color w:val="0000FF"/>
@@ -9989,12 +9945,12 @@
       </w:pPr>
     </w:p>
     <w:sectPr>
-      <w:headerReference w:type="even" r:id="rId11"/>
-      <w:headerReference w:type="default" r:id="rId12"/>
-      <w:footerReference w:type="even" r:id="rId13"/>
-      <w:footerReference w:type="default" r:id="rId14"/>
-      <w:headerReference w:type="first" r:id="rId15"/>
-      <w:footerReference w:type="first" r:id="rId16"/>
+      <w:headerReference w:type="even" r:id="rId12"/>
+      <w:headerReference w:type="default" r:id="rId13"/>
+      <w:footerReference w:type="even" r:id="rId14"/>
+      <w:footerReference w:type="default" r:id="rId15"/>
+      <w:headerReference w:type="first" r:id="rId16"/>
+      <w:footerReference w:type="first" r:id="rId17"/>
       <w:pgSz w:w="11906" w:h="16838"/>
       <w:pgMar w:top="777" w:right="720" w:bottom="777" w:left="720" w:header="720" w:footer="720" w:gutter="0"/>
       <w:pgNumType w:start="1"/>

--- a/L3 Web Application Development Log.docx
+++ b/L3 Web Application Development Log.docx
@@ -545,55 +545,43 @@
                 <w:rFonts w:eastAsia="Calibri" w:cs="Calibri" w:ascii="Calibri" w:hAnsi="Calibri"/>
                 <w:b/>
                 <w:bCs/>
-                <w:kern w:val="0"/>
-                <w:sz w:val="22"/>
-                <w:szCs w:val="22"/>
-                <w:lang w:val="en-US" w:eastAsia="zh-CN" w:bidi="hi-IN"/>
-              </w:rPr>
-            </w:r>
-          </w:p>
-          <w:p>
-            <w:pPr>
-              <w:pStyle w:val="normal1"/>
-              <w:widowControl w:val="false"/>
-              <w:suppressAutoHyphens w:val="true"/>
-              <w:spacing w:lineRule="auto" w:line="240" w:before="0" w:after="0"/>
-              <w:jc w:val="start"/>
-              <w:rPr>
-                <w:rFonts w:ascii="Calibri" w:hAnsi="Calibri" w:eastAsia="Calibri" w:cs="Calibri"/>
-              </w:rPr>
-            </w:pPr>
-            <w:r>
-              <w:rPr>
-                <w:rFonts w:eastAsia="Calibri" w:cs="Calibri" w:ascii="Calibri" w:hAnsi="Calibri"/>
-                <w:kern w:val="0"/>
-                <w:sz w:val="22"/>
-                <w:szCs w:val="22"/>
-                <w:lang w:val="en-US" w:eastAsia="zh-CN" w:bidi="hi-IN"/>
-              </w:rPr>
-            </w:r>
-          </w:p>
-          <w:p>
-            <w:pPr>
-              <w:pStyle w:val="normal1"/>
-              <w:widowControl w:val="false"/>
-              <w:suppressAutoHyphens w:val="true"/>
-              <w:spacing w:lineRule="auto" w:line="240" w:before="0" w:after="0"/>
-              <w:jc w:val="start"/>
-              <w:rPr>
-                <w:rFonts w:ascii="Calibri" w:hAnsi="Calibri" w:eastAsia="Calibri" w:cs="Calibri"/>
-              </w:rPr>
-            </w:pPr>
-            <w:r>
-              <w:rPr>
-                <w:rFonts w:eastAsia="Calibri" w:cs="Calibri" w:ascii="Calibri" w:hAnsi="Calibri"/>
-                <w:kern w:val="0"/>
-                <w:sz w:val="22"/>
-                <w:szCs w:val="22"/>
-                <w:lang w:val="en-US" w:eastAsia="zh-CN" w:bidi="hi-IN"/>
+              </w:rPr>
+            </w:r>
+          </w:p>
+          <w:p>
+            <w:pPr>
+              <w:pStyle w:val="normal1"/>
+              <w:widowControl w:val="false"/>
+              <w:suppressAutoHyphens w:val="true"/>
+              <w:spacing w:lineRule="auto" w:line="240" w:before="0" w:after="0"/>
+              <w:jc w:val="start"/>
+              <w:rPr>
+                <w:rFonts w:ascii="Calibri" w:hAnsi="Calibri" w:eastAsia="Calibri" w:cs="Calibri"/>
+              </w:rPr>
+            </w:pPr>
+            <w:r>
+              <w:rPr>
+                <w:rFonts w:eastAsia="Calibri" w:cs="Calibri" w:ascii="Calibri" w:hAnsi="Calibri"/>
+              </w:rPr>
+            </w:r>
+          </w:p>
+          <w:p>
+            <w:pPr>
+              <w:pStyle w:val="normal1"/>
+              <w:widowControl w:val="false"/>
+              <w:suppressAutoHyphens w:val="true"/>
+              <w:spacing w:lineRule="auto" w:line="240" w:before="0" w:after="0"/>
+              <w:jc w:val="start"/>
+              <w:rPr>
+                <w:rFonts w:ascii="Calibri" w:hAnsi="Calibri" w:eastAsia="Calibri" w:cs="Calibri"/>
+              </w:rPr>
+            </w:pPr>
+            <w:r>
+              <w:rPr>
+                <w:rFonts w:eastAsia="Calibri" w:cs="Calibri" w:ascii="Calibri" w:hAnsi="Calibri"/>
               </w:rPr>
               <w:drawing>
-                <wp:anchor distT="0" distB="0" distL="0" distR="0" simplePos="0" relativeHeight="39" behindDoc="0" locked="0" layoutInCell="1" allowOverlap="1">
+                <wp:anchor distT="0" distB="0" distL="0" distR="0" simplePos="0" relativeHeight="42" behindDoc="0" locked="0" layoutInCell="1" allowOverlap="1">
                   <wp:simplePos x="0" y="0"/>
                   <wp:positionH relativeFrom="column">
                     <wp:align>center</wp:align>
@@ -654,94 +642,74 @@
             <w:r>
               <w:rPr>
                 <w:rFonts w:eastAsia="Calibri" w:cs="Calibri" w:ascii="Calibri" w:hAnsi="Calibri"/>
-                <w:kern w:val="0"/>
-                <w:sz w:val="22"/>
-                <w:szCs w:val="22"/>
-                <w:lang w:val="en-US" w:eastAsia="zh-CN" w:bidi="hi-IN"/>
-              </w:rPr>
-            </w:r>
-          </w:p>
-          <w:p>
-            <w:pPr>
-              <w:pStyle w:val="normal1"/>
-              <w:widowControl w:val="false"/>
-              <w:suppressAutoHyphens w:val="true"/>
-              <w:spacing w:lineRule="auto" w:line="240" w:before="0" w:after="0"/>
-              <w:jc w:val="start"/>
-              <w:rPr>
-                <w:rFonts w:ascii="Calibri" w:hAnsi="Calibri" w:eastAsia="Calibri" w:cs="Calibri"/>
-              </w:rPr>
-            </w:pPr>
-            <w:r>
-              <w:rPr>
-                <w:rFonts w:eastAsia="Calibri" w:cs="Calibri" w:ascii="Calibri" w:hAnsi="Calibri"/>
-                <w:kern w:val="0"/>
-                <w:sz w:val="22"/>
-                <w:szCs w:val="22"/>
-                <w:lang w:val="en-US" w:eastAsia="zh-CN" w:bidi="hi-IN"/>
-              </w:rPr>
-            </w:r>
-          </w:p>
-          <w:p>
-            <w:pPr>
-              <w:pStyle w:val="normal1"/>
-              <w:widowControl w:val="false"/>
-              <w:suppressAutoHyphens w:val="true"/>
-              <w:spacing w:lineRule="auto" w:line="240" w:before="0" w:after="0"/>
-              <w:jc w:val="start"/>
-              <w:rPr>
-                <w:rFonts w:ascii="Calibri" w:hAnsi="Calibri" w:eastAsia="Calibri" w:cs="Calibri"/>
-              </w:rPr>
-            </w:pPr>
-            <w:r>
-              <w:rPr>
-                <w:rFonts w:eastAsia="Calibri" w:cs="Calibri" w:ascii="Calibri" w:hAnsi="Calibri"/>
-                <w:kern w:val="0"/>
-                <w:sz w:val="22"/>
-                <w:szCs w:val="22"/>
-                <w:lang w:val="en-US" w:eastAsia="zh-CN" w:bidi="hi-IN"/>
-              </w:rPr>
-            </w:r>
-          </w:p>
-          <w:p>
-            <w:pPr>
-              <w:pStyle w:val="normal1"/>
-              <w:widowControl w:val="false"/>
-              <w:suppressAutoHyphens w:val="true"/>
-              <w:spacing w:lineRule="auto" w:line="240" w:before="0" w:after="0"/>
-              <w:jc w:val="start"/>
-              <w:rPr>
-                <w:rFonts w:ascii="Calibri" w:hAnsi="Calibri" w:eastAsia="Calibri" w:cs="Calibri"/>
-              </w:rPr>
-            </w:pPr>
-            <w:r>
-              <w:rPr>
-                <w:rFonts w:eastAsia="Calibri" w:cs="Calibri" w:ascii="Calibri" w:hAnsi="Calibri"/>
-                <w:kern w:val="0"/>
-                <w:sz w:val="22"/>
-                <w:szCs w:val="22"/>
-                <w:lang w:val="en-US" w:eastAsia="zh-CN" w:bidi="hi-IN"/>
-              </w:rPr>
-            </w:r>
-          </w:p>
-          <w:p>
-            <w:pPr>
-              <w:pStyle w:val="normal1"/>
-              <w:widowControl w:val="false"/>
-              <w:suppressAutoHyphens w:val="true"/>
-              <w:spacing w:lineRule="auto" w:line="240" w:before="0" w:after="0"/>
-              <w:jc w:val="start"/>
-              <w:rPr>
-                <w:rFonts w:ascii="Calibri" w:hAnsi="Calibri" w:eastAsia="Calibri" w:cs="Calibri"/>
-              </w:rPr>
-            </w:pPr>
-            <w:r>
-              <w:rPr>
-                <w:rFonts w:eastAsia="Calibri" w:cs="Calibri" w:ascii="Calibri" w:hAnsi="Calibri"/>
-                <w:kern w:val="0"/>
-                <w:sz w:val="22"/>
-                <w:szCs w:val="22"/>
-                <w:lang w:val="en-US" w:eastAsia="zh-CN" w:bidi="hi-IN"/>
+              </w:rPr>
+            </w:r>
+          </w:p>
+          <w:p>
+            <w:pPr>
+              <w:pStyle w:val="normal1"/>
+              <w:widowControl w:val="false"/>
+              <w:suppressAutoHyphens w:val="true"/>
+              <w:spacing w:lineRule="auto" w:line="240" w:before="0" w:after="0"/>
+              <w:jc w:val="start"/>
+              <w:rPr>
+                <w:rFonts w:ascii="Calibri" w:hAnsi="Calibri" w:eastAsia="Calibri" w:cs="Calibri"/>
+              </w:rPr>
+            </w:pPr>
+            <w:r>
+              <w:rPr>
+                <w:rFonts w:eastAsia="Calibri" w:cs="Calibri" w:ascii="Calibri" w:hAnsi="Calibri"/>
+              </w:rPr>
+            </w:r>
+          </w:p>
+          <w:p>
+            <w:pPr>
+              <w:pStyle w:val="normal1"/>
+              <w:widowControl w:val="false"/>
+              <w:suppressAutoHyphens w:val="true"/>
+              <w:spacing w:lineRule="auto" w:line="240" w:before="0" w:after="0"/>
+              <w:jc w:val="start"/>
+              <w:rPr>
+                <w:rFonts w:ascii="Calibri" w:hAnsi="Calibri" w:eastAsia="Calibri" w:cs="Calibri"/>
+              </w:rPr>
+            </w:pPr>
+            <w:r>
+              <w:rPr>
+                <w:rFonts w:eastAsia="Calibri" w:cs="Calibri" w:ascii="Calibri" w:hAnsi="Calibri"/>
+              </w:rPr>
+            </w:r>
+          </w:p>
+          <w:p>
+            <w:pPr>
+              <w:pStyle w:val="normal1"/>
+              <w:widowControl w:val="false"/>
+              <w:suppressAutoHyphens w:val="true"/>
+              <w:spacing w:lineRule="auto" w:line="240" w:before="0" w:after="0"/>
+              <w:jc w:val="start"/>
+              <w:rPr>
+                <w:rFonts w:ascii="Calibri" w:hAnsi="Calibri" w:eastAsia="Calibri" w:cs="Calibri"/>
+              </w:rPr>
+            </w:pPr>
+            <w:r>
+              <w:rPr>
+                <w:rFonts w:eastAsia="Calibri" w:cs="Calibri" w:ascii="Calibri" w:hAnsi="Calibri"/>
+              </w:rPr>
+            </w:r>
+          </w:p>
+          <w:p>
+            <w:pPr>
+              <w:pStyle w:val="normal1"/>
+              <w:widowControl w:val="false"/>
+              <w:suppressAutoHyphens w:val="true"/>
+              <w:spacing w:lineRule="auto" w:line="240" w:before="0" w:after="0"/>
+              <w:jc w:val="start"/>
+              <w:rPr>
+                <w:rFonts w:ascii="Calibri" w:hAnsi="Calibri" w:eastAsia="Calibri" w:cs="Calibri"/>
+              </w:rPr>
+            </w:pPr>
+            <w:r>
+              <w:rPr>
+                <w:rFonts w:eastAsia="Calibri" w:cs="Calibri" w:ascii="Calibri" w:hAnsi="Calibri"/>
               </w:rPr>
             </w:r>
           </w:p>
@@ -871,13 +839,7 @@
               </w:rPr>
             </w:pPr>
             <w:r>
-              <w:rPr>
-                <w:rFonts w:eastAsia="Arial" w:cs="Arial"/>
-                <w:kern w:val="0"/>
-                <w:sz w:val="22"/>
-                <w:szCs w:val="22"/>
-                <w:lang w:val="en-US" w:eastAsia="zh-CN" w:bidi="hi-IN"/>
-              </w:rPr>
+              <w:rPr/>
               <mc:AlternateContent>
                 <mc:Choice Requires="wps">
                   <w:drawing>
@@ -1143,10 +1105,6 @@
             <w:r>
               <w:rPr>
                 <w:rFonts w:eastAsia="Calibri" w:cs="Calibri" w:ascii="Calibri" w:hAnsi="Calibri"/>
-                <w:kern w:val="0"/>
-                <w:sz w:val="22"/>
-                <w:szCs w:val="22"/>
-                <w:lang w:val="en-US" w:eastAsia="zh-CN" w:bidi="hi-IN"/>
               </w:rPr>
             </w:r>
           </w:p>
@@ -1230,10 +1188,6 @@
             <w:r>
               <w:rPr>
                 <w:rFonts w:eastAsia="Calibri" w:cs="Calibri" w:ascii="Calibri" w:hAnsi="Calibri"/>
-                <w:kern w:val="0"/>
-                <w:sz w:val="22"/>
-                <w:szCs w:val="22"/>
-                <w:lang w:val="en-US" w:eastAsia="zh-CN" w:bidi="hi-IN"/>
               </w:rPr>
             </w:r>
           </w:p>
@@ -1317,10 +1271,6 @@
             <w:r>
               <w:rPr>
                 <w:rFonts w:eastAsia="Calibri" w:cs="Calibri" w:ascii="Calibri" w:hAnsi="Calibri"/>
-                <w:kern w:val="0"/>
-                <w:sz w:val="22"/>
-                <w:szCs w:val="22"/>
-                <w:lang w:val="en-US" w:eastAsia="zh-CN" w:bidi="hi-IN"/>
               </w:rPr>
             </w:r>
           </w:p>
@@ -1483,77 +1433,7 @@
                 <w:szCs w:val="22"/>
                 <w:lang w:val="en-US" w:eastAsia="zh-CN" w:bidi="hi-IN"/>
               </w:rPr>
-              <w:t xml:space="preserve">My goals for this sprint is to </w:t>
-            </w:r>
-            <w:r>
-              <w:rPr>
-                <w:rFonts w:eastAsia="Arial" w:cs="Arial"/>
-                <w:kern w:val="0"/>
-                <w:sz w:val="22"/>
-                <w:szCs w:val="22"/>
-                <w:lang w:val="en-US" w:eastAsia="zh-CN" w:bidi="hi-IN"/>
-              </w:rPr>
-              <w:t>make a</w:t>
-            </w:r>
-            <w:r>
-              <w:rPr>
-                <w:rFonts w:eastAsia="Arial" w:cs="Arial"/>
-                <w:kern w:val="0"/>
-                <w:sz w:val="22"/>
-                <w:szCs w:val="22"/>
-                <w:lang w:val="en-US" w:eastAsia="zh-CN" w:bidi="hi-IN"/>
-              </w:rPr>
-              <w:t>n</w:t>
-            </w:r>
-            <w:r>
-              <w:rPr>
-                <w:rFonts w:eastAsia="Arial" w:cs="Arial"/>
-                <w:kern w:val="0"/>
-                <w:sz w:val="22"/>
-                <w:szCs w:val="22"/>
-                <w:lang w:val="en-US" w:eastAsia="zh-CN" w:bidi="hi-IN"/>
-              </w:rPr>
-              <w:t xml:space="preserve"> </w:t>
-            </w:r>
-            <w:r>
-              <w:rPr>
-                <w:rFonts w:eastAsia="Arial" w:cs="Arial"/>
-                <w:kern w:val="0"/>
-                <w:sz w:val="22"/>
-                <w:szCs w:val="22"/>
-                <w:lang w:val="en-US" w:eastAsia="zh-CN" w:bidi="hi-IN"/>
-              </w:rPr>
-              <w:t>about</w:t>
-            </w:r>
-            <w:r>
-              <w:rPr>
-                <w:rFonts w:eastAsia="Arial" w:cs="Arial"/>
-                <w:kern w:val="0"/>
-                <w:sz w:val="22"/>
-                <w:szCs w:val="22"/>
-                <w:lang w:val="en-US" w:eastAsia="zh-CN" w:bidi="hi-IN"/>
-              </w:rPr>
-              <w:t xml:space="preserve"> page, login and sign up, </w:t>
-            </w:r>
-            <w:r>
-              <w:rPr>
-                <w:rFonts w:eastAsia="Arial" w:cs="Arial"/>
-                <w:kern w:val="0"/>
-                <w:sz w:val="22"/>
-                <w:szCs w:val="22"/>
-                <w:lang w:val="en-US" w:eastAsia="zh-CN" w:bidi="hi-IN"/>
-              </w:rPr>
-              <w:t xml:space="preserve">and </w:t>
-            </w:r>
-            <w:r>
-              <w:rPr>
-                <w:rFonts w:eastAsia="Arial" w:cs="Arial"/>
-                <w:kern w:val="0"/>
-                <w:sz w:val="22"/>
-                <w:szCs w:val="22"/>
-                <w:lang w:val="en-US" w:eastAsia="zh-CN" w:bidi="hi-IN"/>
-              </w:rPr>
-              <w:t>Nagvation Bar</w:t>
+              <w:t>My goals for this sprint is to make an about page, login and sign up, and Nagvation Bar</w:t>
             </w:r>
           </w:p>
           <w:p>
@@ -1634,8 +1514,8 @@
       <w:tblGrid>
         <w:gridCol w:w="3480"/>
         <w:gridCol w:w="2820"/>
-        <w:gridCol w:w="3087"/>
-        <w:gridCol w:w="1068"/>
+        <w:gridCol w:w="3086"/>
+        <w:gridCol w:w="1069"/>
       </w:tblGrid>
       <w:tr>
         <w:trPr/>
@@ -1705,17 +1585,13 @@
                 <w:rFonts w:eastAsia="Calibri" w:cs="Calibri" w:ascii="Calibri" w:hAnsi="Calibri"/>
                 <w:b/>
                 <w:bCs/>
-                <w:kern w:val="0"/>
-                <w:sz w:val="22"/>
-                <w:szCs w:val="22"/>
-                <w:lang w:val="en-US" w:eastAsia="zh-CN" w:bidi="hi-IN"/>
-              </w:rPr>
-            </w:r>
-          </w:p>
-        </w:tc>
-        <w:tc>
-          <w:tcPr>
-            <w:tcW w:w="3087" w:type="dxa"/>
+              </w:rPr>
+            </w:r>
+          </w:p>
+        </w:tc>
+        <w:tc>
+          <w:tcPr>
+            <w:tcW w:w="3086" w:type="dxa"/>
             <w:tcBorders>
               <w:top w:val="single" w:sz="8" w:space="0" w:color="000000"/>
               <w:start w:val="single" w:sz="8" w:space="0" w:color="000000"/>
@@ -1742,17 +1618,13 @@
                 <w:rFonts w:eastAsia="Calibri" w:cs="Calibri" w:ascii="Calibri" w:hAnsi="Calibri"/>
                 <w:b/>
                 <w:bCs/>
-                <w:kern w:val="0"/>
-                <w:sz w:val="22"/>
-                <w:szCs w:val="22"/>
-                <w:lang w:val="en-US" w:eastAsia="zh-CN" w:bidi="hi-IN"/>
-              </w:rPr>
-            </w:r>
-          </w:p>
-        </w:tc>
-        <w:tc>
-          <w:tcPr>
-            <w:tcW w:w="1068" w:type="dxa"/>
+              </w:rPr>
+            </w:r>
+          </w:p>
+        </w:tc>
+        <w:tc>
+          <w:tcPr>
+            <w:tcW w:w="1069" w:type="dxa"/>
             <w:tcBorders>
               <w:top w:val="single" w:sz="8" w:space="0" w:color="000000"/>
               <w:start w:val="single" w:sz="8" w:space="0" w:color="000000"/>
@@ -1779,10 +1651,6 @@
                 <w:rFonts w:eastAsia="Calibri" w:cs="Calibri" w:ascii="Calibri" w:hAnsi="Calibri"/>
                 <w:b/>
                 <w:bCs/>
-                <w:kern w:val="0"/>
-                <w:sz w:val="22"/>
-                <w:szCs w:val="22"/>
-                <w:lang w:val="en-US" w:eastAsia="zh-CN" w:bidi="hi-IN"/>
               </w:rPr>
             </w:r>
           </w:p>
@@ -1868,7 +1736,7 @@
         </w:tc>
         <w:tc>
           <w:tcPr>
-            <w:tcW w:w="3087" w:type="dxa"/>
+            <w:tcW w:w="3086" w:type="dxa"/>
             <w:tcBorders>
               <w:top w:val="single" w:sz="8" w:space="0" w:color="000000"/>
               <w:start w:val="single" w:sz="8" w:space="0" w:color="000000"/>
@@ -1906,7 +1774,7 @@
         </w:tc>
         <w:tc>
           <w:tcPr>
-            <w:tcW w:w="1068" w:type="dxa"/>
+            <w:tcW w:w="1069" w:type="dxa"/>
             <w:tcBorders>
               <w:top w:val="single" w:sz="8" w:space="0" w:color="000000"/>
               <w:start w:val="single" w:sz="8" w:space="0" w:color="000000"/>
@@ -2013,39 +1881,35 @@
         </w:tc>
         <w:tc>
           <w:tcPr>
-            <w:tcW w:w="3087" w:type="dxa"/>
-            <w:tcBorders>
-              <w:top w:val="single" w:sz="8" w:space="0" w:color="000000"/>
-              <w:start w:val="single" w:sz="8" w:space="0" w:color="000000"/>
-              <w:bottom w:val="single" w:sz="8" w:space="0" w:color="000000"/>
-              <w:end w:val="single" w:sz="8" w:space="0" w:color="000000"/>
-            </w:tcBorders>
-          </w:tcPr>
-          <w:p>
-            <w:pPr>
-              <w:pStyle w:val="normal1"/>
-              <w:widowControl w:val="false"/>
-              <w:suppressAutoHyphens w:val="true"/>
-              <w:spacing w:lineRule="auto" w:line="240" w:before="0" w:after="0"/>
-              <w:jc w:val="start"/>
-              <w:rPr>
-                <w:rFonts w:ascii="Calibri" w:hAnsi="Calibri" w:eastAsia="Calibri" w:cs="Calibri"/>
-              </w:rPr>
-            </w:pPr>
-            <w:r>
-              <w:rPr>
-                <w:rFonts w:eastAsia="Calibri" w:cs="Calibri" w:ascii="Calibri" w:hAnsi="Calibri"/>
-                <w:kern w:val="0"/>
-                <w:sz w:val="22"/>
-                <w:szCs w:val="22"/>
-                <w:lang w:val="en-US" w:eastAsia="zh-CN" w:bidi="hi-IN"/>
-              </w:rPr>
-            </w:r>
-          </w:p>
-        </w:tc>
-        <w:tc>
-          <w:tcPr>
-            <w:tcW w:w="1068" w:type="dxa"/>
+            <w:tcW w:w="3086" w:type="dxa"/>
+            <w:tcBorders>
+              <w:top w:val="single" w:sz="8" w:space="0" w:color="000000"/>
+              <w:start w:val="single" w:sz="8" w:space="0" w:color="000000"/>
+              <w:bottom w:val="single" w:sz="8" w:space="0" w:color="000000"/>
+              <w:end w:val="single" w:sz="8" w:space="0" w:color="000000"/>
+            </w:tcBorders>
+          </w:tcPr>
+          <w:p>
+            <w:pPr>
+              <w:pStyle w:val="normal1"/>
+              <w:widowControl w:val="false"/>
+              <w:suppressAutoHyphens w:val="true"/>
+              <w:spacing w:lineRule="auto" w:line="240" w:before="0" w:after="0"/>
+              <w:jc w:val="start"/>
+              <w:rPr>
+                <w:rFonts w:ascii="Calibri" w:hAnsi="Calibri" w:eastAsia="Calibri" w:cs="Calibri"/>
+              </w:rPr>
+            </w:pPr>
+            <w:r>
+              <w:rPr>
+                <w:rFonts w:eastAsia="Calibri" w:cs="Calibri" w:ascii="Calibri" w:hAnsi="Calibri"/>
+              </w:rPr>
+            </w:r>
+          </w:p>
+        </w:tc>
+        <w:tc>
+          <w:tcPr>
+            <w:tcW w:w="1069" w:type="dxa"/>
             <w:tcBorders>
               <w:top w:val="single" w:sz="8" w:space="0" w:color="000000"/>
               <w:start w:val="single" w:sz="8" w:space="0" w:color="000000"/>
@@ -2147,39 +2011,35 @@
         </w:tc>
         <w:tc>
           <w:tcPr>
-            <w:tcW w:w="3087" w:type="dxa"/>
-            <w:tcBorders>
-              <w:top w:val="single" w:sz="8" w:space="0" w:color="000000"/>
-              <w:start w:val="single" w:sz="8" w:space="0" w:color="000000"/>
-              <w:bottom w:val="single" w:sz="8" w:space="0" w:color="000000"/>
-              <w:end w:val="single" w:sz="8" w:space="0" w:color="000000"/>
-            </w:tcBorders>
-          </w:tcPr>
-          <w:p>
-            <w:pPr>
-              <w:pStyle w:val="normal1"/>
-              <w:widowControl w:val="false"/>
-              <w:suppressAutoHyphens w:val="true"/>
-              <w:spacing w:lineRule="auto" w:line="240" w:before="0" w:after="0"/>
-              <w:jc w:val="start"/>
-              <w:rPr>
-                <w:rFonts w:ascii="Calibri" w:hAnsi="Calibri" w:eastAsia="Calibri" w:cs="Calibri"/>
-              </w:rPr>
-            </w:pPr>
-            <w:r>
-              <w:rPr>
-                <w:rFonts w:eastAsia="Calibri" w:cs="Calibri" w:ascii="Calibri" w:hAnsi="Calibri"/>
-                <w:kern w:val="0"/>
-                <w:sz w:val="22"/>
-                <w:szCs w:val="22"/>
-                <w:lang w:val="en-US" w:eastAsia="zh-CN" w:bidi="hi-IN"/>
-              </w:rPr>
-            </w:r>
-          </w:p>
-        </w:tc>
-        <w:tc>
-          <w:tcPr>
-            <w:tcW w:w="1068" w:type="dxa"/>
+            <w:tcW w:w="3086" w:type="dxa"/>
+            <w:tcBorders>
+              <w:top w:val="single" w:sz="8" w:space="0" w:color="000000"/>
+              <w:start w:val="single" w:sz="8" w:space="0" w:color="000000"/>
+              <w:bottom w:val="single" w:sz="8" w:space="0" w:color="000000"/>
+              <w:end w:val="single" w:sz="8" w:space="0" w:color="000000"/>
+            </w:tcBorders>
+          </w:tcPr>
+          <w:p>
+            <w:pPr>
+              <w:pStyle w:val="normal1"/>
+              <w:widowControl w:val="false"/>
+              <w:suppressAutoHyphens w:val="true"/>
+              <w:spacing w:lineRule="auto" w:line="240" w:before="0" w:after="0"/>
+              <w:jc w:val="start"/>
+              <w:rPr>
+                <w:rFonts w:ascii="Calibri" w:hAnsi="Calibri" w:eastAsia="Calibri" w:cs="Calibri"/>
+              </w:rPr>
+            </w:pPr>
+            <w:r>
+              <w:rPr>
+                <w:rFonts w:eastAsia="Calibri" w:cs="Calibri" w:ascii="Calibri" w:hAnsi="Calibri"/>
+              </w:rPr>
+            </w:r>
+          </w:p>
+        </w:tc>
+        <w:tc>
+          <w:tcPr>
+            <w:tcW w:w="1069" w:type="dxa"/>
             <w:tcBorders>
               <w:top w:val="single" w:sz="8" w:space="0" w:color="000000"/>
               <w:start w:val="single" w:sz="8" w:space="0" w:color="000000"/>
@@ -2237,10 +2097,6 @@
             <w:r>
               <w:rPr>
                 <w:rFonts w:eastAsia="Calibri" w:cs="Calibri" w:ascii="Calibri" w:hAnsi="Calibri"/>
-                <w:kern w:val="0"/>
-                <w:sz w:val="22"/>
-                <w:szCs w:val="22"/>
-                <w:lang w:val="en-US" w:eastAsia="zh-CN" w:bidi="hi-IN"/>
               </w:rPr>
             </w:r>
           </w:p>
@@ -2269,74 +2125,62 @@
             <w:r>
               <w:rPr>
                 <w:rFonts w:eastAsia="Calibri" w:cs="Calibri" w:ascii="Calibri" w:hAnsi="Calibri"/>
-                <w:kern w:val="0"/>
-                <w:sz w:val="22"/>
-                <w:szCs w:val="22"/>
-                <w:lang w:val="en-US" w:eastAsia="zh-CN" w:bidi="hi-IN"/>
-              </w:rPr>
-            </w:r>
-          </w:p>
-        </w:tc>
-        <w:tc>
-          <w:tcPr>
-            <w:tcW w:w="3087" w:type="dxa"/>
-            <w:tcBorders>
-              <w:top w:val="single" w:sz="8" w:space="0" w:color="000000"/>
-              <w:start w:val="single" w:sz="8" w:space="0" w:color="000000"/>
-              <w:bottom w:val="single" w:sz="8" w:space="0" w:color="000000"/>
-              <w:end w:val="single" w:sz="8" w:space="0" w:color="000000"/>
-            </w:tcBorders>
-          </w:tcPr>
-          <w:p>
-            <w:pPr>
-              <w:pStyle w:val="normal1"/>
-              <w:widowControl w:val="false"/>
-              <w:suppressAutoHyphens w:val="true"/>
-              <w:spacing w:lineRule="auto" w:line="240" w:before="0" w:after="0"/>
-              <w:jc w:val="start"/>
-              <w:rPr>
-                <w:rFonts w:ascii="Calibri" w:hAnsi="Calibri" w:eastAsia="Calibri" w:cs="Calibri"/>
-              </w:rPr>
-            </w:pPr>
-            <w:r>
-              <w:rPr>
-                <w:rFonts w:eastAsia="Calibri" w:cs="Calibri" w:ascii="Calibri" w:hAnsi="Calibri"/>
-                <w:kern w:val="0"/>
-                <w:sz w:val="22"/>
-                <w:szCs w:val="22"/>
-                <w:lang w:val="en-US" w:eastAsia="zh-CN" w:bidi="hi-IN"/>
-              </w:rPr>
-            </w:r>
-          </w:p>
-        </w:tc>
-        <w:tc>
-          <w:tcPr>
-            <w:tcW w:w="1068" w:type="dxa"/>
-            <w:tcBorders>
-              <w:top w:val="single" w:sz="8" w:space="0" w:color="000000"/>
-              <w:start w:val="single" w:sz="8" w:space="0" w:color="000000"/>
-              <w:bottom w:val="single" w:sz="8" w:space="0" w:color="000000"/>
-              <w:end w:val="single" w:sz="8" w:space="0" w:color="000000"/>
-            </w:tcBorders>
-          </w:tcPr>
-          <w:p>
-            <w:pPr>
-              <w:pStyle w:val="normal1"/>
-              <w:widowControl w:val="false"/>
-              <w:suppressAutoHyphens w:val="true"/>
-              <w:spacing w:lineRule="auto" w:line="240" w:before="0" w:after="0"/>
-              <w:jc w:val="start"/>
-              <w:rPr>
-                <w:rFonts w:ascii="Calibri" w:hAnsi="Calibri" w:eastAsia="Calibri" w:cs="Calibri"/>
-              </w:rPr>
-            </w:pPr>
-            <w:r>
-              <w:rPr>
-                <w:rFonts w:eastAsia="Calibri" w:cs="Calibri" w:ascii="Calibri" w:hAnsi="Calibri"/>
-                <w:kern w:val="0"/>
-                <w:sz w:val="22"/>
-                <w:szCs w:val="22"/>
-                <w:lang w:val="en-US" w:eastAsia="zh-CN" w:bidi="hi-IN"/>
+              </w:rPr>
+            </w:r>
+          </w:p>
+        </w:tc>
+        <w:tc>
+          <w:tcPr>
+            <w:tcW w:w="3086" w:type="dxa"/>
+            <w:tcBorders>
+              <w:top w:val="single" w:sz="8" w:space="0" w:color="000000"/>
+              <w:start w:val="single" w:sz="8" w:space="0" w:color="000000"/>
+              <w:bottom w:val="single" w:sz="8" w:space="0" w:color="000000"/>
+              <w:end w:val="single" w:sz="8" w:space="0" w:color="000000"/>
+            </w:tcBorders>
+          </w:tcPr>
+          <w:p>
+            <w:pPr>
+              <w:pStyle w:val="normal1"/>
+              <w:widowControl w:val="false"/>
+              <w:suppressAutoHyphens w:val="true"/>
+              <w:spacing w:lineRule="auto" w:line="240" w:before="0" w:after="0"/>
+              <w:jc w:val="start"/>
+              <w:rPr>
+                <w:rFonts w:ascii="Calibri" w:hAnsi="Calibri" w:eastAsia="Calibri" w:cs="Calibri"/>
+              </w:rPr>
+            </w:pPr>
+            <w:r>
+              <w:rPr>
+                <w:rFonts w:eastAsia="Calibri" w:cs="Calibri" w:ascii="Calibri" w:hAnsi="Calibri"/>
+              </w:rPr>
+            </w:r>
+          </w:p>
+        </w:tc>
+        <w:tc>
+          <w:tcPr>
+            <w:tcW w:w="1069" w:type="dxa"/>
+            <w:tcBorders>
+              <w:top w:val="single" w:sz="8" w:space="0" w:color="000000"/>
+              <w:start w:val="single" w:sz="8" w:space="0" w:color="000000"/>
+              <w:bottom w:val="single" w:sz="8" w:space="0" w:color="000000"/>
+              <w:end w:val="single" w:sz="8" w:space="0" w:color="000000"/>
+            </w:tcBorders>
+          </w:tcPr>
+          <w:p>
+            <w:pPr>
+              <w:pStyle w:val="normal1"/>
+              <w:widowControl w:val="false"/>
+              <w:suppressAutoHyphens w:val="true"/>
+              <w:spacing w:lineRule="auto" w:line="240" w:before="0" w:after="0"/>
+              <w:jc w:val="start"/>
+              <w:rPr>
+                <w:rFonts w:ascii="Calibri" w:hAnsi="Calibri" w:eastAsia="Calibri" w:cs="Calibri"/>
+              </w:rPr>
+            </w:pPr>
+            <w:r>
+              <w:rPr>
+                <w:rFonts w:eastAsia="Calibri" w:cs="Calibri" w:ascii="Calibri" w:hAnsi="Calibri"/>
               </w:rPr>
             </w:r>
           </w:p>
@@ -2877,13 +2721,9 @@
             <w:r>
               <w:rPr>
                 <w:rFonts w:eastAsia="Calibri" w:cs="Calibri" w:ascii="Calibri" w:hAnsi="Calibri"/>
-                <w:kern w:val="0"/>
-                <w:sz w:val="22"/>
-                <w:szCs w:val="22"/>
-                <w:lang w:val="en-US" w:eastAsia="zh-CN" w:bidi="hi-IN"/>
               </w:rPr>
               <w:drawing>
-                <wp:anchor distT="0" distB="0" distL="0" distR="0" simplePos="0" relativeHeight="40" behindDoc="0" locked="0" layoutInCell="1" allowOverlap="1">
+                <wp:anchor distT="0" distB="0" distL="0" distR="0" simplePos="0" relativeHeight="43" behindDoc="0" locked="0" layoutInCell="1" allowOverlap="1">
                   <wp:simplePos x="0" y="0"/>
                   <wp:positionH relativeFrom="column">
                     <wp:posOffset>-5080</wp:posOffset>
@@ -2944,31 +2784,23 @@
             <w:r>
               <w:rPr>
                 <w:rFonts w:eastAsia="Calibri" w:cs="Calibri" w:ascii="Calibri" w:hAnsi="Calibri"/>
-                <w:kern w:val="0"/>
-                <w:sz w:val="22"/>
-                <w:szCs w:val="22"/>
-                <w:lang w:val="en-US" w:eastAsia="zh-CN" w:bidi="hi-IN"/>
-              </w:rPr>
-            </w:r>
-          </w:p>
-          <w:p>
-            <w:pPr>
-              <w:pStyle w:val="normal1"/>
-              <w:widowControl w:val="false"/>
-              <w:suppressAutoHyphens w:val="true"/>
-              <w:spacing w:lineRule="auto" w:line="240" w:before="0" w:after="0"/>
-              <w:jc w:val="start"/>
-              <w:rPr>
-                <w:rFonts w:ascii="Calibri" w:hAnsi="Calibri" w:eastAsia="Calibri" w:cs="Calibri"/>
-              </w:rPr>
-            </w:pPr>
-            <w:r>
-              <w:rPr>
-                <w:rFonts w:eastAsia="Calibri" w:cs="Calibri" w:ascii="Calibri" w:hAnsi="Calibri"/>
-                <w:kern w:val="0"/>
-                <w:sz w:val="22"/>
-                <w:szCs w:val="22"/>
-                <w:lang w:val="en-US" w:eastAsia="zh-CN" w:bidi="hi-IN"/>
+              </w:rPr>
+            </w:r>
+          </w:p>
+          <w:p>
+            <w:pPr>
+              <w:pStyle w:val="normal1"/>
+              <w:widowControl w:val="false"/>
+              <w:suppressAutoHyphens w:val="true"/>
+              <w:spacing w:lineRule="auto" w:line="240" w:before="0" w:after="0"/>
+              <w:jc w:val="start"/>
+              <w:rPr>
+                <w:rFonts w:ascii="Calibri" w:hAnsi="Calibri" w:eastAsia="Calibri" w:cs="Calibri"/>
+              </w:rPr>
+            </w:pPr>
+            <w:r>
+              <w:rPr>
+                <w:rFonts w:eastAsia="Calibri" w:cs="Calibri" w:ascii="Calibri" w:hAnsi="Calibri"/>
               </w:rPr>
             </w:r>
           </w:p>
@@ -3133,16 +2965,16 @@
         <w:tblLook w:val="0600" w:firstRow="0" w:noVBand="1" w:lastRow="0" w:firstColumn="0" w:lastColumn="0" w:noHBand="1"/>
       </w:tblPr>
       <w:tblGrid>
-        <w:gridCol w:w="3477"/>
-        <w:gridCol w:w="2823"/>
-        <w:gridCol w:w="2982"/>
-        <w:gridCol w:w="1053"/>
+        <w:gridCol w:w="3476"/>
+        <w:gridCol w:w="2824"/>
+        <w:gridCol w:w="2981"/>
+        <w:gridCol w:w="1054"/>
       </w:tblGrid>
       <w:tr>
         <w:trPr/>
         <w:tc>
           <w:tcPr>
-            <w:tcW w:w="3477" w:type="dxa"/>
+            <w:tcW w:w="3476" w:type="dxa"/>
             <w:tcBorders>
               <w:top w:val="single" w:sz="8" w:space="0" w:color="000000"/>
               <w:start w:val="single" w:sz="8" w:space="0" w:color="000000"/>
@@ -3179,7 +3011,7 @@
         </w:tc>
         <w:tc>
           <w:tcPr>
-            <w:tcW w:w="2823" w:type="dxa"/>
+            <w:tcW w:w="2824" w:type="dxa"/>
             <w:tcBorders>
               <w:top w:val="single" w:sz="8" w:space="0" w:color="000000"/>
               <w:start w:val="single" w:sz="8" w:space="0" w:color="000000"/>
@@ -3206,17 +3038,13 @@
                 <w:rFonts w:eastAsia="Calibri" w:cs="Calibri" w:ascii="Calibri" w:hAnsi="Calibri"/>
                 <w:b/>
                 <w:bCs/>
-                <w:kern w:val="0"/>
-                <w:sz w:val="22"/>
-                <w:szCs w:val="22"/>
-                <w:lang w:val="en-US" w:eastAsia="zh-CN" w:bidi="hi-IN"/>
-              </w:rPr>
-            </w:r>
-          </w:p>
-        </w:tc>
-        <w:tc>
-          <w:tcPr>
-            <w:tcW w:w="2982" w:type="dxa"/>
+              </w:rPr>
+            </w:r>
+          </w:p>
+        </w:tc>
+        <w:tc>
+          <w:tcPr>
+            <w:tcW w:w="2981" w:type="dxa"/>
             <w:tcBorders>
               <w:top w:val="single" w:sz="8" w:space="0" w:color="000000"/>
               <w:start w:val="single" w:sz="8" w:space="0" w:color="000000"/>
@@ -3243,17 +3071,13 @@
                 <w:rFonts w:eastAsia="Calibri" w:cs="Calibri" w:ascii="Calibri" w:hAnsi="Calibri"/>
                 <w:b/>
                 <w:bCs/>
-                <w:kern w:val="0"/>
-                <w:sz w:val="22"/>
-                <w:szCs w:val="22"/>
-                <w:lang w:val="en-US" w:eastAsia="zh-CN" w:bidi="hi-IN"/>
-              </w:rPr>
-            </w:r>
-          </w:p>
-        </w:tc>
-        <w:tc>
-          <w:tcPr>
-            <w:tcW w:w="1053" w:type="dxa"/>
+              </w:rPr>
+            </w:r>
+          </w:p>
+        </w:tc>
+        <w:tc>
+          <w:tcPr>
+            <w:tcW w:w="1054" w:type="dxa"/>
             <w:tcBorders>
               <w:top w:val="single" w:sz="8" w:space="0" w:color="000000"/>
               <w:start w:val="single" w:sz="8" w:space="0" w:color="000000"/>
@@ -3280,10 +3104,6 @@
                 <w:rFonts w:eastAsia="Calibri" w:cs="Calibri" w:ascii="Calibri" w:hAnsi="Calibri"/>
                 <w:b/>
                 <w:bCs/>
-                <w:kern w:val="0"/>
-                <w:sz w:val="22"/>
-                <w:szCs w:val="22"/>
-                <w:lang w:val="en-US" w:eastAsia="zh-CN" w:bidi="hi-IN"/>
               </w:rPr>
             </w:r>
           </w:p>
@@ -3293,7 +3113,7 @@
         <w:trPr/>
         <w:tc>
           <w:tcPr>
-            <w:tcW w:w="3477" w:type="dxa"/>
+            <w:tcW w:w="3476" w:type="dxa"/>
             <w:tcBorders>
               <w:top w:val="single" w:sz="8" w:space="0" w:color="000000"/>
               <w:start w:val="single" w:sz="8" w:space="0" w:color="000000"/>
@@ -3331,7 +3151,7 @@
         </w:tc>
         <w:tc>
           <w:tcPr>
-            <w:tcW w:w="2823" w:type="dxa"/>
+            <w:tcW w:w="2824" w:type="dxa"/>
             <w:tcBorders>
               <w:top w:val="single" w:sz="8" w:space="0" w:color="000000"/>
               <w:start w:val="single" w:sz="8" w:space="0" w:color="000000"/>
@@ -3369,7 +3189,7 @@
         </w:tc>
         <w:tc>
           <w:tcPr>
-            <w:tcW w:w="2982" w:type="dxa"/>
+            <w:tcW w:w="2981" w:type="dxa"/>
             <w:tcBorders>
               <w:top w:val="single" w:sz="8" w:space="0" w:color="000000"/>
               <w:start w:val="single" w:sz="8" w:space="0" w:color="000000"/>
@@ -3407,7 +3227,7 @@
         </w:tc>
         <w:tc>
           <w:tcPr>
-            <w:tcW w:w="1053" w:type="dxa"/>
+            <w:tcW w:w="1054" w:type="dxa"/>
             <w:tcBorders>
               <w:top w:val="single" w:sz="8" w:space="0" w:color="000000"/>
               <w:start w:val="single" w:sz="8" w:space="0" w:color="000000"/>
@@ -3448,7 +3268,7 @@
         <w:trPr/>
         <w:tc>
           <w:tcPr>
-            <w:tcW w:w="3477" w:type="dxa"/>
+            <w:tcW w:w="3476" w:type="dxa"/>
             <w:tcBorders>
               <w:top w:val="single" w:sz="8" w:space="0" w:color="000000"/>
               <w:start w:val="single" w:sz="8" w:space="0" w:color="000000"/>
@@ -3481,96 +3301,130 @@
         </w:tc>
         <w:tc>
           <w:tcPr>
-            <w:tcW w:w="2823" w:type="dxa"/>
-            <w:tcBorders>
-              <w:top w:val="single" w:sz="8" w:space="0" w:color="000000"/>
-              <w:start w:val="single" w:sz="8" w:space="0" w:color="000000"/>
-              <w:bottom w:val="single" w:sz="8" w:space="0" w:color="000000"/>
-              <w:end w:val="single" w:sz="8" w:space="0" w:color="000000"/>
-            </w:tcBorders>
-          </w:tcPr>
-          <w:p>
-            <w:pPr>
-              <w:pStyle w:val="normal1"/>
-              <w:widowControl w:val="false"/>
-              <w:suppressAutoHyphens w:val="true"/>
-              <w:spacing w:lineRule="auto" w:line="240" w:before="0" w:after="0"/>
-              <w:jc w:val="start"/>
-              <w:rPr>
-                <w:rFonts w:ascii="Calibri" w:hAnsi="Calibri" w:eastAsia="Calibri" w:cs="Calibri"/>
-              </w:rPr>
-            </w:pPr>
-            <w:r>
-              <w:rPr>
-                <w:rFonts w:eastAsia="Calibri" w:cs="Calibri" w:ascii="Calibri" w:hAnsi="Calibri"/>
-                <w:kern w:val="0"/>
-                <w:sz w:val="22"/>
-                <w:szCs w:val="22"/>
-                <w:lang w:val="en-US" w:eastAsia="zh-CN" w:bidi="hi-IN"/>
-              </w:rPr>
-            </w:r>
-          </w:p>
-        </w:tc>
-        <w:tc>
-          <w:tcPr>
-            <w:tcW w:w="2982" w:type="dxa"/>
-            <w:tcBorders>
-              <w:top w:val="single" w:sz="8" w:space="0" w:color="000000"/>
-              <w:start w:val="single" w:sz="8" w:space="0" w:color="000000"/>
-              <w:bottom w:val="single" w:sz="8" w:space="0" w:color="000000"/>
-              <w:end w:val="single" w:sz="8" w:space="0" w:color="000000"/>
-            </w:tcBorders>
-          </w:tcPr>
-          <w:p>
-            <w:pPr>
-              <w:pStyle w:val="normal1"/>
-              <w:widowControl w:val="false"/>
-              <w:suppressAutoHyphens w:val="true"/>
-              <w:spacing w:lineRule="auto" w:line="240" w:before="0" w:after="0"/>
-              <w:jc w:val="start"/>
-              <w:rPr>
-                <w:rFonts w:ascii="Calibri" w:hAnsi="Calibri" w:eastAsia="Calibri" w:cs="Calibri"/>
-              </w:rPr>
-            </w:pPr>
-            <w:r>
-              <w:rPr>
-                <w:rFonts w:eastAsia="Calibri" w:cs="Calibri" w:ascii="Calibri" w:hAnsi="Calibri"/>
-                <w:kern w:val="0"/>
-                <w:sz w:val="22"/>
-                <w:szCs w:val="22"/>
-                <w:lang w:val="en-US" w:eastAsia="zh-CN" w:bidi="hi-IN"/>
-              </w:rPr>
-            </w:r>
-          </w:p>
-        </w:tc>
-        <w:tc>
-          <w:tcPr>
-            <w:tcW w:w="1053" w:type="dxa"/>
-            <w:tcBorders>
-              <w:top w:val="single" w:sz="8" w:space="0" w:color="000000"/>
-              <w:start w:val="single" w:sz="8" w:space="0" w:color="000000"/>
-              <w:bottom w:val="single" w:sz="8" w:space="0" w:color="000000"/>
-              <w:end w:val="single" w:sz="8" w:space="0" w:color="000000"/>
-            </w:tcBorders>
-          </w:tcPr>
-          <w:p>
-            <w:pPr>
-              <w:pStyle w:val="normal1"/>
-              <w:widowControl w:val="false"/>
-              <w:suppressAutoHyphens w:val="true"/>
-              <w:spacing w:lineRule="auto" w:line="240" w:before="0" w:after="0"/>
-              <w:jc w:val="start"/>
-              <w:rPr>
-                <w:rFonts w:ascii="Calibri" w:hAnsi="Calibri" w:eastAsia="Calibri" w:cs="Calibri"/>
-              </w:rPr>
-            </w:pPr>
-            <w:r>
-              <w:rPr>
-                <w:rFonts w:eastAsia="Calibri" w:cs="Calibri" w:ascii="Calibri" w:hAnsi="Calibri"/>
-                <w:kern w:val="0"/>
-                <w:sz w:val="22"/>
-                <w:szCs w:val="22"/>
-                <w:lang w:val="en-US" w:eastAsia="zh-CN" w:bidi="hi-IN"/>
+            <w:tcW w:w="2824" w:type="dxa"/>
+            <w:tcBorders>
+              <w:top w:val="single" w:sz="8" w:space="0" w:color="000000"/>
+              <w:start w:val="single" w:sz="8" w:space="0" w:color="000000"/>
+              <w:bottom w:val="single" w:sz="8" w:space="0" w:color="000000"/>
+              <w:end w:val="single" w:sz="8" w:space="0" w:color="000000"/>
+            </w:tcBorders>
+          </w:tcPr>
+          <w:p>
+            <w:pPr>
+              <w:pStyle w:val="normal1"/>
+              <w:widowControl w:val="false"/>
+              <w:suppressAutoHyphens w:val="true"/>
+              <w:spacing w:lineRule="auto" w:line="240" w:before="0" w:after="0"/>
+              <w:jc w:val="start"/>
+              <w:rPr>
+                <w:rFonts w:ascii="Calibri" w:hAnsi="Calibri" w:eastAsia="Calibri" w:cs="Calibri"/>
+              </w:rPr>
+            </w:pPr>
+            <w:r>
+              <w:rPr>
+                <w:rFonts w:eastAsia="Calibri" w:cs="Calibri" w:ascii="Calibri" w:hAnsi="Calibri"/>
+              </w:rPr>
+            </w:r>
+          </w:p>
+        </w:tc>
+        <w:tc>
+          <w:tcPr>
+            <w:tcW w:w="2981" w:type="dxa"/>
+            <w:tcBorders>
+              <w:top w:val="single" w:sz="8" w:space="0" w:color="000000"/>
+              <w:start w:val="single" w:sz="8" w:space="0" w:color="000000"/>
+              <w:bottom w:val="single" w:sz="8" w:space="0" w:color="000000"/>
+              <w:end w:val="single" w:sz="8" w:space="0" w:color="000000"/>
+            </w:tcBorders>
+          </w:tcPr>
+          <w:p>
+            <w:pPr>
+              <w:pStyle w:val="normal1"/>
+              <w:widowControl w:val="false"/>
+              <w:suppressAutoHyphens w:val="true"/>
+              <w:spacing w:lineRule="auto" w:line="240" w:before="0" w:after="0"/>
+              <w:jc w:val="start"/>
+              <w:rPr>
+                <w:rFonts w:ascii="Calibri" w:hAnsi="Calibri" w:eastAsia="Calibri" w:cs="Calibri"/>
+              </w:rPr>
+            </w:pPr>
+            <w:r>
+              <w:rPr>
+                <w:rFonts w:eastAsia="Calibri" w:cs="Calibri" w:ascii="Calibri" w:hAnsi="Calibri"/>
+              </w:rPr>
+              <w:drawing>
+                <wp:anchor distT="0" distB="0" distL="0" distR="0" simplePos="0" relativeHeight="48" behindDoc="0" locked="0" layoutInCell="0" allowOverlap="1">
+                  <wp:simplePos x="0" y="0"/>
+                  <wp:positionH relativeFrom="column">
+                    <wp:align>center</wp:align>
+                  </wp:positionH>
+                  <wp:positionV relativeFrom="paragraph">
+                    <wp:posOffset>635</wp:posOffset>
+                  </wp:positionV>
+                  <wp:extent cx="1765935" cy="226060"/>
+                  <wp:effectExtent l="0" t="0" r="0" b="0"/>
+                  <wp:wrapSquare wrapText="largest"/>
+                  <wp:docPr id="5" name="Image10"/>
+                  <wp:cNvGraphicFramePr>
+                    <a:graphicFrameLocks xmlns:a="http://schemas.openxmlformats.org/drawingml/2006/main" noChangeAspect="1"/>
+                  </wp:cNvGraphicFramePr>
+                  <a:graphic xmlns:a="http://schemas.openxmlformats.org/drawingml/2006/main">
+                    <a:graphicData uri="http://schemas.openxmlformats.org/drawingml/2006/picture">
+                      <pic:pic xmlns:pic="http://schemas.openxmlformats.org/drawingml/2006/picture">
+                        <pic:nvPicPr>
+                          <pic:cNvPr id="5" name="Image10"/>
+                          <pic:cNvPicPr>
+                            <a:picLocks noChangeAspect="1" noChangeArrowheads="1"/>
+                          </pic:cNvPicPr>
+                        </pic:nvPicPr>
+                        <pic:blipFill>
+                          <a:blip r:embed="rId6"/>
+                          <a:stretch>
+                            <a:fillRect/>
+                          </a:stretch>
+                        </pic:blipFill>
+                        <pic:spPr bwMode="auto">
+                          <a:xfrm>
+                            <a:off x="0" y="0"/>
+                            <a:ext cx="1765935" cy="226060"/>
+                          </a:xfrm>
+                          <a:prstGeom prst="rect">
+                            <a:avLst/>
+                          </a:prstGeom>
+                          <a:noFill/>
+                        </pic:spPr>
+                      </pic:pic>
+                    </a:graphicData>
+                  </a:graphic>
+                </wp:anchor>
+              </w:drawing>
+            </w:r>
+          </w:p>
+        </w:tc>
+        <w:tc>
+          <w:tcPr>
+            <w:tcW w:w="1054" w:type="dxa"/>
+            <w:tcBorders>
+              <w:top w:val="single" w:sz="8" w:space="0" w:color="000000"/>
+              <w:start w:val="single" w:sz="8" w:space="0" w:color="000000"/>
+              <w:bottom w:val="single" w:sz="8" w:space="0" w:color="000000"/>
+              <w:end w:val="single" w:sz="8" w:space="0" w:color="000000"/>
+            </w:tcBorders>
+          </w:tcPr>
+          <w:p>
+            <w:pPr>
+              <w:pStyle w:val="normal1"/>
+              <w:widowControl w:val="false"/>
+              <w:suppressAutoHyphens w:val="true"/>
+              <w:spacing w:lineRule="auto" w:line="240" w:before="0" w:after="0"/>
+              <w:jc w:val="start"/>
+              <w:rPr>
+                <w:rFonts w:ascii="Calibri" w:hAnsi="Calibri" w:eastAsia="Calibri" w:cs="Calibri"/>
+              </w:rPr>
+            </w:pPr>
+            <w:r>
+              <w:rPr>
+                <w:rFonts w:eastAsia="Calibri" w:cs="Calibri" w:ascii="Calibri" w:hAnsi="Calibri"/>
               </w:rPr>
             </w:r>
           </w:p>
@@ -3580,7 +3434,7 @@
         <w:trPr/>
         <w:tc>
           <w:tcPr>
-            <w:tcW w:w="3477" w:type="dxa"/>
+            <w:tcW w:w="3476" w:type="dxa"/>
             <w:tcBorders>
               <w:top w:val="single" w:sz="8" w:space="0" w:color="000000"/>
               <w:start w:val="single" w:sz="8" w:space="0" w:color="000000"/>
@@ -3613,39 +3467,35 @@
         </w:tc>
         <w:tc>
           <w:tcPr>
-            <w:tcW w:w="2823" w:type="dxa"/>
-            <w:tcBorders>
-              <w:top w:val="single" w:sz="8" w:space="0" w:color="000000"/>
-              <w:start w:val="single" w:sz="8" w:space="0" w:color="000000"/>
-              <w:bottom w:val="single" w:sz="8" w:space="0" w:color="000000"/>
-              <w:end w:val="single" w:sz="8" w:space="0" w:color="000000"/>
-            </w:tcBorders>
-          </w:tcPr>
-          <w:p>
-            <w:pPr>
-              <w:pStyle w:val="normal1"/>
-              <w:widowControl w:val="false"/>
-              <w:suppressAutoHyphens w:val="true"/>
-              <w:spacing w:lineRule="auto" w:line="240" w:before="0" w:after="0"/>
-              <w:jc w:val="start"/>
-              <w:rPr>
-                <w:rFonts w:ascii="Calibri" w:hAnsi="Calibri" w:eastAsia="Calibri" w:cs="Calibri"/>
-              </w:rPr>
-            </w:pPr>
-            <w:r>
-              <w:rPr>
-                <w:rFonts w:eastAsia="Calibri" w:cs="Calibri" w:ascii="Calibri" w:hAnsi="Calibri"/>
-                <w:kern w:val="0"/>
-                <w:sz w:val="22"/>
-                <w:szCs w:val="22"/>
-                <w:lang w:val="en-US" w:eastAsia="zh-CN" w:bidi="hi-IN"/>
-              </w:rPr>
-            </w:r>
-          </w:p>
-        </w:tc>
-        <w:tc>
-          <w:tcPr>
-            <w:tcW w:w="2982" w:type="dxa"/>
+            <w:tcW w:w="2824" w:type="dxa"/>
+            <w:tcBorders>
+              <w:top w:val="single" w:sz="8" w:space="0" w:color="000000"/>
+              <w:start w:val="single" w:sz="8" w:space="0" w:color="000000"/>
+              <w:bottom w:val="single" w:sz="8" w:space="0" w:color="000000"/>
+              <w:end w:val="single" w:sz="8" w:space="0" w:color="000000"/>
+            </w:tcBorders>
+          </w:tcPr>
+          <w:p>
+            <w:pPr>
+              <w:pStyle w:val="normal1"/>
+              <w:widowControl w:val="false"/>
+              <w:suppressAutoHyphens w:val="true"/>
+              <w:spacing w:lineRule="auto" w:line="240" w:before="0" w:after="0"/>
+              <w:jc w:val="start"/>
+              <w:rPr>
+                <w:rFonts w:ascii="Calibri" w:hAnsi="Calibri" w:eastAsia="Calibri" w:cs="Calibri"/>
+              </w:rPr>
+            </w:pPr>
+            <w:r>
+              <w:rPr>
+                <w:rFonts w:eastAsia="Calibri" w:cs="Calibri" w:ascii="Calibri" w:hAnsi="Calibri"/>
+              </w:rPr>
+            </w:r>
+          </w:p>
+        </w:tc>
+        <w:tc>
+          <w:tcPr>
+            <w:tcW w:w="2981" w:type="dxa"/>
             <w:tcBorders>
               <w:top w:val="single" w:sz="8" w:space="0" w:color="000000"/>
               <w:start w:val="single" w:sz="8" w:space="0" w:color="000000"/>
@@ -3678,7 +3528,7 @@
         </w:tc>
         <w:tc>
           <w:tcPr>
-            <w:tcW w:w="1053" w:type="dxa"/>
+            <w:tcW w:w="1054" w:type="dxa"/>
             <w:tcBorders>
               <w:top w:val="single" w:sz="8" w:space="0" w:color="000000"/>
               <w:start w:val="single" w:sz="8" w:space="0" w:color="000000"/>
@@ -3714,7 +3564,7 @@
         <w:trPr/>
         <w:tc>
           <w:tcPr>
-            <w:tcW w:w="3477" w:type="dxa"/>
+            <w:tcW w:w="3476" w:type="dxa"/>
             <w:tcBorders>
               <w:top w:val="single" w:sz="8" w:space="0" w:color="000000"/>
               <w:start w:val="single" w:sz="8" w:space="0" w:color="000000"/>
@@ -3747,96 +3597,84 @@
         </w:tc>
         <w:tc>
           <w:tcPr>
-            <w:tcW w:w="2823" w:type="dxa"/>
-            <w:tcBorders>
-              <w:top w:val="single" w:sz="8" w:space="0" w:color="000000"/>
-              <w:start w:val="single" w:sz="8" w:space="0" w:color="000000"/>
-              <w:bottom w:val="single" w:sz="8" w:space="0" w:color="000000"/>
-              <w:end w:val="single" w:sz="8" w:space="0" w:color="000000"/>
-            </w:tcBorders>
-          </w:tcPr>
-          <w:p>
-            <w:pPr>
-              <w:pStyle w:val="normal1"/>
-              <w:widowControl w:val="false"/>
-              <w:suppressAutoHyphens w:val="true"/>
-              <w:spacing w:lineRule="auto" w:line="240" w:before="0" w:after="0"/>
-              <w:jc w:val="start"/>
-              <w:rPr>
-                <w:rFonts w:ascii="Calibri" w:hAnsi="Calibri" w:eastAsia="Calibri" w:cs="Calibri"/>
-              </w:rPr>
-            </w:pPr>
-            <w:r>
-              <w:rPr>
-                <w:rFonts w:eastAsia="Calibri" w:cs="Calibri" w:ascii="Calibri" w:hAnsi="Calibri"/>
-                <w:kern w:val="0"/>
-                <w:sz w:val="22"/>
-                <w:szCs w:val="22"/>
-                <w:lang w:val="en-US" w:eastAsia="zh-CN" w:bidi="hi-IN"/>
-              </w:rPr>
-            </w:r>
-          </w:p>
-        </w:tc>
-        <w:tc>
-          <w:tcPr>
-            <w:tcW w:w="2982" w:type="dxa"/>
-            <w:tcBorders>
-              <w:top w:val="single" w:sz="8" w:space="0" w:color="000000"/>
-              <w:start w:val="single" w:sz="8" w:space="0" w:color="000000"/>
-              <w:bottom w:val="single" w:sz="8" w:space="0" w:color="000000"/>
-              <w:end w:val="single" w:sz="8" w:space="0" w:color="000000"/>
-            </w:tcBorders>
-          </w:tcPr>
-          <w:p>
-            <w:pPr>
-              <w:pStyle w:val="normal1"/>
-              <w:widowControl w:val="false"/>
-              <w:suppressAutoHyphens w:val="true"/>
-              <w:spacing w:lineRule="auto" w:line="240" w:before="0" w:after="0"/>
-              <w:jc w:val="start"/>
-              <w:rPr>
-                <w:rFonts w:ascii="Calibri" w:hAnsi="Calibri" w:eastAsia="Calibri" w:cs="Calibri"/>
-              </w:rPr>
-            </w:pPr>
-            <w:r>
-              <w:rPr>
-                <w:rFonts w:eastAsia="Calibri" w:cs="Calibri" w:ascii="Calibri" w:hAnsi="Calibri"/>
-                <w:kern w:val="0"/>
-                <w:sz w:val="22"/>
-                <w:szCs w:val="22"/>
-                <w:lang w:val="en-US" w:eastAsia="zh-CN" w:bidi="hi-IN"/>
-              </w:rPr>
-            </w:r>
-          </w:p>
-        </w:tc>
-        <w:tc>
-          <w:tcPr>
-            <w:tcW w:w="1053" w:type="dxa"/>
-            <w:tcBorders>
-              <w:top w:val="single" w:sz="8" w:space="0" w:color="000000"/>
-              <w:start w:val="single" w:sz="8" w:space="0" w:color="000000"/>
-              <w:bottom w:val="single" w:sz="8" w:space="0" w:color="000000"/>
-              <w:end w:val="single" w:sz="8" w:space="0" w:color="000000"/>
-            </w:tcBorders>
-          </w:tcPr>
-          <w:p>
-            <w:pPr>
-              <w:pStyle w:val="normal1"/>
-              <w:widowControl w:val="false"/>
-              <w:suppressAutoHyphens w:val="true"/>
-              <w:spacing w:lineRule="auto" w:line="240" w:before="0" w:after="0"/>
-              <w:jc w:val="start"/>
-              <w:rPr>
-                <w:rFonts w:ascii="Calibri" w:hAnsi="Calibri" w:eastAsia="Calibri" w:cs="Calibri"/>
-              </w:rPr>
-            </w:pPr>
-            <w:r>
-              <w:rPr>
-                <w:rFonts w:eastAsia="Calibri" w:cs="Calibri" w:ascii="Calibri" w:hAnsi="Calibri"/>
-                <w:kern w:val="0"/>
-                <w:sz w:val="22"/>
-                <w:szCs w:val="22"/>
-                <w:lang w:val="en-US" w:eastAsia="zh-CN" w:bidi="hi-IN"/>
+            <w:tcW w:w="2824" w:type="dxa"/>
+            <w:tcBorders>
+              <w:top w:val="single" w:sz="8" w:space="0" w:color="000000"/>
+              <w:start w:val="single" w:sz="8" w:space="0" w:color="000000"/>
+              <w:bottom w:val="single" w:sz="8" w:space="0" w:color="000000"/>
+              <w:end w:val="single" w:sz="8" w:space="0" w:color="000000"/>
+            </w:tcBorders>
+          </w:tcPr>
+          <w:p>
+            <w:pPr>
+              <w:pStyle w:val="normal1"/>
+              <w:widowControl w:val="false"/>
+              <w:suppressAutoHyphens w:val="true"/>
+              <w:spacing w:lineRule="auto" w:line="240" w:before="0" w:after="0"/>
+              <w:jc w:val="start"/>
+              <w:rPr>
+                <w:rFonts w:ascii="Calibri" w:hAnsi="Calibri" w:eastAsia="Calibri" w:cs="Calibri"/>
+              </w:rPr>
+            </w:pPr>
+            <w:r>
+              <w:rPr>
+                <w:rFonts w:eastAsia="Calibri" w:cs="Calibri" w:ascii="Calibri" w:hAnsi="Calibri"/>
+              </w:rPr>
+            </w:r>
+          </w:p>
+        </w:tc>
+        <w:tc>
+          <w:tcPr>
+            <w:tcW w:w="2981" w:type="dxa"/>
+            <w:tcBorders>
+              <w:top w:val="single" w:sz="8" w:space="0" w:color="000000"/>
+              <w:start w:val="single" w:sz="8" w:space="0" w:color="000000"/>
+              <w:bottom w:val="single" w:sz="8" w:space="0" w:color="000000"/>
+              <w:end w:val="single" w:sz="8" w:space="0" w:color="000000"/>
+            </w:tcBorders>
+          </w:tcPr>
+          <w:p>
+            <w:pPr>
+              <w:pStyle w:val="normal1"/>
+              <w:widowControl w:val="false"/>
+              <w:suppressAutoHyphens w:val="true"/>
+              <w:spacing w:lineRule="auto" w:line="240" w:before="0" w:after="0"/>
+              <w:jc w:val="start"/>
+              <w:rPr>
+                <w:rFonts w:ascii="Calibri" w:hAnsi="Calibri" w:eastAsia="Calibri" w:cs="Calibri"/>
+              </w:rPr>
+            </w:pPr>
+            <w:r>
+              <w:rPr>
+                <w:rFonts w:eastAsia="Calibri" w:cs="Calibri" w:ascii="Calibri" w:hAnsi="Calibri"/>
+              </w:rPr>
+            </w:r>
+          </w:p>
+        </w:tc>
+        <w:tc>
+          <w:tcPr>
+            <w:tcW w:w="1054" w:type="dxa"/>
+            <w:tcBorders>
+              <w:top w:val="single" w:sz="8" w:space="0" w:color="000000"/>
+              <w:start w:val="single" w:sz="8" w:space="0" w:color="000000"/>
+              <w:bottom w:val="single" w:sz="8" w:space="0" w:color="000000"/>
+              <w:end w:val="single" w:sz="8" w:space="0" w:color="000000"/>
+            </w:tcBorders>
+          </w:tcPr>
+          <w:p>
+            <w:pPr>
+              <w:pStyle w:val="normal1"/>
+              <w:widowControl w:val="false"/>
+              <w:suppressAutoHyphens w:val="true"/>
+              <w:spacing w:lineRule="auto" w:line="240" w:before="0" w:after="0"/>
+              <w:jc w:val="start"/>
+              <w:rPr>
+                <w:rFonts w:ascii="Calibri" w:hAnsi="Calibri" w:eastAsia="Calibri" w:cs="Calibri"/>
+              </w:rPr>
+            </w:pPr>
+            <w:r>
+              <w:rPr>
+                <w:rFonts w:eastAsia="Calibri" w:cs="Calibri" w:ascii="Calibri" w:hAnsi="Calibri"/>
               </w:rPr>
             </w:r>
           </w:p>
@@ -3846,128 +3684,112 @@
         <w:trPr/>
         <w:tc>
           <w:tcPr>
-            <w:tcW w:w="3477" w:type="dxa"/>
-            <w:tcBorders>
-              <w:top w:val="single" w:sz="8" w:space="0" w:color="000000"/>
-              <w:start w:val="single" w:sz="8" w:space="0" w:color="000000"/>
-              <w:bottom w:val="single" w:sz="8" w:space="0" w:color="000000"/>
-              <w:end w:val="single" w:sz="8" w:space="0" w:color="000000"/>
-            </w:tcBorders>
-          </w:tcPr>
-          <w:p>
-            <w:pPr>
-              <w:pStyle w:val="normal1"/>
-              <w:widowControl w:val="false"/>
-              <w:suppressAutoHyphens w:val="true"/>
-              <w:spacing w:lineRule="auto" w:line="240" w:before="0" w:after="0"/>
-              <w:jc w:val="start"/>
-              <w:rPr>
-                <w:rFonts w:ascii="Calibri" w:hAnsi="Calibri" w:eastAsia="Calibri" w:cs="Calibri"/>
-              </w:rPr>
-            </w:pPr>
-            <w:r>
-              <w:rPr>
-                <w:rFonts w:eastAsia="Calibri" w:cs="Calibri" w:ascii="Calibri" w:hAnsi="Calibri"/>
-                <w:kern w:val="0"/>
-                <w:sz w:val="22"/>
-                <w:szCs w:val="22"/>
-                <w:lang w:val="en-US" w:eastAsia="zh-CN" w:bidi="hi-IN"/>
-              </w:rPr>
-            </w:r>
-          </w:p>
-        </w:tc>
-        <w:tc>
-          <w:tcPr>
-            <w:tcW w:w="2823" w:type="dxa"/>
-            <w:tcBorders>
-              <w:top w:val="single" w:sz="8" w:space="0" w:color="000000"/>
-              <w:start w:val="single" w:sz="8" w:space="0" w:color="000000"/>
-              <w:bottom w:val="single" w:sz="8" w:space="0" w:color="000000"/>
-              <w:end w:val="single" w:sz="8" w:space="0" w:color="000000"/>
-            </w:tcBorders>
-          </w:tcPr>
-          <w:p>
-            <w:pPr>
-              <w:pStyle w:val="normal1"/>
-              <w:widowControl w:val="false"/>
-              <w:suppressAutoHyphens w:val="true"/>
-              <w:spacing w:lineRule="auto" w:line="240" w:before="0" w:after="0"/>
-              <w:jc w:val="start"/>
-              <w:rPr>
-                <w:rFonts w:ascii="Calibri" w:hAnsi="Calibri" w:eastAsia="Calibri" w:cs="Calibri"/>
-              </w:rPr>
-            </w:pPr>
-            <w:r>
-              <w:rPr>
-                <w:rFonts w:eastAsia="Calibri" w:cs="Calibri" w:ascii="Calibri" w:hAnsi="Calibri"/>
-                <w:kern w:val="0"/>
-                <w:sz w:val="22"/>
-                <w:szCs w:val="22"/>
-                <w:lang w:val="en-US" w:eastAsia="zh-CN" w:bidi="hi-IN"/>
-              </w:rPr>
-            </w:r>
-          </w:p>
-        </w:tc>
-        <w:tc>
-          <w:tcPr>
-            <w:tcW w:w="2982" w:type="dxa"/>
-            <w:tcBorders>
-              <w:top w:val="single" w:sz="8" w:space="0" w:color="000000"/>
-              <w:start w:val="single" w:sz="8" w:space="0" w:color="000000"/>
-              <w:bottom w:val="single" w:sz="8" w:space="0" w:color="000000"/>
-              <w:end w:val="single" w:sz="8" w:space="0" w:color="000000"/>
-            </w:tcBorders>
-          </w:tcPr>
-          <w:p>
-            <w:pPr>
-              <w:pStyle w:val="normal1"/>
-              <w:widowControl w:val="false"/>
-              <w:suppressAutoHyphens w:val="true"/>
-              <w:spacing w:lineRule="auto" w:line="240" w:before="0" w:after="0"/>
-              <w:jc w:val="start"/>
-              <w:rPr>
-                <w:rFonts w:ascii="Calibri" w:hAnsi="Calibri" w:eastAsia="Calibri" w:cs="Calibri"/>
-              </w:rPr>
-            </w:pPr>
-            <w:r>
-              <w:rPr>
-                <w:rFonts w:eastAsia="Calibri" w:cs="Calibri" w:ascii="Calibri" w:hAnsi="Calibri"/>
-                <w:kern w:val="0"/>
-                <w:sz w:val="22"/>
-                <w:szCs w:val="22"/>
-                <w:lang w:val="en-US" w:eastAsia="zh-CN" w:bidi="hi-IN"/>
-              </w:rPr>
-            </w:r>
-          </w:p>
-        </w:tc>
-        <w:tc>
-          <w:tcPr>
-            <w:tcW w:w="1053" w:type="dxa"/>
-            <w:tcBorders>
-              <w:top w:val="single" w:sz="8" w:space="0" w:color="000000"/>
-              <w:start w:val="single" w:sz="8" w:space="0" w:color="000000"/>
-              <w:bottom w:val="single" w:sz="8" w:space="0" w:color="000000"/>
-              <w:end w:val="single" w:sz="8" w:space="0" w:color="000000"/>
-            </w:tcBorders>
-          </w:tcPr>
-          <w:p>
-            <w:pPr>
-              <w:pStyle w:val="normal1"/>
-              <w:widowControl w:val="false"/>
-              <w:suppressAutoHyphens w:val="true"/>
-              <w:spacing w:lineRule="auto" w:line="240" w:before="0" w:after="0"/>
-              <w:jc w:val="start"/>
-              <w:rPr>
-                <w:rFonts w:ascii="Calibri" w:hAnsi="Calibri" w:eastAsia="Calibri" w:cs="Calibri"/>
-              </w:rPr>
-            </w:pPr>
-            <w:r>
-              <w:rPr>
-                <w:rFonts w:eastAsia="Calibri" w:cs="Calibri" w:ascii="Calibri" w:hAnsi="Calibri"/>
-                <w:kern w:val="0"/>
-                <w:sz w:val="22"/>
-                <w:szCs w:val="22"/>
-                <w:lang w:val="en-US" w:eastAsia="zh-CN" w:bidi="hi-IN"/>
+            <w:tcW w:w="3476" w:type="dxa"/>
+            <w:tcBorders>
+              <w:top w:val="single" w:sz="8" w:space="0" w:color="000000"/>
+              <w:start w:val="single" w:sz="8" w:space="0" w:color="000000"/>
+              <w:bottom w:val="single" w:sz="8" w:space="0" w:color="000000"/>
+              <w:end w:val="single" w:sz="8" w:space="0" w:color="000000"/>
+            </w:tcBorders>
+          </w:tcPr>
+          <w:p>
+            <w:pPr>
+              <w:pStyle w:val="normal1"/>
+              <w:widowControl w:val="false"/>
+              <w:suppressAutoHyphens w:val="true"/>
+              <w:spacing w:lineRule="auto" w:line="240" w:before="0" w:after="0"/>
+              <w:jc w:val="start"/>
+              <w:rPr>
+                <w:rFonts w:ascii="Calibri" w:hAnsi="Calibri" w:eastAsia="Calibri" w:cs="Calibri"/>
+              </w:rPr>
+            </w:pPr>
+            <w:r>
+              <w:rPr>
+                <w:rFonts w:eastAsia="Calibri" w:cs="Calibri" w:ascii="Calibri" w:hAnsi="Calibri"/>
+              </w:rPr>
+            </w:r>
+          </w:p>
+        </w:tc>
+        <w:tc>
+          <w:tcPr>
+            <w:tcW w:w="2824" w:type="dxa"/>
+            <w:tcBorders>
+              <w:top w:val="single" w:sz="8" w:space="0" w:color="000000"/>
+              <w:start w:val="single" w:sz="8" w:space="0" w:color="000000"/>
+              <w:bottom w:val="single" w:sz="8" w:space="0" w:color="000000"/>
+              <w:end w:val="single" w:sz="8" w:space="0" w:color="000000"/>
+            </w:tcBorders>
+          </w:tcPr>
+          <w:p>
+            <w:pPr>
+              <w:pStyle w:val="normal1"/>
+              <w:widowControl w:val="false"/>
+              <w:suppressAutoHyphens w:val="true"/>
+              <w:spacing w:lineRule="auto" w:line="240" w:before="0" w:after="0"/>
+              <w:jc w:val="start"/>
+              <w:rPr>
+                <w:rFonts w:ascii="Calibri" w:hAnsi="Calibri" w:eastAsia="Calibri" w:cs="Calibri"/>
+              </w:rPr>
+            </w:pPr>
+            <w:r>
+              <w:rPr>
+                <w:rFonts w:eastAsia="Calibri" w:cs="Calibri" w:ascii="Calibri" w:hAnsi="Calibri"/>
+              </w:rPr>
+            </w:r>
+          </w:p>
+        </w:tc>
+        <w:tc>
+          <w:tcPr>
+            <w:tcW w:w="2981" w:type="dxa"/>
+            <w:tcBorders>
+              <w:top w:val="single" w:sz="8" w:space="0" w:color="000000"/>
+              <w:start w:val="single" w:sz="8" w:space="0" w:color="000000"/>
+              <w:bottom w:val="single" w:sz="8" w:space="0" w:color="000000"/>
+              <w:end w:val="single" w:sz="8" w:space="0" w:color="000000"/>
+            </w:tcBorders>
+          </w:tcPr>
+          <w:p>
+            <w:pPr>
+              <w:pStyle w:val="normal1"/>
+              <w:widowControl w:val="false"/>
+              <w:suppressAutoHyphens w:val="true"/>
+              <w:spacing w:lineRule="auto" w:line="240" w:before="0" w:after="0"/>
+              <w:jc w:val="start"/>
+              <w:rPr>
+                <w:rFonts w:ascii="Calibri" w:hAnsi="Calibri" w:eastAsia="Calibri" w:cs="Calibri"/>
+              </w:rPr>
+            </w:pPr>
+            <w:r>
+              <w:rPr>
+                <w:rFonts w:eastAsia="Calibri" w:cs="Calibri" w:ascii="Calibri" w:hAnsi="Calibri"/>
+              </w:rPr>
+            </w:r>
+          </w:p>
+        </w:tc>
+        <w:tc>
+          <w:tcPr>
+            <w:tcW w:w="1054" w:type="dxa"/>
+            <w:tcBorders>
+              <w:top w:val="single" w:sz="8" w:space="0" w:color="000000"/>
+              <w:start w:val="single" w:sz="8" w:space="0" w:color="000000"/>
+              <w:bottom w:val="single" w:sz="8" w:space="0" w:color="000000"/>
+              <w:end w:val="single" w:sz="8" w:space="0" w:color="000000"/>
+            </w:tcBorders>
+          </w:tcPr>
+          <w:p>
+            <w:pPr>
+              <w:pStyle w:val="normal1"/>
+              <w:widowControl w:val="false"/>
+              <w:suppressAutoHyphens w:val="true"/>
+              <w:spacing w:lineRule="auto" w:line="240" w:before="0" w:after="0"/>
+              <w:jc w:val="start"/>
+              <w:rPr>
+                <w:rFonts w:ascii="Calibri" w:hAnsi="Calibri" w:eastAsia="Calibri" w:cs="Calibri"/>
+              </w:rPr>
+            </w:pPr>
+            <w:r>
+              <w:rPr>
+                <w:rFonts w:eastAsia="Calibri" w:cs="Calibri" w:ascii="Calibri" w:hAnsi="Calibri"/>
               </w:rPr>
             </w:r>
           </w:p>
@@ -4533,451 +4355,363 @@
             <w:r>
               <w:rPr>
                 <w:rFonts w:eastAsia="Calibri" w:cs="Calibri" w:ascii="Calibri" w:hAnsi="Calibri"/>
-                <w:kern w:val="0"/>
-                <w:sz w:val="22"/>
-                <w:szCs w:val="22"/>
-                <w:lang w:val="en-US" w:eastAsia="zh-CN" w:bidi="hi-IN"/>
-              </w:rPr>
-            </w:r>
-          </w:p>
-          <w:p>
-            <w:pPr>
-              <w:pStyle w:val="normal1"/>
-              <w:widowControl w:val="false"/>
-              <w:suppressAutoHyphens w:val="true"/>
-              <w:spacing w:lineRule="auto" w:line="240" w:before="0" w:after="0"/>
-              <w:jc w:val="start"/>
-              <w:rPr>
-                <w:rFonts w:ascii="Calibri" w:hAnsi="Calibri" w:eastAsia="Calibri" w:cs="Calibri"/>
-              </w:rPr>
-            </w:pPr>
-            <w:r>
-              <w:rPr>
-                <w:rFonts w:eastAsia="Calibri" w:cs="Calibri" w:ascii="Calibri" w:hAnsi="Calibri"/>
-                <w:kern w:val="0"/>
-                <w:sz w:val="22"/>
-                <w:szCs w:val="22"/>
-                <w:lang w:val="en-US" w:eastAsia="zh-CN" w:bidi="hi-IN"/>
-              </w:rPr>
-            </w:r>
-          </w:p>
-          <w:p>
-            <w:pPr>
-              <w:pStyle w:val="normal1"/>
-              <w:widowControl w:val="false"/>
-              <w:suppressAutoHyphens w:val="true"/>
-              <w:spacing w:lineRule="auto" w:line="240" w:before="0" w:after="0"/>
-              <w:jc w:val="start"/>
-              <w:rPr>
-                <w:rFonts w:ascii="Calibri" w:hAnsi="Calibri" w:eastAsia="Calibri" w:cs="Calibri"/>
-              </w:rPr>
-            </w:pPr>
-            <w:r>
-              <w:rPr>
-                <w:rFonts w:eastAsia="Calibri" w:cs="Calibri" w:ascii="Calibri" w:hAnsi="Calibri"/>
-                <w:kern w:val="0"/>
-                <w:sz w:val="22"/>
-                <w:szCs w:val="22"/>
-                <w:lang w:val="en-US" w:eastAsia="zh-CN" w:bidi="hi-IN"/>
-              </w:rPr>
-            </w:r>
-          </w:p>
-          <w:p>
-            <w:pPr>
-              <w:pStyle w:val="normal1"/>
-              <w:widowControl w:val="false"/>
-              <w:suppressAutoHyphens w:val="true"/>
-              <w:spacing w:lineRule="auto" w:line="240" w:before="0" w:after="0"/>
-              <w:jc w:val="start"/>
-              <w:rPr>
-                <w:rFonts w:ascii="Calibri" w:hAnsi="Calibri" w:eastAsia="Calibri" w:cs="Calibri"/>
-              </w:rPr>
-            </w:pPr>
-            <w:r>
-              <w:rPr>
-                <w:rFonts w:eastAsia="Calibri" w:cs="Calibri" w:ascii="Calibri" w:hAnsi="Calibri"/>
-                <w:kern w:val="0"/>
-                <w:sz w:val="22"/>
-                <w:szCs w:val="22"/>
-                <w:lang w:val="en-US" w:eastAsia="zh-CN" w:bidi="hi-IN"/>
-              </w:rPr>
-            </w:r>
-          </w:p>
-          <w:p>
-            <w:pPr>
-              <w:pStyle w:val="normal1"/>
-              <w:widowControl w:val="false"/>
-              <w:suppressAutoHyphens w:val="true"/>
-              <w:spacing w:lineRule="auto" w:line="240" w:before="0" w:after="0"/>
-              <w:jc w:val="start"/>
-              <w:rPr>
-                <w:rFonts w:ascii="Calibri" w:hAnsi="Calibri" w:eastAsia="Calibri" w:cs="Calibri"/>
-              </w:rPr>
-            </w:pPr>
-            <w:r>
-              <w:rPr>
-                <w:rFonts w:eastAsia="Calibri" w:cs="Calibri" w:ascii="Calibri" w:hAnsi="Calibri"/>
-                <w:kern w:val="0"/>
-                <w:sz w:val="22"/>
-                <w:szCs w:val="22"/>
-                <w:lang w:val="en-US" w:eastAsia="zh-CN" w:bidi="hi-IN"/>
-              </w:rPr>
-            </w:r>
-          </w:p>
-          <w:p>
-            <w:pPr>
-              <w:pStyle w:val="normal1"/>
-              <w:widowControl w:val="false"/>
-              <w:suppressAutoHyphens w:val="true"/>
-              <w:spacing w:lineRule="auto" w:line="240" w:before="0" w:after="0"/>
-              <w:jc w:val="start"/>
-              <w:rPr>
-                <w:rFonts w:ascii="Calibri" w:hAnsi="Calibri" w:eastAsia="Calibri" w:cs="Calibri"/>
-              </w:rPr>
-            </w:pPr>
-            <w:r>
-              <w:rPr>
-                <w:rFonts w:eastAsia="Calibri" w:cs="Calibri" w:ascii="Calibri" w:hAnsi="Calibri"/>
-                <w:kern w:val="0"/>
-                <w:sz w:val="22"/>
-                <w:szCs w:val="22"/>
-                <w:lang w:val="en-US" w:eastAsia="zh-CN" w:bidi="hi-IN"/>
-              </w:rPr>
-            </w:r>
-          </w:p>
-          <w:p>
-            <w:pPr>
-              <w:pStyle w:val="normal1"/>
-              <w:widowControl w:val="false"/>
-              <w:suppressAutoHyphens w:val="true"/>
-              <w:spacing w:lineRule="auto" w:line="240" w:before="0" w:after="0"/>
-              <w:jc w:val="start"/>
-              <w:rPr>
-                <w:rFonts w:ascii="Calibri" w:hAnsi="Calibri" w:eastAsia="Calibri" w:cs="Calibri"/>
-              </w:rPr>
-            </w:pPr>
-            <w:r>
-              <w:rPr>
-                <w:rFonts w:eastAsia="Calibri" w:cs="Calibri" w:ascii="Calibri" w:hAnsi="Calibri"/>
-                <w:kern w:val="0"/>
-                <w:sz w:val="22"/>
-                <w:szCs w:val="22"/>
-                <w:lang w:val="en-US" w:eastAsia="zh-CN" w:bidi="hi-IN"/>
-              </w:rPr>
-            </w:r>
-          </w:p>
-          <w:p>
-            <w:pPr>
-              <w:pStyle w:val="normal1"/>
-              <w:widowControl w:val="false"/>
-              <w:suppressAutoHyphens w:val="true"/>
-              <w:spacing w:lineRule="auto" w:line="240" w:before="0" w:after="0"/>
-              <w:jc w:val="start"/>
-              <w:rPr>
-                <w:rFonts w:ascii="Calibri" w:hAnsi="Calibri" w:eastAsia="Calibri" w:cs="Calibri"/>
-              </w:rPr>
-            </w:pPr>
-            <w:r>
-              <w:rPr>
-                <w:rFonts w:eastAsia="Calibri" w:cs="Calibri" w:ascii="Calibri" w:hAnsi="Calibri"/>
-                <w:kern w:val="0"/>
-                <w:sz w:val="22"/>
-                <w:szCs w:val="22"/>
-                <w:lang w:val="en-US" w:eastAsia="zh-CN" w:bidi="hi-IN"/>
-              </w:rPr>
-            </w:r>
-          </w:p>
-          <w:p>
-            <w:pPr>
-              <w:pStyle w:val="normal1"/>
-              <w:widowControl w:val="false"/>
-              <w:suppressAutoHyphens w:val="true"/>
-              <w:spacing w:lineRule="auto" w:line="240" w:before="0" w:after="0"/>
-              <w:jc w:val="start"/>
-              <w:rPr>
-                <w:rFonts w:ascii="Calibri" w:hAnsi="Calibri" w:eastAsia="Calibri" w:cs="Calibri"/>
-              </w:rPr>
-            </w:pPr>
-            <w:r>
-              <w:rPr>
-                <w:rFonts w:eastAsia="Calibri" w:cs="Calibri" w:ascii="Calibri" w:hAnsi="Calibri"/>
-                <w:kern w:val="0"/>
-                <w:sz w:val="22"/>
-                <w:szCs w:val="22"/>
-                <w:lang w:val="en-US" w:eastAsia="zh-CN" w:bidi="hi-IN"/>
-              </w:rPr>
-            </w:r>
-          </w:p>
-          <w:p>
-            <w:pPr>
-              <w:pStyle w:val="normal1"/>
-              <w:widowControl w:val="false"/>
-              <w:suppressAutoHyphens w:val="true"/>
-              <w:spacing w:lineRule="auto" w:line="240" w:before="0" w:after="0"/>
-              <w:jc w:val="start"/>
-              <w:rPr>
-                <w:rFonts w:ascii="Calibri" w:hAnsi="Calibri" w:eastAsia="Calibri" w:cs="Calibri"/>
-              </w:rPr>
-            </w:pPr>
-            <w:r>
-              <w:rPr>
-                <w:rFonts w:eastAsia="Calibri" w:cs="Calibri" w:ascii="Calibri" w:hAnsi="Calibri"/>
-                <w:kern w:val="0"/>
-                <w:sz w:val="22"/>
-                <w:szCs w:val="22"/>
-                <w:lang w:val="en-US" w:eastAsia="zh-CN" w:bidi="hi-IN"/>
-              </w:rPr>
-            </w:r>
-          </w:p>
-          <w:p>
-            <w:pPr>
-              <w:pStyle w:val="normal1"/>
-              <w:widowControl w:val="false"/>
-              <w:suppressAutoHyphens w:val="true"/>
-              <w:spacing w:lineRule="auto" w:line="240" w:before="0" w:after="0"/>
-              <w:jc w:val="start"/>
-              <w:rPr>
-                <w:rFonts w:ascii="Calibri" w:hAnsi="Calibri" w:eastAsia="Calibri" w:cs="Calibri"/>
-              </w:rPr>
-            </w:pPr>
-            <w:r>
-              <w:rPr>
-                <w:rFonts w:eastAsia="Calibri" w:cs="Calibri" w:ascii="Calibri" w:hAnsi="Calibri"/>
-                <w:kern w:val="0"/>
-                <w:sz w:val="22"/>
-                <w:szCs w:val="22"/>
-                <w:lang w:val="en-US" w:eastAsia="zh-CN" w:bidi="hi-IN"/>
-              </w:rPr>
-            </w:r>
-          </w:p>
-          <w:p>
-            <w:pPr>
-              <w:pStyle w:val="normal1"/>
-              <w:widowControl w:val="false"/>
-              <w:suppressAutoHyphens w:val="true"/>
-              <w:spacing w:lineRule="auto" w:line="240" w:before="0" w:after="0"/>
-              <w:jc w:val="start"/>
-              <w:rPr>
-                <w:rFonts w:ascii="Calibri" w:hAnsi="Calibri" w:eastAsia="Calibri" w:cs="Calibri"/>
-              </w:rPr>
-            </w:pPr>
-            <w:r>
-              <w:rPr>
-                <w:rFonts w:eastAsia="Calibri" w:cs="Calibri" w:ascii="Calibri" w:hAnsi="Calibri"/>
-                <w:kern w:val="0"/>
-                <w:sz w:val="22"/>
-                <w:szCs w:val="22"/>
-                <w:lang w:val="en-US" w:eastAsia="zh-CN" w:bidi="hi-IN"/>
-              </w:rPr>
-            </w:r>
-          </w:p>
-          <w:p>
-            <w:pPr>
-              <w:pStyle w:val="normal1"/>
-              <w:widowControl w:val="false"/>
-              <w:suppressAutoHyphens w:val="true"/>
-              <w:spacing w:lineRule="auto" w:line="240" w:before="0" w:after="0"/>
-              <w:jc w:val="start"/>
-              <w:rPr>
-                <w:rFonts w:ascii="Calibri" w:hAnsi="Calibri" w:eastAsia="Calibri" w:cs="Calibri"/>
-              </w:rPr>
-            </w:pPr>
-            <w:r>
-              <w:rPr>
-                <w:rFonts w:eastAsia="Calibri" w:cs="Calibri" w:ascii="Calibri" w:hAnsi="Calibri"/>
-                <w:kern w:val="0"/>
-                <w:sz w:val="22"/>
-                <w:szCs w:val="22"/>
-                <w:lang w:val="en-US" w:eastAsia="zh-CN" w:bidi="hi-IN"/>
-              </w:rPr>
-            </w:r>
-          </w:p>
-          <w:p>
-            <w:pPr>
-              <w:pStyle w:val="normal1"/>
-              <w:widowControl w:val="false"/>
-              <w:suppressAutoHyphens w:val="true"/>
-              <w:spacing w:lineRule="auto" w:line="240" w:before="0" w:after="0"/>
-              <w:jc w:val="start"/>
-              <w:rPr>
-                <w:rFonts w:ascii="Calibri" w:hAnsi="Calibri" w:eastAsia="Calibri" w:cs="Calibri"/>
-              </w:rPr>
-            </w:pPr>
-            <w:r>
-              <w:rPr>
-                <w:rFonts w:eastAsia="Calibri" w:cs="Calibri" w:ascii="Calibri" w:hAnsi="Calibri"/>
-                <w:kern w:val="0"/>
-                <w:sz w:val="22"/>
-                <w:szCs w:val="22"/>
-                <w:lang w:val="en-US" w:eastAsia="zh-CN" w:bidi="hi-IN"/>
-              </w:rPr>
-            </w:r>
-          </w:p>
-          <w:p>
-            <w:pPr>
-              <w:pStyle w:val="normal1"/>
-              <w:widowControl w:val="false"/>
-              <w:suppressAutoHyphens w:val="true"/>
-              <w:spacing w:lineRule="auto" w:line="240" w:before="0" w:after="0"/>
-              <w:jc w:val="start"/>
-              <w:rPr>
-                <w:rFonts w:ascii="Calibri" w:hAnsi="Calibri" w:eastAsia="Calibri" w:cs="Calibri"/>
-              </w:rPr>
-            </w:pPr>
-            <w:r>
-              <w:rPr>
-                <w:rFonts w:eastAsia="Calibri" w:cs="Calibri" w:ascii="Calibri" w:hAnsi="Calibri"/>
-                <w:kern w:val="0"/>
-                <w:sz w:val="22"/>
-                <w:szCs w:val="22"/>
-                <w:lang w:val="en-US" w:eastAsia="zh-CN" w:bidi="hi-IN"/>
-              </w:rPr>
-            </w:r>
-          </w:p>
-          <w:p>
-            <w:pPr>
-              <w:pStyle w:val="normal1"/>
-              <w:widowControl w:val="false"/>
-              <w:suppressAutoHyphens w:val="true"/>
-              <w:spacing w:lineRule="auto" w:line="240" w:before="0" w:after="0"/>
-              <w:jc w:val="start"/>
-              <w:rPr>
-                <w:rFonts w:ascii="Calibri" w:hAnsi="Calibri" w:eastAsia="Calibri" w:cs="Calibri"/>
-              </w:rPr>
-            </w:pPr>
-            <w:r>
-              <w:rPr>
-                <w:rFonts w:eastAsia="Calibri" w:cs="Calibri" w:ascii="Calibri" w:hAnsi="Calibri"/>
-                <w:kern w:val="0"/>
-                <w:sz w:val="22"/>
-                <w:szCs w:val="22"/>
-                <w:lang w:val="en-US" w:eastAsia="zh-CN" w:bidi="hi-IN"/>
-              </w:rPr>
-            </w:r>
-          </w:p>
-          <w:p>
-            <w:pPr>
-              <w:pStyle w:val="normal1"/>
-              <w:widowControl w:val="false"/>
-              <w:suppressAutoHyphens w:val="true"/>
-              <w:spacing w:lineRule="auto" w:line="240" w:before="0" w:after="0"/>
-              <w:jc w:val="start"/>
-              <w:rPr>
-                <w:rFonts w:ascii="Calibri" w:hAnsi="Calibri" w:eastAsia="Calibri" w:cs="Calibri"/>
-              </w:rPr>
-            </w:pPr>
-            <w:r>
-              <w:rPr>
-                <w:rFonts w:eastAsia="Calibri" w:cs="Calibri" w:ascii="Calibri" w:hAnsi="Calibri"/>
-                <w:kern w:val="0"/>
-                <w:sz w:val="22"/>
-                <w:szCs w:val="22"/>
-                <w:lang w:val="en-US" w:eastAsia="zh-CN" w:bidi="hi-IN"/>
-              </w:rPr>
-            </w:r>
-          </w:p>
-          <w:p>
-            <w:pPr>
-              <w:pStyle w:val="normal1"/>
-              <w:widowControl w:val="false"/>
-              <w:suppressAutoHyphens w:val="true"/>
-              <w:spacing w:lineRule="auto" w:line="240" w:before="0" w:after="0"/>
-              <w:jc w:val="start"/>
-              <w:rPr>
-                <w:rFonts w:ascii="Calibri" w:hAnsi="Calibri" w:eastAsia="Calibri" w:cs="Calibri"/>
-              </w:rPr>
-            </w:pPr>
-            <w:r>
-              <w:rPr>
-                <w:rFonts w:eastAsia="Calibri" w:cs="Calibri" w:ascii="Calibri" w:hAnsi="Calibri"/>
-                <w:kern w:val="0"/>
-                <w:sz w:val="22"/>
-                <w:szCs w:val="22"/>
-                <w:lang w:val="en-US" w:eastAsia="zh-CN" w:bidi="hi-IN"/>
-              </w:rPr>
-            </w:r>
-          </w:p>
-          <w:p>
-            <w:pPr>
-              <w:pStyle w:val="normal1"/>
-              <w:widowControl w:val="false"/>
-              <w:suppressAutoHyphens w:val="true"/>
-              <w:spacing w:lineRule="auto" w:line="240" w:before="0" w:after="0"/>
-              <w:jc w:val="start"/>
-              <w:rPr>
-                <w:rFonts w:ascii="Calibri" w:hAnsi="Calibri" w:eastAsia="Calibri" w:cs="Calibri"/>
-              </w:rPr>
-            </w:pPr>
-            <w:r>
-              <w:rPr>
-                <w:rFonts w:eastAsia="Calibri" w:cs="Calibri" w:ascii="Calibri" w:hAnsi="Calibri"/>
-                <w:kern w:val="0"/>
-                <w:sz w:val="22"/>
-                <w:szCs w:val="22"/>
-                <w:lang w:val="en-US" w:eastAsia="zh-CN" w:bidi="hi-IN"/>
-              </w:rPr>
-            </w:r>
-          </w:p>
-          <w:p>
-            <w:pPr>
-              <w:pStyle w:val="normal1"/>
-              <w:widowControl w:val="false"/>
-              <w:suppressAutoHyphens w:val="true"/>
-              <w:spacing w:lineRule="auto" w:line="240" w:before="0" w:after="0"/>
-              <w:jc w:val="start"/>
-              <w:rPr>
-                <w:rFonts w:ascii="Calibri" w:hAnsi="Calibri" w:eastAsia="Calibri" w:cs="Calibri"/>
-              </w:rPr>
-            </w:pPr>
-            <w:r>
-              <w:rPr>
-                <w:rFonts w:eastAsia="Calibri" w:cs="Calibri" w:ascii="Calibri" w:hAnsi="Calibri"/>
-                <w:kern w:val="0"/>
-                <w:sz w:val="22"/>
-                <w:szCs w:val="22"/>
-                <w:lang w:val="en-US" w:eastAsia="zh-CN" w:bidi="hi-IN"/>
-              </w:rPr>
-            </w:r>
-          </w:p>
-          <w:p>
-            <w:pPr>
-              <w:pStyle w:val="normal1"/>
-              <w:widowControl w:val="false"/>
-              <w:suppressAutoHyphens w:val="true"/>
-              <w:spacing w:lineRule="auto" w:line="240" w:before="0" w:after="0"/>
-              <w:jc w:val="start"/>
-              <w:rPr>
-                <w:rFonts w:ascii="Calibri" w:hAnsi="Calibri" w:eastAsia="Calibri" w:cs="Calibri"/>
-              </w:rPr>
-            </w:pPr>
-            <w:r>
-              <w:rPr>
-                <w:rFonts w:eastAsia="Calibri" w:cs="Calibri" w:ascii="Calibri" w:hAnsi="Calibri"/>
-                <w:kern w:val="0"/>
-                <w:sz w:val="22"/>
-                <w:szCs w:val="22"/>
-                <w:lang w:val="en-US" w:eastAsia="zh-CN" w:bidi="hi-IN"/>
-              </w:rPr>
-            </w:r>
-          </w:p>
-          <w:p>
-            <w:pPr>
-              <w:pStyle w:val="normal1"/>
-              <w:widowControl w:val="false"/>
-              <w:suppressAutoHyphens w:val="true"/>
-              <w:spacing w:lineRule="auto" w:line="240" w:before="0" w:after="0"/>
-              <w:jc w:val="start"/>
-              <w:rPr>
-                <w:rFonts w:ascii="Calibri" w:hAnsi="Calibri" w:eastAsia="Calibri" w:cs="Calibri"/>
-              </w:rPr>
-            </w:pPr>
-            <w:r>
-              <w:rPr>
-                <w:rFonts w:eastAsia="Calibri" w:cs="Calibri" w:ascii="Calibri" w:hAnsi="Calibri"/>
-                <w:kern w:val="0"/>
-                <w:sz w:val="22"/>
-                <w:szCs w:val="22"/>
-                <w:lang w:val="en-US" w:eastAsia="zh-CN" w:bidi="hi-IN"/>
+              </w:rPr>
+            </w:r>
+          </w:p>
+          <w:p>
+            <w:pPr>
+              <w:pStyle w:val="normal1"/>
+              <w:widowControl w:val="false"/>
+              <w:suppressAutoHyphens w:val="true"/>
+              <w:spacing w:lineRule="auto" w:line="240" w:before="0" w:after="0"/>
+              <w:jc w:val="start"/>
+              <w:rPr>
+                <w:rFonts w:ascii="Calibri" w:hAnsi="Calibri" w:eastAsia="Calibri" w:cs="Calibri"/>
+              </w:rPr>
+            </w:pPr>
+            <w:r>
+              <w:rPr>
+                <w:rFonts w:eastAsia="Calibri" w:cs="Calibri" w:ascii="Calibri" w:hAnsi="Calibri"/>
+              </w:rPr>
+            </w:r>
+          </w:p>
+          <w:p>
+            <w:pPr>
+              <w:pStyle w:val="normal1"/>
+              <w:widowControl w:val="false"/>
+              <w:suppressAutoHyphens w:val="true"/>
+              <w:spacing w:lineRule="auto" w:line="240" w:before="0" w:after="0"/>
+              <w:jc w:val="start"/>
+              <w:rPr>
+                <w:rFonts w:ascii="Calibri" w:hAnsi="Calibri" w:eastAsia="Calibri" w:cs="Calibri"/>
+              </w:rPr>
+            </w:pPr>
+            <w:r>
+              <w:rPr>
+                <w:rFonts w:eastAsia="Calibri" w:cs="Calibri" w:ascii="Calibri" w:hAnsi="Calibri"/>
+              </w:rPr>
+            </w:r>
+          </w:p>
+          <w:p>
+            <w:pPr>
+              <w:pStyle w:val="normal1"/>
+              <w:widowControl w:val="false"/>
+              <w:suppressAutoHyphens w:val="true"/>
+              <w:spacing w:lineRule="auto" w:line="240" w:before="0" w:after="0"/>
+              <w:jc w:val="start"/>
+              <w:rPr>
+                <w:rFonts w:ascii="Calibri" w:hAnsi="Calibri" w:eastAsia="Calibri" w:cs="Calibri"/>
+              </w:rPr>
+            </w:pPr>
+            <w:r>
+              <w:rPr>
+                <w:rFonts w:eastAsia="Calibri" w:cs="Calibri" w:ascii="Calibri" w:hAnsi="Calibri"/>
+              </w:rPr>
+            </w:r>
+          </w:p>
+          <w:p>
+            <w:pPr>
+              <w:pStyle w:val="normal1"/>
+              <w:widowControl w:val="false"/>
+              <w:suppressAutoHyphens w:val="true"/>
+              <w:spacing w:lineRule="auto" w:line="240" w:before="0" w:after="0"/>
+              <w:jc w:val="start"/>
+              <w:rPr>
+                <w:rFonts w:ascii="Calibri" w:hAnsi="Calibri" w:eastAsia="Calibri" w:cs="Calibri"/>
+              </w:rPr>
+            </w:pPr>
+            <w:r>
+              <w:rPr>
+                <w:rFonts w:eastAsia="Calibri" w:cs="Calibri" w:ascii="Calibri" w:hAnsi="Calibri"/>
+              </w:rPr>
+            </w:r>
+          </w:p>
+          <w:p>
+            <w:pPr>
+              <w:pStyle w:val="normal1"/>
+              <w:widowControl w:val="false"/>
+              <w:suppressAutoHyphens w:val="true"/>
+              <w:spacing w:lineRule="auto" w:line="240" w:before="0" w:after="0"/>
+              <w:jc w:val="start"/>
+              <w:rPr>
+                <w:rFonts w:ascii="Calibri" w:hAnsi="Calibri" w:eastAsia="Calibri" w:cs="Calibri"/>
+              </w:rPr>
+            </w:pPr>
+            <w:r>
+              <w:rPr>
+                <w:rFonts w:eastAsia="Calibri" w:cs="Calibri" w:ascii="Calibri" w:hAnsi="Calibri"/>
+              </w:rPr>
+            </w:r>
+          </w:p>
+          <w:p>
+            <w:pPr>
+              <w:pStyle w:val="normal1"/>
+              <w:widowControl w:val="false"/>
+              <w:suppressAutoHyphens w:val="true"/>
+              <w:spacing w:lineRule="auto" w:line="240" w:before="0" w:after="0"/>
+              <w:jc w:val="start"/>
+              <w:rPr>
+                <w:rFonts w:ascii="Calibri" w:hAnsi="Calibri" w:eastAsia="Calibri" w:cs="Calibri"/>
+              </w:rPr>
+            </w:pPr>
+            <w:r>
+              <w:rPr>
+                <w:rFonts w:eastAsia="Calibri" w:cs="Calibri" w:ascii="Calibri" w:hAnsi="Calibri"/>
+              </w:rPr>
+            </w:r>
+          </w:p>
+          <w:p>
+            <w:pPr>
+              <w:pStyle w:val="normal1"/>
+              <w:widowControl w:val="false"/>
+              <w:suppressAutoHyphens w:val="true"/>
+              <w:spacing w:lineRule="auto" w:line="240" w:before="0" w:after="0"/>
+              <w:jc w:val="start"/>
+              <w:rPr>
+                <w:rFonts w:ascii="Calibri" w:hAnsi="Calibri" w:eastAsia="Calibri" w:cs="Calibri"/>
+              </w:rPr>
+            </w:pPr>
+            <w:r>
+              <w:rPr>
+                <w:rFonts w:eastAsia="Calibri" w:cs="Calibri" w:ascii="Calibri" w:hAnsi="Calibri"/>
+              </w:rPr>
+            </w:r>
+          </w:p>
+          <w:p>
+            <w:pPr>
+              <w:pStyle w:val="normal1"/>
+              <w:widowControl w:val="false"/>
+              <w:suppressAutoHyphens w:val="true"/>
+              <w:spacing w:lineRule="auto" w:line="240" w:before="0" w:after="0"/>
+              <w:jc w:val="start"/>
+              <w:rPr>
+                <w:rFonts w:ascii="Calibri" w:hAnsi="Calibri" w:eastAsia="Calibri" w:cs="Calibri"/>
+              </w:rPr>
+            </w:pPr>
+            <w:r>
+              <w:rPr>
+                <w:rFonts w:eastAsia="Calibri" w:cs="Calibri" w:ascii="Calibri" w:hAnsi="Calibri"/>
+              </w:rPr>
+            </w:r>
+          </w:p>
+          <w:p>
+            <w:pPr>
+              <w:pStyle w:val="normal1"/>
+              <w:widowControl w:val="false"/>
+              <w:suppressAutoHyphens w:val="true"/>
+              <w:spacing w:lineRule="auto" w:line="240" w:before="0" w:after="0"/>
+              <w:jc w:val="start"/>
+              <w:rPr>
+                <w:rFonts w:ascii="Calibri" w:hAnsi="Calibri" w:eastAsia="Calibri" w:cs="Calibri"/>
+              </w:rPr>
+            </w:pPr>
+            <w:r>
+              <w:rPr>
+                <w:rFonts w:eastAsia="Calibri" w:cs="Calibri" w:ascii="Calibri" w:hAnsi="Calibri"/>
+              </w:rPr>
+            </w:r>
+          </w:p>
+          <w:p>
+            <w:pPr>
+              <w:pStyle w:val="normal1"/>
+              <w:widowControl w:val="false"/>
+              <w:suppressAutoHyphens w:val="true"/>
+              <w:spacing w:lineRule="auto" w:line="240" w:before="0" w:after="0"/>
+              <w:jc w:val="start"/>
+              <w:rPr>
+                <w:rFonts w:ascii="Calibri" w:hAnsi="Calibri" w:eastAsia="Calibri" w:cs="Calibri"/>
+              </w:rPr>
+            </w:pPr>
+            <w:r>
+              <w:rPr>
+                <w:rFonts w:eastAsia="Calibri" w:cs="Calibri" w:ascii="Calibri" w:hAnsi="Calibri"/>
+              </w:rPr>
+            </w:r>
+          </w:p>
+          <w:p>
+            <w:pPr>
+              <w:pStyle w:val="normal1"/>
+              <w:widowControl w:val="false"/>
+              <w:suppressAutoHyphens w:val="true"/>
+              <w:spacing w:lineRule="auto" w:line="240" w:before="0" w:after="0"/>
+              <w:jc w:val="start"/>
+              <w:rPr>
+                <w:rFonts w:ascii="Calibri" w:hAnsi="Calibri" w:eastAsia="Calibri" w:cs="Calibri"/>
+              </w:rPr>
+            </w:pPr>
+            <w:r>
+              <w:rPr>
+                <w:rFonts w:eastAsia="Calibri" w:cs="Calibri" w:ascii="Calibri" w:hAnsi="Calibri"/>
+              </w:rPr>
+            </w:r>
+          </w:p>
+          <w:p>
+            <w:pPr>
+              <w:pStyle w:val="normal1"/>
+              <w:widowControl w:val="false"/>
+              <w:suppressAutoHyphens w:val="true"/>
+              <w:spacing w:lineRule="auto" w:line="240" w:before="0" w:after="0"/>
+              <w:jc w:val="start"/>
+              <w:rPr>
+                <w:rFonts w:ascii="Calibri" w:hAnsi="Calibri" w:eastAsia="Calibri" w:cs="Calibri"/>
+              </w:rPr>
+            </w:pPr>
+            <w:r>
+              <w:rPr>
+                <w:rFonts w:eastAsia="Calibri" w:cs="Calibri" w:ascii="Calibri" w:hAnsi="Calibri"/>
+              </w:rPr>
+            </w:r>
+          </w:p>
+          <w:p>
+            <w:pPr>
+              <w:pStyle w:val="normal1"/>
+              <w:widowControl w:val="false"/>
+              <w:suppressAutoHyphens w:val="true"/>
+              <w:spacing w:lineRule="auto" w:line="240" w:before="0" w:after="0"/>
+              <w:jc w:val="start"/>
+              <w:rPr>
+                <w:rFonts w:ascii="Calibri" w:hAnsi="Calibri" w:eastAsia="Calibri" w:cs="Calibri"/>
+              </w:rPr>
+            </w:pPr>
+            <w:r>
+              <w:rPr>
+                <w:rFonts w:eastAsia="Calibri" w:cs="Calibri" w:ascii="Calibri" w:hAnsi="Calibri"/>
+              </w:rPr>
+            </w:r>
+          </w:p>
+          <w:p>
+            <w:pPr>
+              <w:pStyle w:val="normal1"/>
+              <w:widowControl w:val="false"/>
+              <w:suppressAutoHyphens w:val="true"/>
+              <w:spacing w:lineRule="auto" w:line="240" w:before="0" w:after="0"/>
+              <w:jc w:val="start"/>
+              <w:rPr>
+                <w:rFonts w:ascii="Calibri" w:hAnsi="Calibri" w:eastAsia="Calibri" w:cs="Calibri"/>
+              </w:rPr>
+            </w:pPr>
+            <w:r>
+              <w:rPr>
+                <w:rFonts w:eastAsia="Calibri" w:cs="Calibri" w:ascii="Calibri" w:hAnsi="Calibri"/>
+              </w:rPr>
+            </w:r>
+          </w:p>
+          <w:p>
+            <w:pPr>
+              <w:pStyle w:val="normal1"/>
+              <w:widowControl w:val="false"/>
+              <w:suppressAutoHyphens w:val="true"/>
+              <w:spacing w:lineRule="auto" w:line="240" w:before="0" w:after="0"/>
+              <w:jc w:val="start"/>
+              <w:rPr>
+                <w:rFonts w:ascii="Calibri" w:hAnsi="Calibri" w:eastAsia="Calibri" w:cs="Calibri"/>
+              </w:rPr>
+            </w:pPr>
+            <w:r>
+              <w:rPr>
+                <w:rFonts w:eastAsia="Calibri" w:cs="Calibri" w:ascii="Calibri" w:hAnsi="Calibri"/>
+              </w:rPr>
+            </w:r>
+          </w:p>
+          <w:p>
+            <w:pPr>
+              <w:pStyle w:val="normal1"/>
+              <w:widowControl w:val="false"/>
+              <w:suppressAutoHyphens w:val="true"/>
+              <w:spacing w:lineRule="auto" w:line="240" w:before="0" w:after="0"/>
+              <w:jc w:val="start"/>
+              <w:rPr>
+                <w:rFonts w:ascii="Calibri" w:hAnsi="Calibri" w:eastAsia="Calibri" w:cs="Calibri"/>
+              </w:rPr>
+            </w:pPr>
+            <w:r>
+              <w:rPr>
+                <w:rFonts w:eastAsia="Calibri" w:cs="Calibri" w:ascii="Calibri" w:hAnsi="Calibri"/>
+              </w:rPr>
+            </w:r>
+          </w:p>
+          <w:p>
+            <w:pPr>
+              <w:pStyle w:val="normal1"/>
+              <w:widowControl w:val="false"/>
+              <w:suppressAutoHyphens w:val="true"/>
+              <w:spacing w:lineRule="auto" w:line="240" w:before="0" w:after="0"/>
+              <w:jc w:val="start"/>
+              <w:rPr>
+                <w:rFonts w:ascii="Calibri" w:hAnsi="Calibri" w:eastAsia="Calibri" w:cs="Calibri"/>
+              </w:rPr>
+            </w:pPr>
+            <w:r>
+              <w:rPr>
+                <w:rFonts w:eastAsia="Calibri" w:cs="Calibri" w:ascii="Calibri" w:hAnsi="Calibri"/>
+              </w:rPr>
+            </w:r>
+          </w:p>
+          <w:p>
+            <w:pPr>
+              <w:pStyle w:val="normal1"/>
+              <w:widowControl w:val="false"/>
+              <w:suppressAutoHyphens w:val="true"/>
+              <w:spacing w:lineRule="auto" w:line="240" w:before="0" w:after="0"/>
+              <w:jc w:val="start"/>
+              <w:rPr>
+                <w:rFonts w:ascii="Calibri" w:hAnsi="Calibri" w:eastAsia="Calibri" w:cs="Calibri"/>
+              </w:rPr>
+            </w:pPr>
+            <w:r>
+              <w:rPr>
+                <w:rFonts w:eastAsia="Calibri" w:cs="Calibri" w:ascii="Calibri" w:hAnsi="Calibri"/>
+              </w:rPr>
+            </w:r>
+          </w:p>
+          <w:p>
+            <w:pPr>
+              <w:pStyle w:val="normal1"/>
+              <w:widowControl w:val="false"/>
+              <w:suppressAutoHyphens w:val="true"/>
+              <w:spacing w:lineRule="auto" w:line="240" w:before="0" w:after="0"/>
+              <w:jc w:val="start"/>
+              <w:rPr>
+                <w:rFonts w:ascii="Calibri" w:hAnsi="Calibri" w:eastAsia="Calibri" w:cs="Calibri"/>
+              </w:rPr>
+            </w:pPr>
+            <w:r>
+              <w:rPr>
+                <w:rFonts w:eastAsia="Calibri" w:cs="Calibri" w:ascii="Calibri" w:hAnsi="Calibri"/>
+              </w:rPr>
+            </w:r>
+          </w:p>
+          <w:p>
+            <w:pPr>
+              <w:pStyle w:val="normal1"/>
+              <w:widowControl w:val="false"/>
+              <w:suppressAutoHyphens w:val="true"/>
+              <w:spacing w:lineRule="auto" w:line="240" w:before="0" w:after="0"/>
+              <w:jc w:val="start"/>
+              <w:rPr>
+                <w:rFonts w:ascii="Calibri" w:hAnsi="Calibri" w:eastAsia="Calibri" w:cs="Calibri"/>
+              </w:rPr>
+            </w:pPr>
+            <w:r>
+              <w:rPr>
+                <w:rFonts w:eastAsia="Calibri" w:cs="Calibri" w:ascii="Calibri" w:hAnsi="Calibri"/>
+              </w:rPr>
+            </w:r>
+          </w:p>
+          <w:p>
+            <w:pPr>
+              <w:pStyle w:val="normal1"/>
+              <w:widowControl w:val="false"/>
+              <w:suppressAutoHyphens w:val="true"/>
+              <w:spacing w:lineRule="auto" w:line="240" w:before="0" w:after="0"/>
+              <w:jc w:val="start"/>
+              <w:rPr>
+                <w:rFonts w:ascii="Calibri" w:hAnsi="Calibri" w:eastAsia="Calibri" w:cs="Calibri"/>
+              </w:rPr>
+            </w:pPr>
+            <w:r>
+              <w:rPr>
+                <w:rFonts w:eastAsia="Calibri" w:cs="Calibri" w:ascii="Calibri" w:hAnsi="Calibri"/>
               </w:rPr>
             </w:r>
           </w:p>
@@ -5671,8 +5405,8 @@
         <w:tblLook w:val="0600" w:firstRow="0" w:noVBand="1" w:lastRow="0" w:firstColumn="0" w:lastColumn="0" w:noHBand="1"/>
       </w:tblPr>
       <w:tblGrid>
-        <w:gridCol w:w="3477"/>
-        <w:gridCol w:w="2823"/>
+        <w:gridCol w:w="3476"/>
+        <w:gridCol w:w="2824"/>
         <w:gridCol w:w="3402"/>
         <w:gridCol w:w="633"/>
       </w:tblGrid>
@@ -5680,7 +5414,7 @@
         <w:trPr/>
         <w:tc>
           <w:tcPr>
-            <w:tcW w:w="3477" w:type="dxa"/>
+            <w:tcW w:w="3476" w:type="dxa"/>
             <w:tcBorders>
               <w:top w:val="single" w:sz="8" w:space="0" w:color="000000"/>
               <w:start w:val="single" w:sz="8" w:space="0" w:color="000000"/>
@@ -5717,7 +5451,7 @@
         </w:tc>
         <w:tc>
           <w:tcPr>
-            <w:tcW w:w="2823" w:type="dxa"/>
+            <w:tcW w:w="2824" w:type="dxa"/>
             <w:tcBorders>
               <w:top w:val="single" w:sz="8" w:space="0" w:color="000000"/>
               <w:start w:val="single" w:sz="8" w:space="0" w:color="000000"/>
@@ -5744,10 +5478,6 @@
                 <w:rFonts w:eastAsia="Calibri" w:cs="Calibri" w:ascii="Calibri" w:hAnsi="Calibri"/>
                 <w:b/>
                 <w:bCs/>
-                <w:kern w:val="0"/>
-                <w:sz w:val="22"/>
-                <w:szCs w:val="22"/>
-                <w:lang w:val="en-US" w:eastAsia="zh-CN" w:bidi="hi-IN"/>
               </w:rPr>
             </w:r>
           </w:p>
@@ -5781,10 +5511,6 @@
                 <w:rFonts w:eastAsia="Calibri" w:cs="Calibri" w:ascii="Calibri" w:hAnsi="Calibri"/>
                 <w:b/>
                 <w:bCs/>
-                <w:kern w:val="0"/>
-                <w:sz w:val="22"/>
-                <w:szCs w:val="22"/>
-                <w:lang w:val="en-US" w:eastAsia="zh-CN" w:bidi="hi-IN"/>
               </w:rPr>
             </w:r>
           </w:p>
@@ -5818,10 +5544,6 @@
                 <w:rFonts w:eastAsia="Calibri" w:cs="Calibri" w:ascii="Calibri" w:hAnsi="Calibri"/>
                 <w:b/>
                 <w:bCs/>
-                <w:kern w:val="0"/>
-                <w:sz w:val="22"/>
-                <w:szCs w:val="22"/>
-                <w:lang w:val="en-US" w:eastAsia="zh-CN" w:bidi="hi-IN"/>
               </w:rPr>
             </w:r>
           </w:p>
@@ -5831,7 +5553,7 @@
         <w:trPr/>
         <w:tc>
           <w:tcPr>
-            <w:tcW w:w="3477" w:type="dxa"/>
+            <w:tcW w:w="3476" w:type="dxa"/>
             <w:tcBorders>
               <w:top w:val="single" w:sz="8" w:space="0" w:color="000000"/>
               <w:start w:val="single" w:sz="8" w:space="0" w:color="000000"/>
@@ -5869,7 +5591,7 @@
         </w:tc>
         <w:tc>
           <w:tcPr>
-            <w:tcW w:w="2823" w:type="dxa"/>
+            <w:tcW w:w="2824" w:type="dxa"/>
             <w:tcBorders>
               <w:top w:val="single" w:sz="8" w:space="0" w:color="000000"/>
               <w:start w:val="single" w:sz="8" w:space="0" w:color="000000"/>
@@ -5986,64 +5708,57 @@
         <w:trPr/>
         <w:tc>
           <w:tcPr>
-            <w:tcW w:w="3477" w:type="dxa"/>
-            <w:tcBorders>
-              <w:top w:val="single" w:sz="8" w:space="0" w:color="000000"/>
-              <w:start w:val="single" w:sz="8" w:space="0" w:color="000000"/>
-              <w:bottom w:val="single" w:sz="8" w:space="0" w:color="000000"/>
-              <w:end w:val="single" w:sz="8" w:space="0" w:color="000000"/>
-            </w:tcBorders>
-          </w:tcPr>
-          <w:p>
-            <w:pPr>
-              <w:pStyle w:val="normal1"/>
-              <w:widowControl w:val="false"/>
-              <w:suppressAutoHyphens w:val="true"/>
-              <w:spacing w:lineRule="auto" w:line="240" w:before="0" w:after="0"/>
-              <w:jc w:val="start"/>
-              <w:rPr>
-                <w:rFonts w:ascii="Calibri" w:hAnsi="Calibri" w:eastAsia="Calibri" w:cs="Calibri"/>
-              </w:rPr>
-            </w:pPr>
-            <w:r>
-              <w:rPr>
-                <w:rFonts w:eastAsia="Calibri" w:cs="Calibri" w:ascii="Calibri" w:hAnsi="Calibri"/>
-                <w:kern w:val="0"/>
-                <w:sz w:val="22"/>
-                <w:szCs w:val="22"/>
-                <w:lang w:val="en-US" w:eastAsia="zh-CN" w:bidi="hi-IN"/>
-              </w:rPr>
-            </w:r>
-          </w:p>
-        </w:tc>
-        <w:tc>
-          <w:tcPr>
-            <w:tcW w:w="2823" w:type="dxa"/>
-            <w:tcBorders>
-              <w:top w:val="single" w:sz="8" w:space="0" w:color="000000"/>
-              <w:start w:val="single" w:sz="8" w:space="0" w:color="000000"/>
-              <w:bottom w:val="single" w:sz="8" w:space="0" w:color="000000"/>
-              <w:end w:val="single" w:sz="8" w:space="0" w:color="000000"/>
-            </w:tcBorders>
-          </w:tcPr>
-          <w:p>
-            <w:pPr>
-              <w:pStyle w:val="normal1"/>
-              <w:widowControl w:val="false"/>
-              <w:suppressAutoHyphens w:val="true"/>
-              <w:spacing w:lineRule="auto" w:line="240" w:before="0" w:after="0"/>
-              <w:jc w:val="start"/>
-              <w:rPr>
-                <w:rFonts w:ascii="Calibri" w:hAnsi="Calibri" w:eastAsia="Calibri" w:cs="Calibri"/>
-              </w:rPr>
-            </w:pPr>
-            <w:r>
-              <w:rPr>
-                <w:rFonts w:eastAsia="Calibri" w:cs="Calibri" w:ascii="Calibri" w:hAnsi="Calibri"/>
-                <w:kern w:val="0"/>
-                <w:sz w:val="22"/>
-                <w:szCs w:val="22"/>
-                <w:lang w:val="en-US" w:eastAsia="zh-CN" w:bidi="hi-IN"/>
+            <w:tcW w:w="3476" w:type="dxa"/>
+            <w:tcBorders>
+              <w:top w:val="single" w:sz="8" w:space="0" w:color="000000"/>
+              <w:start w:val="single" w:sz="8" w:space="0" w:color="000000"/>
+              <w:bottom w:val="single" w:sz="8" w:space="0" w:color="000000"/>
+              <w:end w:val="single" w:sz="8" w:space="0" w:color="000000"/>
+            </w:tcBorders>
+          </w:tcPr>
+          <w:p>
+            <w:pPr>
+              <w:pStyle w:val="normal1"/>
+              <w:widowControl w:val="false"/>
+              <w:suppressAutoHyphens w:val="true"/>
+              <w:spacing w:lineRule="auto" w:line="240" w:before="0" w:after="0"/>
+              <w:jc w:val="start"/>
+              <w:rPr>
+                <w:rFonts w:ascii="Calibri" w:hAnsi="Calibri" w:eastAsia="Calibri" w:cs="Calibri"/>
+              </w:rPr>
+            </w:pPr>
+            <w:r>
+              <w:rPr>
+                <w:rFonts w:eastAsia="Calibri" w:cs="Calibri" w:ascii="Calibri" w:hAnsi="Calibri"/>
+              </w:rPr>
+              <w:t xml:space="preserve">Sign up - </w:t>
+            </w:r>
+          </w:p>
+        </w:tc>
+        <w:tc>
+          <w:tcPr>
+            <w:tcW w:w="2824" w:type="dxa"/>
+            <w:tcBorders>
+              <w:top w:val="single" w:sz="8" w:space="0" w:color="000000"/>
+              <w:start w:val="single" w:sz="8" w:space="0" w:color="000000"/>
+              <w:bottom w:val="single" w:sz="8" w:space="0" w:color="000000"/>
+              <w:end w:val="single" w:sz="8" w:space="0" w:color="000000"/>
+            </w:tcBorders>
+          </w:tcPr>
+          <w:p>
+            <w:pPr>
+              <w:pStyle w:val="normal1"/>
+              <w:widowControl w:val="false"/>
+              <w:suppressAutoHyphens w:val="true"/>
+              <w:spacing w:lineRule="auto" w:line="240" w:before="0" w:after="0"/>
+              <w:jc w:val="start"/>
+              <w:rPr>
+                <w:rFonts w:ascii="Calibri" w:hAnsi="Calibri" w:eastAsia="Calibri" w:cs="Calibri"/>
+              </w:rPr>
+            </w:pPr>
+            <w:r>
+              <w:rPr>
+                <w:rFonts w:eastAsia="Calibri" w:cs="Calibri" w:ascii="Calibri" w:hAnsi="Calibri"/>
               </w:rPr>
             </w:r>
           </w:p>
@@ -6072,11 +5787,53 @@
             <w:r>
               <w:rPr>
                 <w:rFonts w:eastAsia="Calibri" w:cs="Calibri" w:ascii="Calibri" w:hAnsi="Calibri"/>
-                <w:kern w:val="0"/>
-                <w:sz w:val="22"/>
-                <w:szCs w:val="22"/>
-                <w:lang w:val="en-US" w:eastAsia="zh-CN" w:bidi="hi-IN"/>
-              </w:rPr>
+              </w:rPr>
+              <w:drawing>
+                <wp:anchor distT="0" distB="0" distL="0" distR="0" simplePos="0" relativeHeight="49" behindDoc="0" locked="0" layoutInCell="0" allowOverlap="1">
+                  <wp:simplePos x="0" y="0"/>
+                  <wp:positionH relativeFrom="column">
+                    <wp:align>center</wp:align>
+                  </wp:positionH>
+                  <wp:positionV relativeFrom="paragraph">
+                    <wp:posOffset>635</wp:posOffset>
+                  </wp:positionV>
+                  <wp:extent cx="2033270" cy="272415"/>
+                  <wp:effectExtent l="0" t="0" r="0" b="0"/>
+                  <wp:wrapSquare wrapText="largest"/>
+                  <wp:docPr id="6" name="Image11"/>
+                  <wp:cNvGraphicFramePr>
+                    <a:graphicFrameLocks xmlns:a="http://schemas.openxmlformats.org/drawingml/2006/main" noChangeAspect="1"/>
+                  </wp:cNvGraphicFramePr>
+                  <a:graphic xmlns:a="http://schemas.openxmlformats.org/drawingml/2006/main">
+                    <a:graphicData uri="http://schemas.openxmlformats.org/drawingml/2006/picture">
+                      <pic:pic xmlns:pic="http://schemas.openxmlformats.org/drawingml/2006/picture">
+                        <pic:nvPicPr>
+                          <pic:cNvPr id="6" name="Image11"/>
+                          <pic:cNvPicPr>
+                            <a:picLocks noChangeAspect="1" noChangeArrowheads="1"/>
+                          </pic:cNvPicPr>
+                        </pic:nvPicPr>
+                        <pic:blipFill>
+                          <a:blip r:embed="rId7"/>
+                          <a:stretch>
+                            <a:fillRect/>
+                          </a:stretch>
+                        </pic:blipFill>
+                        <pic:spPr bwMode="auto">
+                          <a:xfrm>
+                            <a:off x="0" y="0"/>
+                            <a:ext cx="2033270" cy="272415"/>
+                          </a:xfrm>
+                          <a:prstGeom prst="rect">
+                            <a:avLst/>
+                          </a:prstGeom>
+                          <a:noFill/>
+                        </pic:spPr>
+                      </pic:pic>
+                    </a:graphicData>
+                  </a:graphic>
+                </wp:anchor>
+              </w:drawing>
             </w:r>
           </w:p>
         </w:tc>
@@ -6104,10 +5861,6 @@
             <w:r>
               <w:rPr>
                 <w:rFonts w:eastAsia="Calibri" w:cs="Calibri" w:ascii="Calibri" w:hAnsi="Calibri"/>
-                <w:kern w:val="0"/>
-                <w:sz w:val="22"/>
-                <w:szCs w:val="22"/>
-                <w:lang w:val="en-US" w:eastAsia="zh-CN" w:bidi="hi-IN"/>
               </w:rPr>
             </w:r>
           </w:p>
@@ -6117,64 +5870,55 @@
         <w:trPr/>
         <w:tc>
           <w:tcPr>
-            <w:tcW w:w="3477" w:type="dxa"/>
-            <w:tcBorders>
-              <w:top w:val="single" w:sz="8" w:space="0" w:color="000000"/>
-              <w:start w:val="single" w:sz="8" w:space="0" w:color="000000"/>
-              <w:bottom w:val="single" w:sz="8" w:space="0" w:color="000000"/>
-              <w:end w:val="single" w:sz="8" w:space="0" w:color="000000"/>
-            </w:tcBorders>
-          </w:tcPr>
-          <w:p>
-            <w:pPr>
-              <w:pStyle w:val="normal1"/>
-              <w:widowControl w:val="false"/>
-              <w:suppressAutoHyphens w:val="true"/>
-              <w:spacing w:lineRule="auto" w:line="240" w:before="0" w:after="0"/>
-              <w:jc w:val="start"/>
-              <w:rPr>
-                <w:rFonts w:ascii="Calibri" w:hAnsi="Calibri" w:eastAsia="Calibri" w:cs="Calibri"/>
-              </w:rPr>
-            </w:pPr>
-            <w:r>
-              <w:rPr>
-                <w:rFonts w:eastAsia="Calibri" w:cs="Calibri" w:ascii="Calibri" w:hAnsi="Calibri"/>
-                <w:kern w:val="0"/>
-                <w:sz w:val="22"/>
-                <w:szCs w:val="22"/>
-                <w:lang w:val="en-US" w:eastAsia="zh-CN" w:bidi="hi-IN"/>
-              </w:rPr>
-            </w:r>
-          </w:p>
-        </w:tc>
-        <w:tc>
-          <w:tcPr>
-            <w:tcW w:w="2823" w:type="dxa"/>
-            <w:tcBorders>
-              <w:top w:val="single" w:sz="8" w:space="0" w:color="000000"/>
-              <w:start w:val="single" w:sz="8" w:space="0" w:color="000000"/>
-              <w:bottom w:val="single" w:sz="8" w:space="0" w:color="000000"/>
-              <w:end w:val="single" w:sz="8" w:space="0" w:color="000000"/>
-            </w:tcBorders>
-          </w:tcPr>
-          <w:p>
-            <w:pPr>
-              <w:pStyle w:val="normal1"/>
-              <w:widowControl w:val="false"/>
-              <w:suppressAutoHyphens w:val="true"/>
-              <w:spacing w:lineRule="auto" w:line="240" w:before="0" w:after="0"/>
-              <w:jc w:val="start"/>
-              <w:rPr>
-                <w:rFonts w:ascii="Calibri" w:hAnsi="Calibri" w:eastAsia="Calibri" w:cs="Calibri"/>
-              </w:rPr>
-            </w:pPr>
-            <w:r>
-              <w:rPr>
-                <w:rFonts w:eastAsia="Calibri" w:cs="Calibri" w:ascii="Calibri" w:hAnsi="Calibri"/>
-                <w:kern w:val="0"/>
-                <w:sz w:val="22"/>
-                <w:szCs w:val="22"/>
-                <w:lang w:val="en-US" w:eastAsia="zh-CN" w:bidi="hi-IN"/>
+            <w:tcW w:w="3476" w:type="dxa"/>
+            <w:tcBorders>
+              <w:start w:val="single" w:sz="8" w:space="0" w:color="000000"/>
+              <w:bottom w:val="single" w:sz="8" w:space="0" w:color="000000"/>
+              <w:end w:val="single" w:sz="8" w:space="0" w:color="000000"/>
+            </w:tcBorders>
+          </w:tcPr>
+          <w:p>
+            <w:pPr>
+              <w:pStyle w:val="normal1"/>
+              <w:widowControl w:val="false"/>
+              <w:suppressAutoHyphens w:val="true"/>
+              <w:spacing w:lineRule="auto" w:line="240" w:before="0" w:after="0"/>
+              <w:jc w:val="start"/>
+              <w:rPr>
+                <w:rFonts w:ascii="Calibri" w:hAnsi="Calibri" w:eastAsia="Calibri" w:cs="Calibri"/>
+              </w:rPr>
+            </w:pPr>
+            <w:r>
+              <w:rPr>
+                <w:rFonts w:eastAsia="Calibri" w:cs="Calibri" w:ascii="Calibri" w:hAnsi="Calibri"/>
+              </w:rPr>
+              <w:t>Sign up - form</w:t>
+            </w:r>
+          </w:p>
+        </w:tc>
+        <w:tc>
+          <w:tcPr>
+            <w:tcW w:w="2824" w:type="dxa"/>
+            <w:tcBorders>
+              <w:start w:val="single" w:sz="8" w:space="0" w:color="000000"/>
+              <w:bottom w:val="single" w:sz="8" w:space="0" w:color="000000"/>
+              <w:end w:val="single" w:sz="8" w:space="0" w:color="000000"/>
+            </w:tcBorders>
+          </w:tcPr>
+          <w:p>
+            <w:pPr>
+              <w:pStyle w:val="normal1"/>
+              <w:widowControl w:val="false"/>
+              <w:suppressAutoHyphens w:val="true"/>
+              <w:spacing w:lineRule="auto" w:line="240" w:before="0" w:after="0"/>
+              <w:jc w:val="start"/>
+              <w:rPr>
+                <w:rFonts w:ascii="Calibri" w:hAnsi="Calibri" w:eastAsia="Calibri" w:cs="Calibri"/>
+              </w:rPr>
+            </w:pPr>
+            <w:r>
+              <w:rPr>
+                <w:rFonts w:eastAsia="Calibri" w:cs="Calibri" w:ascii="Calibri" w:hAnsi="Calibri"/>
               </w:rPr>
             </w:r>
           </w:p>
@@ -6183,31 +5927,72 @@
           <w:tcPr>
             <w:tcW w:w="3402" w:type="dxa"/>
             <w:tcBorders>
-              <w:top w:val="single" w:sz="8" w:space="0" w:color="000000"/>
-              <w:start w:val="single" w:sz="8" w:space="0" w:color="000000"/>
-              <w:bottom w:val="single" w:sz="8" w:space="0" w:color="000000"/>
-              <w:end w:val="single" w:sz="8" w:space="0" w:color="000000"/>
-            </w:tcBorders>
-          </w:tcPr>
-          <w:p>
-            <w:pPr>
-              <w:pStyle w:val="normal1"/>
-              <w:widowControl w:val="false"/>
-              <w:suppressAutoHyphens w:val="true"/>
-              <w:spacing w:lineRule="auto" w:line="240" w:before="0" w:after="0"/>
-              <w:jc w:val="start"/>
-              <w:rPr>
-                <w:rFonts w:ascii="Calibri" w:hAnsi="Calibri" w:eastAsia="Calibri" w:cs="Calibri"/>
-              </w:rPr>
-            </w:pPr>
-            <w:r>
-              <w:rPr>
-                <w:rFonts w:eastAsia="Calibri" w:cs="Calibri" w:ascii="Calibri" w:hAnsi="Calibri"/>
-                <w:kern w:val="0"/>
-                <w:sz w:val="22"/>
-                <w:szCs w:val="22"/>
-                <w:lang w:val="en-US" w:eastAsia="zh-CN" w:bidi="hi-IN"/>
-              </w:rPr>
+              <w:start w:val="single" w:sz="8" w:space="0" w:color="000000"/>
+              <w:bottom w:val="single" w:sz="8" w:space="0" w:color="000000"/>
+              <w:end w:val="single" w:sz="8" w:space="0" w:color="000000"/>
+            </w:tcBorders>
+          </w:tcPr>
+          <w:p>
+            <w:pPr>
+              <w:pStyle w:val="normal1"/>
+              <w:widowControl w:val="false"/>
+              <w:suppressAutoHyphens w:val="true"/>
+              <w:spacing w:lineRule="auto" w:line="240" w:before="0" w:after="0"/>
+              <w:jc w:val="start"/>
+              <w:rPr>
+                <w:rFonts w:ascii="Calibri" w:hAnsi="Calibri" w:eastAsia="Calibri" w:cs="Calibri"/>
+              </w:rPr>
+            </w:pPr>
+            <w:r>
+              <w:rPr>
+                <w:rFonts w:eastAsia="Calibri" w:cs="Calibri" w:ascii="Calibri" w:hAnsi="Calibri"/>
+              </w:rPr>
+              <w:drawing>
+                <wp:anchor distT="0" distB="0" distL="0" distR="0" simplePos="0" relativeHeight="45" behindDoc="0" locked="0" layoutInCell="0" allowOverlap="1">
+                  <wp:simplePos x="0" y="0"/>
+                  <wp:positionH relativeFrom="column">
+                    <wp:align>center</wp:align>
+                  </wp:positionH>
+                  <wp:positionV relativeFrom="paragraph">
+                    <wp:posOffset>635</wp:posOffset>
+                  </wp:positionV>
+                  <wp:extent cx="2033270" cy="791210"/>
+                  <wp:effectExtent l="0" t="0" r="0" b="0"/>
+                  <wp:wrapSquare wrapText="largest"/>
+                  <wp:docPr id="7" name="Image7"/>
+                  <wp:cNvGraphicFramePr>
+                    <a:graphicFrameLocks xmlns:a="http://schemas.openxmlformats.org/drawingml/2006/main" noChangeAspect="1"/>
+                  </wp:cNvGraphicFramePr>
+                  <a:graphic xmlns:a="http://schemas.openxmlformats.org/drawingml/2006/main">
+                    <a:graphicData uri="http://schemas.openxmlformats.org/drawingml/2006/picture">
+                      <pic:pic xmlns:pic="http://schemas.openxmlformats.org/drawingml/2006/picture">
+                        <pic:nvPicPr>
+                          <pic:cNvPr id="7" name="Image7"/>
+                          <pic:cNvPicPr>
+                            <a:picLocks noChangeAspect="1" noChangeArrowheads="1"/>
+                          </pic:cNvPicPr>
+                        </pic:nvPicPr>
+                        <pic:blipFill>
+                          <a:blip r:embed="rId8"/>
+                          <a:stretch>
+                            <a:fillRect/>
+                          </a:stretch>
+                        </pic:blipFill>
+                        <pic:spPr bwMode="auto">
+                          <a:xfrm>
+                            <a:off x="0" y="0"/>
+                            <a:ext cx="2033270" cy="791210"/>
+                          </a:xfrm>
+                          <a:prstGeom prst="rect">
+                            <a:avLst/>
+                          </a:prstGeom>
+                          <a:noFill/>
+                        </pic:spPr>
+                      </pic:pic>
+                    </a:graphicData>
+                  </a:graphic>
+                </wp:anchor>
+              </w:drawing>
             </w:r>
           </w:p>
         </w:tc>
@@ -6215,30 +6000,190 @@
           <w:tcPr>
             <w:tcW w:w="633" w:type="dxa"/>
             <w:tcBorders>
-              <w:top w:val="single" w:sz="8" w:space="0" w:color="000000"/>
-              <w:start w:val="single" w:sz="8" w:space="0" w:color="000000"/>
-              <w:bottom w:val="single" w:sz="8" w:space="0" w:color="000000"/>
-              <w:end w:val="single" w:sz="8" w:space="0" w:color="000000"/>
-            </w:tcBorders>
-          </w:tcPr>
-          <w:p>
-            <w:pPr>
-              <w:pStyle w:val="normal1"/>
-              <w:widowControl w:val="false"/>
-              <w:suppressAutoHyphens w:val="true"/>
-              <w:spacing w:lineRule="auto" w:line="240" w:before="0" w:after="0"/>
-              <w:jc w:val="start"/>
-              <w:rPr>
-                <w:rFonts w:ascii="Calibri" w:hAnsi="Calibri" w:eastAsia="Calibri" w:cs="Calibri"/>
-              </w:rPr>
-            </w:pPr>
-            <w:r>
-              <w:rPr>
-                <w:rFonts w:eastAsia="Calibri" w:cs="Calibri" w:ascii="Calibri" w:hAnsi="Calibri"/>
-                <w:kern w:val="0"/>
-                <w:sz w:val="22"/>
-                <w:szCs w:val="22"/>
-                <w:lang w:val="en-US" w:eastAsia="zh-CN" w:bidi="hi-IN"/>
+              <w:start w:val="single" w:sz="8" w:space="0" w:color="000000"/>
+              <w:bottom w:val="single" w:sz="8" w:space="0" w:color="000000"/>
+              <w:end w:val="single" w:sz="8" w:space="0" w:color="000000"/>
+            </w:tcBorders>
+          </w:tcPr>
+          <w:p>
+            <w:pPr>
+              <w:pStyle w:val="normal1"/>
+              <w:widowControl w:val="false"/>
+              <w:suppressAutoHyphens w:val="true"/>
+              <w:spacing w:lineRule="auto" w:line="240" w:before="0" w:after="0"/>
+              <w:jc w:val="start"/>
+              <w:rPr>
+                <w:rFonts w:ascii="Calibri" w:hAnsi="Calibri" w:eastAsia="Calibri" w:cs="Calibri"/>
+              </w:rPr>
+            </w:pPr>
+            <w:r>
+              <w:rPr>
+                <w:rFonts w:eastAsia="Calibri" w:cs="Calibri" w:ascii="Calibri" w:hAnsi="Calibri"/>
+              </w:rPr>
+              <w:t>Fail</w:t>
+            </w:r>
+          </w:p>
+        </w:tc>
+      </w:tr>
+      <w:tr>
+        <w:trPr>
+          <w:trHeight w:val="1180" w:hRule="atLeast"/>
+        </w:trPr>
+        <w:tc>
+          <w:tcPr>
+            <w:tcW w:w="3476" w:type="dxa"/>
+            <w:tcBorders>
+              <w:top w:val="single" w:sz="8" w:space="0" w:color="000000"/>
+              <w:start w:val="single" w:sz="8" w:space="0" w:color="000000"/>
+              <w:bottom w:val="single" w:sz="8" w:space="0" w:color="000000"/>
+              <w:end w:val="single" w:sz="8" w:space="0" w:color="000000"/>
+            </w:tcBorders>
+          </w:tcPr>
+          <w:p>
+            <w:pPr>
+              <w:pStyle w:val="normal1"/>
+              <w:widowControl w:val="false"/>
+              <w:suppressAutoHyphens w:val="true"/>
+              <w:spacing w:lineRule="auto" w:line="240" w:before="0" w:after="0"/>
+              <w:jc w:val="start"/>
+              <w:rPr>
+                <w:rFonts w:ascii="Calibri" w:hAnsi="Calibri" w:eastAsia="Calibri" w:cs="Calibri"/>
+              </w:rPr>
+            </w:pPr>
+            <w:r>
+              <w:rPr>
+                <w:rFonts w:eastAsia="Calibri" w:cs="Calibri" w:ascii="Calibri" w:hAnsi="Calibri"/>
+              </w:rPr>
+              <w:t>Sign up</w:t>
+            </w:r>
+          </w:p>
+        </w:tc>
+        <w:tc>
+          <w:tcPr>
+            <w:tcW w:w="2824" w:type="dxa"/>
+            <w:tcBorders>
+              <w:top w:val="single" w:sz="8" w:space="0" w:color="000000"/>
+              <w:start w:val="single" w:sz="8" w:space="0" w:color="000000"/>
+              <w:bottom w:val="single" w:sz="8" w:space="0" w:color="000000"/>
+              <w:end w:val="single" w:sz="8" w:space="0" w:color="000000"/>
+            </w:tcBorders>
+          </w:tcPr>
+          <w:p>
+            <w:pPr>
+              <w:pStyle w:val="normal1"/>
+              <w:widowControl w:val="false"/>
+              <w:suppressAutoHyphens w:val="true"/>
+              <w:spacing w:lineRule="auto" w:line="240" w:before="0" w:after="0"/>
+              <w:jc w:val="start"/>
+              <w:rPr>
+                <w:rFonts w:ascii="Calibri" w:hAnsi="Calibri" w:eastAsia="Calibri" w:cs="Calibri"/>
+              </w:rPr>
+            </w:pPr>
+            <w:r>
+              <w:rPr>
+                <w:rFonts w:eastAsia="Calibri" w:cs="Calibri" w:ascii="Calibri" w:hAnsi="Calibri"/>
+              </w:rPr>
+            </w:r>
+          </w:p>
+        </w:tc>
+        <w:tc>
+          <w:tcPr>
+            <w:tcW w:w="3402" w:type="dxa"/>
+            <w:tcBorders>
+              <w:top w:val="single" w:sz="8" w:space="0" w:color="000000"/>
+              <w:start w:val="single" w:sz="8" w:space="0" w:color="000000"/>
+              <w:bottom w:val="single" w:sz="8" w:space="0" w:color="000000"/>
+              <w:end w:val="single" w:sz="8" w:space="0" w:color="000000"/>
+            </w:tcBorders>
+          </w:tcPr>
+          <w:p>
+            <w:pPr>
+              <w:pStyle w:val="normal1"/>
+              <w:widowControl w:val="false"/>
+              <w:suppressAutoHyphens w:val="true"/>
+              <w:spacing w:lineRule="auto" w:line="240" w:before="0" w:after="0"/>
+              <w:jc w:val="start"/>
+              <w:rPr>
+                <w:rFonts w:ascii="Calibri" w:hAnsi="Calibri" w:eastAsia="Calibri" w:cs="Calibri"/>
+              </w:rPr>
+            </w:pPr>
+            <w:r>
+              <w:rPr>
+                <w:rFonts w:eastAsia="Calibri" w:cs="Calibri" w:ascii="Calibri" w:hAnsi="Calibri"/>
+              </w:rPr>
+              <w:drawing>
+                <wp:anchor distT="0" distB="0" distL="0" distR="0" simplePos="0" relativeHeight="47" behindDoc="0" locked="0" layoutInCell="0" allowOverlap="1">
+                  <wp:simplePos x="0" y="0"/>
+                  <wp:positionH relativeFrom="column">
+                    <wp:posOffset>26670</wp:posOffset>
+                  </wp:positionH>
+                  <wp:positionV relativeFrom="paragraph">
+                    <wp:posOffset>27305</wp:posOffset>
+                  </wp:positionV>
+                  <wp:extent cx="2033270" cy="1061720"/>
+                  <wp:effectExtent l="0" t="0" r="0" b="0"/>
+                  <wp:wrapSquare wrapText="largest"/>
+                  <wp:docPr id="8" name="Image9"/>
+                  <wp:cNvGraphicFramePr>
+                    <a:graphicFrameLocks xmlns:a="http://schemas.openxmlformats.org/drawingml/2006/main" noChangeAspect="1"/>
+                  </wp:cNvGraphicFramePr>
+                  <a:graphic xmlns:a="http://schemas.openxmlformats.org/drawingml/2006/main">
+                    <a:graphicData uri="http://schemas.openxmlformats.org/drawingml/2006/picture">
+                      <pic:pic xmlns:pic="http://schemas.openxmlformats.org/drawingml/2006/picture">
+                        <pic:nvPicPr>
+                          <pic:cNvPr id="8" name="Image9"/>
+                          <pic:cNvPicPr>
+                            <a:picLocks noChangeAspect="1" noChangeArrowheads="1"/>
+                          </pic:cNvPicPr>
+                        </pic:nvPicPr>
+                        <pic:blipFill>
+                          <a:blip r:embed="rId9"/>
+                          <a:stretch>
+                            <a:fillRect/>
+                          </a:stretch>
+                        </pic:blipFill>
+                        <pic:spPr bwMode="auto">
+                          <a:xfrm>
+                            <a:off x="0" y="0"/>
+                            <a:ext cx="2033270" cy="1061720"/>
+                          </a:xfrm>
+                          <a:prstGeom prst="rect">
+                            <a:avLst/>
+                          </a:prstGeom>
+                          <a:noFill/>
+                        </pic:spPr>
+                      </pic:pic>
+                    </a:graphicData>
+                  </a:graphic>
+                </wp:anchor>
+              </w:drawing>
+            </w:r>
+          </w:p>
+        </w:tc>
+        <w:tc>
+          <w:tcPr>
+            <w:tcW w:w="633" w:type="dxa"/>
+            <w:tcBorders>
+              <w:top w:val="single" w:sz="8" w:space="0" w:color="000000"/>
+              <w:start w:val="single" w:sz="8" w:space="0" w:color="000000"/>
+              <w:bottom w:val="single" w:sz="8" w:space="0" w:color="000000"/>
+              <w:end w:val="single" w:sz="8" w:space="0" w:color="000000"/>
+            </w:tcBorders>
+          </w:tcPr>
+          <w:p>
+            <w:pPr>
+              <w:pStyle w:val="normal1"/>
+              <w:widowControl w:val="false"/>
+              <w:suppressAutoHyphens w:val="true"/>
+              <w:spacing w:lineRule="auto" w:line="240" w:before="0" w:after="0"/>
+              <w:jc w:val="start"/>
+              <w:rPr>
+                <w:rFonts w:ascii="Calibri" w:hAnsi="Calibri" w:eastAsia="Calibri" w:cs="Calibri"/>
+              </w:rPr>
+            </w:pPr>
+            <w:r>
+              <w:rPr>
+                <w:rFonts w:eastAsia="Calibri" w:cs="Calibri" w:ascii="Calibri" w:hAnsi="Calibri"/>
               </w:rPr>
             </w:r>
           </w:p>
@@ -6248,64 +6193,57 @@
         <w:trPr/>
         <w:tc>
           <w:tcPr>
-            <w:tcW w:w="3477" w:type="dxa"/>
-            <w:tcBorders>
-              <w:top w:val="single" w:sz="8" w:space="0" w:color="000000"/>
-              <w:start w:val="single" w:sz="8" w:space="0" w:color="000000"/>
-              <w:bottom w:val="single" w:sz="8" w:space="0" w:color="000000"/>
-              <w:end w:val="single" w:sz="8" w:space="0" w:color="000000"/>
-            </w:tcBorders>
-          </w:tcPr>
-          <w:p>
-            <w:pPr>
-              <w:pStyle w:val="normal1"/>
-              <w:widowControl w:val="false"/>
-              <w:suppressAutoHyphens w:val="true"/>
-              <w:spacing w:lineRule="auto" w:line="240" w:before="0" w:after="0"/>
-              <w:jc w:val="start"/>
-              <w:rPr>
-                <w:rFonts w:ascii="Calibri" w:hAnsi="Calibri" w:eastAsia="Calibri" w:cs="Calibri"/>
-              </w:rPr>
-            </w:pPr>
-            <w:r>
-              <w:rPr>
-                <w:rFonts w:eastAsia="Calibri" w:cs="Calibri" w:ascii="Calibri" w:hAnsi="Calibri"/>
-                <w:kern w:val="0"/>
-                <w:sz w:val="22"/>
-                <w:szCs w:val="22"/>
-                <w:lang w:val="en-US" w:eastAsia="zh-CN" w:bidi="hi-IN"/>
-              </w:rPr>
-            </w:r>
-          </w:p>
-        </w:tc>
-        <w:tc>
-          <w:tcPr>
-            <w:tcW w:w="2823" w:type="dxa"/>
-            <w:tcBorders>
-              <w:top w:val="single" w:sz="8" w:space="0" w:color="000000"/>
-              <w:start w:val="single" w:sz="8" w:space="0" w:color="000000"/>
-              <w:bottom w:val="single" w:sz="8" w:space="0" w:color="000000"/>
-              <w:end w:val="single" w:sz="8" w:space="0" w:color="000000"/>
-            </w:tcBorders>
-          </w:tcPr>
-          <w:p>
-            <w:pPr>
-              <w:pStyle w:val="normal1"/>
-              <w:widowControl w:val="false"/>
-              <w:suppressAutoHyphens w:val="true"/>
-              <w:spacing w:lineRule="auto" w:line="240" w:before="0" w:after="0"/>
-              <w:jc w:val="start"/>
-              <w:rPr>
-                <w:rFonts w:ascii="Calibri" w:hAnsi="Calibri" w:eastAsia="Calibri" w:cs="Calibri"/>
-              </w:rPr>
-            </w:pPr>
-            <w:r>
-              <w:rPr>
-                <w:rFonts w:eastAsia="Calibri" w:cs="Calibri" w:ascii="Calibri" w:hAnsi="Calibri"/>
-                <w:kern w:val="0"/>
-                <w:sz w:val="22"/>
-                <w:szCs w:val="22"/>
-                <w:lang w:val="en-US" w:eastAsia="zh-CN" w:bidi="hi-IN"/>
+            <w:tcW w:w="3476" w:type="dxa"/>
+            <w:tcBorders>
+              <w:top w:val="single" w:sz="8" w:space="0" w:color="000000"/>
+              <w:start w:val="single" w:sz="8" w:space="0" w:color="000000"/>
+              <w:bottom w:val="single" w:sz="8" w:space="0" w:color="000000"/>
+              <w:end w:val="single" w:sz="8" w:space="0" w:color="000000"/>
+            </w:tcBorders>
+          </w:tcPr>
+          <w:p>
+            <w:pPr>
+              <w:pStyle w:val="normal1"/>
+              <w:widowControl w:val="false"/>
+              <w:suppressAutoHyphens w:val="true"/>
+              <w:spacing w:lineRule="auto" w:line="240" w:before="0" w:after="0"/>
+              <w:jc w:val="start"/>
+              <w:rPr>
+                <w:rFonts w:ascii="Calibri" w:hAnsi="Calibri" w:eastAsia="Calibri" w:cs="Calibri"/>
+              </w:rPr>
+            </w:pPr>
+            <w:r>
+              <w:rPr>
+                <w:rFonts w:eastAsia="Calibri" w:cs="Calibri" w:ascii="Calibri" w:hAnsi="Calibri"/>
+              </w:rPr>
+              <w:t xml:space="preserve">Sign up </w:t>
+            </w:r>
+          </w:p>
+        </w:tc>
+        <w:tc>
+          <w:tcPr>
+            <w:tcW w:w="2824" w:type="dxa"/>
+            <w:tcBorders>
+              <w:top w:val="single" w:sz="8" w:space="0" w:color="000000"/>
+              <w:start w:val="single" w:sz="8" w:space="0" w:color="000000"/>
+              <w:bottom w:val="single" w:sz="8" w:space="0" w:color="000000"/>
+              <w:end w:val="single" w:sz="8" w:space="0" w:color="000000"/>
+            </w:tcBorders>
+          </w:tcPr>
+          <w:p>
+            <w:pPr>
+              <w:pStyle w:val="normal1"/>
+              <w:widowControl w:val="false"/>
+              <w:suppressAutoHyphens w:val="true"/>
+              <w:spacing w:lineRule="auto" w:line="240" w:before="0" w:after="0"/>
+              <w:jc w:val="start"/>
+              <w:rPr>
+                <w:rFonts w:ascii="Calibri" w:hAnsi="Calibri" w:eastAsia="Calibri" w:cs="Calibri"/>
+              </w:rPr>
+            </w:pPr>
+            <w:r>
+              <w:rPr>
+                <w:rFonts w:eastAsia="Calibri" w:cs="Calibri" w:ascii="Calibri" w:hAnsi="Calibri"/>
               </w:rPr>
             </w:r>
           </w:p>
@@ -6334,11 +6272,53 @@
             <w:r>
               <w:rPr>
                 <w:rFonts w:eastAsia="Calibri" w:cs="Calibri" w:ascii="Calibri" w:hAnsi="Calibri"/>
-                <w:kern w:val="0"/>
-                <w:sz w:val="22"/>
-                <w:szCs w:val="22"/>
-                <w:lang w:val="en-US" w:eastAsia="zh-CN" w:bidi="hi-IN"/>
-              </w:rPr>
+              </w:rPr>
+              <w:drawing>
+                <wp:anchor distT="0" distB="0" distL="0" distR="0" simplePos="0" relativeHeight="46" behindDoc="0" locked="0" layoutInCell="0" allowOverlap="1">
+                  <wp:simplePos x="0" y="0"/>
+                  <wp:positionH relativeFrom="column">
+                    <wp:align>center</wp:align>
+                  </wp:positionH>
+                  <wp:positionV relativeFrom="paragraph">
+                    <wp:posOffset>635</wp:posOffset>
+                  </wp:positionV>
+                  <wp:extent cx="2033270" cy="552450"/>
+                  <wp:effectExtent l="0" t="0" r="0" b="0"/>
+                  <wp:wrapSquare wrapText="largest"/>
+                  <wp:docPr id="9" name="Image8"/>
+                  <wp:cNvGraphicFramePr>
+                    <a:graphicFrameLocks xmlns:a="http://schemas.openxmlformats.org/drawingml/2006/main" noChangeAspect="1"/>
+                  </wp:cNvGraphicFramePr>
+                  <a:graphic xmlns:a="http://schemas.openxmlformats.org/drawingml/2006/main">
+                    <a:graphicData uri="http://schemas.openxmlformats.org/drawingml/2006/picture">
+                      <pic:pic xmlns:pic="http://schemas.openxmlformats.org/drawingml/2006/picture">
+                        <pic:nvPicPr>
+                          <pic:cNvPr id="9" name="Image8"/>
+                          <pic:cNvPicPr>
+                            <a:picLocks noChangeAspect="1" noChangeArrowheads="1"/>
+                          </pic:cNvPicPr>
+                        </pic:nvPicPr>
+                        <pic:blipFill>
+                          <a:blip r:embed="rId10"/>
+                          <a:stretch>
+                            <a:fillRect/>
+                          </a:stretch>
+                        </pic:blipFill>
+                        <pic:spPr bwMode="auto">
+                          <a:xfrm>
+                            <a:off x="0" y="0"/>
+                            <a:ext cx="2033270" cy="552450"/>
+                          </a:xfrm>
+                          <a:prstGeom prst="rect">
+                            <a:avLst/>
+                          </a:prstGeom>
+                          <a:noFill/>
+                        </pic:spPr>
+                      </pic:pic>
+                    </a:graphicData>
+                  </a:graphic>
+                </wp:anchor>
+              </w:drawing>
             </w:r>
           </w:p>
         </w:tc>
@@ -6366,11 +6346,8 @@
             <w:r>
               <w:rPr>
                 <w:rFonts w:eastAsia="Calibri" w:cs="Calibri" w:ascii="Calibri" w:hAnsi="Calibri"/>
-                <w:kern w:val="0"/>
-                <w:sz w:val="22"/>
-                <w:szCs w:val="22"/>
-                <w:lang w:val="en-US" w:eastAsia="zh-CN" w:bidi="hi-IN"/>
-              </w:rPr>
+              </w:rPr>
+              <w:t>fail</w:t>
             </w:r>
           </w:p>
         </w:tc>
@@ -6379,65 +6356,59 @@
         <w:trPr/>
         <w:tc>
           <w:tcPr>
-            <w:tcW w:w="3477" w:type="dxa"/>
-            <w:tcBorders>
-              <w:top w:val="single" w:sz="8" w:space="0" w:color="000000"/>
-              <w:start w:val="single" w:sz="8" w:space="0" w:color="000000"/>
-              <w:bottom w:val="single" w:sz="8" w:space="0" w:color="000000"/>
-              <w:end w:val="single" w:sz="8" w:space="0" w:color="000000"/>
-            </w:tcBorders>
-          </w:tcPr>
-          <w:p>
-            <w:pPr>
-              <w:pStyle w:val="normal1"/>
-              <w:widowControl w:val="false"/>
-              <w:suppressAutoHyphens w:val="true"/>
-              <w:spacing w:lineRule="auto" w:line="240" w:before="0" w:after="0"/>
-              <w:jc w:val="start"/>
-              <w:rPr>
-                <w:rFonts w:ascii="Calibri" w:hAnsi="Calibri" w:eastAsia="Calibri" w:cs="Calibri"/>
-              </w:rPr>
-            </w:pPr>
-            <w:r>
-              <w:rPr>
-                <w:rFonts w:eastAsia="Calibri" w:cs="Calibri" w:ascii="Calibri" w:hAnsi="Calibri"/>
-                <w:kern w:val="0"/>
-                <w:sz w:val="22"/>
-                <w:szCs w:val="22"/>
-                <w:lang w:val="en-US" w:eastAsia="zh-CN" w:bidi="hi-IN"/>
-              </w:rPr>
-            </w:r>
-          </w:p>
-        </w:tc>
-        <w:tc>
-          <w:tcPr>
-            <w:tcW w:w="2823" w:type="dxa"/>
-            <w:tcBorders>
-              <w:top w:val="single" w:sz="8" w:space="0" w:color="000000"/>
-              <w:start w:val="single" w:sz="8" w:space="0" w:color="000000"/>
-              <w:bottom w:val="single" w:sz="8" w:space="0" w:color="000000"/>
-              <w:end w:val="single" w:sz="8" w:space="0" w:color="000000"/>
-            </w:tcBorders>
-          </w:tcPr>
-          <w:p>
-            <w:pPr>
-              <w:pStyle w:val="normal1"/>
-              <w:widowControl w:val="false"/>
-              <w:suppressAutoHyphens w:val="true"/>
-              <w:spacing w:lineRule="auto" w:line="240" w:before="0" w:after="0"/>
-              <w:jc w:val="start"/>
-              <w:rPr>
-                <w:rFonts w:ascii="Calibri" w:hAnsi="Calibri" w:eastAsia="Calibri" w:cs="Calibri"/>
-              </w:rPr>
-            </w:pPr>
-            <w:r>
-              <w:rPr>
-                <w:rFonts w:eastAsia="Calibri" w:cs="Calibri" w:ascii="Calibri" w:hAnsi="Calibri"/>
-                <w:kern w:val="0"/>
-                <w:sz w:val="22"/>
-                <w:szCs w:val="22"/>
-                <w:lang w:val="en-US" w:eastAsia="zh-CN" w:bidi="hi-IN"/>
-              </w:rPr>
+            <w:tcW w:w="3476" w:type="dxa"/>
+            <w:tcBorders>
+              <w:top w:val="single" w:sz="8" w:space="0" w:color="000000"/>
+              <w:start w:val="single" w:sz="8" w:space="0" w:color="000000"/>
+              <w:bottom w:val="single" w:sz="8" w:space="0" w:color="000000"/>
+              <w:end w:val="single" w:sz="8" w:space="0" w:color="000000"/>
+            </w:tcBorders>
+          </w:tcPr>
+          <w:p>
+            <w:pPr>
+              <w:pStyle w:val="normal1"/>
+              <w:widowControl w:val="false"/>
+              <w:suppressAutoHyphens w:val="true"/>
+              <w:spacing w:lineRule="auto" w:line="240" w:before="0" w:after="0"/>
+              <w:jc w:val="start"/>
+              <w:rPr>
+                <w:rFonts w:ascii="Calibri" w:hAnsi="Calibri" w:eastAsia="Calibri" w:cs="Calibri"/>
+              </w:rPr>
+            </w:pPr>
+            <w:r>
+              <w:rPr>
+                <w:rFonts w:eastAsia="Calibri" w:cs="Calibri" w:ascii="Calibri" w:hAnsi="Calibri"/>
+              </w:rPr>
+              <w:t>Sign up - Form</w:t>
+            </w:r>
+          </w:p>
+        </w:tc>
+        <w:tc>
+          <w:tcPr>
+            <w:tcW w:w="2824" w:type="dxa"/>
+            <w:tcBorders>
+              <w:top w:val="single" w:sz="8" w:space="0" w:color="000000"/>
+              <w:start w:val="single" w:sz="8" w:space="0" w:color="000000"/>
+              <w:bottom w:val="single" w:sz="8" w:space="0" w:color="000000"/>
+              <w:end w:val="single" w:sz="8" w:space="0" w:color="000000"/>
+            </w:tcBorders>
+          </w:tcPr>
+          <w:p>
+            <w:pPr>
+              <w:pStyle w:val="normal1"/>
+              <w:widowControl w:val="false"/>
+              <w:suppressAutoHyphens w:val="true"/>
+              <w:spacing w:lineRule="auto" w:line="240" w:before="0" w:after="0"/>
+              <w:jc w:val="start"/>
+              <w:rPr>
+                <w:rFonts w:ascii="Calibri" w:hAnsi="Calibri" w:eastAsia="Calibri" w:cs="Calibri"/>
+              </w:rPr>
+            </w:pPr>
+            <w:r>
+              <w:rPr>
+                <w:rFonts w:eastAsia="Calibri" w:cs="Calibri" w:ascii="Calibri" w:hAnsi="Calibri"/>
+              </w:rPr>
+              <w:t>I put the usernmae ting in the box and enter it and see if that goes to the other page I set up.</w:t>
             </w:r>
           </w:p>
         </w:tc>
@@ -6463,13 +6434,58 @@
               </w:rPr>
             </w:pPr>
             <w:r>
-              <w:rPr>
-                <w:rFonts w:eastAsia="Calibri" w:cs="Calibri" w:ascii="Calibri" w:hAnsi="Calibri"/>
-                <w:kern w:val="0"/>
-                <w:sz w:val="22"/>
-                <w:szCs w:val="22"/>
-                <w:lang w:val="en-US" w:eastAsia="zh-CN" w:bidi="hi-IN"/>
-              </w:rPr>
+              <w:drawing>
+                <wp:anchor distT="0" distB="0" distL="0" distR="0" simplePos="0" relativeHeight="44" behindDoc="0" locked="0" layoutInCell="0" allowOverlap="1">
+                  <wp:simplePos x="0" y="0"/>
+                  <wp:positionH relativeFrom="column">
+                    <wp:align>center</wp:align>
+                  </wp:positionH>
+                  <wp:positionV relativeFrom="paragraph">
+                    <wp:posOffset>635</wp:posOffset>
+                  </wp:positionV>
+                  <wp:extent cx="2033270" cy="576580"/>
+                  <wp:effectExtent l="0" t="0" r="0" b="0"/>
+                  <wp:wrapSquare wrapText="largest"/>
+                  <wp:docPr id="10" name="Image1 Copy 1"/>
+                  <wp:cNvGraphicFramePr>
+                    <a:graphicFrameLocks xmlns:a="http://schemas.openxmlformats.org/drawingml/2006/main" noChangeAspect="1"/>
+                  </wp:cNvGraphicFramePr>
+                  <a:graphic xmlns:a="http://schemas.openxmlformats.org/drawingml/2006/main">
+                    <a:graphicData uri="http://schemas.openxmlformats.org/drawingml/2006/picture">
+                      <pic:pic xmlns:pic="http://schemas.openxmlformats.org/drawingml/2006/picture">
+                        <pic:nvPicPr>
+                          <pic:cNvPr id="10" name="Image1 Copy 1"/>
+                          <pic:cNvPicPr>
+                            <a:picLocks noChangeAspect="1" noChangeArrowheads="1"/>
+                          </pic:cNvPicPr>
+                        </pic:nvPicPr>
+                        <pic:blipFill>
+                          <a:blip r:embed="rId11"/>
+                          <a:stretch>
+                            <a:fillRect/>
+                          </a:stretch>
+                        </pic:blipFill>
+                        <pic:spPr bwMode="auto">
+                          <a:xfrm>
+                            <a:off x="0" y="0"/>
+                            <a:ext cx="2033270" cy="576580"/>
+                          </a:xfrm>
+                          <a:prstGeom prst="rect">
+                            <a:avLst/>
+                          </a:prstGeom>
+                          <a:noFill/>
+                        </pic:spPr>
+                      </pic:pic>
+                    </a:graphicData>
+                  </a:graphic>
+                </wp:anchor>
+              </w:drawing>
+            </w:r>
+            <w:r>
+              <w:rPr>
+                <w:rFonts w:eastAsia="Calibri" w:cs="Calibri" w:ascii="Calibri" w:hAnsi="Calibri"/>
+              </w:rPr>
+              <w:t>Page thing. Yes. I change the code</w:t>
             </w:r>
           </w:p>
         </w:tc>
@@ -6497,11 +6513,8 @@
             <w:r>
               <w:rPr>
                 <w:rFonts w:eastAsia="Calibri" w:cs="Calibri" w:ascii="Calibri" w:hAnsi="Calibri"/>
-                <w:kern w:val="0"/>
-                <w:sz w:val="22"/>
-                <w:szCs w:val="22"/>
-                <w:lang w:val="en-US" w:eastAsia="zh-CN" w:bidi="hi-IN"/>
-              </w:rPr>
+              </w:rPr>
+              <w:t>Pass</w:t>
             </w:r>
           </w:p>
         </w:tc>
@@ -6510,64 +6523,56 @@
         <w:trPr/>
         <w:tc>
           <w:tcPr>
-            <w:tcW w:w="3477" w:type="dxa"/>
-            <w:tcBorders>
-              <w:top w:val="single" w:sz="8" w:space="0" w:color="000000"/>
-              <w:start w:val="single" w:sz="8" w:space="0" w:color="000000"/>
-              <w:bottom w:val="single" w:sz="8" w:space="0" w:color="000000"/>
-              <w:end w:val="single" w:sz="8" w:space="0" w:color="000000"/>
-            </w:tcBorders>
-          </w:tcPr>
-          <w:p>
-            <w:pPr>
-              <w:pStyle w:val="normal1"/>
-              <w:widowControl w:val="false"/>
-              <w:suppressAutoHyphens w:val="true"/>
-              <w:spacing w:lineRule="auto" w:line="240" w:before="0" w:after="0"/>
-              <w:jc w:val="start"/>
-              <w:rPr>
-                <w:rFonts w:ascii="Calibri" w:hAnsi="Calibri" w:eastAsia="Calibri" w:cs="Calibri"/>
-              </w:rPr>
-            </w:pPr>
-            <w:r>
-              <w:rPr>
-                <w:rFonts w:eastAsia="Calibri" w:cs="Calibri" w:ascii="Calibri" w:hAnsi="Calibri"/>
-                <w:kern w:val="0"/>
-                <w:sz w:val="22"/>
-                <w:szCs w:val="22"/>
-                <w:lang w:val="en-US" w:eastAsia="zh-CN" w:bidi="hi-IN"/>
-              </w:rPr>
-            </w:r>
-          </w:p>
-        </w:tc>
-        <w:tc>
-          <w:tcPr>
-            <w:tcW w:w="2823" w:type="dxa"/>
-            <w:tcBorders>
-              <w:top w:val="single" w:sz="8" w:space="0" w:color="000000"/>
-              <w:start w:val="single" w:sz="8" w:space="0" w:color="000000"/>
-              <w:bottom w:val="single" w:sz="8" w:space="0" w:color="000000"/>
-              <w:end w:val="single" w:sz="8" w:space="0" w:color="000000"/>
-            </w:tcBorders>
-          </w:tcPr>
-          <w:p>
-            <w:pPr>
-              <w:pStyle w:val="normal1"/>
-              <w:widowControl w:val="false"/>
-              <w:suppressAutoHyphens w:val="true"/>
-              <w:spacing w:lineRule="auto" w:line="240" w:before="0" w:after="0"/>
-              <w:jc w:val="start"/>
-              <w:rPr>
-                <w:rFonts w:ascii="Calibri" w:hAnsi="Calibri" w:eastAsia="Calibri" w:cs="Calibri"/>
-              </w:rPr>
-            </w:pPr>
-            <w:r>
-              <w:rPr>
-                <w:rFonts w:eastAsia="Calibri" w:cs="Calibri" w:ascii="Calibri" w:hAnsi="Calibri"/>
-                <w:kern w:val="0"/>
-                <w:sz w:val="22"/>
-                <w:szCs w:val="22"/>
-                <w:lang w:val="en-US" w:eastAsia="zh-CN" w:bidi="hi-IN"/>
+            <w:tcW w:w="3476" w:type="dxa"/>
+            <w:tcBorders>
+              <w:top w:val="single" w:sz="8" w:space="0" w:color="000000"/>
+              <w:start w:val="single" w:sz="8" w:space="0" w:color="000000"/>
+              <w:bottom w:val="single" w:sz="8" w:space="0" w:color="000000"/>
+              <w:end w:val="single" w:sz="8" w:space="0" w:color="000000"/>
+            </w:tcBorders>
+          </w:tcPr>
+          <w:p>
+            <w:pPr>
+              <w:pStyle w:val="normal1"/>
+              <w:widowControl w:val="false"/>
+              <w:suppressAutoHyphens w:val="true"/>
+              <w:spacing w:lineRule="auto" w:line="240" w:before="0" w:after="0"/>
+              <w:jc w:val="start"/>
+              <w:rPr>
+                <w:rFonts w:ascii="Calibri" w:hAnsi="Calibri" w:eastAsia="Calibri" w:cs="Calibri"/>
+              </w:rPr>
+            </w:pPr>
+            <w:r>
+              <w:rPr>
+                <w:rFonts w:eastAsia="Calibri" w:cs="Calibri" w:ascii="Calibri" w:hAnsi="Calibri"/>
+              </w:rPr>
+            </w:r>
+          </w:p>
+        </w:tc>
+        <w:tc>
+          <w:tcPr>
+            <w:tcW w:w="2824" w:type="dxa"/>
+            <w:tcBorders>
+              <w:top w:val="single" w:sz="8" w:space="0" w:color="000000"/>
+              <w:start w:val="single" w:sz="8" w:space="0" w:color="000000"/>
+              <w:bottom w:val="single" w:sz="8" w:space="0" w:color="000000"/>
+              <w:end w:val="single" w:sz="8" w:space="0" w:color="000000"/>
+            </w:tcBorders>
+          </w:tcPr>
+          <w:p>
+            <w:pPr>
+              <w:pStyle w:val="normal1"/>
+              <w:widowControl w:val="false"/>
+              <w:suppressAutoHyphens w:val="true"/>
+              <w:spacing w:lineRule="auto" w:line="240" w:before="0" w:after="0"/>
+              <w:jc w:val="start"/>
+              <w:rPr>
+                <w:rFonts w:ascii="Calibri" w:hAnsi="Calibri" w:eastAsia="Calibri" w:cs="Calibri"/>
+              </w:rPr>
+            </w:pPr>
+            <w:r>
+              <w:rPr>
+                <w:rFonts w:eastAsia="Calibri" w:cs="Calibri" w:ascii="Calibri" w:hAnsi="Calibri"/>
               </w:rPr>
             </w:r>
           </w:p>
@@ -6596,10 +6601,6 @@
             <w:r>
               <w:rPr>
                 <w:rFonts w:eastAsia="Calibri" w:cs="Calibri" w:ascii="Calibri" w:hAnsi="Calibri"/>
-                <w:kern w:val="0"/>
-                <w:sz w:val="22"/>
-                <w:szCs w:val="22"/>
-                <w:lang w:val="en-US" w:eastAsia="zh-CN" w:bidi="hi-IN"/>
               </w:rPr>
             </w:r>
           </w:p>
@@ -6628,10 +6629,6 @@
             <w:r>
               <w:rPr>
                 <w:rFonts w:eastAsia="Calibri" w:cs="Calibri" w:ascii="Calibri" w:hAnsi="Calibri"/>
-                <w:kern w:val="0"/>
-                <w:sz w:val="22"/>
-                <w:szCs w:val="22"/>
-                <w:lang w:val="en-US" w:eastAsia="zh-CN" w:bidi="hi-IN"/>
               </w:rPr>
             </w:r>
           </w:p>
@@ -6641,64 +6638,56 @@
         <w:trPr/>
         <w:tc>
           <w:tcPr>
-            <w:tcW w:w="3477" w:type="dxa"/>
-            <w:tcBorders>
-              <w:top w:val="single" w:sz="8" w:space="0" w:color="000000"/>
-              <w:start w:val="single" w:sz="8" w:space="0" w:color="000000"/>
-              <w:bottom w:val="single" w:sz="8" w:space="0" w:color="000000"/>
-              <w:end w:val="single" w:sz="8" w:space="0" w:color="000000"/>
-            </w:tcBorders>
-          </w:tcPr>
-          <w:p>
-            <w:pPr>
-              <w:pStyle w:val="normal1"/>
-              <w:widowControl w:val="false"/>
-              <w:suppressAutoHyphens w:val="true"/>
-              <w:spacing w:lineRule="auto" w:line="240" w:before="0" w:after="0"/>
-              <w:jc w:val="start"/>
-              <w:rPr>
-                <w:rFonts w:ascii="Calibri" w:hAnsi="Calibri" w:eastAsia="Calibri" w:cs="Calibri"/>
-              </w:rPr>
-            </w:pPr>
-            <w:r>
-              <w:rPr>
-                <w:rFonts w:eastAsia="Calibri" w:cs="Calibri" w:ascii="Calibri" w:hAnsi="Calibri"/>
-                <w:kern w:val="0"/>
-                <w:sz w:val="22"/>
-                <w:szCs w:val="22"/>
-                <w:lang w:val="en-US" w:eastAsia="zh-CN" w:bidi="hi-IN"/>
-              </w:rPr>
-            </w:r>
-          </w:p>
-        </w:tc>
-        <w:tc>
-          <w:tcPr>
-            <w:tcW w:w="2823" w:type="dxa"/>
-            <w:tcBorders>
-              <w:top w:val="single" w:sz="8" w:space="0" w:color="000000"/>
-              <w:start w:val="single" w:sz="8" w:space="0" w:color="000000"/>
-              <w:bottom w:val="single" w:sz="8" w:space="0" w:color="000000"/>
-              <w:end w:val="single" w:sz="8" w:space="0" w:color="000000"/>
-            </w:tcBorders>
-          </w:tcPr>
-          <w:p>
-            <w:pPr>
-              <w:pStyle w:val="normal1"/>
-              <w:widowControl w:val="false"/>
-              <w:suppressAutoHyphens w:val="true"/>
-              <w:spacing w:lineRule="auto" w:line="240" w:before="0" w:after="0"/>
-              <w:jc w:val="start"/>
-              <w:rPr>
-                <w:rFonts w:ascii="Calibri" w:hAnsi="Calibri" w:eastAsia="Calibri" w:cs="Calibri"/>
-              </w:rPr>
-            </w:pPr>
-            <w:r>
-              <w:rPr>
-                <w:rFonts w:eastAsia="Calibri" w:cs="Calibri" w:ascii="Calibri" w:hAnsi="Calibri"/>
-                <w:kern w:val="0"/>
-                <w:sz w:val="22"/>
-                <w:szCs w:val="22"/>
-                <w:lang w:val="en-US" w:eastAsia="zh-CN" w:bidi="hi-IN"/>
+            <w:tcW w:w="3476" w:type="dxa"/>
+            <w:tcBorders>
+              <w:top w:val="single" w:sz="8" w:space="0" w:color="000000"/>
+              <w:start w:val="single" w:sz="8" w:space="0" w:color="000000"/>
+              <w:bottom w:val="single" w:sz="8" w:space="0" w:color="000000"/>
+              <w:end w:val="single" w:sz="8" w:space="0" w:color="000000"/>
+            </w:tcBorders>
+          </w:tcPr>
+          <w:p>
+            <w:pPr>
+              <w:pStyle w:val="normal1"/>
+              <w:widowControl w:val="false"/>
+              <w:suppressAutoHyphens w:val="true"/>
+              <w:spacing w:lineRule="auto" w:line="240" w:before="0" w:after="0"/>
+              <w:jc w:val="start"/>
+              <w:rPr>
+                <w:rFonts w:ascii="Calibri" w:hAnsi="Calibri" w:eastAsia="Calibri" w:cs="Calibri"/>
+              </w:rPr>
+            </w:pPr>
+            <w:r>
+              <w:rPr>
+                <w:rFonts w:eastAsia="Calibri" w:cs="Calibri" w:ascii="Calibri" w:hAnsi="Calibri"/>
+              </w:rPr>
+            </w:r>
+          </w:p>
+        </w:tc>
+        <w:tc>
+          <w:tcPr>
+            <w:tcW w:w="2824" w:type="dxa"/>
+            <w:tcBorders>
+              <w:top w:val="single" w:sz="8" w:space="0" w:color="000000"/>
+              <w:start w:val="single" w:sz="8" w:space="0" w:color="000000"/>
+              <w:bottom w:val="single" w:sz="8" w:space="0" w:color="000000"/>
+              <w:end w:val="single" w:sz="8" w:space="0" w:color="000000"/>
+            </w:tcBorders>
+          </w:tcPr>
+          <w:p>
+            <w:pPr>
+              <w:pStyle w:val="normal1"/>
+              <w:widowControl w:val="false"/>
+              <w:suppressAutoHyphens w:val="true"/>
+              <w:spacing w:lineRule="auto" w:line="240" w:before="0" w:after="0"/>
+              <w:jc w:val="start"/>
+              <w:rPr>
+                <w:rFonts w:ascii="Calibri" w:hAnsi="Calibri" w:eastAsia="Calibri" w:cs="Calibri"/>
+              </w:rPr>
+            </w:pPr>
+            <w:r>
+              <w:rPr>
+                <w:rFonts w:eastAsia="Calibri" w:cs="Calibri" w:ascii="Calibri" w:hAnsi="Calibri"/>
               </w:rPr>
             </w:r>
           </w:p>
@@ -6727,10 +6716,6 @@
             <w:r>
               <w:rPr>
                 <w:rFonts w:eastAsia="Calibri" w:cs="Calibri" w:ascii="Calibri" w:hAnsi="Calibri"/>
-                <w:kern w:val="0"/>
-                <w:sz w:val="22"/>
-                <w:szCs w:val="22"/>
-                <w:lang w:val="en-US" w:eastAsia="zh-CN" w:bidi="hi-IN"/>
               </w:rPr>
             </w:r>
           </w:p>
@@ -6759,10 +6744,6 @@
             <w:r>
               <w:rPr>
                 <w:rFonts w:eastAsia="Calibri" w:cs="Calibri" w:ascii="Calibri" w:hAnsi="Calibri"/>
-                <w:kern w:val="0"/>
-                <w:sz w:val="22"/>
-                <w:szCs w:val="22"/>
-                <w:lang w:val="en-US" w:eastAsia="zh-CN" w:bidi="hi-IN"/>
               </w:rPr>
             </w:r>
           </w:p>
@@ -6919,388 +6900,312 @@
             <w:r>
               <w:rPr>
                 <w:rFonts w:eastAsia="Calibri" w:cs="Calibri" w:ascii="Calibri" w:hAnsi="Calibri"/>
-                <w:kern w:val="0"/>
-                <w:sz w:val="22"/>
-                <w:szCs w:val="22"/>
-                <w:lang w:val="en-US" w:eastAsia="zh-CN" w:bidi="hi-IN"/>
-              </w:rPr>
-            </w:r>
-          </w:p>
-          <w:p>
-            <w:pPr>
-              <w:pStyle w:val="normal1"/>
-              <w:widowControl w:val="false"/>
-              <w:suppressAutoHyphens w:val="true"/>
-              <w:spacing w:lineRule="auto" w:line="240" w:before="0" w:after="0"/>
-              <w:jc w:val="start"/>
-              <w:rPr>
-                <w:rFonts w:ascii="Calibri" w:hAnsi="Calibri" w:eastAsia="Calibri" w:cs="Calibri"/>
-              </w:rPr>
-            </w:pPr>
-            <w:r>
-              <w:rPr>
-                <w:rFonts w:eastAsia="Calibri" w:cs="Calibri" w:ascii="Calibri" w:hAnsi="Calibri"/>
-                <w:kern w:val="0"/>
-                <w:sz w:val="22"/>
-                <w:szCs w:val="22"/>
-                <w:lang w:val="en-US" w:eastAsia="zh-CN" w:bidi="hi-IN"/>
-              </w:rPr>
-            </w:r>
-          </w:p>
-          <w:p>
-            <w:pPr>
-              <w:pStyle w:val="normal1"/>
-              <w:widowControl w:val="false"/>
-              <w:suppressAutoHyphens w:val="true"/>
-              <w:spacing w:lineRule="auto" w:line="240" w:before="0" w:after="0"/>
-              <w:jc w:val="start"/>
-              <w:rPr>
-                <w:rFonts w:ascii="Calibri" w:hAnsi="Calibri" w:eastAsia="Calibri" w:cs="Calibri"/>
-              </w:rPr>
-            </w:pPr>
-            <w:r>
-              <w:rPr>
-                <w:rFonts w:eastAsia="Calibri" w:cs="Calibri" w:ascii="Calibri" w:hAnsi="Calibri"/>
-                <w:kern w:val="0"/>
-                <w:sz w:val="22"/>
-                <w:szCs w:val="22"/>
-                <w:lang w:val="en-US" w:eastAsia="zh-CN" w:bidi="hi-IN"/>
-              </w:rPr>
-            </w:r>
-          </w:p>
-          <w:p>
-            <w:pPr>
-              <w:pStyle w:val="normal1"/>
-              <w:widowControl w:val="false"/>
-              <w:suppressAutoHyphens w:val="true"/>
-              <w:spacing w:lineRule="auto" w:line="240" w:before="0" w:after="0"/>
-              <w:jc w:val="start"/>
-              <w:rPr>
-                <w:rFonts w:ascii="Calibri" w:hAnsi="Calibri" w:eastAsia="Calibri" w:cs="Calibri"/>
-              </w:rPr>
-            </w:pPr>
-            <w:r>
-              <w:rPr>
-                <w:rFonts w:eastAsia="Calibri" w:cs="Calibri" w:ascii="Calibri" w:hAnsi="Calibri"/>
-                <w:kern w:val="0"/>
-                <w:sz w:val="22"/>
-                <w:szCs w:val="22"/>
-                <w:lang w:val="en-US" w:eastAsia="zh-CN" w:bidi="hi-IN"/>
-              </w:rPr>
-            </w:r>
-          </w:p>
-          <w:p>
-            <w:pPr>
-              <w:pStyle w:val="normal1"/>
-              <w:widowControl w:val="false"/>
-              <w:suppressAutoHyphens w:val="true"/>
-              <w:spacing w:lineRule="auto" w:line="240" w:before="0" w:after="0"/>
-              <w:jc w:val="start"/>
-              <w:rPr>
-                <w:rFonts w:ascii="Calibri" w:hAnsi="Calibri" w:eastAsia="Calibri" w:cs="Calibri"/>
-              </w:rPr>
-            </w:pPr>
-            <w:r>
-              <w:rPr>
-                <w:rFonts w:eastAsia="Calibri" w:cs="Calibri" w:ascii="Calibri" w:hAnsi="Calibri"/>
-                <w:kern w:val="0"/>
-                <w:sz w:val="22"/>
-                <w:szCs w:val="22"/>
-                <w:lang w:val="en-US" w:eastAsia="zh-CN" w:bidi="hi-IN"/>
-              </w:rPr>
-            </w:r>
-          </w:p>
-          <w:p>
-            <w:pPr>
-              <w:pStyle w:val="normal1"/>
-              <w:widowControl w:val="false"/>
-              <w:suppressAutoHyphens w:val="true"/>
-              <w:spacing w:lineRule="auto" w:line="240" w:before="0" w:after="0"/>
-              <w:jc w:val="start"/>
-              <w:rPr>
-                <w:rFonts w:ascii="Calibri" w:hAnsi="Calibri" w:eastAsia="Calibri" w:cs="Calibri"/>
-              </w:rPr>
-            </w:pPr>
-            <w:r>
-              <w:rPr>
-                <w:rFonts w:eastAsia="Calibri" w:cs="Calibri" w:ascii="Calibri" w:hAnsi="Calibri"/>
-                <w:kern w:val="0"/>
-                <w:sz w:val="22"/>
-                <w:szCs w:val="22"/>
-                <w:lang w:val="en-US" w:eastAsia="zh-CN" w:bidi="hi-IN"/>
-              </w:rPr>
-            </w:r>
-          </w:p>
-          <w:p>
-            <w:pPr>
-              <w:pStyle w:val="normal1"/>
-              <w:widowControl w:val="false"/>
-              <w:suppressAutoHyphens w:val="true"/>
-              <w:spacing w:lineRule="auto" w:line="240" w:before="0" w:after="0"/>
-              <w:jc w:val="start"/>
-              <w:rPr>
-                <w:rFonts w:ascii="Calibri" w:hAnsi="Calibri" w:eastAsia="Calibri" w:cs="Calibri"/>
-              </w:rPr>
-            </w:pPr>
-            <w:r>
-              <w:rPr>
-                <w:rFonts w:eastAsia="Calibri" w:cs="Calibri" w:ascii="Calibri" w:hAnsi="Calibri"/>
-                <w:kern w:val="0"/>
-                <w:sz w:val="22"/>
-                <w:szCs w:val="22"/>
-                <w:lang w:val="en-US" w:eastAsia="zh-CN" w:bidi="hi-IN"/>
-              </w:rPr>
-            </w:r>
-          </w:p>
-          <w:p>
-            <w:pPr>
-              <w:pStyle w:val="normal1"/>
-              <w:widowControl w:val="false"/>
-              <w:suppressAutoHyphens w:val="true"/>
-              <w:spacing w:lineRule="auto" w:line="240" w:before="0" w:after="0"/>
-              <w:jc w:val="start"/>
-              <w:rPr>
-                <w:rFonts w:ascii="Calibri" w:hAnsi="Calibri" w:eastAsia="Calibri" w:cs="Calibri"/>
-              </w:rPr>
-            </w:pPr>
-            <w:r>
-              <w:rPr>
-                <w:rFonts w:eastAsia="Calibri" w:cs="Calibri" w:ascii="Calibri" w:hAnsi="Calibri"/>
-                <w:kern w:val="0"/>
-                <w:sz w:val="22"/>
-                <w:szCs w:val="22"/>
-                <w:lang w:val="en-US" w:eastAsia="zh-CN" w:bidi="hi-IN"/>
-              </w:rPr>
-            </w:r>
-          </w:p>
-          <w:p>
-            <w:pPr>
-              <w:pStyle w:val="normal1"/>
-              <w:widowControl w:val="false"/>
-              <w:suppressAutoHyphens w:val="true"/>
-              <w:spacing w:lineRule="auto" w:line="240" w:before="0" w:after="0"/>
-              <w:jc w:val="start"/>
-              <w:rPr>
-                <w:rFonts w:ascii="Calibri" w:hAnsi="Calibri" w:eastAsia="Calibri" w:cs="Calibri"/>
-              </w:rPr>
-            </w:pPr>
-            <w:r>
-              <w:rPr>
-                <w:rFonts w:eastAsia="Calibri" w:cs="Calibri" w:ascii="Calibri" w:hAnsi="Calibri"/>
-                <w:kern w:val="0"/>
-                <w:sz w:val="22"/>
-                <w:szCs w:val="22"/>
-                <w:lang w:val="en-US" w:eastAsia="zh-CN" w:bidi="hi-IN"/>
-              </w:rPr>
-            </w:r>
-          </w:p>
-          <w:p>
-            <w:pPr>
-              <w:pStyle w:val="normal1"/>
-              <w:widowControl w:val="false"/>
-              <w:suppressAutoHyphens w:val="true"/>
-              <w:spacing w:lineRule="auto" w:line="240" w:before="0" w:after="0"/>
-              <w:jc w:val="start"/>
-              <w:rPr>
-                <w:rFonts w:ascii="Calibri" w:hAnsi="Calibri" w:eastAsia="Calibri" w:cs="Calibri"/>
-              </w:rPr>
-            </w:pPr>
-            <w:r>
-              <w:rPr>
-                <w:rFonts w:eastAsia="Calibri" w:cs="Calibri" w:ascii="Calibri" w:hAnsi="Calibri"/>
-                <w:kern w:val="0"/>
-                <w:sz w:val="22"/>
-                <w:szCs w:val="22"/>
-                <w:lang w:val="en-US" w:eastAsia="zh-CN" w:bidi="hi-IN"/>
-              </w:rPr>
-            </w:r>
-          </w:p>
-          <w:p>
-            <w:pPr>
-              <w:pStyle w:val="normal1"/>
-              <w:widowControl w:val="false"/>
-              <w:suppressAutoHyphens w:val="true"/>
-              <w:spacing w:lineRule="auto" w:line="240" w:before="0" w:after="0"/>
-              <w:jc w:val="start"/>
-              <w:rPr>
-                <w:rFonts w:ascii="Calibri" w:hAnsi="Calibri" w:eastAsia="Calibri" w:cs="Calibri"/>
-              </w:rPr>
-            </w:pPr>
-            <w:r>
-              <w:rPr>
-                <w:rFonts w:eastAsia="Calibri" w:cs="Calibri" w:ascii="Calibri" w:hAnsi="Calibri"/>
-                <w:kern w:val="0"/>
-                <w:sz w:val="22"/>
-                <w:szCs w:val="22"/>
-                <w:lang w:val="en-US" w:eastAsia="zh-CN" w:bidi="hi-IN"/>
-              </w:rPr>
-            </w:r>
-          </w:p>
-          <w:p>
-            <w:pPr>
-              <w:pStyle w:val="normal1"/>
-              <w:widowControl w:val="false"/>
-              <w:suppressAutoHyphens w:val="true"/>
-              <w:spacing w:lineRule="auto" w:line="240" w:before="0" w:after="0"/>
-              <w:jc w:val="start"/>
-              <w:rPr>
-                <w:rFonts w:ascii="Calibri" w:hAnsi="Calibri" w:eastAsia="Calibri" w:cs="Calibri"/>
-              </w:rPr>
-            </w:pPr>
-            <w:r>
-              <w:rPr>
-                <w:rFonts w:eastAsia="Calibri" w:cs="Calibri" w:ascii="Calibri" w:hAnsi="Calibri"/>
-                <w:kern w:val="0"/>
-                <w:sz w:val="22"/>
-                <w:szCs w:val="22"/>
-                <w:lang w:val="en-US" w:eastAsia="zh-CN" w:bidi="hi-IN"/>
-              </w:rPr>
-            </w:r>
-          </w:p>
-          <w:p>
-            <w:pPr>
-              <w:pStyle w:val="normal1"/>
-              <w:widowControl w:val="false"/>
-              <w:suppressAutoHyphens w:val="true"/>
-              <w:spacing w:lineRule="auto" w:line="240" w:before="0" w:after="0"/>
-              <w:jc w:val="start"/>
-              <w:rPr>
-                <w:rFonts w:ascii="Calibri" w:hAnsi="Calibri" w:eastAsia="Calibri" w:cs="Calibri"/>
-              </w:rPr>
-            </w:pPr>
-            <w:r>
-              <w:rPr>
-                <w:rFonts w:eastAsia="Calibri" w:cs="Calibri" w:ascii="Calibri" w:hAnsi="Calibri"/>
-                <w:kern w:val="0"/>
-                <w:sz w:val="22"/>
-                <w:szCs w:val="22"/>
-                <w:lang w:val="en-US" w:eastAsia="zh-CN" w:bidi="hi-IN"/>
-              </w:rPr>
-            </w:r>
-          </w:p>
-          <w:p>
-            <w:pPr>
-              <w:pStyle w:val="normal1"/>
-              <w:widowControl w:val="false"/>
-              <w:suppressAutoHyphens w:val="true"/>
-              <w:spacing w:lineRule="auto" w:line="240" w:before="0" w:after="0"/>
-              <w:jc w:val="start"/>
-              <w:rPr>
-                <w:rFonts w:ascii="Calibri" w:hAnsi="Calibri" w:eastAsia="Calibri" w:cs="Calibri"/>
-              </w:rPr>
-            </w:pPr>
-            <w:r>
-              <w:rPr>
-                <w:rFonts w:eastAsia="Calibri" w:cs="Calibri" w:ascii="Calibri" w:hAnsi="Calibri"/>
-                <w:kern w:val="0"/>
-                <w:sz w:val="22"/>
-                <w:szCs w:val="22"/>
-                <w:lang w:val="en-US" w:eastAsia="zh-CN" w:bidi="hi-IN"/>
-              </w:rPr>
-            </w:r>
-          </w:p>
-          <w:p>
-            <w:pPr>
-              <w:pStyle w:val="normal1"/>
-              <w:widowControl w:val="false"/>
-              <w:suppressAutoHyphens w:val="true"/>
-              <w:spacing w:lineRule="auto" w:line="240" w:before="0" w:after="0"/>
-              <w:jc w:val="start"/>
-              <w:rPr>
-                <w:rFonts w:ascii="Calibri" w:hAnsi="Calibri" w:eastAsia="Calibri" w:cs="Calibri"/>
-              </w:rPr>
-            </w:pPr>
-            <w:r>
-              <w:rPr>
-                <w:rFonts w:eastAsia="Calibri" w:cs="Calibri" w:ascii="Calibri" w:hAnsi="Calibri"/>
-                <w:kern w:val="0"/>
-                <w:sz w:val="22"/>
-                <w:szCs w:val="22"/>
-                <w:lang w:val="en-US" w:eastAsia="zh-CN" w:bidi="hi-IN"/>
-              </w:rPr>
-            </w:r>
-          </w:p>
-          <w:p>
-            <w:pPr>
-              <w:pStyle w:val="normal1"/>
-              <w:widowControl w:val="false"/>
-              <w:suppressAutoHyphens w:val="true"/>
-              <w:spacing w:lineRule="auto" w:line="240" w:before="0" w:after="0"/>
-              <w:jc w:val="start"/>
-              <w:rPr>
-                <w:rFonts w:ascii="Calibri" w:hAnsi="Calibri" w:eastAsia="Calibri" w:cs="Calibri"/>
-              </w:rPr>
-            </w:pPr>
-            <w:r>
-              <w:rPr>
-                <w:rFonts w:eastAsia="Calibri" w:cs="Calibri" w:ascii="Calibri" w:hAnsi="Calibri"/>
-                <w:kern w:val="0"/>
-                <w:sz w:val="22"/>
-                <w:szCs w:val="22"/>
-                <w:lang w:val="en-US" w:eastAsia="zh-CN" w:bidi="hi-IN"/>
-              </w:rPr>
-            </w:r>
-          </w:p>
-          <w:p>
-            <w:pPr>
-              <w:pStyle w:val="normal1"/>
-              <w:widowControl w:val="false"/>
-              <w:suppressAutoHyphens w:val="true"/>
-              <w:spacing w:lineRule="auto" w:line="240" w:before="0" w:after="0"/>
-              <w:jc w:val="start"/>
-              <w:rPr>
-                <w:rFonts w:ascii="Calibri" w:hAnsi="Calibri" w:eastAsia="Calibri" w:cs="Calibri"/>
-              </w:rPr>
-            </w:pPr>
-            <w:r>
-              <w:rPr>
-                <w:rFonts w:eastAsia="Calibri" w:cs="Calibri" w:ascii="Calibri" w:hAnsi="Calibri"/>
-                <w:kern w:val="0"/>
-                <w:sz w:val="22"/>
-                <w:szCs w:val="22"/>
-                <w:lang w:val="en-US" w:eastAsia="zh-CN" w:bidi="hi-IN"/>
-              </w:rPr>
-            </w:r>
-          </w:p>
-          <w:p>
-            <w:pPr>
-              <w:pStyle w:val="normal1"/>
-              <w:widowControl w:val="false"/>
-              <w:suppressAutoHyphens w:val="true"/>
-              <w:spacing w:lineRule="auto" w:line="240" w:before="0" w:after="0"/>
-              <w:jc w:val="start"/>
-              <w:rPr>
-                <w:rFonts w:ascii="Calibri" w:hAnsi="Calibri" w:eastAsia="Calibri" w:cs="Calibri"/>
-              </w:rPr>
-            </w:pPr>
-            <w:r>
-              <w:rPr>
-                <w:rFonts w:eastAsia="Calibri" w:cs="Calibri" w:ascii="Calibri" w:hAnsi="Calibri"/>
-                <w:kern w:val="0"/>
-                <w:sz w:val="22"/>
-                <w:szCs w:val="22"/>
-                <w:lang w:val="en-US" w:eastAsia="zh-CN" w:bidi="hi-IN"/>
-              </w:rPr>
-            </w:r>
-          </w:p>
-          <w:p>
-            <w:pPr>
-              <w:pStyle w:val="normal1"/>
-              <w:widowControl w:val="false"/>
-              <w:suppressAutoHyphens w:val="true"/>
-              <w:spacing w:lineRule="auto" w:line="240" w:before="0" w:after="0"/>
-              <w:jc w:val="start"/>
-              <w:rPr>
-                <w:rFonts w:ascii="Calibri" w:hAnsi="Calibri" w:eastAsia="Calibri" w:cs="Calibri"/>
-              </w:rPr>
-            </w:pPr>
-            <w:r>
-              <w:rPr>
-                <w:rFonts w:eastAsia="Calibri" w:cs="Calibri" w:ascii="Calibri" w:hAnsi="Calibri"/>
-                <w:kern w:val="0"/>
-                <w:sz w:val="22"/>
-                <w:szCs w:val="22"/>
-                <w:lang w:val="en-US" w:eastAsia="zh-CN" w:bidi="hi-IN"/>
+              </w:rPr>
+            </w:r>
+          </w:p>
+          <w:p>
+            <w:pPr>
+              <w:pStyle w:val="normal1"/>
+              <w:widowControl w:val="false"/>
+              <w:suppressAutoHyphens w:val="true"/>
+              <w:spacing w:lineRule="auto" w:line="240" w:before="0" w:after="0"/>
+              <w:jc w:val="start"/>
+              <w:rPr>
+                <w:rFonts w:ascii="Calibri" w:hAnsi="Calibri" w:eastAsia="Calibri" w:cs="Calibri"/>
+              </w:rPr>
+            </w:pPr>
+            <w:r>
+              <w:rPr>
+                <w:rFonts w:eastAsia="Calibri" w:cs="Calibri" w:ascii="Calibri" w:hAnsi="Calibri"/>
+              </w:rPr>
+            </w:r>
+          </w:p>
+          <w:p>
+            <w:pPr>
+              <w:pStyle w:val="normal1"/>
+              <w:widowControl w:val="false"/>
+              <w:suppressAutoHyphens w:val="true"/>
+              <w:spacing w:lineRule="auto" w:line="240" w:before="0" w:after="0"/>
+              <w:jc w:val="start"/>
+              <w:rPr>
+                <w:rFonts w:ascii="Calibri" w:hAnsi="Calibri" w:eastAsia="Calibri" w:cs="Calibri"/>
+              </w:rPr>
+            </w:pPr>
+            <w:r>
+              <w:rPr>
+                <w:rFonts w:eastAsia="Calibri" w:cs="Calibri" w:ascii="Calibri" w:hAnsi="Calibri"/>
+              </w:rPr>
+            </w:r>
+          </w:p>
+          <w:p>
+            <w:pPr>
+              <w:pStyle w:val="normal1"/>
+              <w:widowControl w:val="false"/>
+              <w:suppressAutoHyphens w:val="true"/>
+              <w:spacing w:lineRule="auto" w:line="240" w:before="0" w:after="0"/>
+              <w:jc w:val="start"/>
+              <w:rPr>
+                <w:rFonts w:ascii="Calibri" w:hAnsi="Calibri" w:eastAsia="Calibri" w:cs="Calibri"/>
+              </w:rPr>
+            </w:pPr>
+            <w:r>
+              <w:rPr>
+                <w:rFonts w:eastAsia="Calibri" w:cs="Calibri" w:ascii="Calibri" w:hAnsi="Calibri"/>
+              </w:rPr>
+            </w:r>
+          </w:p>
+          <w:p>
+            <w:pPr>
+              <w:pStyle w:val="normal1"/>
+              <w:widowControl w:val="false"/>
+              <w:suppressAutoHyphens w:val="true"/>
+              <w:spacing w:lineRule="auto" w:line="240" w:before="0" w:after="0"/>
+              <w:jc w:val="start"/>
+              <w:rPr>
+                <w:rFonts w:ascii="Calibri" w:hAnsi="Calibri" w:eastAsia="Calibri" w:cs="Calibri"/>
+              </w:rPr>
+            </w:pPr>
+            <w:r>
+              <w:rPr>
+                <w:rFonts w:eastAsia="Calibri" w:cs="Calibri" w:ascii="Calibri" w:hAnsi="Calibri"/>
+              </w:rPr>
+            </w:r>
+          </w:p>
+          <w:p>
+            <w:pPr>
+              <w:pStyle w:val="normal1"/>
+              <w:widowControl w:val="false"/>
+              <w:suppressAutoHyphens w:val="true"/>
+              <w:spacing w:lineRule="auto" w:line="240" w:before="0" w:after="0"/>
+              <w:jc w:val="start"/>
+              <w:rPr>
+                <w:rFonts w:ascii="Calibri" w:hAnsi="Calibri" w:eastAsia="Calibri" w:cs="Calibri"/>
+              </w:rPr>
+            </w:pPr>
+            <w:r>
+              <w:rPr>
+                <w:rFonts w:eastAsia="Calibri" w:cs="Calibri" w:ascii="Calibri" w:hAnsi="Calibri"/>
+              </w:rPr>
+            </w:r>
+          </w:p>
+          <w:p>
+            <w:pPr>
+              <w:pStyle w:val="normal1"/>
+              <w:widowControl w:val="false"/>
+              <w:suppressAutoHyphens w:val="true"/>
+              <w:spacing w:lineRule="auto" w:line="240" w:before="0" w:after="0"/>
+              <w:jc w:val="start"/>
+              <w:rPr>
+                <w:rFonts w:ascii="Calibri" w:hAnsi="Calibri" w:eastAsia="Calibri" w:cs="Calibri"/>
+              </w:rPr>
+            </w:pPr>
+            <w:r>
+              <w:rPr>
+                <w:rFonts w:eastAsia="Calibri" w:cs="Calibri" w:ascii="Calibri" w:hAnsi="Calibri"/>
+              </w:rPr>
+            </w:r>
+          </w:p>
+          <w:p>
+            <w:pPr>
+              <w:pStyle w:val="normal1"/>
+              <w:widowControl w:val="false"/>
+              <w:suppressAutoHyphens w:val="true"/>
+              <w:spacing w:lineRule="auto" w:line="240" w:before="0" w:after="0"/>
+              <w:jc w:val="start"/>
+              <w:rPr>
+                <w:rFonts w:ascii="Calibri" w:hAnsi="Calibri" w:eastAsia="Calibri" w:cs="Calibri"/>
+              </w:rPr>
+            </w:pPr>
+            <w:r>
+              <w:rPr>
+                <w:rFonts w:eastAsia="Calibri" w:cs="Calibri" w:ascii="Calibri" w:hAnsi="Calibri"/>
+              </w:rPr>
+            </w:r>
+          </w:p>
+          <w:p>
+            <w:pPr>
+              <w:pStyle w:val="normal1"/>
+              <w:widowControl w:val="false"/>
+              <w:suppressAutoHyphens w:val="true"/>
+              <w:spacing w:lineRule="auto" w:line="240" w:before="0" w:after="0"/>
+              <w:jc w:val="start"/>
+              <w:rPr>
+                <w:rFonts w:ascii="Calibri" w:hAnsi="Calibri" w:eastAsia="Calibri" w:cs="Calibri"/>
+              </w:rPr>
+            </w:pPr>
+            <w:r>
+              <w:rPr>
+                <w:rFonts w:eastAsia="Calibri" w:cs="Calibri" w:ascii="Calibri" w:hAnsi="Calibri"/>
+              </w:rPr>
+            </w:r>
+          </w:p>
+          <w:p>
+            <w:pPr>
+              <w:pStyle w:val="normal1"/>
+              <w:widowControl w:val="false"/>
+              <w:suppressAutoHyphens w:val="true"/>
+              <w:spacing w:lineRule="auto" w:line="240" w:before="0" w:after="0"/>
+              <w:jc w:val="start"/>
+              <w:rPr>
+                <w:rFonts w:ascii="Calibri" w:hAnsi="Calibri" w:eastAsia="Calibri" w:cs="Calibri"/>
+              </w:rPr>
+            </w:pPr>
+            <w:r>
+              <w:rPr>
+                <w:rFonts w:eastAsia="Calibri" w:cs="Calibri" w:ascii="Calibri" w:hAnsi="Calibri"/>
+              </w:rPr>
+            </w:r>
+          </w:p>
+          <w:p>
+            <w:pPr>
+              <w:pStyle w:val="normal1"/>
+              <w:widowControl w:val="false"/>
+              <w:suppressAutoHyphens w:val="true"/>
+              <w:spacing w:lineRule="auto" w:line="240" w:before="0" w:after="0"/>
+              <w:jc w:val="start"/>
+              <w:rPr>
+                <w:rFonts w:ascii="Calibri" w:hAnsi="Calibri" w:eastAsia="Calibri" w:cs="Calibri"/>
+              </w:rPr>
+            </w:pPr>
+            <w:r>
+              <w:rPr>
+                <w:rFonts w:eastAsia="Calibri" w:cs="Calibri" w:ascii="Calibri" w:hAnsi="Calibri"/>
+              </w:rPr>
+            </w:r>
+          </w:p>
+          <w:p>
+            <w:pPr>
+              <w:pStyle w:val="normal1"/>
+              <w:widowControl w:val="false"/>
+              <w:suppressAutoHyphens w:val="true"/>
+              <w:spacing w:lineRule="auto" w:line="240" w:before="0" w:after="0"/>
+              <w:jc w:val="start"/>
+              <w:rPr>
+                <w:rFonts w:ascii="Calibri" w:hAnsi="Calibri" w:eastAsia="Calibri" w:cs="Calibri"/>
+              </w:rPr>
+            </w:pPr>
+            <w:r>
+              <w:rPr>
+                <w:rFonts w:eastAsia="Calibri" w:cs="Calibri" w:ascii="Calibri" w:hAnsi="Calibri"/>
+              </w:rPr>
+            </w:r>
+          </w:p>
+          <w:p>
+            <w:pPr>
+              <w:pStyle w:val="normal1"/>
+              <w:widowControl w:val="false"/>
+              <w:suppressAutoHyphens w:val="true"/>
+              <w:spacing w:lineRule="auto" w:line="240" w:before="0" w:after="0"/>
+              <w:jc w:val="start"/>
+              <w:rPr>
+                <w:rFonts w:ascii="Calibri" w:hAnsi="Calibri" w:eastAsia="Calibri" w:cs="Calibri"/>
+              </w:rPr>
+            </w:pPr>
+            <w:r>
+              <w:rPr>
+                <w:rFonts w:eastAsia="Calibri" w:cs="Calibri" w:ascii="Calibri" w:hAnsi="Calibri"/>
+              </w:rPr>
+            </w:r>
+          </w:p>
+          <w:p>
+            <w:pPr>
+              <w:pStyle w:val="normal1"/>
+              <w:widowControl w:val="false"/>
+              <w:suppressAutoHyphens w:val="true"/>
+              <w:spacing w:lineRule="auto" w:line="240" w:before="0" w:after="0"/>
+              <w:jc w:val="start"/>
+              <w:rPr>
+                <w:rFonts w:ascii="Calibri" w:hAnsi="Calibri" w:eastAsia="Calibri" w:cs="Calibri"/>
+              </w:rPr>
+            </w:pPr>
+            <w:r>
+              <w:rPr>
+                <w:rFonts w:eastAsia="Calibri" w:cs="Calibri" w:ascii="Calibri" w:hAnsi="Calibri"/>
+              </w:rPr>
+            </w:r>
+          </w:p>
+          <w:p>
+            <w:pPr>
+              <w:pStyle w:val="normal1"/>
+              <w:widowControl w:val="false"/>
+              <w:suppressAutoHyphens w:val="true"/>
+              <w:spacing w:lineRule="auto" w:line="240" w:before="0" w:after="0"/>
+              <w:jc w:val="start"/>
+              <w:rPr>
+                <w:rFonts w:ascii="Calibri" w:hAnsi="Calibri" w:eastAsia="Calibri" w:cs="Calibri"/>
+              </w:rPr>
+            </w:pPr>
+            <w:r>
+              <w:rPr>
+                <w:rFonts w:eastAsia="Calibri" w:cs="Calibri" w:ascii="Calibri" w:hAnsi="Calibri"/>
+              </w:rPr>
+            </w:r>
+          </w:p>
+          <w:p>
+            <w:pPr>
+              <w:pStyle w:val="normal1"/>
+              <w:widowControl w:val="false"/>
+              <w:suppressAutoHyphens w:val="true"/>
+              <w:spacing w:lineRule="auto" w:line="240" w:before="0" w:after="0"/>
+              <w:jc w:val="start"/>
+              <w:rPr>
+                <w:rFonts w:ascii="Calibri" w:hAnsi="Calibri" w:eastAsia="Calibri" w:cs="Calibri"/>
+              </w:rPr>
+            </w:pPr>
+            <w:r>
+              <w:rPr>
+                <w:rFonts w:eastAsia="Calibri" w:cs="Calibri" w:ascii="Calibri" w:hAnsi="Calibri"/>
+              </w:rPr>
+            </w:r>
+          </w:p>
+          <w:p>
+            <w:pPr>
+              <w:pStyle w:val="normal1"/>
+              <w:widowControl w:val="false"/>
+              <w:suppressAutoHyphens w:val="true"/>
+              <w:spacing w:lineRule="auto" w:line="240" w:before="0" w:after="0"/>
+              <w:jc w:val="start"/>
+              <w:rPr>
+                <w:rFonts w:ascii="Calibri" w:hAnsi="Calibri" w:eastAsia="Calibri" w:cs="Calibri"/>
+              </w:rPr>
+            </w:pPr>
+            <w:r>
+              <w:rPr>
+                <w:rFonts w:eastAsia="Calibri" w:cs="Calibri" w:ascii="Calibri" w:hAnsi="Calibri"/>
+              </w:rPr>
+            </w:r>
+          </w:p>
+          <w:p>
+            <w:pPr>
+              <w:pStyle w:val="normal1"/>
+              <w:widowControl w:val="false"/>
+              <w:suppressAutoHyphens w:val="true"/>
+              <w:spacing w:lineRule="auto" w:line="240" w:before="0" w:after="0"/>
+              <w:jc w:val="start"/>
+              <w:rPr>
+                <w:rFonts w:ascii="Calibri" w:hAnsi="Calibri" w:eastAsia="Calibri" w:cs="Calibri"/>
+              </w:rPr>
+            </w:pPr>
+            <w:r>
+              <w:rPr>
+                <w:rFonts w:eastAsia="Calibri" w:cs="Calibri" w:ascii="Calibri" w:hAnsi="Calibri"/>
+              </w:rPr>
+            </w:r>
+          </w:p>
+          <w:p>
+            <w:pPr>
+              <w:pStyle w:val="normal1"/>
+              <w:widowControl w:val="false"/>
+              <w:suppressAutoHyphens w:val="true"/>
+              <w:spacing w:lineRule="auto" w:line="240" w:before="0" w:after="0"/>
+              <w:jc w:val="start"/>
+              <w:rPr>
+                <w:rFonts w:ascii="Calibri" w:hAnsi="Calibri" w:eastAsia="Calibri" w:cs="Calibri"/>
+              </w:rPr>
+            </w:pPr>
+            <w:r>
+              <w:rPr>
+                <w:rFonts w:eastAsia="Calibri" w:cs="Calibri" w:ascii="Calibri" w:hAnsi="Calibri"/>
               </w:rPr>
             </w:r>
           </w:p>
@@ -7448,10 +7353,6 @@
             <w:r>
               <w:rPr>
                 <w:rFonts w:eastAsia="Calibri" w:cs="Calibri" w:ascii="Calibri" w:hAnsi="Calibri"/>
-                <w:kern w:val="0"/>
-                <w:sz w:val="22"/>
-                <w:szCs w:val="22"/>
-                <w:lang w:val="en-US" w:eastAsia="zh-CN" w:bidi="hi-IN"/>
               </w:rPr>
             </w:r>
           </w:p>
@@ -7469,10 +7370,6 @@
             <w:r>
               <w:rPr>
                 <w:rFonts w:eastAsia="Calibri" w:cs="Calibri" w:ascii="Calibri" w:hAnsi="Calibri"/>
-                <w:kern w:val="0"/>
-                <w:sz w:val="22"/>
-                <w:szCs w:val="22"/>
-                <w:lang w:val="en-US" w:eastAsia="zh-CN" w:bidi="hi-IN"/>
               </w:rPr>
             </w:r>
           </w:p>
@@ -7490,10 +7387,6 @@
             <w:r>
               <w:rPr>
                 <w:rFonts w:eastAsia="Calibri" w:cs="Calibri" w:ascii="Calibri" w:hAnsi="Calibri"/>
-                <w:kern w:val="0"/>
-                <w:sz w:val="22"/>
-                <w:szCs w:val="22"/>
-                <w:lang w:val="en-US" w:eastAsia="zh-CN" w:bidi="hi-IN"/>
               </w:rPr>
             </w:r>
           </w:p>
@@ -7511,10 +7404,6 @@
             <w:r>
               <w:rPr>
                 <w:rFonts w:eastAsia="Calibri" w:cs="Calibri" w:ascii="Calibri" w:hAnsi="Calibri"/>
-                <w:kern w:val="0"/>
-                <w:sz w:val="22"/>
-                <w:szCs w:val="22"/>
-                <w:lang w:val="en-US" w:eastAsia="zh-CN" w:bidi="hi-IN"/>
               </w:rPr>
             </w:r>
           </w:p>
@@ -7532,10 +7421,6 @@
             <w:r>
               <w:rPr>
                 <w:rFonts w:eastAsia="Calibri" w:cs="Calibri" w:ascii="Calibri" w:hAnsi="Calibri"/>
-                <w:kern w:val="0"/>
-                <w:sz w:val="22"/>
-                <w:szCs w:val="22"/>
-                <w:lang w:val="en-US" w:eastAsia="zh-CN" w:bidi="hi-IN"/>
               </w:rPr>
             </w:r>
           </w:p>
@@ -7553,10 +7438,6 @@
             <w:r>
               <w:rPr>
                 <w:rFonts w:eastAsia="Calibri" w:cs="Calibri" w:ascii="Calibri" w:hAnsi="Calibri"/>
-                <w:kern w:val="0"/>
-                <w:sz w:val="22"/>
-                <w:szCs w:val="22"/>
-                <w:lang w:val="en-US" w:eastAsia="zh-CN" w:bidi="hi-IN"/>
               </w:rPr>
             </w:r>
           </w:p>
@@ -7574,10 +7455,6 @@
             <w:r>
               <w:rPr>
                 <w:rFonts w:eastAsia="Calibri" w:cs="Calibri" w:ascii="Calibri" w:hAnsi="Calibri"/>
-                <w:kern w:val="0"/>
-                <w:sz w:val="22"/>
-                <w:szCs w:val="22"/>
-                <w:lang w:val="en-US" w:eastAsia="zh-CN" w:bidi="hi-IN"/>
               </w:rPr>
             </w:r>
           </w:p>
@@ -7595,10 +7472,6 @@
             <w:r>
               <w:rPr>
                 <w:rFonts w:eastAsia="Calibri" w:cs="Calibri" w:ascii="Calibri" w:hAnsi="Calibri"/>
-                <w:kern w:val="0"/>
-                <w:sz w:val="22"/>
-                <w:szCs w:val="22"/>
-                <w:lang w:val="en-US" w:eastAsia="zh-CN" w:bidi="hi-IN"/>
               </w:rPr>
             </w:r>
           </w:p>
@@ -7616,10 +7489,6 @@
             <w:r>
               <w:rPr>
                 <w:rFonts w:eastAsia="Calibri" w:cs="Calibri" w:ascii="Calibri" w:hAnsi="Calibri"/>
-                <w:kern w:val="0"/>
-                <w:sz w:val="22"/>
-                <w:szCs w:val="22"/>
-                <w:lang w:val="en-US" w:eastAsia="zh-CN" w:bidi="hi-IN"/>
               </w:rPr>
             </w:r>
           </w:p>
@@ -7637,10 +7506,6 @@
             <w:r>
               <w:rPr>
                 <w:rFonts w:eastAsia="Calibri" w:cs="Calibri" w:ascii="Calibri" w:hAnsi="Calibri"/>
-                <w:kern w:val="0"/>
-                <w:sz w:val="22"/>
-                <w:szCs w:val="22"/>
-                <w:lang w:val="en-US" w:eastAsia="zh-CN" w:bidi="hi-IN"/>
               </w:rPr>
             </w:r>
           </w:p>
@@ -7658,10 +7523,6 @@
             <w:r>
               <w:rPr>
                 <w:rFonts w:eastAsia="Calibri" w:cs="Calibri" w:ascii="Calibri" w:hAnsi="Calibri"/>
-                <w:kern w:val="0"/>
-                <w:sz w:val="22"/>
-                <w:szCs w:val="22"/>
-                <w:lang w:val="en-US" w:eastAsia="zh-CN" w:bidi="hi-IN"/>
               </w:rPr>
             </w:r>
           </w:p>
@@ -7679,10 +7540,6 @@
             <w:r>
               <w:rPr>
                 <w:rFonts w:eastAsia="Calibri" w:cs="Calibri" w:ascii="Calibri" w:hAnsi="Calibri"/>
-                <w:kern w:val="0"/>
-                <w:sz w:val="22"/>
-                <w:szCs w:val="22"/>
-                <w:lang w:val="en-US" w:eastAsia="zh-CN" w:bidi="hi-IN"/>
               </w:rPr>
             </w:r>
           </w:p>
@@ -7700,10 +7557,6 @@
             <w:r>
               <w:rPr>
                 <w:rFonts w:eastAsia="Calibri" w:cs="Calibri" w:ascii="Calibri" w:hAnsi="Calibri"/>
-                <w:kern w:val="0"/>
-                <w:sz w:val="22"/>
-                <w:szCs w:val="22"/>
-                <w:lang w:val="en-US" w:eastAsia="zh-CN" w:bidi="hi-IN"/>
               </w:rPr>
             </w:r>
           </w:p>
@@ -7824,7 +7677,7 @@
         </w:rPr>
         <w:tab/>
       </w:r>
-      <w:hyperlink r:id="rId6">
+      <w:hyperlink r:id="rId12">
         <w:r>
           <w:rPr>
             <w:rStyle w:val="Style3"/>
@@ -7870,8 +7723,8 @@
       </w:tblPr>
       <w:tblGrid>
         <w:gridCol w:w="4425"/>
-        <w:gridCol w:w="4947"/>
-        <w:gridCol w:w="543"/>
+        <w:gridCol w:w="4946"/>
+        <w:gridCol w:w="544"/>
       </w:tblGrid>
       <w:tr>
         <w:trPr/>
@@ -7914,7 +7767,7 @@
         </w:tc>
         <w:tc>
           <w:tcPr>
-            <w:tcW w:w="4947" w:type="dxa"/>
+            <w:tcW w:w="4946" w:type="dxa"/>
             <w:tcBorders>
               <w:top w:val="single" w:sz="8" w:space="0" w:color="000000"/>
               <w:start w:val="single" w:sz="8" w:space="0" w:color="000000"/>
@@ -7951,7 +7804,7 @@
         </w:tc>
         <w:tc>
           <w:tcPr>
-            <w:tcW w:w="543" w:type="dxa"/>
+            <w:tcW w:w="544" w:type="dxa"/>
             <w:tcBorders>
               <w:top w:val="single" w:sz="8" w:space="0" w:color="000000"/>
               <w:start w:val="single" w:sz="8" w:space="0" w:color="000000"/>
@@ -8023,7 +7876,7 @@
         </w:tc>
         <w:tc>
           <w:tcPr>
-            <w:tcW w:w="4947" w:type="dxa"/>
+            <w:tcW w:w="4946" w:type="dxa"/>
             <w:tcBorders>
               <w:top w:val="single" w:sz="8" w:space="0" w:color="000000"/>
               <w:start w:val="single" w:sz="8" w:space="0" w:color="000000"/>
@@ -8057,33 +7910,30 @@
         </w:tc>
         <w:tc>
           <w:tcPr>
-            <w:tcW w:w="543" w:type="dxa"/>
-            <w:tcBorders>
-              <w:top w:val="single" w:sz="8" w:space="0" w:color="000000"/>
-              <w:start w:val="single" w:sz="8" w:space="0" w:color="000000"/>
-              <w:bottom w:val="single" w:sz="8" w:space="0" w:color="000000"/>
-              <w:end w:val="single" w:sz="8" w:space="0" w:color="000000"/>
-            </w:tcBorders>
-          </w:tcPr>
-          <w:p>
-            <w:pPr>
-              <w:pStyle w:val="normal1"/>
-              <w:widowControl w:val="false"/>
-              <w:suppressAutoHyphens w:val="true"/>
-              <w:spacing w:lineRule="auto" w:line="240" w:before="0" w:after="0"/>
-              <w:jc w:val="start"/>
-              <w:rPr>
-                <w:sz w:val="20"/>
-                <w:szCs w:val="20"/>
-              </w:rPr>
-            </w:pPr>
-            <w:r>
-              <w:rPr>
-                <w:rFonts w:eastAsia="Arial" w:cs="Arial"/>
-                <w:kern w:val="0"/>
-                <w:sz w:val="20"/>
-                <w:szCs w:val="20"/>
-                <w:lang w:val="en-US" w:eastAsia="zh-CN" w:bidi="hi-IN"/>
+            <w:tcW w:w="544" w:type="dxa"/>
+            <w:tcBorders>
+              <w:top w:val="single" w:sz="8" w:space="0" w:color="000000"/>
+              <w:start w:val="single" w:sz="8" w:space="0" w:color="000000"/>
+              <w:bottom w:val="single" w:sz="8" w:space="0" w:color="000000"/>
+              <w:end w:val="single" w:sz="8" w:space="0" w:color="000000"/>
+            </w:tcBorders>
+          </w:tcPr>
+          <w:p>
+            <w:pPr>
+              <w:pStyle w:val="normal1"/>
+              <w:widowControl w:val="false"/>
+              <w:suppressAutoHyphens w:val="true"/>
+              <w:spacing w:lineRule="auto" w:line="240" w:before="0" w:after="0"/>
+              <w:jc w:val="start"/>
+              <w:rPr>
+                <w:sz w:val="20"/>
+                <w:szCs w:val="20"/>
+              </w:rPr>
+            </w:pPr>
+            <w:r>
+              <w:rPr>
+                <w:sz w:val="20"/>
+                <w:szCs w:val="20"/>
               </w:rPr>
             </w:r>
           </w:p>
@@ -8127,7 +7977,7 @@
         </w:tc>
         <w:tc>
           <w:tcPr>
-            <w:tcW w:w="4947" w:type="dxa"/>
+            <w:tcW w:w="4946" w:type="dxa"/>
             <w:tcBorders>
               <w:top w:val="single" w:sz="8" w:space="0" w:color="000000"/>
               <w:start w:val="single" w:sz="8" w:space="0" w:color="000000"/>
@@ -8218,44 +8068,38 @@
             </w:pPr>
             <w:r>
               <w:rPr>
-                <w:rFonts w:eastAsia="Arial" w:cs="Arial"/>
-                <w:kern w:val="0"/>
-                <w:sz w:val="20"/>
-                <w:szCs w:val="20"/>
-                <w:lang w:val="en-US" w:eastAsia="zh-CN" w:bidi="hi-IN"/>
-              </w:rPr>
-            </w:r>
-          </w:p>
-        </w:tc>
-        <w:tc>
-          <w:tcPr>
-            <w:tcW w:w="543" w:type="dxa"/>
-            <w:tcBorders>
-              <w:top w:val="single" w:sz="8" w:space="0" w:color="000000"/>
-              <w:start w:val="single" w:sz="8" w:space="0" w:color="000000"/>
-              <w:bottom w:val="single" w:sz="8" w:space="0" w:color="000000"/>
-              <w:end w:val="single" w:sz="8" w:space="0" w:color="000000"/>
-            </w:tcBorders>
-          </w:tcPr>
-          <w:p>
-            <w:pPr>
-              <w:pStyle w:val="normal1"/>
-              <w:widowControl w:val="false"/>
-              <w:suppressAutoHyphens w:val="true"/>
-              <w:spacing w:lineRule="auto" w:line="240" w:before="0" w:after="0"/>
-              <w:jc w:val="start"/>
-              <w:rPr>
-                <w:sz w:val="20"/>
-                <w:szCs w:val="20"/>
-              </w:rPr>
-            </w:pPr>
-            <w:r>
-              <w:rPr>
-                <w:rFonts w:eastAsia="Arial" w:cs="Arial"/>
-                <w:kern w:val="0"/>
-                <w:sz w:val="20"/>
-                <w:szCs w:val="20"/>
-                <w:lang w:val="en-US" w:eastAsia="zh-CN" w:bidi="hi-IN"/>
+                <w:sz w:val="20"/>
+                <w:szCs w:val="20"/>
+              </w:rPr>
+            </w:r>
+          </w:p>
+        </w:tc>
+        <w:tc>
+          <w:tcPr>
+            <w:tcW w:w="544" w:type="dxa"/>
+            <w:tcBorders>
+              <w:top w:val="single" w:sz="8" w:space="0" w:color="000000"/>
+              <w:start w:val="single" w:sz="8" w:space="0" w:color="000000"/>
+              <w:bottom w:val="single" w:sz="8" w:space="0" w:color="000000"/>
+              <w:end w:val="single" w:sz="8" w:space="0" w:color="000000"/>
+            </w:tcBorders>
+          </w:tcPr>
+          <w:p>
+            <w:pPr>
+              <w:pStyle w:val="normal1"/>
+              <w:widowControl w:val="false"/>
+              <w:suppressAutoHyphens w:val="true"/>
+              <w:spacing w:lineRule="auto" w:line="240" w:before="0" w:after="0"/>
+              <w:jc w:val="start"/>
+              <w:rPr>
+                <w:sz w:val="20"/>
+                <w:szCs w:val="20"/>
+              </w:rPr>
+            </w:pPr>
+            <w:r>
+              <w:rPr>
+                <w:sz w:val="20"/>
+                <w:szCs w:val="20"/>
               </w:rPr>
             </w:r>
           </w:p>
@@ -8299,7 +8143,7 @@
         </w:tc>
         <w:tc>
           <w:tcPr>
-            <w:tcW w:w="4947" w:type="dxa"/>
+            <w:tcW w:w="4946" w:type="dxa"/>
             <w:tcBorders>
               <w:top w:val="single" w:sz="8" w:space="0" w:color="000000"/>
               <w:start w:val="single" w:sz="8" w:space="0" w:color="000000"/>
@@ -8333,33 +8177,30 @@
         </w:tc>
         <w:tc>
           <w:tcPr>
-            <w:tcW w:w="543" w:type="dxa"/>
-            <w:tcBorders>
-              <w:top w:val="single" w:sz="8" w:space="0" w:color="000000"/>
-              <w:start w:val="single" w:sz="8" w:space="0" w:color="000000"/>
-              <w:bottom w:val="single" w:sz="8" w:space="0" w:color="000000"/>
-              <w:end w:val="single" w:sz="8" w:space="0" w:color="000000"/>
-            </w:tcBorders>
-          </w:tcPr>
-          <w:p>
-            <w:pPr>
-              <w:pStyle w:val="normal1"/>
-              <w:widowControl w:val="false"/>
-              <w:suppressAutoHyphens w:val="true"/>
-              <w:spacing w:lineRule="auto" w:line="240" w:before="0" w:after="0"/>
-              <w:jc w:val="start"/>
-              <w:rPr>
-                <w:sz w:val="20"/>
-                <w:szCs w:val="20"/>
-              </w:rPr>
-            </w:pPr>
-            <w:r>
-              <w:rPr>
-                <w:rFonts w:eastAsia="Arial" w:cs="Arial"/>
-                <w:kern w:val="0"/>
-                <w:sz w:val="20"/>
-                <w:szCs w:val="20"/>
-                <w:lang w:val="en-US" w:eastAsia="zh-CN" w:bidi="hi-IN"/>
+            <w:tcW w:w="544" w:type="dxa"/>
+            <w:tcBorders>
+              <w:top w:val="single" w:sz="8" w:space="0" w:color="000000"/>
+              <w:start w:val="single" w:sz="8" w:space="0" w:color="000000"/>
+              <w:bottom w:val="single" w:sz="8" w:space="0" w:color="000000"/>
+              <w:end w:val="single" w:sz="8" w:space="0" w:color="000000"/>
+            </w:tcBorders>
+          </w:tcPr>
+          <w:p>
+            <w:pPr>
+              <w:pStyle w:val="normal1"/>
+              <w:widowControl w:val="false"/>
+              <w:suppressAutoHyphens w:val="true"/>
+              <w:spacing w:lineRule="auto" w:line="240" w:before="0" w:after="0"/>
+              <w:jc w:val="start"/>
+              <w:rPr>
+                <w:sz w:val="20"/>
+                <w:szCs w:val="20"/>
+              </w:rPr>
+            </w:pPr>
+            <w:r>
+              <w:rPr>
+                <w:sz w:val="20"/>
+                <w:szCs w:val="20"/>
               </w:rPr>
             </w:r>
           </w:p>
@@ -8403,7 +8244,7 @@
         </w:tc>
         <w:tc>
           <w:tcPr>
-            <w:tcW w:w="4947" w:type="dxa"/>
+            <w:tcW w:w="4946" w:type="dxa"/>
             <w:tcBorders>
               <w:top w:val="single" w:sz="8" w:space="0" w:color="000000"/>
               <w:start w:val="single" w:sz="8" w:space="0" w:color="000000"/>
@@ -8437,33 +8278,30 @@
         </w:tc>
         <w:tc>
           <w:tcPr>
-            <w:tcW w:w="543" w:type="dxa"/>
-            <w:tcBorders>
-              <w:top w:val="single" w:sz="8" w:space="0" w:color="000000"/>
-              <w:start w:val="single" w:sz="8" w:space="0" w:color="000000"/>
-              <w:bottom w:val="single" w:sz="8" w:space="0" w:color="000000"/>
-              <w:end w:val="single" w:sz="8" w:space="0" w:color="000000"/>
-            </w:tcBorders>
-          </w:tcPr>
-          <w:p>
-            <w:pPr>
-              <w:pStyle w:val="normal1"/>
-              <w:widowControl w:val="false"/>
-              <w:suppressAutoHyphens w:val="true"/>
-              <w:spacing w:lineRule="auto" w:line="240" w:before="0" w:after="0"/>
-              <w:jc w:val="start"/>
-              <w:rPr>
-                <w:sz w:val="20"/>
-                <w:szCs w:val="20"/>
-              </w:rPr>
-            </w:pPr>
-            <w:r>
-              <w:rPr>
-                <w:rFonts w:eastAsia="Arial" w:cs="Arial"/>
-                <w:kern w:val="0"/>
-                <w:sz w:val="20"/>
-                <w:szCs w:val="20"/>
-                <w:lang w:val="en-US" w:eastAsia="zh-CN" w:bidi="hi-IN"/>
+            <w:tcW w:w="544" w:type="dxa"/>
+            <w:tcBorders>
+              <w:top w:val="single" w:sz="8" w:space="0" w:color="000000"/>
+              <w:start w:val="single" w:sz="8" w:space="0" w:color="000000"/>
+              <w:bottom w:val="single" w:sz="8" w:space="0" w:color="000000"/>
+              <w:end w:val="single" w:sz="8" w:space="0" w:color="000000"/>
+            </w:tcBorders>
+          </w:tcPr>
+          <w:p>
+            <w:pPr>
+              <w:pStyle w:val="normal1"/>
+              <w:widowControl w:val="false"/>
+              <w:suppressAutoHyphens w:val="true"/>
+              <w:spacing w:lineRule="auto" w:line="240" w:before="0" w:after="0"/>
+              <w:jc w:val="start"/>
+              <w:rPr>
+                <w:sz w:val="20"/>
+                <w:szCs w:val="20"/>
+              </w:rPr>
+            </w:pPr>
+            <w:r>
+              <w:rPr>
+                <w:sz w:val="20"/>
+                <w:szCs w:val="20"/>
               </w:rPr>
             </w:r>
           </w:p>
@@ -8510,7 +8348,7 @@
         </w:tc>
         <w:tc>
           <w:tcPr>
-            <w:tcW w:w="4947" w:type="dxa"/>
+            <w:tcW w:w="4946" w:type="dxa"/>
             <w:tcBorders>
               <w:top w:val="single" w:sz="8" w:space="0" w:color="000000"/>
               <w:start w:val="single" w:sz="8" w:space="0" w:color="000000"/>
@@ -8533,18 +8371,15 @@
             </w:pPr>
             <w:r>
               <w:rPr>
-                <w:rFonts w:eastAsia="Arial" w:cs="Arial"/>
-                <w:kern w:val="0"/>
-                <w:sz w:val="20"/>
-                <w:szCs w:val="20"/>
-                <w:lang w:val="en-US" w:eastAsia="zh-CN" w:bidi="hi-IN"/>
-              </w:rPr>
-            </w:r>
-          </w:p>
-        </w:tc>
-        <w:tc>
-          <w:tcPr>
-            <w:tcW w:w="543" w:type="dxa"/>
+                <w:sz w:val="20"/>
+                <w:szCs w:val="20"/>
+              </w:rPr>
+            </w:r>
+          </w:p>
+        </w:tc>
+        <w:tc>
+          <w:tcPr>
+            <w:tcW w:w="544" w:type="dxa"/>
             <w:tcBorders>
               <w:top w:val="single" w:sz="8" w:space="0" w:color="000000"/>
               <w:start w:val="single" w:sz="8" w:space="0" w:color="000000"/>
@@ -8567,11 +8402,8 @@
             </w:pPr>
             <w:r>
               <w:rPr>
-                <w:rFonts w:eastAsia="Arial" w:cs="Arial"/>
-                <w:kern w:val="0"/>
-                <w:sz w:val="20"/>
-                <w:szCs w:val="20"/>
-                <w:lang w:val="en-US" w:eastAsia="zh-CN" w:bidi="hi-IN"/>
+                <w:sz w:val="20"/>
+                <w:szCs w:val="20"/>
               </w:rPr>
             </w:r>
           </w:p>
@@ -8615,7 +8447,7 @@
         </w:tc>
         <w:tc>
           <w:tcPr>
-            <w:tcW w:w="4947" w:type="dxa"/>
+            <w:tcW w:w="4946" w:type="dxa"/>
             <w:tcBorders>
               <w:top w:val="single" w:sz="8" w:space="0" w:color="000000"/>
               <w:start w:val="single" w:sz="8" w:space="0" w:color="000000"/>
@@ -8672,33 +8504,30 @@
         </w:tc>
         <w:tc>
           <w:tcPr>
-            <w:tcW w:w="543" w:type="dxa"/>
-            <w:tcBorders>
-              <w:top w:val="single" w:sz="8" w:space="0" w:color="000000"/>
-              <w:start w:val="single" w:sz="8" w:space="0" w:color="000000"/>
-              <w:bottom w:val="single" w:sz="8" w:space="0" w:color="000000"/>
-              <w:end w:val="single" w:sz="8" w:space="0" w:color="000000"/>
-            </w:tcBorders>
-          </w:tcPr>
-          <w:p>
-            <w:pPr>
-              <w:pStyle w:val="normal1"/>
-              <w:widowControl w:val="false"/>
-              <w:suppressAutoHyphens w:val="true"/>
-              <w:spacing w:lineRule="auto" w:line="240" w:before="0" w:after="0"/>
-              <w:jc w:val="start"/>
-              <w:rPr>
-                <w:sz w:val="20"/>
-                <w:szCs w:val="20"/>
-              </w:rPr>
-            </w:pPr>
-            <w:r>
-              <w:rPr>
-                <w:rFonts w:eastAsia="Arial" w:cs="Arial"/>
-                <w:kern w:val="0"/>
-                <w:sz w:val="20"/>
-                <w:szCs w:val="20"/>
-                <w:lang w:val="en-US" w:eastAsia="zh-CN" w:bidi="hi-IN"/>
+            <w:tcW w:w="544" w:type="dxa"/>
+            <w:tcBorders>
+              <w:top w:val="single" w:sz="8" w:space="0" w:color="000000"/>
+              <w:start w:val="single" w:sz="8" w:space="0" w:color="000000"/>
+              <w:bottom w:val="single" w:sz="8" w:space="0" w:color="000000"/>
+              <w:end w:val="single" w:sz="8" w:space="0" w:color="000000"/>
+            </w:tcBorders>
+          </w:tcPr>
+          <w:p>
+            <w:pPr>
+              <w:pStyle w:val="normal1"/>
+              <w:widowControl w:val="false"/>
+              <w:suppressAutoHyphens w:val="true"/>
+              <w:spacing w:lineRule="auto" w:line="240" w:before="0" w:after="0"/>
+              <w:jc w:val="start"/>
+              <w:rPr>
+                <w:sz w:val="20"/>
+                <w:szCs w:val="20"/>
+              </w:rPr>
+            </w:pPr>
+            <w:r>
+              <w:rPr>
+                <w:sz w:val="20"/>
+                <w:szCs w:val="20"/>
               </w:rPr>
             </w:r>
           </w:p>
@@ -8742,7 +8571,7 @@
         </w:tc>
         <w:tc>
           <w:tcPr>
-            <w:tcW w:w="4947" w:type="dxa"/>
+            <w:tcW w:w="4946" w:type="dxa"/>
             <w:tcBorders>
               <w:top w:val="single" w:sz="8" w:space="0" w:color="000000"/>
               <w:start w:val="single" w:sz="8" w:space="0" w:color="000000"/>
@@ -8799,33 +8628,30 @@
         </w:tc>
         <w:tc>
           <w:tcPr>
-            <w:tcW w:w="543" w:type="dxa"/>
-            <w:tcBorders>
-              <w:top w:val="single" w:sz="8" w:space="0" w:color="000000"/>
-              <w:start w:val="single" w:sz="8" w:space="0" w:color="000000"/>
-              <w:bottom w:val="single" w:sz="8" w:space="0" w:color="000000"/>
-              <w:end w:val="single" w:sz="8" w:space="0" w:color="000000"/>
-            </w:tcBorders>
-          </w:tcPr>
-          <w:p>
-            <w:pPr>
-              <w:pStyle w:val="normal1"/>
-              <w:widowControl w:val="false"/>
-              <w:suppressAutoHyphens w:val="true"/>
-              <w:spacing w:lineRule="auto" w:line="240" w:before="0" w:after="0"/>
-              <w:jc w:val="start"/>
-              <w:rPr>
-                <w:sz w:val="20"/>
-                <w:szCs w:val="20"/>
-              </w:rPr>
-            </w:pPr>
-            <w:r>
-              <w:rPr>
-                <w:rFonts w:eastAsia="Arial" w:cs="Arial"/>
-                <w:kern w:val="0"/>
-                <w:sz w:val="20"/>
-                <w:szCs w:val="20"/>
-                <w:lang w:val="en-US" w:eastAsia="zh-CN" w:bidi="hi-IN"/>
+            <w:tcW w:w="544" w:type="dxa"/>
+            <w:tcBorders>
+              <w:top w:val="single" w:sz="8" w:space="0" w:color="000000"/>
+              <w:start w:val="single" w:sz="8" w:space="0" w:color="000000"/>
+              <w:bottom w:val="single" w:sz="8" w:space="0" w:color="000000"/>
+              <w:end w:val="single" w:sz="8" w:space="0" w:color="000000"/>
+            </w:tcBorders>
+          </w:tcPr>
+          <w:p>
+            <w:pPr>
+              <w:pStyle w:val="normal1"/>
+              <w:widowControl w:val="false"/>
+              <w:suppressAutoHyphens w:val="true"/>
+              <w:spacing w:lineRule="auto" w:line="240" w:before="0" w:after="0"/>
+              <w:jc w:val="start"/>
+              <w:rPr>
+                <w:sz w:val="20"/>
+                <w:szCs w:val="20"/>
+              </w:rPr>
+            </w:pPr>
+            <w:r>
+              <w:rPr>
+                <w:sz w:val="20"/>
+                <w:szCs w:val="20"/>
               </w:rPr>
             </w:r>
           </w:p>
@@ -8872,7 +8698,7 @@
         </w:tc>
         <w:tc>
           <w:tcPr>
-            <w:tcW w:w="4947" w:type="dxa"/>
+            <w:tcW w:w="4946" w:type="dxa"/>
             <w:tcBorders>
               <w:top w:val="single" w:sz="8" w:space="0" w:color="000000"/>
               <w:start w:val="single" w:sz="8" w:space="0" w:color="000000"/>
@@ -8895,18 +8721,15 @@
             </w:pPr>
             <w:r>
               <w:rPr>
-                <w:rFonts w:eastAsia="Arial" w:cs="Arial"/>
-                <w:kern w:val="0"/>
-                <w:sz w:val="20"/>
-                <w:szCs w:val="20"/>
-                <w:lang w:val="en-US" w:eastAsia="zh-CN" w:bidi="hi-IN"/>
-              </w:rPr>
-            </w:r>
-          </w:p>
-        </w:tc>
-        <w:tc>
-          <w:tcPr>
-            <w:tcW w:w="543" w:type="dxa"/>
+                <w:sz w:val="20"/>
+                <w:szCs w:val="20"/>
+              </w:rPr>
+            </w:r>
+          </w:p>
+        </w:tc>
+        <w:tc>
+          <w:tcPr>
+            <w:tcW w:w="544" w:type="dxa"/>
             <w:tcBorders>
               <w:top w:val="single" w:sz="8" w:space="0" w:color="000000"/>
               <w:start w:val="single" w:sz="8" w:space="0" w:color="000000"/>
@@ -8929,11 +8752,8 @@
             </w:pPr>
             <w:r>
               <w:rPr>
-                <w:rFonts w:eastAsia="Arial" w:cs="Arial"/>
-                <w:kern w:val="0"/>
-                <w:sz w:val="20"/>
-                <w:szCs w:val="20"/>
-                <w:lang w:val="en-US" w:eastAsia="zh-CN" w:bidi="hi-IN"/>
+                <w:sz w:val="20"/>
+                <w:szCs w:val="20"/>
               </w:rPr>
             </w:r>
           </w:p>
@@ -8977,7 +8797,7 @@
         </w:tc>
         <w:tc>
           <w:tcPr>
-            <w:tcW w:w="4947" w:type="dxa"/>
+            <w:tcW w:w="4946" w:type="dxa"/>
             <w:tcBorders>
               <w:top w:val="single" w:sz="8" w:space="0" w:color="000000"/>
               <w:start w:val="single" w:sz="8" w:space="0" w:color="000000"/>
@@ -9011,7 +8831,7 @@
         </w:tc>
         <w:tc>
           <w:tcPr>
-            <w:tcW w:w="543" w:type="dxa"/>
+            <w:tcW w:w="544" w:type="dxa"/>
             <w:tcBorders>
               <w:top w:val="single" w:sz="8" w:space="0" w:color="000000"/>
               <w:start w:val="single" w:sz="8" w:space="0" w:color="000000"/>
@@ -9034,11 +8854,8 @@
             </w:pPr>
             <w:r>
               <w:rPr>
-                <w:rFonts w:eastAsia="Arial" w:cs="Arial"/>
-                <w:kern w:val="0"/>
-                <w:sz w:val="20"/>
-                <w:szCs w:val="20"/>
-                <w:lang w:val="en-US" w:eastAsia="zh-CN" w:bidi="hi-IN"/>
+                <w:sz w:val="20"/>
+                <w:szCs w:val="20"/>
               </w:rPr>
             </w:r>
           </w:p>
@@ -9084,7 +8901,7 @@
         </w:tc>
         <w:tc>
           <w:tcPr>
-            <w:tcW w:w="4947" w:type="dxa"/>
+            <w:tcW w:w="4946" w:type="dxa"/>
             <w:tcBorders>
               <w:top w:val="single" w:sz="8" w:space="0" w:color="000000"/>
               <w:start w:val="single" w:sz="8" w:space="0" w:color="000000"/>
@@ -9118,7 +8935,7 @@
         </w:tc>
         <w:tc>
           <w:tcPr>
-            <w:tcW w:w="543" w:type="dxa"/>
+            <w:tcW w:w="544" w:type="dxa"/>
             <w:tcBorders>
               <w:top w:val="single" w:sz="8" w:space="0" w:color="000000"/>
               <w:start w:val="single" w:sz="8" w:space="0" w:color="000000"/>
@@ -9141,11 +8958,8 @@
             </w:pPr>
             <w:r>
               <w:rPr>
-                <w:rFonts w:eastAsia="Arial" w:cs="Arial"/>
-                <w:kern w:val="0"/>
-                <w:sz w:val="20"/>
-                <w:szCs w:val="20"/>
-                <w:lang w:val="en-US" w:eastAsia="zh-CN" w:bidi="hi-IN"/>
+                <w:sz w:val="20"/>
+                <w:szCs w:val="20"/>
               </w:rPr>
             </w:r>
           </w:p>
@@ -9189,7 +9003,7 @@
         </w:tc>
         <w:tc>
           <w:tcPr>
-            <w:tcW w:w="4947" w:type="dxa"/>
+            <w:tcW w:w="4946" w:type="dxa"/>
             <w:tcBorders>
               <w:top w:val="single" w:sz="8" w:space="0" w:color="000000"/>
               <w:start w:val="single" w:sz="8" w:space="0" w:color="000000"/>
@@ -9223,7 +9037,7 @@
         </w:tc>
         <w:tc>
           <w:tcPr>
-            <w:tcW w:w="543" w:type="dxa"/>
+            <w:tcW w:w="544" w:type="dxa"/>
             <w:tcBorders>
               <w:top w:val="single" w:sz="8" w:space="0" w:color="000000"/>
               <w:start w:val="single" w:sz="8" w:space="0" w:color="000000"/>
@@ -9246,11 +9060,8 @@
             </w:pPr>
             <w:r>
               <w:rPr>
-                <w:rFonts w:eastAsia="Arial" w:cs="Arial"/>
-                <w:kern w:val="0"/>
-                <w:sz w:val="20"/>
-                <w:szCs w:val="20"/>
-                <w:lang w:val="en-US" w:eastAsia="zh-CN" w:bidi="hi-IN"/>
+                <w:sz w:val="20"/>
+                <w:szCs w:val="20"/>
               </w:rPr>
             </w:r>
           </w:p>
@@ -9360,7 +9171,7 @@
         </w:rPr>
         <w:tab/>
       </w:r>
-      <w:hyperlink r:id="rId7">
+      <w:hyperlink r:id="rId13">
         <w:r>
           <w:rPr>
             <w:rStyle w:val="Style3"/>
@@ -9412,15 +9223,15 @@
         <w:tblLook w:val="0600" w:firstRow="0" w:noVBand="1" w:lastRow="0" w:firstColumn="0" w:lastColumn="0" w:noHBand="1"/>
       </w:tblPr>
       <w:tblGrid>
-        <w:gridCol w:w="4497"/>
+        <w:gridCol w:w="4496"/>
         <w:gridCol w:w="4965"/>
-        <w:gridCol w:w="558"/>
+        <w:gridCol w:w="559"/>
       </w:tblGrid>
       <w:tr>
         <w:trPr/>
         <w:tc>
           <w:tcPr>
-            <w:tcW w:w="4497" w:type="dxa"/>
+            <w:tcW w:w="4496" w:type="dxa"/>
             <w:tcBorders>
               <w:top w:val="single" w:sz="8" w:space="0" w:color="000000"/>
               <w:start w:val="single" w:sz="8" w:space="0" w:color="000000"/>
@@ -9494,7 +9305,7 @@
         </w:tc>
         <w:tc>
           <w:tcPr>
-            <w:tcW w:w="558" w:type="dxa"/>
+            <w:tcW w:w="559" w:type="dxa"/>
             <w:tcBorders>
               <w:top w:val="single" w:sz="8" w:space="0" w:color="000000"/>
               <w:start w:val="single" w:sz="8" w:space="0" w:color="000000"/>
@@ -9517,11 +9328,8 @@
             </w:pPr>
             <w:r>
               <w:rPr>
-                <w:rFonts w:eastAsia="Arial" w:cs="Arial"/>
-                <w:kern w:val="0"/>
-                <w:sz w:val="20"/>
-                <w:szCs w:val="20"/>
-                <w:lang w:val="en-US" w:eastAsia="zh-CN" w:bidi="hi-IN"/>
+                <w:sz w:val="20"/>
+                <w:szCs w:val="20"/>
               </w:rPr>
             </w:r>
           </w:p>
@@ -9531,7 +9339,7 @@
         <w:trPr/>
         <w:tc>
           <w:tcPr>
-            <w:tcW w:w="4497" w:type="dxa"/>
+            <w:tcW w:w="4496" w:type="dxa"/>
             <w:tcBorders>
               <w:top w:val="single" w:sz="8" w:space="0" w:color="000000"/>
               <w:start w:val="single" w:sz="8" w:space="0" w:color="000000"/>
@@ -9599,33 +9407,30 @@
         </w:tc>
         <w:tc>
           <w:tcPr>
-            <w:tcW w:w="558" w:type="dxa"/>
-            <w:tcBorders>
-              <w:top w:val="single" w:sz="8" w:space="0" w:color="000000"/>
-              <w:start w:val="single" w:sz="8" w:space="0" w:color="000000"/>
-              <w:bottom w:val="single" w:sz="8" w:space="0" w:color="000000"/>
-              <w:end w:val="single" w:sz="8" w:space="0" w:color="000000"/>
-            </w:tcBorders>
-          </w:tcPr>
-          <w:p>
-            <w:pPr>
-              <w:pStyle w:val="normal1"/>
-              <w:widowControl w:val="false"/>
-              <w:suppressAutoHyphens w:val="true"/>
-              <w:spacing w:lineRule="auto" w:line="240" w:before="0" w:after="0"/>
-              <w:jc w:val="start"/>
-              <w:rPr>
-                <w:sz w:val="20"/>
-                <w:szCs w:val="20"/>
-              </w:rPr>
-            </w:pPr>
-            <w:r>
-              <w:rPr>
-                <w:rFonts w:eastAsia="Arial" w:cs="Arial"/>
-                <w:kern w:val="0"/>
-                <w:sz w:val="20"/>
-                <w:szCs w:val="20"/>
-                <w:lang w:val="en-US" w:eastAsia="zh-CN" w:bidi="hi-IN"/>
+            <w:tcW w:w="559" w:type="dxa"/>
+            <w:tcBorders>
+              <w:top w:val="single" w:sz="8" w:space="0" w:color="000000"/>
+              <w:start w:val="single" w:sz="8" w:space="0" w:color="000000"/>
+              <w:bottom w:val="single" w:sz="8" w:space="0" w:color="000000"/>
+              <w:end w:val="single" w:sz="8" w:space="0" w:color="000000"/>
+            </w:tcBorders>
+          </w:tcPr>
+          <w:p>
+            <w:pPr>
+              <w:pStyle w:val="normal1"/>
+              <w:widowControl w:val="false"/>
+              <w:suppressAutoHyphens w:val="true"/>
+              <w:spacing w:lineRule="auto" w:line="240" w:before="0" w:after="0"/>
+              <w:jc w:val="start"/>
+              <w:rPr>
+                <w:sz w:val="20"/>
+                <w:szCs w:val="20"/>
+              </w:rPr>
+            </w:pPr>
+            <w:r>
+              <w:rPr>
+                <w:sz w:val="20"/>
+                <w:szCs w:val="20"/>
               </w:rPr>
             </w:r>
           </w:p>
@@ -9635,7 +9440,7 @@
         <w:trPr/>
         <w:tc>
           <w:tcPr>
-            <w:tcW w:w="4497" w:type="dxa"/>
+            <w:tcW w:w="4496" w:type="dxa"/>
             <w:tcBorders>
               <w:top w:val="single" w:sz="8" w:space="0" w:color="000000"/>
               <w:start w:val="single" w:sz="8" w:space="0" w:color="000000"/>
@@ -9703,33 +9508,30 @@
         </w:tc>
         <w:tc>
           <w:tcPr>
-            <w:tcW w:w="558" w:type="dxa"/>
-            <w:tcBorders>
-              <w:top w:val="single" w:sz="8" w:space="0" w:color="000000"/>
-              <w:start w:val="single" w:sz="8" w:space="0" w:color="000000"/>
-              <w:bottom w:val="single" w:sz="8" w:space="0" w:color="000000"/>
-              <w:end w:val="single" w:sz="8" w:space="0" w:color="000000"/>
-            </w:tcBorders>
-          </w:tcPr>
-          <w:p>
-            <w:pPr>
-              <w:pStyle w:val="normal1"/>
-              <w:widowControl w:val="false"/>
-              <w:suppressAutoHyphens w:val="true"/>
-              <w:spacing w:lineRule="auto" w:line="240" w:before="0" w:after="0"/>
-              <w:jc w:val="start"/>
-              <w:rPr>
-                <w:sz w:val="20"/>
-                <w:szCs w:val="20"/>
-              </w:rPr>
-            </w:pPr>
-            <w:r>
-              <w:rPr>
-                <w:rFonts w:eastAsia="Arial" w:cs="Arial"/>
-                <w:kern w:val="0"/>
-                <w:sz w:val="20"/>
-                <w:szCs w:val="20"/>
-                <w:lang w:val="en-US" w:eastAsia="zh-CN" w:bidi="hi-IN"/>
+            <w:tcW w:w="559" w:type="dxa"/>
+            <w:tcBorders>
+              <w:top w:val="single" w:sz="8" w:space="0" w:color="000000"/>
+              <w:start w:val="single" w:sz="8" w:space="0" w:color="000000"/>
+              <w:bottom w:val="single" w:sz="8" w:space="0" w:color="000000"/>
+              <w:end w:val="single" w:sz="8" w:space="0" w:color="000000"/>
+            </w:tcBorders>
+          </w:tcPr>
+          <w:p>
+            <w:pPr>
+              <w:pStyle w:val="normal1"/>
+              <w:widowControl w:val="false"/>
+              <w:suppressAutoHyphens w:val="true"/>
+              <w:spacing w:lineRule="auto" w:line="240" w:before="0" w:after="0"/>
+              <w:jc w:val="start"/>
+              <w:rPr>
+                <w:sz w:val="20"/>
+                <w:szCs w:val="20"/>
+              </w:rPr>
+            </w:pPr>
+            <w:r>
+              <w:rPr>
+                <w:sz w:val="20"/>
+                <w:szCs w:val="20"/>
               </w:rPr>
             </w:r>
           </w:p>
@@ -9739,7 +9541,7 @@
         <w:trPr/>
         <w:tc>
           <w:tcPr>
-            <w:tcW w:w="4497" w:type="dxa"/>
+            <w:tcW w:w="4496" w:type="dxa"/>
             <w:tcBorders>
               <w:top w:val="single" w:sz="8" w:space="0" w:color="000000"/>
               <w:start w:val="single" w:sz="8" w:space="0" w:color="000000"/>
@@ -9807,33 +9609,30 @@
         </w:tc>
         <w:tc>
           <w:tcPr>
-            <w:tcW w:w="558" w:type="dxa"/>
-            <w:tcBorders>
-              <w:top w:val="single" w:sz="8" w:space="0" w:color="000000"/>
-              <w:start w:val="single" w:sz="8" w:space="0" w:color="000000"/>
-              <w:bottom w:val="single" w:sz="8" w:space="0" w:color="000000"/>
-              <w:end w:val="single" w:sz="8" w:space="0" w:color="000000"/>
-            </w:tcBorders>
-          </w:tcPr>
-          <w:p>
-            <w:pPr>
-              <w:pStyle w:val="normal1"/>
-              <w:widowControl w:val="false"/>
-              <w:suppressAutoHyphens w:val="true"/>
-              <w:spacing w:lineRule="auto" w:line="240" w:before="0" w:after="0"/>
-              <w:jc w:val="start"/>
-              <w:rPr>
-                <w:sz w:val="20"/>
-                <w:szCs w:val="20"/>
-              </w:rPr>
-            </w:pPr>
-            <w:r>
-              <w:rPr>
-                <w:rFonts w:eastAsia="Arial" w:cs="Arial"/>
-                <w:kern w:val="0"/>
-                <w:sz w:val="20"/>
-                <w:szCs w:val="20"/>
-                <w:lang w:val="en-US" w:eastAsia="zh-CN" w:bidi="hi-IN"/>
+            <w:tcW w:w="559" w:type="dxa"/>
+            <w:tcBorders>
+              <w:top w:val="single" w:sz="8" w:space="0" w:color="000000"/>
+              <w:start w:val="single" w:sz="8" w:space="0" w:color="000000"/>
+              <w:bottom w:val="single" w:sz="8" w:space="0" w:color="000000"/>
+              <w:end w:val="single" w:sz="8" w:space="0" w:color="000000"/>
+            </w:tcBorders>
+          </w:tcPr>
+          <w:p>
+            <w:pPr>
+              <w:pStyle w:val="normal1"/>
+              <w:widowControl w:val="false"/>
+              <w:suppressAutoHyphens w:val="true"/>
+              <w:spacing w:lineRule="auto" w:line="240" w:before="0" w:after="0"/>
+              <w:jc w:val="start"/>
+              <w:rPr>
+                <w:sz w:val="20"/>
+                <w:szCs w:val="20"/>
+              </w:rPr>
+            </w:pPr>
+            <w:r>
+              <w:rPr>
+                <w:sz w:val="20"/>
+                <w:szCs w:val="20"/>
               </w:rPr>
             </w:r>
           </w:p>
@@ -9843,7 +9642,7 @@
         <w:trPr/>
         <w:tc>
           <w:tcPr>
-            <w:tcW w:w="4497" w:type="dxa"/>
+            <w:tcW w:w="4496" w:type="dxa"/>
             <w:tcBorders>
               <w:top w:val="single" w:sz="8" w:space="0" w:color="000000"/>
               <w:start w:val="single" w:sz="8" w:space="0" w:color="000000"/>
@@ -9911,33 +9710,30 @@
         </w:tc>
         <w:tc>
           <w:tcPr>
-            <w:tcW w:w="558" w:type="dxa"/>
-            <w:tcBorders>
-              <w:top w:val="single" w:sz="8" w:space="0" w:color="000000"/>
-              <w:start w:val="single" w:sz="8" w:space="0" w:color="000000"/>
-              <w:bottom w:val="single" w:sz="8" w:space="0" w:color="000000"/>
-              <w:end w:val="single" w:sz="8" w:space="0" w:color="000000"/>
-            </w:tcBorders>
-          </w:tcPr>
-          <w:p>
-            <w:pPr>
-              <w:pStyle w:val="normal1"/>
-              <w:widowControl w:val="false"/>
-              <w:suppressAutoHyphens w:val="true"/>
-              <w:spacing w:lineRule="auto" w:line="240" w:before="0" w:after="0"/>
-              <w:jc w:val="start"/>
-              <w:rPr>
-                <w:sz w:val="20"/>
-                <w:szCs w:val="20"/>
-              </w:rPr>
-            </w:pPr>
-            <w:r>
-              <w:rPr>
-                <w:rFonts w:eastAsia="Arial" w:cs="Arial"/>
-                <w:kern w:val="0"/>
-                <w:sz w:val="20"/>
-                <w:szCs w:val="20"/>
-                <w:lang w:val="en-US" w:eastAsia="zh-CN" w:bidi="hi-IN"/>
+            <w:tcW w:w="559" w:type="dxa"/>
+            <w:tcBorders>
+              <w:top w:val="single" w:sz="8" w:space="0" w:color="000000"/>
+              <w:start w:val="single" w:sz="8" w:space="0" w:color="000000"/>
+              <w:bottom w:val="single" w:sz="8" w:space="0" w:color="000000"/>
+              <w:end w:val="single" w:sz="8" w:space="0" w:color="000000"/>
+            </w:tcBorders>
+          </w:tcPr>
+          <w:p>
+            <w:pPr>
+              <w:pStyle w:val="normal1"/>
+              <w:widowControl w:val="false"/>
+              <w:suppressAutoHyphens w:val="true"/>
+              <w:spacing w:lineRule="auto" w:line="240" w:before="0" w:after="0"/>
+              <w:jc w:val="start"/>
+              <w:rPr>
+                <w:sz w:val="20"/>
+                <w:szCs w:val="20"/>
+              </w:rPr>
+            </w:pPr>
+            <w:r>
+              <w:rPr>
+                <w:sz w:val="20"/>
+                <w:szCs w:val="20"/>
               </w:rPr>
             </w:r>
           </w:p>
@@ -9947,7 +9743,7 @@
         <w:trPr/>
         <w:tc>
           <w:tcPr>
-            <w:tcW w:w="4497" w:type="dxa"/>
+            <w:tcW w:w="4496" w:type="dxa"/>
             <w:tcBorders>
               <w:top w:val="single" w:sz="8" w:space="0" w:color="000000"/>
               <w:start w:val="single" w:sz="8" w:space="0" w:color="000000"/>
@@ -10007,18 +9803,15 @@
             </w:pPr>
             <w:r>
               <w:rPr>
-                <w:rFonts w:eastAsia="Arial" w:cs="Arial"/>
-                <w:kern w:val="0"/>
-                <w:sz w:val="20"/>
-                <w:szCs w:val="20"/>
-                <w:lang w:val="en-US" w:eastAsia="zh-CN" w:bidi="hi-IN"/>
-              </w:rPr>
-            </w:r>
-          </w:p>
-        </w:tc>
-        <w:tc>
-          <w:tcPr>
-            <w:tcW w:w="558" w:type="dxa"/>
+                <w:sz w:val="20"/>
+                <w:szCs w:val="20"/>
+              </w:rPr>
+            </w:r>
+          </w:p>
+        </w:tc>
+        <w:tc>
+          <w:tcPr>
+            <w:tcW w:w="559" w:type="dxa"/>
             <w:tcBorders>
               <w:top w:val="single" w:sz="8" w:space="0" w:color="000000"/>
               <w:start w:val="single" w:sz="8" w:space="0" w:color="000000"/>
@@ -10041,11 +9834,8 @@
             </w:pPr>
             <w:r>
               <w:rPr>
-                <w:rFonts w:eastAsia="Arial" w:cs="Arial"/>
-                <w:kern w:val="0"/>
-                <w:sz w:val="20"/>
-                <w:szCs w:val="20"/>
-                <w:lang w:val="en-US" w:eastAsia="zh-CN" w:bidi="hi-IN"/>
+                <w:sz w:val="20"/>
+                <w:szCs w:val="20"/>
               </w:rPr>
             </w:r>
           </w:p>
@@ -10055,7 +9845,7 @@
         <w:trPr/>
         <w:tc>
           <w:tcPr>
-            <w:tcW w:w="4497" w:type="dxa"/>
+            <w:tcW w:w="4496" w:type="dxa"/>
             <w:tcBorders>
               <w:top w:val="single" w:sz="8" w:space="0" w:color="000000"/>
               <w:start w:val="single" w:sz="8" w:space="0" w:color="000000"/>
@@ -10123,33 +9913,30 @@
         </w:tc>
         <w:tc>
           <w:tcPr>
-            <w:tcW w:w="558" w:type="dxa"/>
-            <w:tcBorders>
-              <w:top w:val="single" w:sz="8" w:space="0" w:color="000000"/>
-              <w:start w:val="single" w:sz="8" w:space="0" w:color="000000"/>
-              <w:bottom w:val="single" w:sz="8" w:space="0" w:color="000000"/>
-              <w:end w:val="single" w:sz="8" w:space="0" w:color="000000"/>
-            </w:tcBorders>
-          </w:tcPr>
-          <w:p>
-            <w:pPr>
-              <w:pStyle w:val="normal1"/>
-              <w:widowControl w:val="false"/>
-              <w:suppressAutoHyphens w:val="true"/>
-              <w:spacing w:lineRule="auto" w:line="240" w:before="0" w:after="0"/>
-              <w:jc w:val="start"/>
-              <w:rPr>
-                <w:sz w:val="20"/>
-                <w:szCs w:val="20"/>
-              </w:rPr>
-            </w:pPr>
-            <w:r>
-              <w:rPr>
-                <w:rFonts w:eastAsia="Arial" w:cs="Arial"/>
-                <w:kern w:val="0"/>
-                <w:sz w:val="20"/>
-                <w:szCs w:val="20"/>
-                <w:lang w:val="en-US" w:eastAsia="zh-CN" w:bidi="hi-IN"/>
+            <w:tcW w:w="559" w:type="dxa"/>
+            <w:tcBorders>
+              <w:top w:val="single" w:sz="8" w:space="0" w:color="000000"/>
+              <w:start w:val="single" w:sz="8" w:space="0" w:color="000000"/>
+              <w:bottom w:val="single" w:sz="8" w:space="0" w:color="000000"/>
+              <w:end w:val="single" w:sz="8" w:space="0" w:color="000000"/>
+            </w:tcBorders>
+          </w:tcPr>
+          <w:p>
+            <w:pPr>
+              <w:pStyle w:val="normal1"/>
+              <w:widowControl w:val="false"/>
+              <w:suppressAutoHyphens w:val="true"/>
+              <w:spacing w:lineRule="auto" w:line="240" w:before="0" w:after="0"/>
+              <w:jc w:val="start"/>
+              <w:rPr>
+                <w:sz w:val="20"/>
+                <w:szCs w:val="20"/>
+              </w:rPr>
+            </w:pPr>
+            <w:r>
+              <w:rPr>
+                <w:sz w:val="20"/>
+                <w:szCs w:val="20"/>
               </w:rPr>
             </w:r>
           </w:p>
@@ -10159,7 +9946,7 @@
         <w:trPr/>
         <w:tc>
           <w:tcPr>
-            <w:tcW w:w="4497" w:type="dxa"/>
+            <w:tcW w:w="4496" w:type="dxa"/>
             <w:tcBorders>
               <w:top w:val="single" w:sz="8" w:space="0" w:color="000000"/>
               <w:start w:val="single" w:sz="8" w:space="0" w:color="000000"/>
@@ -10227,33 +10014,30 @@
         </w:tc>
         <w:tc>
           <w:tcPr>
-            <w:tcW w:w="558" w:type="dxa"/>
-            <w:tcBorders>
-              <w:top w:val="single" w:sz="8" w:space="0" w:color="000000"/>
-              <w:start w:val="single" w:sz="8" w:space="0" w:color="000000"/>
-              <w:bottom w:val="single" w:sz="8" w:space="0" w:color="000000"/>
-              <w:end w:val="single" w:sz="8" w:space="0" w:color="000000"/>
-            </w:tcBorders>
-          </w:tcPr>
-          <w:p>
-            <w:pPr>
-              <w:pStyle w:val="normal1"/>
-              <w:widowControl w:val="false"/>
-              <w:suppressAutoHyphens w:val="true"/>
-              <w:spacing w:lineRule="auto" w:line="240" w:before="0" w:after="0"/>
-              <w:jc w:val="start"/>
-              <w:rPr>
-                <w:sz w:val="20"/>
-                <w:szCs w:val="20"/>
-              </w:rPr>
-            </w:pPr>
-            <w:r>
-              <w:rPr>
-                <w:rFonts w:eastAsia="Arial" w:cs="Arial"/>
-                <w:kern w:val="0"/>
-                <w:sz w:val="20"/>
-                <w:szCs w:val="20"/>
-                <w:lang w:val="en-US" w:eastAsia="zh-CN" w:bidi="hi-IN"/>
+            <w:tcW w:w="559" w:type="dxa"/>
+            <w:tcBorders>
+              <w:top w:val="single" w:sz="8" w:space="0" w:color="000000"/>
+              <w:start w:val="single" w:sz="8" w:space="0" w:color="000000"/>
+              <w:bottom w:val="single" w:sz="8" w:space="0" w:color="000000"/>
+              <w:end w:val="single" w:sz="8" w:space="0" w:color="000000"/>
+            </w:tcBorders>
+          </w:tcPr>
+          <w:p>
+            <w:pPr>
+              <w:pStyle w:val="normal1"/>
+              <w:widowControl w:val="false"/>
+              <w:suppressAutoHyphens w:val="true"/>
+              <w:spacing w:lineRule="auto" w:line="240" w:before="0" w:after="0"/>
+              <w:jc w:val="start"/>
+              <w:rPr>
+                <w:sz w:val="20"/>
+                <w:szCs w:val="20"/>
+              </w:rPr>
+            </w:pPr>
+            <w:r>
+              <w:rPr>
+                <w:sz w:val="20"/>
+                <w:szCs w:val="20"/>
               </w:rPr>
             </w:r>
           </w:p>
@@ -10263,7 +10047,7 @@
         <w:trPr/>
         <w:tc>
           <w:tcPr>
-            <w:tcW w:w="4497" w:type="dxa"/>
+            <w:tcW w:w="4496" w:type="dxa"/>
             <w:tcBorders>
               <w:top w:val="single" w:sz="8" w:space="0" w:color="000000"/>
               <w:start w:val="single" w:sz="8" w:space="0" w:color="000000"/>
@@ -10325,18 +10109,15 @@
             </w:pPr>
             <w:r>
               <w:rPr>
-                <w:rFonts w:eastAsia="Arial" w:cs="Arial"/>
-                <w:kern w:val="0"/>
-                <w:sz w:val="20"/>
-                <w:szCs w:val="20"/>
-                <w:lang w:val="en-US" w:eastAsia="zh-CN" w:bidi="hi-IN"/>
-              </w:rPr>
-            </w:r>
-          </w:p>
-        </w:tc>
-        <w:tc>
-          <w:tcPr>
-            <w:tcW w:w="558" w:type="dxa"/>
+                <w:sz w:val="20"/>
+                <w:szCs w:val="20"/>
+              </w:rPr>
+            </w:r>
+          </w:p>
+        </w:tc>
+        <w:tc>
+          <w:tcPr>
+            <w:tcW w:w="559" w:type="dxa"/>
             <w:tcBorders>
               <w:top w:val="single" w:sz="8" w:space="0" w:color="000000"/>
               <w:start w:val="single" w:sz="8" w:space="0" w:color="000000"/>
@@ -10359,11 +10140,8 @@
             </w:pPr>
             <w:r>
               <w:rPr>
-                <w:rFonts w:eastAsia="Arial" w:cs="Arial"/>
-                <w:kern w:val="0"/>
-                <w:sz w:val="20"/>
-                <w:szCs w:val="20"/>
-                <w:lang w:val="en-US" w:eastAsia="zh-CN" w:bidi="hi-IN"/>
+                <w:sz w:val="20"/>
+                <w:szCs w:val="20"/>
               </w:rPr>
             </w:r>
           </w:p>
@@ -10373,7 +10151,7 @@
         <w:trPr/>
         <w:tc>
           <w:tcPr>
-            <w:tcW w:w="4497" w:type="dxa"/>
+            <w:tcW w:w="4496" w:type="dxa"/>
             <w:tcBorders>
               <w:top w:val="single" w:sz="8" w:space="0" w:color="000000"/>
               <w:start w:val="single" w:sz="8" w:space="0" w:color="000000"/>
@@ -10441,7 +10219,7 @@
         </w:tc>
         <w:tc>
           <w:tcPr>
-            <w:tcW w:w="558" w:type="dxa"/>
+            <w:tcW w:w="559" w:type="dxa"/>
             <w:tcBorders>
               <w:top w:val="single" w:sz="8" w:space="0" w:color="000000"/>
               <w:start w:val="single" w:sz="8" w:space="0" w:color="000000"/>
@@ -10468,11 +10246,8 @@
             </w:pPr>
             <w:r>
               <w:rPr>
-                <w:rFonts w:eastAsia="Arial" w:cs="Arial"/>
-                <w:kern w:val="0"/>
-                <w:sz w:val="20"/>
-                <w:szCs w:val="20"/>
-                <w:lang w:val="en-US" w:eastAsia="zh-CN" w:bidi="hi-IN"/>
+                <w:sz w:val="20"/>
+                <w:szCs w:val="20"/>
               </w:rPr>
             </w:r>
           </w:p>
@@ -10482,7 +10257,7 @@
         <w:trPr/>
         <w:tc>
           <w:tcPr>
-            <w:tcW w:w="4497" w:type="dxa"/>
+            <w:tcW w:w="4496" w:type="dxa"/>
             <w:tcBorders>
               <w:top w:val="single" w:sz="8" w:space="0" w:color="000000"/>
               <w:start w:val="single" w:sz="8" w:space="0" w:color="000000"/>
@@ -10550,7 +10325,7 @@
         </w:tc>
         <w:tc>
           <w:tcPr>
-            <w:tcW w:w="558" w:type="dxa"/>
+            <w:tcW w:w="559" w:type="dxa"/>
             <w:tcBorders>
               <w:top w:val="single" w:sz="8" w:space="0" w:color="000000"/>
               <w:start w:val="single" w:sz="8" w:space="0" w:color="000000"/>
@@ -10573,11 +10348,8 @@
             </w:pPr>
             <w:r>
               <w:rPr>
-                <w:rFonts w:eastAsia="Arial" w:cs="Arial"/>
-                <w:kern w:val="0"/>
-                <w:sz w:val="20"/>
-                <w:szCs w:val="20"/>
-                <w:lang w:val="en-US" w:eastAsia="zh-CN" w:bidi="hi-IN"/>
+                <w:sz w:val="20"/>
+                <w:szCs w:val="20"/>
               </w:rPr>
             </w:r>
           </w:p>
@@ -10702,7 +10474,7 @@
         </w:rPr>
         <w:tab/>
       </w:r>
-      <w:hyperlink r:id="rId8">
+      <w:hyperlink r:id="rId14">
         <w:r>
           <w:rPr>
             <w:rStyle w:val="Style3"/>
@@ -10754,15 +10526,15 @@
         <w:tblLook w:val="0600" w:firstRow="0" w:noVBand="1" w:lastRow="0" w:firstColumn="0" w:lastColumn="0" w:noHBand="1"/>
       </w:tblPr>
       <w:tblGrid>
-        <w:gridCol w:w="4497"/>
-        <w:gridCol w:w="5043"/>
+        <w:gridCol w:w="4496"/>
+        <w:gridCol w:w="5044"/>
         <w:gridCol w:w="480"/>
       </w:tblGrid>
       <w:tr>
         <w:trPr/>
         <w:tc>
           <w:tcPr>
-            <w:tcW w:w="4497" w:type="dxa"/>
+            <w:tcW w:w="4496" w:type="dxa"/>
             <w:tcBorders>
               <w:top w:val="single" w:sz="8" w:space="0" w:color="000000"/>
               <w:start w:val="single" w:sz="8" w:space="0" w:color="000000"/>
@@ -10799,7 +10571,7 @@
         </w:tc>
         <w:tc>
           <w:tcPr>
-            <w:tcW w:w="5043" w:type="dxa"/>
+            <w:tcW w:w="5044" w:type="dxa"/>
             <w:tcBorders>
               <w:top w:val="single" w:sz="8" w:space="0" w:color="000000"/>
               <w:start w:val="single" w:sz="8" w:space="0" w:color="000000"/>
@@ -10859,11 +10631,8 @@
             </w:pPr>
             <w:r>
               <w:rPr>
-                <w:rFonts w:eastAsia="Arial" w:cs="Arial"/>
-                <w:kern w:val="0"/>
-                <w:sz w:val="20"/>
-                <w:szCs w:val="20"/>
-                <w:lang w:val="en-US" w:eastAsia="zh-CN" w:bidi="hi-IN"/>
+                <w:sz w:val="20"/>
+                <w:szCs w:val="20"/>
               </w:rPr>
             </w:r>
           </w:p>
@@ -10873,7 +10642,7 @@
         <w:trPr/>
         <w:tc>
           <w:tcPr>
-            <w:tcW w:w="4497" w:type="dxa"/>
+            <w:tcW w:w="4496" w:type="dxa"/>
             <w:tcBorders>
               <w:top w:val="single" w:sz="8" w:space="0" w:color="000000"/>
               <w:start w:val="single" w:sz="8" w:space="0" w:color="000000"/>
@@ -10907,7 +10676,7 @@
         </w:tc>
         <w:tc>
           <w:tcPr>
-            <w:tcW w:w="5043" w:type="dxa"/>
+            <w:tcW w:w="5044" w:type="dxa"/>
             <w:tcBorders>
               <w:top w:val="single" w:sz="8" w:space="0" w:color="000000"/>
               <w:start w:val="single" w:sz="8" w:space="0" w:color="000000"/>
@@ -10963,11 +10732,8 @@
             </w:pPr>
             <w:r>
               <w:rPr>
-                <w:rFonts w:eastAsia="Arial" w:cs="Arial"/>
-                <w:kern w:val="0"/>
-                <w:sz w:val="20"/>
-                <w:szCs w:val="20"/>
-                <w:lang w:val="en-US" w:eastAsia="zh-CN" w:bidi="hi-IN"/>
+                <w:sz w:val="20"/>
+                <w:szCs w:val="20"/>
               </w:rPr>
             </w:r>
           </w:p>
@@ -10977,7 +10743,7 @@
         <w:trPr/>
         <w:tc>
           <w:tcPr>
-            <w:tcW w:w="4497" w:type="dxa"/>
+            <w:tcW w:w="4496" w:type="dxa"/>
             <w:tcBorders>
               <w:top w:val="single" w:sz="8" w:space="0" w:color="000000"/>
               <w:start w:val="single" w:sz="8" w:space="0" w:color="000000"/>
@@ -11011,7 +10777,7 @@
         </w:tc>
         <w:tc>
           <w:tcPr>
-            <w:tcW w:w="5043" w:type="dxa"/>
+            <w:tcW w:w="5044" w:type="dxa"/>
             <w:tcBorders>
               <w:top w:val="single" w:sz="8" w:space="0" w:color="000000"/>
               <w:start w:val="single" w:sz="8" w:space="0" w:color="000000"/>
@@ -11143,11 +10909,8 @@
             </w:pPr>
             <w:r>
               <w:rPr>
-                <w:rFonts w:eastAsia="Arial" w:cs="Arial"/>
-                <w:kern w:val="0"/>
-                <w:sz w:val="20"/>
-                <w:szCs w:val="20"/>
-                <w:lang w:val="en-US" w:eastAsia="zh-CN" w:bidi="hi-IN"/>
+                <w:sz w:val="20"/>
+                <w:szCs w:val="20"/>
               </w:rPr>
             </w:r>
           </w:p>
@@ -11157,7 +10920,7 @@
         <w:trPr/>
         <w:tc>
           <w:tcPr>
-            <w:tcW w:w="4497" w:type="dxa"/>
+            <w:tcW w:w="4496" w:type="dxa"/>
             <w:tcBorders>
               <w:top w:val="single" w:sz="8" w:space="0" w:color="000000"/>
               <w:start w:val="single" w:sz="8" w:space="0" w:color="000000"/>
@@ -11191,7 +10954,7 @@
         </w:tc>
         <w:tc>
           <w:tcPr>
-            <w:tcW w:w="5043" w:type="dxa"/>
+            <w:tcW w:w="5044" w:type="dxa"/>
             <w:tcBorders>
               <w:top w:val="single" w:sz="8" w:space="0" w:color="000000"/>
               <w:start w:val="single" w:sz="8" w:space="0" w:color="000000"/>
@@ -11247,11 +11010,8 @@
             </w:pPr>
             <w:r>
               <w:rPr>
-                <w:rFonts w:eastAsia="Arial" w:cs="Arial"/>
-                <w:kern w:val="0"/>
-                <w:sz w:val="20"/>
-                <w:szCs w:val="20"/>
-                <w:lang w:val="en-US" w:eastAsia="zh-CN" w:bidi="hi-IN"/>
+                <w:sz w:val="20"/>
+                <w:szCs w:val="20"/>
               </w:rPr>
             </w:r>
           </w:p>
@@ -11261,7 +11021,7 @@
         <w:trPr/>
         <w:tc>
           <w:tcPr>
-            <w:tcW w:w="4497" w:type="dxa"/>
+            <w:tcW w:w="4496" w:type="dxa"/>
             <w:tcBorders>
               <w:top w:val="single" w:sz="8" w:space="0" w:color="000000"/>
               <w:start w:val="single" w:sz="8" w:space="0" w:color="000000"/>
@@ -11295,7 +11055,7 @@
         </w:tc>
         <w:tc>
           <w:tcPr>
-            <w:tcW w:w="5043" w:type="dxa"/>
+            <w:tcW w:w="5044" w:type="dxa"/>
             <w:tcBorders>
               <w:top w:val="single" w:sz="8" w:space="0" w:color="000000"/>
               <w:start w:val="single" w:sz="8" w:space="0" w:color="000000"/>
@@ -11351,11 +11111,8 @@
             </w:pPr>
             <w:r>
               <w:rPr>
-                <w:rFonts w:eastAsia="Arial" w:cs="Arial"/>
-                <w:kern w:val="0"/>
-                <w:sz w:val="20"/>
-                <w:szCs w:val="20"/>
-                <w:lang w:val="en-US" w:eastAsia="zh-CN" w:bidi="hi-IN"/>
+                <w:sz w:val="20"/>
+                <w:szCs w:val="20"/>
               </w:rPr>
             </w:r>
           </w:p>
@@ -11365,7 +11122,7 @@
         <w:trPr/>
         <w:tc>
           <w:tcPr>
-            <w:tcW w:w="4497" w:type="dxa"/>
+            <w:tcW w:w="4496" w:type="dxa"/>
             <w:tcBorders>
               <w:top w:val="single" w:sz="8" w:space="0" w:color="000000"/>
               <w:start w:val="single" w:sz="8" w:space="0" w:color="000000"/>
@@ -11402,7 +11159,7 @@
         </w:tc>
         <w:tc>
           <w:tcPr>
-            <w:tcW w:w="5043" w:type="dxa"/>
+            <w:tcW w:w="5044" w:type="dxa"/>
             <w:tcBorders>
               <w:top w:val="single" w:sz="8" w:space="0" w:color="000000"/>
               <w:start w:val="single" w:sz="8" w:space="0" w:color="000000"/>
@@ -11425,11 +11182,8 @@
             </w:pPr>
             <w:r>
               <w:rPr>
-                <w:rFonts w:eastAsia="Arial" w:cs="Arial"/>
-                <w:kern w:val="0"/>
-                <w:sz w:val="20"/>
-                <w:szCs w:val="20"/>
-                <w:lang w:val="en-US" w:eastAsia="zh-CN" w:bidi="hi-IN"/>
+                <w:sz w:val="20"/>
+                <w:szCs w:val="20"/>
               </w:rPr>
             </w:r>
           </w:p>
@@ -11459,11 +11213,8 @@
             </w:pPr>
             <w:r>
               <w:rPr>
-                <w:rFonts w:eastAsia="Arial" w:cs="Arial"/>
-                <w:kern w:val="0"/>
-                <w:sz w:val="20"/>
-                <w:szCs w:val="20"/>
-                <w:lang w:val="en-US" w:eastAsia="zh-CN" w:bidi="hi-IN"/>
+                <w:sz w:val="20"/>
+                <w:szCs w:val="20"/>
               </w:rPr>
             </w:r>
           </w:p>
@@ -11473,7 +11224,7 @@
         <w:trPr/>
         <w:tc>
           <w:tcPr>
-            <w:tcW w:w="4497" w:type="dxa"/>
+            <w:tcW w:w="4496" w:type="dxa"/>
             <w:tcBorders>
               <w:top w:val="single" w:sz="8" w:space="0" w:color="000000"/>
               <w:start w:val="single" w:sz="8" w:space="0" w:color="000000"/>
@@ -11507,7 +11258,7 @@
         </w:tc>
         <w:tc>
           <w:tcPr>
-            <w:tcW w:w="5043" w:type="dxa"/>
+            <w:tcW w:w="5044" w:type="dxa"/>
             <w:tcBorders>
               <w:top w:val="single" w:sz="8" w:space="0" w:color="000000"/>
               <w:start w:val="single" w:sz="8" w:space="0" w:color="000000"/>
@@ -11563,11 +11314,8 @@
             </w:pPr>
             <w:r>
               <w:rPr>
-                <w:rFonts w:eastAsia="Arial" w:cs="Arial"/>
-                <w:kern w:val="0"/>
-                <w:sz w:val="20"/>
-                <w:szCs w:val="20"/>
-                <w:lang w:val="en-US" w:eastAsia="zh-CN" w:bidi="hi-IN"/>
+                <w:sz w:val="20"/>
+                <w:szCs w:val="20"/>
               </w:rPr>
             </w:r>
           </w:p>
@@ -11577,7 +11325,7 @@
         <w:trPr/>
         <w:tc>
           <w:tcPr>
-            <w:tcW w:w="4497" w:type="dxa"/>
+            <w:tcW w:w="4496" w:type="dxa"/>
             <w:tcBorders>
               <w:top w:val="single" w:sz="8" w:space="0" w:color="000000"/>
               <w:start w:val="single" w:sz="8" w:space="0" w:color="000000"/>
@@ -11613,7 +11361,7 @@
         </w:tc>
         <w:tc>
           <w:tcPr>
-            <w:tcW w:w="5043" w:type="dxa"/>
+            <w:tcW w:w="5044" w:type="dxa"/>
             <w:tcBorders>
               <w:top w:val="single" w:sz="8" w:space="0" w:color="000000"/>
               <w:start w:val="single" w:sz="8" w:space="0" w:color="000000"/>
@@ -11669,11 +11417,8 @@
             </w:pPr>
             <w:r>
               <w:rPr>
-                <w:rFonts w:eastAsia="Arial" w:cs="Arial"/>
-                <w:kern w:val="0"/>
-                <w:sz w:val="20"/>
-                <w:szCs w:val="20"/>
-                <w:lang w:val="en-US" w:eastAsia="zh-CN" w:bidi="hi-IN"/>
+                <w:sz w:val="20"/>
+                <w:szCs w:val="20"/>
               </w:rPr>
             </w:r>
           </w:p>
@@ -11683,7 +11428,7 @@
         <w:trPr/>
         <w:tc>
           <w:tcPr>
-            <w:tcW w:w="4497" w:type="dxa"/>
+            <w:tcW w:w="4496" w:type="dxa"/>
             <w:tcBorders>
               <w:top w:val="single" w:sz="8" w:space="0" w:color="000000"/>
               <w:start w:val="single" w:sz="8" w:space="0" w:color="000000"/>
@@ -11717,7 +11462,7 @@
         </w:tc>
         <w:tc>
           <w:tcPr>
-            <w:tcW w:w="5043" w:type="dxa"/>
+            <w:tcW w:w="5044" w:type="dxa"/>
             <w:tcBorders>
               <w:top w:val="single" w:sz="8" w:space="0" w:color="000000"/>
               <w:start w:val="single" w:sz="8" w:space="0" w:color="000000"/>
@@ -11773,11 +11518,8 @@
             </w:pPr>
             <w:r>
               <w:rPr>
-                <w:rFonts w:eastAsia="Arial" w:cs="Arial"/>
-                <w:kern w:val="0"/>
-                <w:sz w:val="20"/>
-                <w:szCs w:val="20"/>
-                <w:lang w:val="en-US" w:eastAsia="zh-CN" w:bidi="hi-IN"/>
+                <w:sz w:val="20"/>
+                <w:szCs w:val="20"/>
               </w:rPr>
             </w:r>
           </w:p>
@@ -11787,7 +11529,7 @@
         <w:trPr/>
         <w:tc>
           <w:tcPr>
-            <w:tcW w:w="4497" w:type="dxa"/>
+            <w:tcW w:w="4496" w:type="dxa"/>
             <w:tcBorders>
               <w:top w:val="single" w:sz="8" w:space="0" w:color="000000"/>
               <w:start w:val="single" w:sz="8" w:space="0" w:color="000000"/>
@@ -11824,7 +11566,7 @@
         </w:tc>
         <w:tc>
           <w:tcPr>
-            <w:tcW w:w="5043" w:type="dxa"/>
+            <w:tcW w:w="5044" w:type="dxa"/>
             <w:tcBorders>
               <w:top w:val="single" w:sz="8" w:space="0" w:color="000000"/>
               <w:start w:val="single" w:sz="8" w:space="0" w:color="000000"/>
@@ -11847,11 +11589,8 @@
             </w:pPr>
             <w:r>
               <w:rPr>
-                <w:rFonts w:eastAsia="Arial" w:cs="Arial"/>
-                <w:kern w:val="0"/>
-                <w:sz w:val="20"/>
-                <w:szCs w:val="20"/>
-                <w:lang w:val="en-US" w:eastAsia="zh-CN" w:bidi="hi-IN"/>
+                <w:sz w:val="20"/>
+                <w:szCs w:val="20"/>
               </w:rPr>
             </w:r>
           </w:p>
@@ -11881,11 +11620,8 @@
             </w:pPr>
             <w:r>
               <w:rPr>
-                <w:rFonts w:eastAsia="Arial" w:cs="Arial"/>
-                <w:kern w:val="0"/>
-                <w:sz w:val="20"/>
-                <w:szCs w:val="20"/>
-                <w:lang w:val="en-US" w:eastAsia="zh-CN" w:bidi="hi-IN"/>
+                <w:sz w:val="20"/>
+                <w:szCs w:val="20"/>
               </w:rPr>
             </w:r>
           </w:p>
@@ -11895,7 +11631,7 @@
         <w:trPr/>
         <w:tc>
           <w:tcPr>
-            <w:tcW w:w="4497" w:type="dxa"/>
+            <w:tcW w:w="4496" w:type="dxa"/>
             <w:tcBorders>
               <w:top w:val="single" w:sz="8" w:space="0" w:color="000000"/>
               <w:start w:val="single" w:sz="8" w:space="0" w:color="000000"/>
@@ -11929,7 +11665,7 @@
         </w:tc>
         <w:tc>
           <w:tcPr>
-            <w:tcW w:w="5043" w:type="dxa"/>
+            <w:tcW w:w="5044" w:type="dxa"/>
             <w:tcBorders>
               <w:top w:val="single" w:sz="8" w:space="0" w:color="000000"/>
               <w:start w:val="single" w:sz="8" w:space="0" w:color="000000"/>
@@ -11986,11 +11722,8 @@
             </w:pPr>
             <w:r>
               <w:rPr>
-                <w:rFonts w:eastAsia="Arial" w:cs="Arial"/>
-                <w:kern w:val="0"/>
-                <w:sz w:val="20"/>
-                <w:szCs w:val="20"/>
-                <w:lang w:val="en-US" w:eastAsia="zh-CN" w:bidi="hi-IN"/>
+                <w:sz w:val="20"/>
+                <w:szCs w:val="20"/>
               </w:rPr>
             </w:r>
           </w:p>
@@ -12000,7 +11733,7 @@
         <w:trPr/>
         <w:tc>
           <w:tcPr>
-            <w:tcW w:w="4497" w:type="dxa"/>
+            <w:tcW w:w="4496" w:type="dxa"/>
             <w:tcBorders>
               <w:top w:val="single" w:sz="8" w:space="0" w:color="000000"/>
               <w:start w:val="single" w:sz="8" w:space="0" w:color="000000"/>
@@ -12034,7 +11767,7 @@
         </w:tc>
         <w:tc>
           <w:tcPr>
-            <w:tcW w:w="5043" w:type="dxa"/>
+            <w:tcW w:w="5044" w:type="dxa"/>
             <w:tcBorders>
               <w:top w:val="single" w:sz="8" w:space="0" w:color="000000"/>
               <w:start w:val="single" w:sz="8" w:space="0" w:color="000000"/>
@@ -12091,11 +11824,8 @@
             </w:pPr>
             <w:r>
               <w:rPr>
-                <w:rFonts w:eastAsia="Arial" w:cs="Arial"/>
-                <w:kern w:val="0"/>
-                <w:sz w:val="20"/>
-                <w:szCs w:val="20"/>
-                <w:lang w:val="en-US" w:eastAsia="zh-CN" w:bidi="hi-IN"/>
+                <w:sz w:val="20"/>
+                <w:szCs w:val="20"/>
               </w:rPr>
             </w:r>
           </w:p>
@@ -12105,7 +11835,7 @@
         <w:trPr/>
         <w:tc>
           <w:tcPr>
-            <w:tcW w:w="4497" w:type="dxa"/>
+            <w:tcW w:w="4496" w:type="dxa"/>
             <w:tcBorders>
               <w:top w:val="single" w:sz="8" w:space="0" w:color="000000"/>
               <w:start w:val="single" w:sz="8" w:space="0" w:color="000000"/>
@@ -12139,7 +11869,7 @@
         </w:tc>
         <w:tc>
           <w:tcPr>
-            <w:tcW w:w="5043" w:type="dxa"/>
+            <w:tcW w:w="5044" w:type="dxa"/>
             <w:tcBorders>
               <w:top w:val="single" w:sz="8" w:space="0" w:color="000000"/>
               <w:start w:val="single" w:sz="8" w:space="0" w:color="000000"/>
@@ -12196,11 +11926,8 @@
             </w:pPr>
             <w:r>
               <w:rPr>
-                <w:rFonts w:eastAsia="Arial" w:cs="Arial"/>
-                <w:kern w:val="0"/>
-                <w:sz w:val="20"/>
-                <w:szCs w:val="20"/>
-                <w:lang w:val="en-US" w:eastAsia="zh-CN" w:bidi="hi-IN"/>
+                <w:sz w:val="20"/>
+                <w:szCs w:val="20"/>
               </w:rPr>
             </w:r>
           </w:p>
@@ -12232,12 +11959,12 @@
       </w:r>
     </w:p>
     <w:sectPr>
-      <w:headerReference w:type="even" r:id="rId9"/>
-      <w:headerReference w:type="default" r:id="rId10"/>
-      <w:headerReference w:type="first" r:id="rId11"/>
-      <w:footerReference w:type="even" r:id="rId12"/>
-      <w:footerReference w:type="default" r:id="rId13"/>
-      <w:footerReference w:type="first" r:id="rId14"/>
+      <w:headerReference w:type="even" r:id="rId15"/>
+      <w:headerReference w:type="default" r:id="rId16"/>
+      <w:headerReference w:type="first" r:id="rId17"/>
+      <w:footerReference w:type="even" r:id="rId18"/>
+      <w:footerReference w:type="default" r:id="rId19"/>
+      <w:footerReference w:type="first" r:id="rId20"/>
       <w:type w:val="nextPage"/>
       <w:pgSz w:w="11906" w:h="16838"/>
       <w:pgMar w:left="720" w:right="720" w:gutter="0" w:header="720" w:top="777" w:footer="720" w:bottom="777"/>
@@ -12278,7 +12005,7 @@
         <wp:inline distT="0" distB="0" distL="0" distR="0">
           <wp:extent cx="877570" cy="307340"/>
           <wp:effectExtent l="0" t="0" r="0" b="0"/>
-          <wp:docPr id="9" name="image2.png"/>
+          <wp:docPr id="15" name="image2.png"/>
           <wp:cNvGraphicFramePr>
             <a:graphicFrameLocks xmlns:a="http://schemas.openxmlformats.org/drawingml/2006/main" noChangeAspect="1"/>
           </wp:cNvGraphicFramePr>
@@ -12286,7 +12013,7 @@
             <a:graphicData uri="http://schemas.openxmlformats.org/drawingml/2006/picture">
               <pic:pic xmlns:pic="http://schemas.openxmlformats.org/drawingml/2006/picture">
                 <pic:nvPicPr>
-                  <pic:cNvPr id="9" name="image2.png"/>
+                  <pic:cNvPr id="15" name="image2.png"/>
                   <pic:cNvPicPr>
                     <a:picLocks noChangeAspect="1" noChangeArrowheads="1"/>
                   </pic:cNvPicPr>
@@ -12386,7 +12113,7 @@
         <wp:inline distT="0" distB="0" distL="0" distR="0">
           <wp:extent cx="877570" cy="307340"/>
           <wp:effectExtent l="0" t="0" r="0" b="0"/>
-          <wp:docPr id="10" name="image2.png"/>
+          <wp:docPr id="16" name="image2.png"/>
           <wp:cNvGraphicFramePr>
             <a:graphicFrameLocks xmlns:a="http://schemas.openxmlformats.org/drawingml/2006/main" noChangeAspect="1"/>
           </wp:cNvGraphicFramePr>
@@ -12394,7 +12121,7 @@
             <a:graphicData uri="http://schemas.openxmlformats.org/drawingml/2006/picture">
               <pic:pic xmlns:pic="http://schemas.openxmlformats.org/drawingml/2006/picture">
                 <pic:nvPicPr>
-                  <pic:cNvPr id="10" name="image2.png"/>
+                  <pic:cNvPr id="16" name="image2.png"/>
                   <pic:cNvPicPr>
                     <a:picLocks noChangeAspect="1" noChangeArrowheads="1"/>
                   </pic:cNvPicPr>
@@ -12507,7 +12234,7 @@
         <wp:inline distT="0" distB="0" distL="0" distR="0">
           <wp:extent cx="1190625" cy="190500"/>
           <wp:effectExtent l="0" t="0" r="0" b="0"/>
-          <wp:docPr id="5" name="image1.png"/>
+          <wp:docPr id="11" name="image1.png"/>
           <wp:cNvGraphicFramePr>
             <a:graphicFrameLocks xmlns:a="http://schemas.openxmlformats.org/drawingml/2006/main" noChangeAspect="1"/>
           </wp:cNvGraphicFramePr>
@@ -12515,7 +12242,7 @@
             <a:graphicData uri="http://schemas.openxmlformats.org/drawingml/2006/picture">
               <pic:pic xmlns:pic="http://schemas.openxmlformats.org/drawingml/2006/picture">
                 <pic:nvPicPr>
-                  <pic:cNvPr id="5" name="image1.png"/>
+                  <pic:cNvPr id="11" name="image1.png"/>
                   <pic:cNvPicPr>
                     <a:picLocks noChangeAspect="1" noChangeArrowheads="1"/>
                   </pic:cNvPicPr>
@@ -12543,7 +12270,7 @@
         </wp:inline>
       </w:drawing>
       <w:drawing>
-        <wp:anchor distT="0" distB="0" distL="0" distR="0" simplePos="0" relativeHeight="13" behindDoc="1" locked="0" layoutInCell="1" allowOverlap="1">
+        <wp:anchor distT="0" distB="0" distL="0" distR="0" simplePos="0" relativeHeight="28" behindDoc="1" locked="0" layoutInCell="1" allowOverlap="1">
           <wp:simplePos x="0" y="0"/>
           <wp:positionH relativeFrom="column">
             <wp:posOffset>6045200</wp:posOffset>
@@ -12554,7 +12281,7 @@
           <wp:extent cx="595630" cy="622935"/>
           <wp:effectExtent l="0" t="0" r="0" b="0"/>
           <wp:wrapNone/>
-          <wp:docPr id="6" name="image4.png"/>
+          <wp:docPr id="12" name="image4.png"/>
           <wp:cNvGraphicFramePr>
             <a:graphicFrameLocks xmlns:a="http://schemas.openxmlformats.org/drawingml/2006/main" noChangeAspect="1"/>
           </wp:cNvGraphicFramePr>
@@ -12562,14 +12289,14 @@
             <a:graphicData uri="http://schemas.openxmlformats.org/drawingml/2006/picture">
               <pic:pic xmlns:pic="http://schemas.openxmlformats.org/drawingml/2006/picture">
                 <pic:nvPicPr>
-                  <pic:cNvPr id="6" name="image4.png"/>
+                  <pic:cNvPr id="12" name="image4.png"/>
                   <pic:cNvPicPr>
                     <a:picLocks noChangeAspect="1" noChangeArrowheads="1"/>
                   </pic:cNvPicPr>
                 </pic:nvPicPr>
                 <pic:blipFill>
                   <a:blip r:embed="rId2"/>
-                  <a:srcRect l="0" t="0" r="60793" b="0"/>
+                  <a:srcRect l="0" t="0" r="60800" b="0"/>
                   <a:stretch>
                     <a:fillRect/>
                   </a:stretch>
@@ -12616,7 +12343,7 @@
         <wp:inline distT="0" distB="0" distL="0" distR="0">
           <wp:extent cx="1190625" cy="190500"/>
           <wp:effectExtent l="0" t="0" r="0" b="0"/>
-          <wp:docPr id="7" name="image1.png"/>
+          <wp:docPr id="13" name="image1.png"/>
           <wp:cNvGraphicFramePr>
             <a:graphicFrameLocks xmlns:a="http://schemas.openxmlformats.org/drawingml/2006/main" noChangeAspect="1"/>
           </wp:cNvGraphicFramePr>
@@ -12624,7 +12351,7 @@
             <a:graphicData uri="http://schemas.openxmlformats.org/drawingml/2006/picture">
               <pic:pic xmlns:pic="http://schemas.openxmlformats.org/drawingml/2006/picture">
                 <pic:nvPicPr>
-                  <pic:cNvPr id="7" name="image1.png"/>
+                  <pic:cNvPr id="13" name="image1.png"/>
                   <pic:cNvPicPr>
                     <a:picLocks noChangeAspect="1" noChangeArrowheads="1"/>
                   </pic:cNvPicPr>
@@ -12652,7 +12379,7 @@
         </wp:inline>
       </w:drawing>
       <w:drawing>
-        <wp:anchor distT="0" distB="0" distL="0" distR="0" simplePos="0" relativeHeight="13" behindDoc="1" locked="0" layoutInCell="1" allowOverlap="1">
+        <wp:anchor distT="0" distB="0" distL="0" distR="0" simplePos="0" relativeHeight="28" behindDoc="1" locked="0" layoutInCell="1" allowOverlap="1">
           <wp:simplePos x="0" y="0"/>
           <wp:positionH relativeFrom="column">
             <wp:posOffset>6045200</wp:posOffset>
@@ -12663,7 +12390,7 @@
           <wp:extent cx="595630" cy="622935"/>
           <wp:effectExtent l="0" t="0" r="0" b="0"/>
           <wp:wrapNone/>
-          <wp:docPr id="8" name="image4.png"/>
+          <wp:docPr id="14" name="image4.png"/>
           <wp:cNvGraphicFramePr>
             <a:graphicFrameLocks xmlns:a="http://schemas.openxmlformats.org/drawingml/2006/main" noChangeAspect="1"/>
           </wp:cNvGraphicFramePr>
@@ -12671,14 +12398,14 @@
             <a:graphicData uri="http://schemas.openxmlformats.org/drawingml/2006/picture">
               <pic:pic xmlns:pic="http://schemas.openxmlformats.org/drawingml/2006/picture">
                 <pic:nvPicPr>
-                  <pic:cNvPr id="8" name="image4.png"/>
+                  <pic:cNvPr id="14" name="image4.png"/>
                   <pic:cNvPicPr>
                     <a:picLocks noChangeAspect="1" noChangeArrowheads="1"/>
                   </pic:cNvPicPr>
                 </pic:nvPicPr>
                 <pic:blipFill>
                   <a:blip r:embed="rId2"/>
-                  <a:srcRect l="0" t="0" r="60793" b="0"/>
+                  <a:srcRect l="0" t="0" r="60800" b="0"/>
                   <a:stretch>
                     <a:fillRect/>
                   </a:stretch>
@@ -13798,6 +13525,29 @@
     <w:pPr/>
     <w:rPr/>
   </w:style>
+  <w:style w:type="paragraph" w:styleId="TableContents">
+    <w:name w:val="Table Contents"/>
+    <w:basedOn w:val="Normal"/>
+    <w:qFormat/>
+    <w:pPr>
+      <w:widowControl w:val="false"/>
+      <w:suppressLineNumbers/>
+    </w:pPr>
+    <w:rPr/>
+  </w:style>
+  <w:style w:type="paragraph" w:styleId="TableHeading">
+    <w:name w:val="Table Heading"/>
+    <w:basedOn w:val="TableContents"/>
+    <w:qFormat/>
+    <w:pPr>
+      <w:suppressLineNumbers/>
+      <w:jc w:val="center"/>
+    </w:pPr>
+    <w:rPr>
+      <w:b/>
+      <w:bCs/>
+    </w:rPr>
+  </w:style>
   <w:style w:type="numbering" w:styleId="NoList" w:default="1">
     <w:name w:val="No List"/>
     <w:uiPriority w:val="99"/>

--- a/L3 Web Application Development Log.docx
+++ b/L3 Web Application Development Log.docx
@@ -361,7 +361,67 @@
                 <w:szCs w:val="22"/>
                 <w:lang w:val="en-US" w:eastAsia="zh-CN" w:bidi="hi-IN"/>
               </w:rPr>
-              <w:t>In this project or website im making is about having pages of different type of games from different gerences to help people find and show games they they might like. The target audience for this wesbite is people who like games! Gamers and like to talk about thier favtio game to people who like the sameilr game as say user.</w:t>
+              <w:t xml:space="preserve">In this project or website </w:t>
+            </w:r>
+            <w:r>
+              <w:rPr>
+                <w:rFonts w:eastAsia="Arial" w:cs="Arial"/>
+                <w:kern w:val="0"/>
+                <w:sz w:val="22"/>
+                <w:szCs w:val="22"/>
+                <w:lang w:val="en-US" w:eastAsia="zh-CN" w:bidi="hi-IN"/>
+              </w:rPr>
+              <w:t>Im</w:t>
+            </w:r>
+            <w:r>
+              <w:rPr>
+                <w:rFonts w:eastAsia="Arial" w:cs="Arial"/>
+                <w:kern w:val="0"/>
+                <w:sz w:val="22"/>
+                <w:szCs w:val="22"/>
+                <w:lang w:val="en-US" w:eastAsia="zh-CN" w:bidi="hi-IN"/>
+              </w:rPr>
+              <w:t xml:space="preserve"> making is about having pages of different type of games from different genres to help people find and show games they they might like. </w:t>
+            </w:r>
+            <w:r>
+              <w:rPr>
+                <w:rFonts w:eastAsia="Arial" w:cs="Arial"/>
+                <w:kern w:val="0"/>
+                <w:sz w:val="22"/>
+                <w:szCs w:val="22"/>
+                <w:lang w:val="en-US" w:eastAsia="zh-CN" w:bidi="hi-IN"/>
+              </w:rPr>
+              <w:t>Website</w:t>
+            </w:r>
+            <w:r>
+              <w:rPr>
+                <w:rFonts w:eastAsia="Arial" w:cs="Arial"/>
+                <w:kern w:val="0"/>
+                <w:sz w:val="22"/>
+                <w:szCs w:val="22"/>
+                <w:lang w:val="en-US" w:eastAsia="zh-CN" w:bidi="hi-IN"/>
+              </w:rPr>
+              <w:t xml:space="preserve"> Gamers and like to talk about </w:t>
+            </w:r>
+            <w:r>
+              <w:rPr>
+                <w:rFonts w:eastAsia="Arial" w:cs="Arial"/>
+                <w:kern w:val="0"/>
+                <w:sz w:val="22"/>
+                <w:szCs w:val="22"/>
+                <w:lang w:val="en-US" w:eastAsia="zh-CN" w:bidi="hi-IN"/>
+              </w:rPr>
+              <w:t>t</w:t>
+            </w:r>
+            <w:r>
+              <w:rPr>
+                <w:rFonts w:eastAsia="Arial" w:cs="Arial"/>
+                <w:kern w:val="0"/>
+                <w:sz w:val="22"/>
+                <w:szCs w:val="22"/>
+                <w:lang w:val="en-US" w:eastAsia="zh-CN" w:bidi="hi-IN"/>
+              </w:rPr>
+              <w:t xml:space="preserve"> favourite game to people who like the similar game as say user.</w:t>
             </w:r>
           </w:p>
           <w:p>
@@ -581,7 +641,7 @@
                 <w:rFonts w:eastAsia="Calibri" w:cs="Calibri" w:ascii="Calibri" w:hAnsi="Calibri"/>
               </w:rPr>
               <w:drawing>
-                <wp:anchor distT="0" distB="0" distL="0" distR="0" simplePos="0" relativeHeight="42" behindDoc="0" locked="0" layoutInCell="1" allowOverlap="1">
+                <wp:anchor distT="0" distB="0" distL="0" distR="0" simplePos="0" relativeHeight="45" behindDoc="0" locked="0" layoutInCell="1" allowOverlap="1">
                   <wp:simplePos x="0" y="0"/>
                   <wp:positionH relativeFrom="column">
                     <wp:align>center</wp:align>
@@ -1433,7 +1493,7 @@
                 <w:szCs w:val="22"/>
                 <w:lang w:val="en-US" w:eastAsia="zh-CN" w:bidi="hi-IN"/>
               </w:rPr>
-              <w:t>My goals for this sprint is to make an about page, login and sign up, and Nagvation Bar</w:t>
+              <w:t>My goals for this sprint is to make an about page, login and sign up, and Navigation Bar.</w:t>
             </w:r>
           </w:p>
           <w:p>
@@ -2331,7 +2391,7 @@
                 <w:szCs w:val="22"/>
                 <w:lang w:val="en-US" w:eastAsia="zh-CN" w:bidi="hi-IN"/>
               </w:rPr>
-              <w:t>MY LAPTOP SUCJS AND I COULDN’T DO ANYTHING!!</w:t>
+              <w:t>MY LAPTOP SUCKS AND I COULDN’T DO ANYTHING!!</w:t>
             </w:r>
           </w:p>
           <w:p>
@@ -2357,7 +2417,27 @@
                 <w:szCs w:val="22"/>
                 <w:lang w:val="en-US" w:eastAsia="zh-CN" w:bidi="hi-IN"/>
               </w:rPr>
-              <w:t>The only thing I did was the navbar and having another page up. Nothing else for other things.</w:t>
+              <w:t xml:space="preserve">The only thing I did was the Navigation </w:t>
+            </w:r>
+            <w:r>
+              <w:rPr>
+                <w:rFonts w:eastAsia="Arial" w:cs="Arial"/>
+                <w:kern w:val="0"/>
+                <w:sz w:val="22"/>
+                <w:szCs w:val="22"/>
+                <w:lang w:val="en-US" w:eastAsia="zh-CN" w:bidi="hi-IN"/>
+              </w:rPr>
+              <w:t>bar</w:t>
+            </w:r>
+            <w:r>
+              <w:rPr>
+                <w:rFonts w:eastAsia="Arial" w:cs="Arial"/>
+                <w:kern w:val="0"/>
+                <w:sz w:val="22"/>
+                <w:szCs w:val="22"/>
+                <w:lang w:val="en-US" w:eastAsia="zh-CN" w:bidi="hi-IN"/>
+              </w:rPr>
+              <w:t xml:space="preserve"> and having another page up. Nothing else for other things.</w:t>
             </w:r>
           </w:p>
           <w:p>
@@ -2408,7 +2488,67 @@
                 <w:szCs w:val="22"/>
                 <w:lang w:val="en-US" w:eastAsia="zh-CN" w:bidi="hi-IN"/>
               </w:rPr>
-              <w:t>I was unable to work on my website because the laptop I was use made it unusable to get work on in this class (and others too), and it being an hassled to trying to figure it out how to use it. I only got the nav bar to work, but it kind of sucks and looks bad. I was also unable to write and docamtion my work (or lack on it) on here because it was slow and I had nothing to show.</w:t>
+              <w:t xml:space="preserve">I was unable to work on my website because the laptop I was use made it unusable to get work on in this class (and others too), and it being a </w:t>
+            </w:r>
+            <w:r>
+              <w:rPr>
+                <w:rFonts w:eastAsia="Arial" w:cs="Arial"/>
+                <w:kern w:val="0"/>
+                <w:sz w:val="22"/>
+                <w:szCs w:val="22"/>
+                <w:lang w:val="en-US" w:eastAsia="zh-CN" w:bidi="hi-IN"/>
+              </w:rPr>
+              <w:t>hassle</w:t>
+            </w:r>
+            <w:r>
+              <w:rPr>
+                <w:rFonts w:eastAsia="Arial" w:cs="Arial"/>
+                <w:kern w:val="0"/>
+                <w:sz w:val="22"/>
+                <w:szCs w:val="22"/>
+                <w:lang w:val="en-US" w:eastAsia="zh-CN" w:bidi="hi-IN"/>
+              </w:rPr>
+              <w:t xml:space="preserve"> to trying to figure it out how to use it. I only got the </w:t>
+            </w:r>
+            <w:r>
+              <w:rPr>
+                <w:rFonts w:eastAsia="Arial" w:cs="Arial"/>
+                <w:kern w:val="0"/>
+                <w:sz w:val="22"/>
+                <w:szCs w:val="22"/>
+                <w:lang w:val="en-US" w:eastAsia="zh-CN" w:bidi="hi-IN"/>
+              </w:rPr>
+              <w:t>n</w:t>
+            </w:r>
+            <w:r>
+              <w:rPr>
+                <w:rFonts w:eastAsia="Arial" w:cs="Arial"/>
+                <w:kern w:val="0"/>
+                <w:sz w:val="22"/>
+                <w:szCs w:val="22"/>
+                <w:lang w:val="en-US" w:eastAsia="zh-CN" w:bidi="hi-IN"/>
+              </w:rPr>
+              <w:t xml:space="preserve">avigation  bar to work, but it kind of sucks and looks bad. I was also unable to write and </w:t>
+            </w:r>
+            <w:r>
+              <w:rPr>
+                <w:rFonts w:eastAsia="Arial" w:cs="Arial"/>
+                <w:kern w:val="0"/>
+                <w:sz w:val="22"/>
+                <w:szCs w:val="22"/>
+                <w:lang w:val="en-US" w:eastAsia="zh-CN" w:bidi="hi-IN"/>
+              </w:rPr>
+              <w:t>document</w:t>
+            </w:r>
+            <w:r>
+              <w:rPr>
+                <w:rFonts w:eastAsia="Arial" w:cs="Arial"/>
+                <w:kern w:val="0"/>
+                <w:sz w:val="22"/>
+                <w:szCs w:val="22"/>
+                <w:lang w:val="en-US" w:eastAsia="zh-CN" w:bidi="hi-IN"/>
+              </w:rPr>
+              <w:t xml:space="preserve"> my work (or lack on it) on here because it was slow and I had nothing to show</w:t>
             </w:r>
           </w:p>
           <w:p>
@@ -2520,7 +2660,7 @@
                 <w:kern w:val="0"/>
                 <w:lang w:val="en-US" w:eastAsia="zh-CN" w:bidi="hi-IN"/>
               </w:rPr>
-              <w:t>Sprint #2  Goals</w:t>
+              <w:t>Sprint #2 Goals</w:t>
             </w:r>
           </w:p>
           <w:p>
@@ -2619,7 +2759,87 @@
                 <w:szCs w:val="22"/>
                 <w:lang w:val="en-US" w:eastAsia="zh-CN" w:bidi="hi-IN"/>
               </w:rPr>
-              <w:t>An funcatily Navbar and text box imput thing for users to type in for stuff.</w:t>
+              <w:t xml:space="preserve">functionally Navigation </w:t>
+            </w:r>
+            <w:r>
+              <w:rPr>
+                <w:rFonts w:eastAsia="Arial" w:cs="Arial"/>
+                <w:kern w:val="0"/>
+                <w:sz w:val="22"/>
+                <w:szCs w:val="22"/>
+                <w:lang w:val="en-US" w:eastAsia="zh-CN" w:bidi="hi-IN"/>
+              </w:rPr>
+              <w:t>Bar</w:t>
+            </w:r>
+            <w:r>
+              <w:rPr>
+                <w:rFonts w:eastAsia="Arial" w:cs="Arial"/>
+                <w:kern w:val="0"/>
+                <w:sz w:val="22"/>
+                <w:szCs w:val="22"/>
+                <w:lang w:val="en-US" w:eastAsia="zh-CN" w:bidi="hi-IN"/>
+              </w:rPr>
+              <w:t xml:space="preserve"> </w:t>
+            </w:r>
+          </w:p>
+          <w:p>
+            <w:pPr>
+              <w:pStyle w:val="normal1"/>
+              <w:widowControl w:val="false"/>
+              <w:numPr>
+                <w:ilvl w:val="0"/>
+                <w:numId w:val="2"/>
+              </w:numPr>
+              <w:suppressAutoHyphens w:val="true"/>
+              <w:spacing w:lineRule="auto" w:line="240" w:before="0" w:after="0"/>
+              <w:jc w:val="start"/>
+              <w:rPr>
+                <w:rFonts w:ascii="Arial" w:hAnsi="Arial" w:eastAsia="Arial" w:cs="Arial"/>
+                <w:kern w:val="0"/>
+                <w:sz w:val="22"/>
+                <w:szCs w:val="22"/>
+                <w:lang w:val="en-US" w:eastAsia="zh-CN" w:bidi="hi-IN"/>
+              </w:rPr>
+            </w:pPr>
+            <w:r>
+              <w:rPr>
+                <w:rFonts w:eastAsia="Arial" w:cs="Arial"/>
+                <w:kern w:val="0"/>
+                <w:sz w:val="22"/>
+                <w:szCs w:val="22"/>
+                <w:lang w:val="en-US" w:eastAsia="zh-CN" w:bidi="hi-IN"/>
+              </w:rPr>
+              <w:t>T</w:t>
+            </w:r>
+            <w:r>
+              <w:rPr>
+                <w:rFonts w:eastAsia="Arial" w:cs="Arial"/>
+                <w:kern w:val="0"/>
+                <w:sz w:val="22"/>
+                <w:szCs w:val="22"/>
+                <w:lang w:val="en-US" w:eastAsia="zh-CN" w:bidi="hi-IN"/>
+              </w:rPr>
+              <w:t xml:space="preserve">ext box </w:t>
+            </w:r>
+            <w:r>
+              <w:rPr>
+                <w:rFonts w:eastAsia="Arial" w:cs="Arial"/>
+                <w:kern w:val="0"/>
+                <w:sz w:val="22"/>
+                <w:szCs w:val="22"/>
+                <w:lang w:val="en-US" w:eastAsia="zh-CN" w:bidi="hi-IN"/>
+              </w:rPr>
+              <w:t>input</w:t>
+            </w:r>
+            <w:r>
+              <w:rPr>
+                <w:rFonts w:eastAsia="Arial" w:cs="Arial"/>
+                <w:kern w:val="0"/>
+                <w:sz w:val="22"/>
+                <w:szCs w:val="22"/>
+                <w:lang w:val="en-US" w:eastAsia="zh-CN" w:bidi="hi-IN"/>
+              </w:rPr>
+              <w:t xml:space="preserve"> thing for users to type in for stuff.</w:t>
             </w:r>
           </w:p>
         </w:tc>
@@ -2723,7 +2943,7 @@
                 <w:rFonts w:eastAsia="Calibri" w:cs="Calibri" w:ascii="Calibri" w:hAnsi="Calibri"/>
               </w:rPr>
               <w:drawing>
-                <wp:anchor distT="0" distB="0" distL="0" distR="0" simplePos="0" relativeHeight="43" behindDoc="0" locked="0" layoutInCell="1" allowOverlap="1">
+                <wp:anchor distT="0" distB="0" distL="0" distR="0" simplePos="0" relativeHeight="46" behindDoc="0" locked="0" layoutInCell="1" allowOverlap="1">
                   <wp:simplePos x="0" y="0"/>
                   <wp:positionH relativeFrom="column">
                     <wp:posOffset>-5080</wp:posOffset>
@@ -2912,6 +3132,52 @@
                 <w:szCs w:val="22"/>
                 <w:lang w:val="en-US" w:eastAsia="zh-CN" w:bidi="hi-IN"/>
               </w:rPr>
+              <w:drawing>
+                <wp:anchor distT="0" distB="0" distL="0" distR="0" simplePos="0" relativeHeight="53" behindDoc="0" locked="0" layoutInCell="0" allowOverlap="1">
+                  <wp:simplePos x="0" y="0"/>
+                  <wp:positionH relativeFrom="column">
+                    <wp:align>center</wp:align>
+                  </wp:positionH>
+                  <wp:positionV relativeFrom="paragraph">
+                    <wp:posOffset>635</wp:posOffset>
+                  </wp:positionV>
+                  <wp:extent cx="6209665" cy="3878580"/>
+                  <wp:effectExtent l="0" t="0" r="0" b="0"/>
+                  <wp:wrapSquare wrapText="largest"/>
+                  <wp:docPr id="5" name="Image4"/>
+                  <wp:cNvGraphicFramePr>
+                    <a:graphicFrameLocks xmlns:a="http://schemas.openxmlformats.org/drawingml/2006/main" noChangeAspect="1"/>
+                  </wp:cNvGraphicFramePr>
+                  <a:graphic xmlns:a="http://schemas.openxmlformats.org/drawingml/2006/main">
+                    <a:graphicData uri="http://schemas.openxmlformats.org/drawingml/2006/picture">
+                      <pic:pic xmlns:pic="http://schemas.openxmlformats.org/drawingml/2006/picture">
+                        <pic:nvPicPr>
+                          <pic:cNvPr id="5" name="Image4"/>
+                          <pic:cNvPicPr>
+                            <a:picLocks noChangeAspect="1" noChangeArrowheads="1"/>
+                          </pic:cNvPicPr>
+                        </pic:nvPicPr>
+                        <pic:blipFill>
+                          <a:blip r:embed="rId6"/>
+                          <a:stretch>
+                            <a:fillRect/>
+                          </a:stretch>
+                        </pic:blipFill>
+                        <pic:spPr bwMode="auto">
+                          <a:xfrm>
+                            <a:off x="0" y="0"/>
+                            <a:ext cx="6209665" cy="3878580"/>
+                          </a:xfrm>
+                          <a:prstGeom prst="rect">
+                            <a:avLst/>
+                          </a:prstGeom>
+                          <a:noFill/>
+                        </pic:spPr>
+                      </pic:pic>
+                    </a:graphicData>
+                  </a:graphic>
+                </wp:anchor>
+              </w:drawing>
             </w:r>
           </w:p>
         </w:tc>
@@ -2965,16 +3231,16 @@
         <w:tblLook w:val="0600" w:firstRow="0" w:noVBand="1" w:lastRow="0" w:firstColumn="0" w:lastColumn="0" w:noHBand="1"/>
       </w:tblPr>
       <w:tblGrid>
-        <w:gridCol w:w="3476"/>
-        <w:gridCol w:w="2824"/>
-        <w:gridCol w:w="2981"/>
-        <w:gridCol w:w="1054"/>
+        <w:gridCol w:w="3475"/>
+        <w:gridCol w:w="2825"/>
+        <w:gridCol w:w="2980"/>
+        <w:gridCol w:w="1055"/>
       </w:tblGrid>
       <w:tr>
         <w:trPr/>
         <w:tc>
           <w:tcPr>
-            <w:tcW w:w="3476" w:type="dxa"/>
+            <w:tcW w:w="3475" w:type="dxa"/>
             <w:tcBorders>
               <w:top w:val="single" w:sz="8" w:space="0" w:color="000000"/>
               <w:start w:val="single" w:sz="8" w:space="0" w:color="000000"/>
@@ -3011,7 +3277,7 @@
         </w:tc>
         <w:tc>
           <w:tcPr>
-            <w:tcW w:w="2824" w:type="dxa"/>
+            <w:tcW w:w="2825" w:type="dxa"/>
             <w:tcBorders>
               <w:top w:val="single" w:sz="8" w:space="0" w:color="000000"/>
               <w:start w:val="single" w:sz="8" w:space="0" w:color="000000"/>
@@ -3044,7 +3310,7 @@
         </w:tc>
         <w:tc>
           <w:tcPr>
-            <w:tcW w:w="2981" w:type="dxa"/>
+            <w:tcW w:w="2980" w:type="dxa"/>
             <w:tcBorders>
               <w:top w:val="single" w:sz="8" w:space="0" w:color="000000"/>
               <w:start w:val="single" w:sz="8" w:space="0" w:color="000000"/>
@@ -3077,7 +3343,7 @@
         </w:tc>
         <w:tc>
           <w:tcPr>
-            <w:tcW w:w="1054" w:type="dxa"/>
+            <w:tcW w:w="1055" w:type="dxa"/>
             <w:tcBorders>
               <w:top w:val="single" w:sz="8" w:space="0" w:color="000000"/>
               <w:start w:val="single" w:sz="8" w:space="0" w:color="000000"/>
@@ -3113,7 +3379,7 @@
         <w:trPr/>
         <w:tc>
           <w:tcPr>
-            <w:tcW w:w="3476" w:type="dxa"/>
+            <w:tcW w:w="3475" w:type="dxa"/>
             <w:tcBorders>
               <w:top w:val="single" w:sz="8" w:space="0" w:color="000000"/>
               <w:start w:val="single" w:sz="8" w:space="0" w:color="000000"/>
@@ -3151,7 +3417,7 @@
         </w:tc>
         <w:tc>
           <w:tcPr>
-            <w:tcW w:w="2824" w:type="dxa"/>
+            <w:tcW w:w="2825" w:type="dxa"/>
             <w:tcBorders>
               <w:top w:val="single" w:sz="8" w:space="0" w:color="000000"/>
               <w:start w:val="single" w:sz="8" w:space="0" w:color="000000"/>
@@ -3189,7 +3455,7 @@
         </w:tc>
         <w:tc>
           <w:tcPr>
-            <w:tcW w:w="2981" w:type="dxa"/>
+            <w:tcW w:w="2980" w:type="dxa"/>
             <w:tcBorders>
               <w:top w:val="single" w:sz="8" w:space="0" w:color="000000"/>
               <w:start w:val="single" w:sz="8" w:space="0" w:color="000000"/>
@@ -3227,7 +3493,7 @@
         </w:tc>
         <w:tc>
           <w:tcPr>
-            <w:tcW w:w="1054" w:type="dxa"/>
+            <w:tcW w:w="1055" w:type="dxa"/>
             <w:tcBorders>
               <w:top w:val="single" w:sz="8" w:space="0" w:color="000000"/>
               <w:start w:val="single" w:sz="8" w:space="0" w:color="000000"/>
@@ -3268,7 +3534,7 @@
         <w:trPr/>
         <w:tc>
           <w:tcPr>
-            <w:tcW w:w="3476" w:type="dxa"/>
+            <w:tcW w:w="3475" w:type="dxa"/>
             <w:tcBorders>
               <w:top w:val="single" w:sz="8" w:space="0" w:color="000000"/>
               <w:start w:val="single" w:sz="8" w:space="0" w:color="000000"/>
@@ -3301,35 +3567,35 @@
         </w:tc>
         <w:tc>
           <w:tcPr>
-            <w:tcW w:w="2824" w:type="dxa"/>
-            <w:tcBorders>
-              <w:top w:val="single" w:sz="8" w:space="0" w:color="000000"/>
-              <w:start w:val="single" w:sz="8" w:space="0" w:color="000000"/>
-              <w:bottom w:val="single" w:sz="8" w:space="0" w:color="000000"/>
-              <w:end w:val="single" w:sz="8" w:space="0" w:color="000000"/>
-            </w:tcBorders>
-          </w:tcPr>
-          <w:p>
-            <w:pPr>
-              <w:pStyle w:val="normal1"/>
-              <w:widowControl w:val="false"/>
-              <w:suppressAutoHyphens w:val="true"/>
-              <w:spacing w:lineRule="auto" w:line="240" w:before="0" w:after="0"/>
-              <w:jc w:val="start"/>
-              <w:rPr>
-                <w:rFonts w:ascii="Calibri" w:hAnsi="Calibri" w:eastAsia="Calibri" w:cs="Calibri"/>
-              </w:rPr>
-            </w:pPr>
-            <w:r>
-              <w:rPr>
-                <w:rFonts w:eastAsia="Calibri" w:cs="Calibri" w:ascii="Calibri" w:hAnsi="Calibri"/>
-              </w:rPr>
-            </w:r>
-          </w:p>
-        </w:tc>
-        <w:tc>
-          <w:tcPr>
-            <w:tcW w:w="2981" w:type="dxa"/>
+            <w:tcW w:w="2825" w:type="dxa"/>
+            <w:tcBorders>
+              <w:top w:val="single" w:sz="8" w:space="0" w:color="000000"/>
+              <w:start w:val="single" w:sz="8" w:space="0" w:color="000000"/>
+              <w:bottom w:val="single" w:sz="8" w:space="0" w:color="000000"/>
+              <w:end w:val="single" w:sz="8" w:space="0" w:color="000000"/>
+            </w:tcBorders>
+          </w:tcPr>
+          <w:p>
+            <w:pPr>
+              <w:pStyle w:val="normal1"/>
+              <w:widowControl w:val="false"/>
+              <w:suppressAutoHyphens w:val="true"/>
+              <w:spacing w:lineRule="auto" w:line="240" w:before="0" w:after="0"/>
+              <w:jc w:val="start"/>
+              <w:rPr>
+                <w:rFonts w:ascii="Calibri" w:hAnsi="Calibri" w:eastAsia="Calibri" w:cs="Calibri"/>
+              </w:rPr>
+            </w:pPr>
+            <w:r>
+              <w:rPr>
+                <w:rFonts w:eastAsia="Calibri" w:cs="Calibri" w:ascii="Calibri" w:hAnsi="Calibri"/>
+              </w:rPr>
+            </w:r>
+          </w:p>
+        </w:tc>
+        <w:tc>
+          <w:tcPr>
+            <w:tcW w:w="2980" w:type="dxa"/>
             <w:tcBorders>
               <w:top w:val="single" w:sz="8" w:space="0" w:color="000000"/>
               <w:start w:val="single" w:sz="8" w:space="0" w:color="000000"/>
@@ -3353,7 +3619,7 @@
                 <w:rFonts w:eastAsia="Calibri" w:cs="Calibri" w:ascii="Calibri" w:hAnsi="Calibri"/>
               </w:rPr>
               <w:drawing>
-                <wp:anchor distT="0" distB="0" distL="0" distR="0" simplePos="0" relativeHeight="48" behindDoc="0" locked="0" layoutInCell="0" allowOverlap="1">
+                <wp:anchor distT="0" distB="0" distL="0" distR="0" simplePos="0" relativeHeight="51" behindDoc="0" locked="0" layoutInCell="1" allowOverlap="1">
                   <wp:simplePos x="0" y="0"/>
                   <wp:positionH relativeFrom="column">
                     <wp:align>center</wp:align>
@@ -3364,7 +3630,7 @@
                   <wp:extent cx="1765935" cy="226060"/>
                   <wp:effectExtent l="0" t="0" r="0" b="0"/>
                   <wp:wrapSquare wrapText="largest"/>
-                  <wp:docPr id="5" name="Image10"/>
+                  <wp:docPr id="6" name="Image10"/>
                   <wp:cNvGraphicFramePr>
                     <a:graphicFrameLocks xmlns:a="http://schemas.openxmlformats.org/drawingml/2006/main" noChangeAspect="1"/>
                   </wp:cNvGraphicFramePr>
@@ -3372,13 +3638,13 @@
                     <a:graphicData uri="http://schemas.openxmlformats.org/drawingml/2006/picture">
                       <pic:pic xmlns:pic="http://schemas.openxmlformats.org/drawingml/2006/picture">
                         <pic:nvPicPr>
-                          <pic:cNvPr id="5" name="Image10"/>
+                          <pic:cNvPr id="6" name="Image10"/>
                           <pic:cNvPicPr>
                             <a:picLocks noChangeAspect="1" noChangeArrowheads="1"/>
                           </pic:cNvPicPr>
                         </pic:nvPicPr>
                         <pic:blipFill>
-                          <a:blip r:embed="rId6"/>
+                          <a:blip r:embed="rId7"/>
                           <a:stretch>
                             <a:fillRect/>
                           </a:stretch>
@@ -3403,7 +3669,7 @@
         </w:tc>
         <w:tc>
           <w:tcPr>
-            <w:tcW w:w="1054" w:type="dxa"/>
+            <w:tcW w:w="1055" w:type="dxa"/>
             <w:tcBorders>
               <w:top w:val="single" w:sz="8" w:space="0" w:color="000000"/>
               <w:start w:val="single" w:sz="8" w:space="0" w:color="000000"/>
@@ -3434,7 +3700,7 @@
         <w:trPr/>
         <w:tc>
           <w:tcPr>
-            <w:tcW w:w="3476" w:type="dxa"/>
+            <w:tcW w:w="3475" w:type="dxa"/>
             <w:tcBorders>
               <w:top w:val="single" w:sz="8" w:space="0" w:color="000000"/>
               <w:start w:val="single" w:sz="8" w:space="0" w:color="000000"/>
@@ -3467,35 +3733,35 @@
         </w:tc>
         <w:tc>
           <w:tcPr>
-            <w:tcW w:w="2824" w:type="dxa"/>
-            <w:tcBorders>
-              <w:top w:val="single" w:sz="8" w:space="0" w:color="000000"/>
-              <w:start w:val="single" w:sz="8" w:space="0" w:color="000000"/>
-              <w:bottom w:val="single" w:sz="8" w:space="0" w:color="000000"/>
-              <w:end w:val="single" w:sz="8" w:space="0" w:color="000000"/>
-            </w:tcBorders>
-          </w:tcPr>
-          <w:p>
-            <w:pPr>
-              <w:pStyle w:val="normal1"/>
-              <w:widowControl w:val="false"/>
-              <w:suppressAutoHyphens w:val="true"/>
-              <w:spacing w:lineRule="auto" w:line="240" w:before="0" w:after="0"/>
-              <w:jc w:val="start"/>
-              <w:rPr>
-                <w:rFonts w:ascii="Calibri" w:hAnsi="Calibri" w:eastAsia="Calibri" w:cs="Calibri"/>
-              </w:rPr>
-            </w:pPr>
-            <w:r>
-              <w:rPr>
-                <w:rFonts w:eastAsia="Calibri" w:cs="Calibri" w:ascii="Calibri" w:hAnsi="Calibri"/>
-              </w:rPr>
-            </w:r>
-          </w:p>
-        </w:tc>
-        <w:tc>
-          <w:tcPr>
-            <w:tcW w:w="2981" w:type="dxa"/>
+            <w:tcW w:w="2825" w:type="dxa"/>
+            <w:tcBorders>
+              <w:top w:val="single" w:sz="8" w:space="0" w:color="000000"/>
+              <w:start w:val="single" w:sz="8" w:space="0" w:color="000000"/>
+              <w:bottom w:val="single" w:sz="8" w:space="0" w:color="000000"/>
+              <w:end w:val="single" w:sz="8" w:space="0" w:color="000000"/>
+            </w:tcBorders>
+          </w:tcPr>
+          <w:p>
+            <w:pPr>
+              <w:pStyle w:val="normal1"/>
+              <w:widowControl w:val="false"/>
+              <w:suppressAutoHyphens w:val="true"/>
+              <w:spacing w:lineRule="auto" w:line="240" w:before="0" w:after="0"/>
+              <w:jc w:val="start"/>
+              <w:rPr>
+                <w:rFonts w:ascii="Calibri" w:hAnsi="Calibri" w:eastAsia="Calibri" w:cs="Calibri"/>
+              </w:rPr>
+            </w:pPr>
+            <w:r>
+              <w:rPr>
+                <w:rFonts w:eastAsia="Calibri" w:cs="Calibri" w:ascii="Calibri" w:hAnsi="Calibri"/>
+              </w:rPr>
+            </w:r>
+          </w:p>
+        </w:tc>
+        <w:tc>
+          <w:tcPr>
+            <w:tcW w:w="2980" w:type="dxa"/>
             <w:tcBorders>
               <w:top w:val="single" w:sz="8" w:space="0" w:color="000000"/>
               <w:start w:val="single" w:sz="8" w:space="0" w:color="000000"/>
@@ -3528,7 +3794,7 @@
         </w:tc>
         <w:tc>
           <w:tcPr>
-            <w:tcW w:w="1054" w:type="dxa"/>
+            <w:tcW w:w="1055" w:type="dxa"/>
             <w:tcBorders>
               <w:top w:val="single" w:sz="8" w:space="0" w:color="000000"/>
               <w:start w:val="single" w:sz="8" w:space="0" w:color="000000"/>
@@ -3564,7 +3830,7 @@
         <w:trPr/>
         <w:tc>
           <w:tcPr>
-            <w:tcW w:w="3476" w:type="dxa"/>
+            <w:tcW w:w="3475" w:type="dxa"/>
             <w:tcBorders>
               <w:top w:val="single" w:sz="8" w:space="0" w:color="000000"/>
               <w:start w:val="single" w:sz="8" w:space="0" w:color="000000"/>
@@ -3597,63 +3863,63 @@
         </w:tc>
         <w:tc>
           <w:tcPr>
-            <w:tcW w:w="2824" w:type="dxa"/>
-            <w:tcBorders>
-              <w:top w:val="single" w:sz="8" w:space="0" w:color="000000"/>
-              <w:start w:val="single" w:sz="8" w:space="0" w:color="000000"/>
-              <w:bottom w:val="single" w:sz="8" w:space="0" w:color="000000"/>
-              <w:end w:val="single" w:sz="8" w:space="0" w:color="000000"/>
-            </w:tcBorders>
-          </w:tcPr>
-          <w:p>
-            <w:pPr>
-              <w:pStyle w:val="normal1"/>
-              <w:widowControl w:val="false"/>
-              <w:suppressAutoHyphens w:val="true"/>
-              <w:spacing w:lineRule="auto" w:line="240" w:before="0" w:after="0"/>
-              <w:jc w:val="start"/>
-              <w:rPr>
-                <w:rFonts w:ascii="Calibri" w:hAnsi="Calibri" w:eastAsia="Calibri" w:cs="Calibri"/>
-              </w:rPr>
-            </w:pPr>
-            <w:r>
-              <w:rPr>
-                <w:rFonts w:eastAsia="Calibri" w:cs="Calibri" w:ascii="Calibri" w:hAnsi="Calibri"/>
-              </w:rPr>
-            </w:r>
-          </w:p>
-        </w:tc>
-        <w:tc>
-          <w:tcPr>
-            <w:tcW w:w="2981" w:type="dxa"/>
-            <w:tcBorders>
-              <w:top w:val="single" w:sz="8" w:space="0" w:color="000000"/>
-              <w:start w:val="single" w:sz="8" w:space="0" w:color="000000"/>
-              <w:bottom w:val="single" w:sz="8" w:space="0" w:color="000000"/>
-              <w:end w:val="single" w:sz="8" w:space="0" w:color="000000"/>
-            </w:tcBorders>
-          </w:tcPr>
-          <w:p>
-            <w:pPr>
-              <w:pStyle w:val="normal1"/>
-              <w:widowControl w:val="false"/>
-              <w:suppressAutoHyphens w:val="true"/>
-              <w:spacing w:lineRule="auto" w:line="240" w:before="0" w:after="0"/>
-              <w:jc w:val="start"/>
-              <w:rPr>
-                <w:rFonts w:ascii="Calibri" w:hAnsi="Calibri" w:eastAsia="Calibri" w:cs="Calibri"/>
-              </w:rPr>
-            </w:pPr>
-            <w:r>
-              <w:rPr>
-                <w:rFonts w:eastAsia="Calibri" w:cs="Calibri" w:ascii="Calibri" w:hAnsi="Calibri"/>
-              </w:rPr>
-            </w:r>
-          </w:p>
-        </w:tc>
-        <w:tc>
-          <w:tcPr>
-            <w:tcW w:w="1054" w:type="dxa"/>
+            <w:tcW w:w="2825" w:type="dxa"/>
+            <w:tcBorders>
+              <w:top w:val="single" w:sz="8" w:space="0" w:color="000000"/>
+              <w:start w:val="single" w:sz="8" w:space="0" w:color="000000"/>
+              <w:bottom w:val="single" w:sz="8" w:space="0" w:color="000000"/>
+              <w:end w:val="single" w:sz="8" w:space="0" w:color="000000"/>
+            </w:tcBorders>
+          </w:tcPr>
+          <w:p>
+            <w:pPr>
+              <w:pStyle w:val="normal1"/>
+              <w:widowControl w:val="false"/>
+              <w:suppressAutoHyphens w:val="true"/>
+              <w:spacing w:lineRule="auto" w:line="240" w:before="0" w:after="0"/>
+              <w:jc w:val="start"/>
+              <w:rPr>
+                <w:rFonts w:ascii="Calibri" w:hAnsi="Calibri" w:eastAsia="Calibri" w:cs="Calibri"/>
+              </w:rPr>
+            </w:pPr>
+            <w:r>
+              <w:rPr>
+                <w:rFonts w:eastAsia="Calibri" w:cs="Calibri" w:ascii="Calibri" w:hAnsi="Calibri"/>
+              </w:rPr>
+            </w:r>
+          </w:p>
+        </w:tc>
+        <w:tc>
+          <w:tcPr>
+            <w:tcW w:w="2980" w:type="dxa"/>
+            <w:tcBorders>
+              <w:top w:val="single" w:sz="8" w:space="0" w:color="000000"/>
+              <w:start w:val="single" w:sz="8" w:space="0" w:color="000000"/>
+              <w:bottom w:val="single" w:sz="8" w:space="0" w:color="000000"/>
+              <w:end w:val="single" w:sz="8" w:space="0" w:color="000000"/>
+            </w:tcBorders>
+          </w:tcPr>
+          <w:p>
+            <w:pPr>
+              <w:pStyle w:val="normal1"/>
+              <w:widowControl w:val="false"/>
+              <w:suppressAutoHyphens w:val="true"/>
+              <w:spacing w:lineRule="auto" w:line="240" w:before="0" w:after="0"/>
+              <w:jc w:val="start"/>
+              <w:rPr>
+                <w:rFonts w:ascii="Calibri" w:hAnsi="Calibri" w:eastAsia="Calibri" w:cs="Calibri"/>
+              </w:rPr>
+            </w:pPr>
+            <w:r>
+              <w:rPr>
+                <w:rFonts w:eastAsia="Calibri" w:cs="Calibri" w:ascii="Calibri" w:hAnsi="Calibri"/>
+              </w:rPr>
+            </w:r>
+          </w:p>
+        </w:tc>
+        <w:tc>
+          <w:tcPr>
+            <w:tcW w:w="1055" w:type="dxa"/>
             <w:tcBorders>
               <w:top w:val="single" w:sz="8" w:space="0" w:color="000000"/>
               <w:start w:val="single" w:sz="8" w:space="0" w:color="000000"/>
@@ -3684,91 +3950,91 @@
         <w:trPr/>
         <w:tc>
           <w:tcPr>
-            <w:tcW w:w="3476" w:type="dxa"/>
-            <w:tcBorders>
-              <w:top w:val="single" w:sz="8" w:space="0" w:color="000000"/>
-              <w:start w:val="single" w:sz="8" w:space="0" w:color="000000"/>
-              <w:bottom w:val="single" w:sz="8" w:space="0" w:color="000000"/>
-              <w:end w:val="single" w:sz="8" w:space="0" w:color="000000"/>
-            </w:tcBorders>
-          </w:tcPr>
-          <w:p>
-            <w:pPr>
-              <w:pStyle w:val="normal1"/>
-              <w:widowControl w:val="false"/>
-              <w:suppressAutoHyphens w:val="true"/>
-              <w:spacing w:lineRule="auto" w:line="240" w:before="0" w:after="0"/>
-              <w:jc w:val="start"/>
-              <w:rPr>
-                <w:rFonts w:ascii="Calibri" w:hAnsi="Calibri" w:eastAsia="Calibri" w:cs="Calibri"/>
-              </w:rPr>
-            </w:pPr>
-            <w:r>
-              <w:rPr>
-                <w:rFonts w:eastAsia="Calibri" w:cs="Calibri" w:ascii="Calibri" w:hAnsi="Calibri"/>
-              </w:rPr>
-            </w:r>
-          </w:p>
-        </w:tc>
-        <w:tc>
-          <w:tcPr>
-            <w:tcW w:w="2824" w:type="dxa"/>
-            <w:tcBorders>
-              <w:top w:val="single" w:sz="8" w:space="0" w:color="000000"/>
-              <w:start w:val="single" w:sz="8" w:space="0" w:color="000000"/>
-              <w:bottom w:val="single" w:sz="8" w:space="0" w:color="000000"/>
-              <w:end w:val="single" w:sz="8" w:space="0" w:color="000000"/>
-            </w:tcBorders>
-          </w:tcPr>
-          <w:p>
-            <w:pPr>
-              <w:pStyle w:val="normal1"/>
-              <w:widowControl w:val="false"/>
-              <w:suppressAutoHyphens w:val="true"/>
-              <w:spacing w:lineRule="auto" w:line="240" w:before="0" w:after="0"/>
-              <w:jc w:val="start"/>
-              <w:rPr>
-                <w:rFonts w:ascii="Calibri" w:hAnsi="Calibri" w:eastAsia="Calibri" w:cs="Calibri"/>
-              </w:rPr>
-            </w:pPr>
-            <w:r>
-              <w:rPr>
-                <w:rFonts w:eastAsia="Calibri" w:cs="Calibri" w:ascii="Calibri" w:hAnsi="Calibri"/>
-              </w:rPr>
-            </w:r>
-          </w:p>
-        </w:tc>
-        <w:tc>
-          <w:tcPr>
-            <w:tcW w:w="2981" w:type="dxa"/>
-            <w:tcBorders>
-              <w:top w:val="single" w:sz="8" w:space="0" w:color="000000"/>
-              <w:start w:val="single" w:sz="8" w:space="0" w:color="000000"/>
-              <w:bottom w:val="single" w:sz="8" w:space="0" w:color="000000"/>
-              <w:end w:val="single" w:sz="8" w:space="0" w:color="000000"/>
-            </w:tcBorders>
-          </w:tcPr>
-          <w:p>
-            <w:pPr>
-              <w:pStyle w:val="normal1"/>
-              <w:widowControl w:val="false"/>
-              <w:suppressAutoHyphens w:val="true"/>
-              <w:spacing w:lineRule="auto" w:line="240" w:before="0" w:after="0"/>
-              <w:jc w:val="start"/>
-              <w:rPr>
-                <w:rFonts w:ascii="Calibri" w:hAnsi="Calibri" w:eastAsia="Calibri" w:cs="Calibri"/>
-              </w:rPr>
-            </w:pPr>
-            <w:r>
-              <w:rPr>
-                <w:rFonts w:eastAsia="Calibri" w:cs="Calibri" w:ascii="Calibri" w:hAnsi="Calibri"/>
-              </w:rPr>
-            </w:r>
-          </w:p>
-        </w:tc>
-        <w:tc>
-          <w:tcPr>
-            <w:tcW w:w="1054" w:type="dxa"/>
+            <w:tcW w:w="3475" w:type="dxa"/>
+            <w:tcBorders>
+              <w:top w:val="single" w:sz="8" w:space="0" w:color="000000"/>
+              <w:start w:val="single" w:sz="8" w:space="0" w:color="000000"/>
+              <w:bottom w:val="single" w:sz="8" w:space="0" w:color="000000"/>
+              <w:end w:val="single" w:sz="8" w:space="0" w:color="000000"/>
+            </w:tcBorders>
+          </w:tcPr>
+          <w:p>
+            <w:pPr>
+              <w:pStyle w:val="normal1"/>
+              <w:widowControl w:val="false"/>
+              <w:suppressAutoHyphens w:val="true"/>
+              <w:spacing w:lineRule="auto" w:line="240" w:before="0" w:after="0"/>
+              <w:jc w:val="start"/>
+              <w:rPr>
+                <w:rFonts w:ascii="Calibri" w:hAnsi="Calibri" w:eastAsia="Calibri" w:cs="Calibri"/>
+              </w:rPr>
+            </w:pPr>
+            <w:r>
+              <w:rPr>
+                <w:rFonts w:eastAsia="Calibri" w:cs="Calibri" w:ascii="Calibri" w:hAnsi="Calibri"/>
+              </w:rPr>
+            </w:r>
+          </w:p>
+        </w:tc>
+        <w:tc>
+          <w:tcPr>
+            <w:tcW w:w="2825" w:type="dxa"/>
+            <w:tcBorders>
+              <w:top w:val="single" w:sz="8" w:space="0" w:color="000000"/>
+              <w:start w:val="single" w:sz="8" w:space="0" w:color="000000"/>
+              <w:bottom w:val="single" w:sz="8" w:space="0" w:color="000000"/>
+              <w:end w:val="single" w:sz="8" w:space="0" w:color="000000"/>
+            </w:tcBorders>
+          </w:tcPr>
+          <w:p>
+            <w:pPr>
+              <w:pStyle w:val="normal1"/>
+              <w:widowControl w:val="false"/>
+              <w:suppressAutoHyphens w:val="true"/>
+              <w:spacing w:lineRule="auto" w:line="240" w:before="0" w:after="0"/>
+              <w:jc w:val="start"/>
+              <w:rPr>
+                <w:rFonts w:ascii="Calibri" w:hAnsi="Calibri" w:eastAsia="Calibri" w:cs="Calibri"/>
+              </w:rPr>
+            </w:pPr>
+            <w:r>
+              <w:rPr>
+                <w:rFonts w:eastAsia="Calibri" w:cs="Calibri" w:ascii="Calibri" w:hAnsi="Calibri"/>
+              </w:rPr>
+            </w:r>
+          </w:p>
+        </w:tc>
+        <w:tc>
+          <w:tcPr>
+            <w:tcW w:w="2980" w:type="dxa"/>
+            <w:tcBorders>
+              <w:top w:val="single" w:sz="8" w:space="0" w:color="000000"/>
+              <w:start w:val="single" w:sz="8" w:space="0" w:color="000000"/>
+              <w:bottom w:val="single" w:sz="8" w:space="0" w:color="000000"/>
+              <w:end w:val="single" w:sz="8" w:space="0" w:color="000000"/>
+            </w:tcBorders>
+          </w:tcPr>
+          <w:p>
+            <w:pPr>
+              <w:pStyle w:val="normal1"/>
+              <w:widowControl w:val="false"/>
+              <w:suppressAutoHyphens w:val="true"/>
+              <w:spacing w:lineRule="auto" w:line="240" w:before="0" w:after="0"/>
+              <w:jc w:val="start"/>
+              <w:rPr>
+                <w:rFonts w:ascii="Calibri" w:hAnsi="Calibri" w:eastAsia="Calibri" w:cs="Calibri"/>
+              </w:rPr>
+            </w:pPr>
+            <w:r>
+              <w:rPr>
+                <w:rFonts w:eastAsia="Calibri" w:cs="Calibri" w:ascii="Calibri" w:hAnsi="Calibri"/>
+              </w:rPr>
+            </w:r>
+          </w:p>
+        </w:tc>
+        <w:tc>
+          <w:tcPr>
+            <w:tcW w:w="1055" w:type="dxa"/>
             <w:tcBorders>
               <w:top w:val="single" w:sz="8" w:space="0" w:color="000000"/>
               <w:start w:val="single" w:sz="8" w:space="0" w:color="000000"/>
@@ -5405,8 +5671,8 @@
         <w:tblLook w:val="0600" w:firstRow="0" w:noVBand="1" w:lastRow="0" w:firstColumn="0" w:lastColumn="0" w:noHBand="1"/>
       </w:tblPr>
       <w:tblGrid>
-        <w:gridCol w:w="3476"/>
-        <w:gridCol w:w="2824"/>
+        <w:gridCol w:w="3475"/>
+        <w:gridCol w:w="2825"/>
         <w:gridCol w:w="3402"/>
         <w:gridCol w:w="633"/>
       </w:tblGrid>
@@ -5414,7 +5680,7 @@
         <w:trPr/>
         <w:tc>
           <w:tcPr>
-            <w:tcW w:w="3476" w:type="dxa"/>
+            <w:tcW w:w="3475" w:type="dxa"/>
             <w:tcBorders>
               <w:top w:val="single" w:sz="8" w:space="0" w:color="000000"/>
               <w:start w:val="single" w:sz="8" w:space="0" w:color="000000"/>
@@ -5451,7 +5717,7 @@
         </w:tc>
         <w:tc>
           <w:tcPr>
-            <w:tcW w:w="2824" w:type="dxa"/>
+            <w:tcW w:w="2825" w:type="dxa"/>
             <w:tcBorders>
               <w:top w:val="single" w:sz="8" w:space="0" w:color="000000"/>
               <w:start w:val="single" w:sz="8" w:space="0" w:color="000000"/>
@@ -5553,7 +5819,7 @@
         <w:trPr/>
         <w:tc>
           <w:tcPr>
-            <w:tcW w:w="3476" w:type="dxa"/>
+            <w:tcW w:w="3475" w:type="dxa"/>
             <w:tcBorders>
               <w:top w:val="single" w:sz="8" w:space="0" w:color="000000"/>
               <w:start w:val="single" w:sz="8" w:space="0" w:color="000000"/>
@@ -5591,7 +5857,7 @@
         </w:tc>
         <w:tc>
           <w:tcPr>
-            <w:tcW w:w="2824" w:type="dxa"/>
+            <w:tcW w:w="2825" w:type="dxa"/>
             <w:tcBorders>
               <w:top w:val="single" w:sz="8" w:space="0" w:color="000000"/>
               <w:start w:val="single" w:sz="8" w:space="0" w:color="000000"/>
@@ -5708,7 +5974,7 @@
         <w:trPr/>
         <w:tc>
           <w:tcPr>
-            <w:tcW w:w="3476" w:type="dxa"/>
+            <w:tcW w:w="3475" w:type="dxa"/>
             <w:tcBorders>
               <w:top w:val="single" w:sz="8" w:space="0" w:color="000000"/>
               <w:start w:val="single" w:sz="8" w:space="0" w:color="000000"/>
@@ -5737,7 +6003,7 @@
         </w:tc>
         <w:tc>
           <w:tcPr>
-            <w:tcW w:w="2824" w:type="dxa"/>
+            <w:tcW w:w="2825" w:type="dxa"/>
             <w:tcBorders>
               <w:top w:val="single" w:sz="8" w:space="0" w:color="000000"/>
               <w:start w:val="single" w:sz="8" w:space="0" w:color="000000"/>
@@ -5789,7 +6055,7 @@
                 <w:rFonts w:eastAsia="Calibri" w:cs="Calibri" w:ascii="Calibri" w:hAnsi="Calibri"/>
               </w:rPr>
               <w:drawing>
-                <wp:anchor distT="0" distB="0" distL="0" distR="0" simplePos="0" relativeHeight="49" behindDoc="0" locked="0" layoutInCell="0" allowOverlap="1">
+                <wp:anchor distT="0" distB="0" distL="0" distR="0" simplePos="0" relativeHeight="52" behindDoc="0" locked="0" layoutInCell="1" allowOverlap="1">
                   <wp:simplePos x="0" y="0"/>
                   <wp:positionH relativeFrom="column">
                     <wp:align>center</wp:align>
@@ -5800,7 +6066,7 @@
                   <wp:extent cx="2033270" cy="272415"/>
                   <wp:effectExtent l="0" t="0" r="0" b="0"/>
                   <wp:wrapSquare wrapText="largest"/>
-                  <wp:docPr id="6" name="Image11"/>
+                  <wp:docPr id="7" name="Image11"/>
                   <wp:cNvGraphicFramePr>
                     <a:graphicFrameLocks xmlns:a="http://schemas.openxmlformats.org/drawingml/2006/main" noChangeAspect="1"/>
                   </wp:cNvGraphicFramePr>
@@ -5808,13 +6074,13 @@
                     <a:graphicData uri="http://schemas.openxmlformats.org/drawingml/2006/picture">
                       <pic:pic xmlns:pic="http://schemas.openxmlformats.org/drawingml/2006/picture">
                         <pic:nvPicPr>
-                          <pic:cNvPr id="6" name="Image11"/>
+                          <pic:cNvPr id="7" name="Image11"/>
                           <pic:cNvPicPr>
                             <a:picLocks noChangeAspect="1" noChangeArrowheads="1"/>
                           </pic:cNvPicPr>
                         </pic:nvPicPr>
                         <pic:blipFill>
-                          <a:blip r:embed="rId7"/>
+                          <a:blip r:embed="rId8"/>
                           <a:stretch>
                             <a:fillRect/>
                           </a:stretch>
@@ -5870,7 +6136,7 @@
         <w:trPr/>
         <w:tc>
           <w:tcPr>
-            <w:tcW w:w="3476" w:type="dxa"/>
+            <w:tcW w:w="3475" w:type="dxa"/>
             <w:tcBorders>
               <w:start w:val="single" w:sz="8" w:space="0" w:color="000000"/>
               <w:bottom w:val="single" w:sz="8" w:space="0" w:color="000000"/>
@@ -5898,7 +6164,7 @@
         </w:tc>
         <w:tc>
           <w:tcPr>
-            <w:tcW w:w="2824" w:type="dxa"/>
+            <w:tcW w:w="2825" w:type="dxa"/>
             <w:tcBorders>
               <w:start w:val="single" w:sz="8" w:space="0" w:color="000000"/>
               <w:bottom w:val="single" w:sz="8" w:space="0" w:color="000000"/>
@@ -5948,7 +6214,7 @@
                 <w:rFonts w:eastAsia="Calibri" w:cs="Calibri" w:ascii="Calibri" w:hAnsi="Calibri"/>
               </w:rPr>
               <w:drawing>
-                <wp:anchor distT="0" distB="0" distL="0" distR="0" simplePos="0" relativeHeight="45" behindDoc="0" locked="0" layoutInCell="0" allowOverlap="1">
+                <wp:anchor distT="0" distB="0" distL="0" distR="0" simplePos="0" relativeHeight="48" behindDoc="0" locked="0" layoutInCell="1" allowOverlap="1">
                   <wp:simplePos x="0" y="0"/>
                   <wp:positionH relativeFrom="column">
                     <wp:align>center</wp:align>
@@ -5959,7 +6225,7 @@
                   <wp:extent cx="2033270" cy="791210"/>
                   <wp:effectExtent l="0" t="0" r="0" b="0"/>
                   <wp:wrapSquare wrapText="largest"/>
-                  <wp:docPr id="7" name="Image7"/>
+                  <wp:docPr id="8" name="Image7"/>
                   <wp:cNvGraphicFramePr>
                     <a:graphicFrameLocks xmlns:a="http://schemas.openxmlformats.org/drawingml/2006/main" noChangeAspect="1"/>
                   </wp:cNvGraphicFramePr>
@@ -5967,13 +6233,13 @@
                     <a:graphicData uri="http://schemas.openxmlformats.org/drawingml/2006/picture">
                       <pic:pic xmlns:pic="http://schemas.openxmlformats.org/drawingml/2006/picture">
                         <pic:nvPicPr>
-                          <pic:cNvPr id="7" name="Image7"/>
+                          <pic:cNvPr id="8" name="Image7"/>
                           <pic:cNvPicPr>
                             <a:picLocks noChangeAspect="1" noChangeArrowheads="1"/>
                           </pic:cNvPicPr>
                         </pic:nvPicPr>
                         <pic:blipFill>
-                          <a:blip r:embed="rId8"/>
+                          <a:blip r:embed="rId9"/>
                           <a:stretch>
                             <a:fillRect/>
                           </a:stretch>
@@ -6031,7 +6297,7 @@
         </w:trPr>
         <w:tc>
           <w:tcPr>
-            <w:tcW w:w="3476" w:type="dxa"/>
+            <w:tcW w:w="3475" w:type="dxa"/>
             <w:tcBorders>
               <w:top w:val="single" w:sz="8" w:space="0" w:color="000000"/>
               <w:start w:val="single" w:sz="8" w:space="0" w:color="000000"/>
@@ -6060,7 +6326,7 @@
         </w:tc>
         <w:tc>
           <w:tcPr>
-            <w:tcW w:w="2824" w:type="dxa"/>
+            <w:tcW w:w="2825" w:type="dxa"/>
             <w:tcBorders>
               <w:top w:val="single" w:sz="8" w:space="0" w:color="000000"/>
               <w:start w:val="single" w:sz="8" w:space="0" w:color="000000"/>
@@ -6112,7 +6378,7 @@
                 <w:rFonts w:eastAsia="Calibri" w:cs="Calibri" w:ascii="Calibri" w:hAnsi="Calibri"/>
               </w:rPr>
               <w:drawing>
-                <wp:anchor distT="0" distB="0" distL="0" distR="0" simplePos="0" relativeHeight="47" behindDoc="0" locked="0" layoutInCell="0" allowOverlap="1">
+                <wp:anchor distT="0" distB="0" distL="0" distR="0" simplePos="0" relativeHeight="50" behindDoc="0" locked="0" layoutInCell="1" allowOverlap="1">
                   <wp:simplePos x="0" y="0"/>
                   <wp:positionH relativeFrom="column">
                     <wp:posOffset>26670</wp:posOffset>
@@ -6123,7 +6389,7 @@
                   <wp:extent cx="2033270" cy="1061720"/>
                   <wp:effectExtent l="0" t="0" r="0" b="0"/>
                   <wp:wrapSquare wrapText="largest"/>
-                  <wp:docPr id="8" name="Image9"/>
+                  <wp:docPr id="9" name="Image9"/>
                   <wp:cNvGraphicFramePr>
                     <a:graphicFrameLocks xmlns:a="http://schemas.openxmlformats.org/drawingml/2006/main" noChangeAspect="1"/>
                   </wp:cNvGraphicFramePr>
@@ -6131,13 +6397,13 @@
                     <a:graphicData uri="http://schemas.openxmlformats.org/drawingml/2006/picture">
                       <pic:pic xmlns:pic="http://schemas.openxmlformats.org/drawingml/2006/picture">
                         <pic:nvPicPr>
-                          <pic:cNvPr id="8" name="Image9"/>
+                          <pic:cNvPr id="9" name="Image9"/>
                           <pic:cNvPicPr>
                             <a:picLocks noChangeAspect="1" noChangeArrowheads="1"/>
                           </pic:cNvPicPr>
                         </pic:nvPicPr>
                         <pic:blipFill>
-                          <a:blip r:embed="rId9"/>
+                          <a:blip r:embed="rId10"/>
                           <a:stretch>
                             <a:fillRect/>
                           </a:stretch>
@@ -6193,7 +6459,7 @@
         <w:trPr/>
         <w:tc>
           <w:tcPr>
-            <w:tcW w:w="3476" w:type="dxa"/>
+            <w:tcW w:w="3475" w:type="dxa"/>
             <w:tcBorders>
               <w:top w:val="single" w:sz="8" w:space="0" w:color="000000"/>
               <w:start w:val="single" w:sz="8" w:space="0" w:color="000000"/>
@@ -6222,7 +6488,7 @@
         </w:tc>
         <w:tc>
           <w:tcPr>
-            <w:tcW w:w="2824" w:type="dxa"/>
+            <w:tcW w:w="2825" w:type="dxa"/>
             <w:tcBorders>
               <w:top w:val="single" w:sz="8" w:space="0" w:color="000000"/>
               <w:start w:val="single" w:sz="8" w:space="0" w:color="000000"/>
@@ -6274,7 +6540,7 @@
                 <w:rFonts w:eastAsia="Calibri" w:cs="Calibri" w:ascii="Calibri" w:hAnsi="Calibri"/>
               </w:rPr>
               <w:drawing>
-                <wp:anchor distT="0" distB="0" distL="0" distR="0" simplePos="0" relativeHeight="46" behindDoc="0" locked="0" layoutInCell="0" allowOverlap="1">
+                <wp:anchor distT="0" distB="0" distL="0" distR="0" simplePos="0" relativeHeight="49" behindDoc="0" locked="0" layoutInCell="1" allowOverlap="1">
                   <wp:simplePos x="0" y="0"/>
                   <wp:positionH relativeFrom="column">
                     <wp:align>center</wp:align>
@@ -6285,7 +6551,7 @@
                   <wp:extent cx="2033270" cy="552450"/>
                   <wp:effectExtent l="0" t="0" r="0" b="0"/>
                   <wp:wrapSquare wrapText="largest"/>
-                  <wp:docPr id="9" name="Image8"/>
+                  <wp:docPr id="10" name="Image8"/>
                   <wp:cNvGraphicFramePr>
                     <a:graphicFrameLocks xmlns:a="http://schemas.openxmlformats.org/drawingml/2006/main" noChangeAspect="1"/>
                   </wp:cNvGraphicFramePr>
@@ -6293,13 +6559,13 @@
                     <a:graphicData uri="http://schemas.openxmlformats.org/drawingml/2006/picture">
                       <pic:pic xmlns:pic="http://schemas.openxmlformats.org/drawingml/2006/picture">
                         <pic:nvPicPr>
-                          <pic:cNvPr id="9" name="Image8"/>
+                          <pic:cNvPr id="10" name="Image8"/>
                           <pic:cNvPicPr>
                             <a:picLocks noChangeAspect="1" noChangeArrowheads="1"/>
                           </pic:cNvPicPr>
                         </pic:nvPicPr>
                         <pic:blipFill>
-                          <a:blip r:embed="rId10"/>
+                          <a:blip r:embed="rId11"/>
                           <a:stretch>
                             <a:fillRect/>
                           </a:stretch>
@@ -6356,7 +6622,7 @@
         <w:trPr/>
         <w:tc>
           <w:tcPr>
-            <w:tcW w:w="3476" w:type="dxa"/>
+            <w:tcW w:w="3475" w:type="dxa"/>
             <w:tcBorders>
               <w:top w:val="single" w:sz="8" w:space="0" w:color="000000"/>
               <w:start w:val="single" w:sz="8" w:space="0" w:color="000000"/>
@@ -6385,7 +6651,7 @@
         </w:tc>
         <w:tc>
           <w:tcPr>
-            <w:tcW w:w="2824" w:type="dxa"/>
+            <w:tcW w:w="2825" w:type="dxa"/>
             <w:tcBorders>
               <w:top w:val="single" w:sz="8" w:space="0" w:color="000000"/>
               <w:start w:val="single" w:sz="8" w:space="0" w:color="000000"/>
@@ -6435,7 +6701,7 @@
             </w:pPr>
             <w:r>
               <w:drawing>
-                <wp:anchor distT="0" distB="0" distL="0" distR="0" simplePos="0" relativeHeight="44" behindDoc="0" locked="0" layoutInCell="0" allowOverlap="1">
+                <wp:anchor distT="0" distB="0" distL="0" distR="0" simplePos="0" relativeHeight="47" behindDoc="0" locked="0" layoutInCell="1" allowOverlap="1">
                   <wp:simplePos x="0" y="0"/>
                   <wp:positionH relativeFrom="column">
                     <wp:align>center</wp:align>
@@ -6446,7 +6712,7 @@
                   <wp:extent cx="2033270" cy="576580"/>
                   <wp:effectExtent l="0" t="0" r="0" b="0"/>
                   <wp:wrapSquare wrapText="largest"/>
-                  <wp:docPr id="10" name="Image1 Copy 1"/>
+                  <wp:docPr id="11" name="Image1 Copy 1"/>
                   <wp:cNvGraphicFramePr>
                     <a:graphicFrameLocks xmlns:a="http://schemas.openxmlformats.org/drawingml/2006/main" noChangeAspect="1"/>
                   </wp:cNvGraphicFramePr>
@@ -6454,13 +6720,13 @@
                     <a:graphicData uri="http://schemas.openxmlformats.org/drawingml/2006/picture">
                       <pic:pic xmlns:pic="http://schemas.openxmlformats.org/drawingml/2006/picture">
                         <pic:nvPicPr>
-                          <pic:cNvPr id="10" name="Image1 Copy 1"/>
+                          <pic:cNvPr id="11" name="Image1 Copy 1"/>
                           <pic:cNvPicPr>
                             <a:picLocks noChangeAspect="1" noChangeArrowheads="1"/>
                           </pic:cNvPicPr>
                         </pic:nvPicPr>
                         <pic:blipFill>
-                          <a:blip r:embed="rId11"/>
+                          <a:blip r:embed="rId12"/>
                           <a:stretch>
                             <a:fillRect/>
                           </a:stretch>
@@ -6523,35 +6789,35 @@
         <w:trPr/>
         <w:tc>
           <w:tcPr>
-            <w:tcW w:w="3476" w:type="dxa"/>
-            <w:tcBorders>
-              <w:top w:val="single" w:sz="8" w:space="0" w:color="000000"/>
-              <w:start w:val="single" w:sz="8" w:space="0" w:color="000000"/>
-              <w:bottom w:val="single" w:sz="8" w:space="0" w:color="000000"/>
-              <w:end w:val="single" w:sz="8" w:space="0" w:color="000000"/>
-            </w:tcBorders>
-          </w:tcPr>
-          <w:p>
-            <w:pPr>
-              <w:pStyle w:val="normal1"/>
-              <w:widowControl w:val="false"/>
-              <w:suppressAutoHyphens w:val="true"/>
-              <w:spacing w:lineRule="auto" w:line="240" w:before="0" w:after="0"/>
-              <w:jc w:val="start"/>
-              <w:rPr>
-                <w:rFonts w:ascii="Calibri" w:hAnsi="Calibri" w:eastAsia="Calibri" w:cs="Calibri"/>
-              </w:rPr>
-            </w:pPr>
-            <w:r>
-              <w:rPr>
-                <w:rFonts w:eastAsia="Calibri" w:cs="Calibri" w:ascii="Calibri" w:hAnsi="Calibri"/>
-              </w:rPr>
-            </w:r>
-          </w:p>
-        </w:tc>
-        <w:tc>
-          <w:tcPr>
-            <w:tcW w:w="2824" w:type="dxa"/>
+            <w:tcW w:w="3475" w:type="dxa"/>
+            <w:tcBorders>
+              <w:top w:val="single" w:sz="8" w:space="0" w:color="000000"/>
+              <w:start w:val="single" w:sz="8" w:space="0" w:color="000000"/>
+              <w:bottom w:val="single" w:sz="8" w:space="0" w:color="000000"/>
+              <w:end w:val="single" w:sz="8" w:space="0" w:color="000000"/>
+            </w:tcBorders>
+          </w:tcPr>
+          <w:p>
+            <w:pPr>
+              <w:pStyle w:val="normal1"/>
+              <w:widowControl w:val="false"/>
+              <w:suppressAutoHyphens w:val="true"/>
+              <w:spacing w:lineRule="auto" w:line="240" w:before="0" w:after="0"/>
+              <w:jc w:val="start"/>
+              <w:rPr>
+                <w:rFonts w:ascii="Calibri" w:hAnsi="Calibri" w:eastAsia="Calibri" w:cs="Calibri"/>
+              </w:rPr>
+            </w:pPr>
+            <w:r>
+              <w:rPr>
+                <w:rFonts w:eastAsia="Calibri" w:cs="Calibri" w:ascii="Calibri" w:hAnsi="Calibri"/>
+              </w:rPr>
+            </w:r>
+          </w:p>
+        </w:tc>
+        <w:tc>
+          <w:tcPr>
+            <w:tcW w:w="2825" w:type="dxa"/>
             <w:tcBorders>
               <w:top w:val="single" w:sz="8" w:space="0" w:color="000000"/>
               <w:start w:val="single" w:sz="8" w:space="0" w:color="000000"/>
@@ -6638,35 +6904,35 @@
         <w:trPr/>
         <w:tc>
           <w:tcPr>
-            <w:tcW w:w="3476" w:type="dxa"/>
-            <w:tcBorders>
-              <w:top w:val="single" w:sz="8" w:space="0" w:color="000000"/>
-              <w:start w:val="single" w:sz="8" w:space="0" w:color="000000"/>
-              <w:bottom w:val="single" w:sz="8" w:space="0" w:color="000000"/>
-              <w:end w:val="single" w:sz="8" w:space="0" w:color="000000"/>
-            </w:tcBorders>
-          </w:tcPr>
-          <w:p>
-            <w:pPr>
-              <w:pStyle w:val="normal1"/>
-              <w:widowControl w:val="false"/>
-              <w:suppressAutoHyphens w:val="true"/>
-              <w:spacing w:lineRule="auto" w:line="240" w:before="0" w:after="0"/>
-              <w:jc w:val="start"/>
-              <w:rPr>
-                <w:rFonts w:ascii="Calibri" w:hAnsi="Calibri" w:eastAsia="Calibri" w:cs="Calibri"/>
-              </w:rPr>
-            </w:pPr>
-            <w:r>
-              <w:rPr>
-                <w:rFonts w:eastAsia="Calibri" w:cs="Calibri" w:ascii="Calibri" w:hAnsi="Calibri"/>
-              </w:rPr>
-            </w:r>
-          </w:p>
-        </w:tc>
-        <w:tc>
-          <w:tcPr>
-            <w:tcW w:w="2824" w:type="dxa"/>
+            <w:tcW w:w="3475" w:type="dxa"/>
+            <w:tcBorders>
+              <w:top w:val="single" w:sz="8" w:space="0" w:color="000000"/>
+              <w:start w:val="single" w:sz="8" w:space="0" w:color="000000"/>
+              <w:bottom w:val="single" w:sz="8" w:space="0" w:color="000000"/>
+              <w:end w:val="single" w:sz="8" w:space="0" w:color="000000"/>
+            </w:tcBorders>
+          </w:tcPr>
+          <w:p>
+            <w:pPr>
+              <w:pStyle w:val="normal1"/>
+              <w:widowControl w:val="false"/>
+              <w:suppressAutoHyphens w:val="true"/>
+              <w:spacing w:lineRule="auto" w:line="240" w:before="0" w:after="0"/>
+              <w:jc w:val="start"/>
+              <w:rPr>
+                <w:rFonts w:ascii="Calibri" w:hAnsi="Calibri" w:eastAsia="Calibri" w:cs="Calibri"/>
+              </w:rPr>
+            </w:pPr>
+            <w:r>
+              <w:rPr>
+                <w:rFonts w:eastAsia="Calibri" w:cs="Calibri" w:ascii="Calibri" w:hAnsi="Calibri"/>
+              </w:rPr>
+            </w:r>
+          </w:p>
+        </w:tc>
+        <w:tc>
+          <w:tcPr>
+            <w:tcW w:w="2825" w:type="dxa"/>
             <w:tcBorders>
               <w:top w:val="single" w:sz="8" w:space="0" w:color="000000"/>
               <w:start w:val="single" w:sz="8" w:space="0" w:color="000000"/>
@@ -7677,7 +7943,7 @@
         </w:rPr>
         <w:tab/>
       </w:r>
-      <w:hyperlink r:id="rId12">
+      <w:hyperlink r:id="rId13">
         <w:r>
           <w:rPr>
             <w:rStyle w:val="Style3"/>
@@ -7723,8 +7989,8 @@
       </w:tblPr>
       <w:tblGrid>
         <w:gridCol w:w="4425"/>
-        <w:gridCol w:w="4946"/>
-        <w:gridCol w:w="544"/>
+        <w:gridCol w:w="4945"/>
+        <w:gridCol w:w="545"/>
       </w:tblGrid>
       <w:tr>
         <w:trPr/>
@@ -7767,7 +8033,7 @@
         </w:tc>
         <w:tc>
           <w:tcPr>
-            <w:tcW w:w="4946" w:type="dxa"/>
+            <w:tcW w:w="4945" w:type="dxa"/>
             <w:tcBorders>
               <w:top w:val="single" w:sz="8" w:space="0" w:color="000000"/>
               <w:start w:val="single" w:sz="8" w:space="0" w:color="000000"/>
@@ -7804,7 +8070,7 @@
         </w:tc>
         <w:tc>
           <w:tcPr>
-            <w:tcW w:w="544" w:type="dxa"/>
+            <w:tcW w:w="545" w:type="dxa"/>
             <w:tcBorders>
               <w:top w:val="single" w:sz="8" w:space="0" w:color="000000"/>
               <w:start w:val="single" w:sz="8" w:space="0" w:color="000000"/>
@@ -7876,7 +8142,7 @@
         </w:tc>
         <w:tc>
           <w:tcPr>
-            <w:tcW w:w="4946" w:type="dxa"/>
+            <w:tcW w:w="4945" w:type="dxa"/>
             <w:tcBorders>
               <w:top w:val="single" w:sz="8" w:space="0" w:color="000000"/>
               <w:start w:val="single" w:sz="8" w:space="0" w:color="000000"/>
@@ -7910,7 +8176,7 @@
         </w:tc>
         <w:tc>
           <w:tcPr>
-            <w:tcW w:w="544" w:type="dxa"/>
+            <w:tcW w:w="545" w:type="dxa"/>
             <w:tcBorders>
               <w:top w:val="single" w:sz="8" w:space="0" w:color="000000"/>
               <w:start w:val="single" w:sz="8" w:space="0" w:color="000000"/>
@@ -7977,7 +8243,7 @@
         </w:tc>
         <w:tc>
           <w:tcPr>
-            <w:tcW w:w="4946" w:type="dxa"/>
+            <w:tcW w:w="4945" w:type="dxa"/>
             <w:tcBorders>
               <w:top w:val="single" w:sz="8" w:space="0" w:color="000000"/>
               <w:start w:val="single" w:sz="8" w:space="0" w:color="000000"/>
@@ -8076,7 +8342,7 @@
         </w:tc>
         <w:tc>
           <w:tcPr>
-            <w:tcW w:w="544" w:type="dxa"/>
+            <w:tcW w:w="545" w:type="dxa"/>
             <w:tcBorders>
               <w:top w:val="single" w:sz="8" w:space="0" w:color="000000"/>
               <w:start w:val="single" w:sz="8" w:space="0" w:color="000000"/>
@@ -8143,7 +8409,7 @@
         </w:tc>
         <w:tc>
           <w:tcPr>
-            <w:tcW w:w="4946" w:type="dxa"/>
+            <w:tcW w:w="4945" w:type="dxa"/>
             <w:tcBorders>
               <w:top w:val="single" w:sz="8" w:space="0" w:color="000000"/>
               <w:start w:val="single" w:sz="8" w:space="0" w:color="000000"/>
@@ -8177,7 +8443,7 @@
         </w:tc>
         <w:tc>
           <w:tcPr>
-            <w:tcW w:w="544" w:type="dxa"/>
+            <w:tcW w:w="545" w:type="dxa"/>
             <w:tcBorders>
               <w:top w:val="single" w:sz="8" w:space="0" w:color="000000"/>
               <w:start w:val="single" w:sz="8" w:space="0" w:color="000000"/>
@@ -8244,7 +8510,7 @@
         </w:tc>
         <w:tc>
           <w:tcPr>
-            <w:tcW w:w="4946" w:type="dxa"/>
+            <w:tcW w:w="4945" w:type="dxa"/>
             <w:tcBorders>
               <w:top w:val="single" w:sz="8" w:space="0" w:color="000000"/>
               <w:start w:val="single" w:sz="8" w:space="0" w:color="000000"/>
@@ -8278,7 +8544,7 @@
         </w:tc>
         <w:tc>
           <w:tcPr>
-            <w:tcW w:w="544" w:type="dxa"/>
+            <w:tcW w:w="545" w:type="dxa"/>
             <w:tcBorders>
               <w:top w:val="single" w:sz="8" w:space="0" w:color="000000"/>
               <w:start w:val="single" w:sz="8" w:space="0" w:color="000000"/>
@@ -8348,7 +8614,7 @@
         </w:tc>
         <w:tc>
           <w:tcPr>
-            <w:tcW w:w="4946" w:type="dxa"/>
+            <w:tcW w:w="4945" w:type="dxa"/>
             <w:tcBorders>
               <w:top w:val="single" w:sz="8" w:space="0" w:color="000000"/>
               <w:start w:val="single" w:sz="8" w:space="0" w:color="000000"/>
@@ -8379,7 +8645,7 @@
         </w:tc>
         <w:tc>
           <w:tcPr>
-            <w:tcW w:w="544" w:type="dxa"/>
+            <w:tcW w:w="545" w:type="dxa"/>
             <w:tcBorders>
               <w:top w:val="single" w:sz="8" w:space="0" w:color="000000"/>
               <w:start w:val="single" w:sz="8" w:space="0" w:color="000000"/>
@@ -8447,7 +8713,7 @@
         </w:tc>
         <w:tc>
           <w:tcPr>
-            <w:tcW w:w="4946" w:type="dxa"/>
+            <w:tcW w:w="4945" w:type="dxa"/>
             <w:tcBorders>
               <w:top w:val="single" w:sz="8" w:space="0" w:color="000000"/>
               <w:start w:val="single" w:sz="8" w:space="0" w:color="000000"/>
@@ -8504,7 +8770,7 @@
         </w:tc>
         <w:tc>
           <w:tcPr>
-            <w:tcW w:w="544" w:type="dxa"/>
+            <w:tcW w:w="545" w:type="dxa"/>
             <w:tcBorders>
               <w:top w:val="single" w:sz="8" w:space="0" w:color="000000"/>
               <w:start w:val="single" w:sz="8" w:space="0" w:color="000000"/>
@@ -8571,7 +8837,7 @@
         </w:tc>
         <w:tc>
           <w:tcPr>
-            <w:tcW w:w="4946" w:type="dxa"/>
+            <w:tcW w:w="4945" w:type="dxa"/>
             <w:tcBorders>
               <w:top w:val="single" w:sz="8" w:space="0" w:color="000000"/>
               <w:start w:val="single" w:sz="8" w:space="0" w:color="000000"/>
@@ -8628,7 +8894,7 @@
         </w:tc>
         <w:tc>
           <w:tcPr>
-            <w:tcW w:w="544" w:type="dxa"/>
+            <w:tcW w:w="545" w:type="dxa"/>
             <w:tcBorders>
               <w:top w:val="single" w:sz="8" w:space="0" w:color="000000"/>
               <w:start w:val="single" w:sz="8" w:space="0" w:color="000000"/>
@@ -8698,7 +8964,7 @@
         </w:tc>
         <w:tc>
           <w:tcPr>
-            <w:tcW w:w="4946" w:type="dxa"/>
+            <w:tcW w:w="4945" w:type="dxa"/>
             <w:tcBorders>
               <w:top w:val="single" w:sz="8" w:space="0" w:color="000000"/>
               <w:start w:val="single" w:sz="8" w:space="0" w:color="000000"/>
@@ -8729,7 +8995,7 @@
         </w:tc>
         <w:tc>
           <w:tcPr>
-            <w:tcW w:w="544" w:type="dxa"/>
+            <w:tcW w:w="545" w:type="dxa"/>
             <w:tcBorders>
               <w:top w:val="single" w:sz="8" w:space="0" w:color="000000"/>
               <w:start w:val="single" w:sz="8" w:space="0" w:color="000000"/>
@@ -8797,7 +9063,7 @@
         </w:tc>
         <w:tc>
           <w:tcPr>
-            <w:tcW w:w="4946" w:type="dxa"/>
+            <w:tcW w:w="4945" w:type="dxa"/>
             <w:tcBorders>
               <w:top w:val="single" w:sz="8" w:space="0" w:color="000000"/>
               <w:start w:val="single" w:sz="8" w:space="0" w:color="000000"/>
@@ -8831,7 +9097,7 @@
         </w:tc>
         <w:tc>
           <w:tcPr>
-            <w:tcW w:w="544" w:type="dxa"/>
+            <w:tcW w:w="545" w:type="dxa"/>
             <w:tcBorders>
               <w:top w:val="single" w:sz="8" w:space="0" w:color="000000"/>
               <w:start w:val="single" w:sz="8" w:space="0" w:color="000000"/>
@@ -8901,7 +9167,7 @@
         </w:tc>
         <w:tc>
           <w:tcPr>
-            <w:tcW w:w="4946" w:type="dxa"/>
+            <w:tcW w:w="4945" w:type="dxa"/>
             <w:tcBorders>
               <w:top w:val="single" w:sz="8" w:space="0" w:color="000000"/>
               <w:start w:val="single" w:sz="8" w:space="0" w:color="000000"/>
@@ -8935,7 +9201,7 @@
         </w:tc>
         <w:tc>
           <w:tcPr>
-            <w:tcW w:w="544" w:type="dxa"/>
+            <w:tcW w:w="545" w:type="dxa"/>
             <w:tcBorders>
               <w:top w:val="single" w:sz="8" w:space="0" w:color="000000"/>
               <w:start w:val="single" w:sz="8" w:space="0" w:color="000000"/>
@@ -9003,7 +9269,7 @@
         </w:tc>
         <w:tc>
           <w:tcPr>
-            <w:tcW w:w="4946" w:type="dxa"/>
+            <w:tcW w:w="4945" w:type="dxa"/>
             <w:tcBorders>
               <w:top w:val="single" w:sz="8" w:space="0" w:color="000000"/>
               <w:start w:val="single" w:sz="8" w:space="0" w:color="000000"/>
@@ -9037,7 +9303,7 @@
         </w:tc>
         <w:tc>
           <w:tcPr>
-            <w:tcW w:w="544" w:type="dxa"/>
+            <w:tcW w:w="545" w:type="dxa"/>
             <w:tcBorders>
               <w:top w:val="single" w:sz="8" w:space="0" w:color="000000"/>
               <w:start w:val="single" w:sz="8" w:space="0" w:color="000000"/>
@@ -9171,7 +9437,7 @@
         </w:rPr>
         <w:tab/>
       </w:r>
-      <w:hyperlink r:id="rId13">
+      <w:hyperlink r:id="rId14">
         <w:r>
           <w:rPr>
             <w:rStyle w:val="Style3"/>
@@ -9223,15 +9489,15 @@
         <w:tblLook w:val="0600" w:firstRow="0" w:noVBand="1" w:lastRow="0" w:firstColumn="0" w:lastColumn="0" w:noHBand="1"/>
       </w:tblPr>
       <w:tblGrid>
-        <w:gridCol w:w="4496"/>
+        <w:gridCol w:w="4495"/>
         <w:gridCol w:w="4965"/>
-        <w:gridCol w:w="559"/>
+        <w:gridCol w:w="560"/>
       </w:tblGrid>
       <w:tr>
         <w:trPr/>
         <w:tc>
           <w:tcPr>
-            <w:tcW w:w="4496" w:type="dxa"/>
+            <w:tcW w:w="4495" w:type="dxa"/>
             <w:tcBorders>
               <w:top w:val="single" w:sz="8" w:space="0" w:color="000000"/>
               <w:start w:val="single" w:sz="8" w:space="0" w:color="000000"/>
@@ -9305,7 +9571,7 @@
         </w:tc>
         <w:tc>
           <w:tcPr>
-            <w:tcW w:w="559" w:type="dxa"/>
+            <w:tcW w:w="560" w:type="dxa"/>
             <w:tcBorders>
               <w:top w:val="single" w:sz="8" w:space="0" w:color="000000"/>
               <w:start w:val="single" w:sz="8" w:space="0" w:color="000000"/>
@@ -9339,7 +9605,7 @@
         <w:trPr/>
         <w:tc>
           <w:tcPr>
-            <w:tcW w:w="4496" w:type="dxa"/>
+            <w:tcW w:w="4495" w:type="dxa"/>
             <w:tcBorders>
               <w:top w:val="single" w:sz="8" w:space="0" w:color="000000"/>
               <w:start w:val="single" w:sz="8" w:space="0" w:color="000000"/>
@@ -9407,7 +9673,7 @@
         </w:tc>
         <w:tc>
           <w:tcPr>
-            <w:tcW w:w="559" w:type="dxa"/>
+            <w:tcW w:w="560" w:type="dxa"/>
             <w:tcBorders>
               <w:top w:val="single" w:sz="8" w:space="0" w:color="000000"/>
               <w:start w:val="single" w:sz="8" w:space="0" w:color="000000"/>
@@ -9440,7 +9706,7 @@
         <w:trPr/>
         <w:tc>
           <w:tcPr>
-            <w:tcW w:w="4496" w:type="dxa"/>
+            <w:tcW w:w="4495" w:type="dxa"/>
             <w:tcBorders>
               <w:top w:val="single" w:sz="8" w:space="0" w:color="000000"/>
               <w:start w:val="single" w:sz="8" w:space="0" w:color="000000"/>
@@ -9508,7 +9774,7 @@
         </w:tc>
         <w:tc>
           <w:tcPr>
-            <w:tcW w:w="559" w:type="dxa"/>
+            <w:tcW w:w="560" w:type="dxa"/>
             <w:tcBorders>
               <w:top w:val="single" w:sz="8" w:space="0" w:color="000000"/>
               <w:start w:val="single" w:sz="8" w:space="0" w:color="000000"/>
@@ -9541,7 +9807,7 @@
         <w:trPr/>
         <w:tc>
           <w:tcPr>
-            <w:tcW w:w="4496" w:type="dxa"/>
+            <w:tcW w:w="4495" w:type="dxa"/>
             <w:tcBorders>
               <w:top w:val="single" w:sz="8" w:space="0" w:color="000000"/>
               <w:start w:val="single" w:sz="8" w:space="0" w:color="000000"/>
@@ -9609,7 +9875,7 @@
         </w:tc>
         <w:tc>
           <w:tcPr>
-            <w:tcW w:w="559" w:type="dxa"/>
+            <w:tcW w:w="560" w:type="dxa"/>
             <w:tcBorders>
               <w:top w:val="single" w:sz="8" w:space="0" w:color="000000"/>
               <w:start w:val="single" w:sz="8" w:space="0" w:color="000000"/>
@@ -9642,7 +9908,7 @@
         <w:trPr/>
         <w:tc>
           <w:tcPr>
-            <w:tcW w:w="4496" w:type="dxa"/>
+            <w:tcW w:w="4495" w:type="dxa"/>
             <w:tcBorders>
               <w:top w:val="single" w:sz="8" w:space="0" w:color="000000"/>
               <w:start w:val="single" w:sz="8" w:space="0" w:color="000000"/>
@@ -9710,7 +9976,7 @@
         </w:tc>
         <w:tc>
           <w:tcPr>
-            <w:tcW w:w="559" w:type="dxa"/>
+            <w:tcW w:w="560" w:type="dxa"/>
             <w:tcBorders>
               <w:top w:val="single" w:sz="8" w:space="0" w:color="000000"/>
               <w:start w:val="single" w:sz="8" w:space="0" w:color="000000"/>
@@ -9743,7 +10009,7 @@
         <w:trPr/>
         <w:tc>
           <w:tcPr>
-            <w:tcW w:w="4496" w:type="dxa"/>
+            <w:tcW w:w="4495" w:type="dxa"/>
             <w:tcBorders>
               <w:top w:val="single" w:sz="8" w:space="0" w:color="000000"/>
               <w:start w:val="single" w:sz="8" w:space="0" w:color="000000"/>
@@ -9811,7 +10077,7 @@
         </w:tc>
         <w:tc>
           <w:tcPr>
-            <w:tcW w:w="559" w:type="dxa"/>
+            <w:tcW w:w="560" w:type="dxa"/>
             <w:tcBorders>
               <w:top w:val="single" w:sz="8" w:space="0" w:color="000000"/>
               <w:start w:val="single" w:sz="8" w:space="0" w:color="000000"/>
@@ -9845,7 +10111,7 @@
         <w:trPr/>
         <w:tc>
           <w:tcPr>
-            <w:tcW w:w="4496" w:type="dxa"/>
+            <w:tcW w:w="4495" w:type="dxa"/>
             <w:tcBorders>
               <w:top w:val="single" w:sz="8" w:space="0" w:color="000000"/>
               <w:start w:val="single" w:sz="8" w:space="0" w:color="000000"/>
@@ -9913,7 +10179,7 @@
         </w:tc>
         <w:tc>
           <w:tcPr>
-            <w:tcW w:w="559" w:type="dxa"/>
+            <w:tcW w:w="560" w:type="dxa"/>
             <w:tcBorders>
               <w:top w:val="single" w:sz="8" w:space="0" w:color="000000"/>
               <w:start w:val="single" w:sz="8" w:space="0" w:color="000000"/>
@@ -9946,7 +10212,7 @@
         <w:trPr/>
         <w:tc>
           <w:tcPr>
-            <w:tcW w:w="4496" w:type="dxa"/>
+            <w:tcW w:w="4495" w:type="dxa"/>
             <w:tcBorders>
               <w:top w:val="single" w:sz="8" w:space="0" w:color="000000"/>
               <w:start w:val="single" w:sz="8" w:space="0" w:color="000000"/>
@@ -10014,7 +10280,7 @@
         </w:tc>
         <w:tc>
           <w:tcPr>
-            <w:tcW w:w="559" w:type="dxa"/>
+            <w:tcW w:w="560" w:type="dxa"/>
             <w:tcBorders>
               <w:top w:val="single" w:sz="8" w:space="0" w:color="000000"/>
               <w:start w:val="single" w:sz="8" w:space="0" w:color="000000"/>
@@ -10047,7 +10313,7 @@
         <w:trPr/>
         <w:tc>
           <w:tcPr>
-            <w:tcW w:w="4496" w:type="dxa"/>
+            <w:tcW w:w="4495" w:type="dxa"/>
             <w:tcBorders>
               <w:top w:val="single" w:sz="8" w:space="0" w:color="000000"/>
               <w:start w:val="single" w:sz="8" w:space="0" w:color="000000"/>
@@ -10117,7 +10383,7 @@
         </w:tc>
         <w:tc>
           <w:tcPr>
-            <w:tcW w:w="559" w:type="dxa"/>
+            <w:tcW w:w="560" w:type="dxa"/>
             <w:tcBorders>
               <w:top w:val="single" w:sz="8" w:space="0" w:color="000000"/>
               <w:start w:val="single" w:sz="8" w:space="0" w:color="000000"/>
@@ -10151,7 +10417,7 @@
         <w:trPr/>
         <w:tc>
           <w:tcPr>
-            <w:tcW w:w="4496" w:type="dxa"/>
+            <w:tcW w:w="4495" w:type="dxa"/>
             <w:tcBorders>
               <w:top w:val="single" w:sz="8" w:space="0" w:color="000000"/>
               <w:start w:val="single" w:sz="8" w:space="0" w:color="000000"/>
@@ -10219,7 +10485,7 @@
         </w:tc>
         <w:tc>
           <w:tcPr>
-            <w:tcW w:w="559" w:type="dxa"/>
+            <w:tcW w:w="560" w:type="dxa"/>
             <w:tcBorders>
               <w:top w:val="single" w:sz="8" w:space="0" w:color="000000"/>
               <w:start w:val="single" w:sz="8" w:space="0" w:color="000000"/>
@@ -10257,7 +10523,7 @@
         <w:trPr/>
         <w:tc>
           <w:tcPr>
-            <w:tcW w:w="4496" w:type="dxa"/>
+            <w:tcW w:w="4495" w:type="dxa"/>
             <w:tcBorders>
               <w:top w:val="single" w:sz="8" w:space="0" w:color="000000"/>
               <w:start w:val="single" w:sz="8" w:space="0" w:color="000000"/>
@@ -10325,7 +10591,7 @@
         </w:tc>
         <w:tc>
           <w:tcPr>
-            <w:tcW w:w="559" w:type="dxa"/>
+            <w:tcW w:w="560" w:type="dxa"/>
             <w:tcBorders>
               <w:top w:val="single" w:sz="8" w:space="0" w:color="000000"/>
               <w:start w:val="single" w:sz="8" w:space="0" w:color="000000"/>
@@ -10474,7 +10740,7 @@
         </w:rPr>
         <w:tab/>
       </w:r>
-      <w:hyperlink r:id="rId14">
+      <w:hyperlink r:id="rId15">
         <w:r>
           <w:rPr>
             <w:rStyle w:val="Style3"/>
@@ -10526,15 +10792,15 @@
         <w:tblLook w:val="0600" w:firstRow="0" w:noVBand="1" w:lastRow="0" w:firstColumn="0" w:lastColumn="0" w:noHBand="1"/>
       </w:tblPr>
       <w:tblGrid>
-        <w:gridCol w:w="4496"/>
-        <w:gridCol w:w="5044"/>
+        <w:gridCol w:w="4495"/>
+        <w:gridCol w:w="5045"/>
         <w:gridCol w:w="480"/>
       </w:tblGrid>
       <w:tr>
         <w:trPr/>
         <w:tc>
           <w:tcPr>
-            <w:tcW w:w="4496" w:type="dxa"/>
+            <w:tcW w:w="4495" w:type="dxa"/>
             <w:tcBorders>
               <w:top w:val="single" w:sz="8" w:space="0" w:color="000000"/>
               <w:start w:val="single" w:sz="8" w:space="0" w:color="000000"/>
@@ -10571,7 +10837,7 @@
         </w:tc>
         <w:tc>
           <w:tcPr>
-            <w:tcW w:w="5044" w:type="dxa"/>
+            <w:tcW w:w="5045" w:type="dxa"/>
             <w:tcBorders>
               <w:top w:val="single" w:sz="8" w:space="0" w:color="000000"/>
               <w:start w:val="single" w:sz="8" w:space="0" w:color="000000"/>
@@ -10642,7 +10908,7 @@
         <w:trPr/>
         <w:tc>
           <w:tcPr>
-            <w:tcW w:w="4496" w:type="dxa"/>
+            <w:tcW w:w="4495" w:type="dxa"/>
             <w:tcBorders>
               <w:top w:val="single" w:sz="8" w:space="0" w:color="000000"/>
               <w:start w:val="single" w:sz="8" w:space="0" w:color="000000"/>
@@ -10676,7 +10942,7 @@
         </w:tc>
         <w:tc>
           <w:tcPr>
-            <w:tcW w:w="5044" w:type="dxa"/>
+            <w:tcW w:w="5045" w:type="dxa"/>
             <w:tcBorders>
               <w:top w:val="single" w:sz="8" w:space="0" w:color="000000"/>
               <w:start w:val="single" w:sz="8" w:space="0" w:color="000000"/>
@@ -10743,7 +11009,7 @@
         <w:trPr/>
         <w:tc>
           <w:tcPr>
-            <w:tcW w:w="4496" w:type="dxa"/>
+            <w:tcW w:w="4495" w:type="dxa"/>
             <w:tcBorders>
               <w:top w:val="single" w:sz="8" w:space="0" w:color="000000"/>
               <w:start w:val="single" w:sz="8" w:space="0" w:color="000000"/>
@@ -10777,7 +11043,7 @@
         </w:tc>
         <w:tc>
           <w:tcPr>
-            <w:tcW w:w="5044" w:type="dxa"/>
+            <w:tcW w:w="5045" w:type="dxa"/>
             <w:tcBorders>
               <w:top w:val="single" w:sz="8" w:space="0" w:color="000000"/>
               <w:start w:val="single" w:sz="8" w:space="0" w:color="000000"/>
@@ -10920,7 +11186,7 @@
         <w:trPr/>
         <w:tc>
           <w:tcPr>
-            <w:tcW w:w="4496" w:type="dxa"/>
+            <w:tcW w:w="4495" w:type="dxa"/>
             <w:tcBorders>
               <w:top w:val="single" w:sz="8" w:space="0" w:color="000000"/>
               <w:start w:val="single" w:sz="8" w:space="0" w:color="000000"/>
@@ -10954,7 +11220,7 @@
         </w:tc>
         <w:tc>
           <w:tcPr>
-            <w:tcW w:w="5044" w:type="dxa"/>
+            <w:tcW w:w="5045" w:type="dxa"/>
             <w:tcBorders>
               <w:top w:val="single" w:sz="8" w:space="0" w:color="000000"/>
               <w:start w:val="single" w:sz="8" w:space="0" w:color="000000"/>
@@ -11021,7 +11287,7 @@
         <w:trPr/>
         <w:tc>
           <w:tcPr>
-            <w:tcW w:w="4496" w:type="dxa"/>
+            <w:tcW w:w="4495" w:type="dxa"/>
             <w:tcBorders>
               <w:top w:val="single" w:sz="8" w:space="0" w:color="000000"/>
               <w:start w:val="single" w:sz="8" w:space="0" w:color="000000"/>
@@ -11055,7 +11321,7 @@
         </w:tc>
         <w:tc>
           <w:tcPr>
-            <w:tcW w:w="5044" w:type="dxa"/>
+            <w:tcW w:w="5045" w:type="dxa"/>
             <w:tcBorders>
               <w:top w:val="single" w:sz="8" w:space="0" w:color="000000"/>
               <w:start w:val="single" w:sz="8" w:space="0" w:color="000000"/>
@@ -11122,7 +11388,7 @@
         <w:trPr/>
         <w:tc>
           <w:tcPr>
-            <w:tcW w:w="4496" w:type="dxa"/>
+            <w:tcW w:w="4495" w:type="dxa"/>
             <w:tcBorders>
               <w:top w:val="single" w:sz="8" w:space="0" w:color="000000"/>
               <w:start w:val="single" w:sz="8" w:space="0" w:color="000000"/>
@@ -11159,7 +11425,7 @@
         </w:tc>
         <w:tc>
           <w:tcPr>
-            <w:tcW w:w="5044" w:type="dxa"/>
+            <w:tcW w:w="5045" w:type="dxa"/>
             <w:tcBorders>
               <w:top w:val="single" w:sz="8" w:space="0" w:color="000000"/>
               <w:start w:val="single" w:sz="8" w:space="0" w:color="000000"/>
@@ -11224,7 +11490,7 @@
         <w:trPr/>
         <w:tc>
           <w:tcPr>
-            <w:tcW w:w="4496" w:type="dxa"/>
+            <w:tcW w:w="4495" w:type="dxa"/>
             <w:tcBorders>
               <w:top w:val="single" w:sz="8" w:space="0" w:color="000000"/>
               <w:start w:val="single" w:sz="8" w:space="0" w:color="000000"/>
@@ -11258,7 +11524,7 @@
         </w:tc>
         <w:tc>
           <w:tcPr>
-            <w:tcW w:w="5044" w:type="dxa"/>
+            <w:tcW w:w="5045" w:type="dxa"/>
             <w:tcBorders>
               <w:top w:val="single" w:sz="8" w:space="0" w:color="000000"/>
               <w:start w:val="single" w:sz="8" w:space="0" w:color="000000"/>
@@ -11325,7 +11591,7 @@
         <w:trPr/>
         <w:tc>
           <w:tcPr>
-            <w:tcW w:w="4496" w:type="dxa"/>
+            <w:tcW w:w="4495" w:type="dxa"/>
             <w:tcBorders>
               <w:top w:val="single" w:sz="8" w:space="0" w:color="000000"/>
               <w:start w:val="single" w:sz="8" w:space="0" w:color="000000"/>
@@ -11361,7 +11627,7 @@
         </w:tc>
         <w:tc>
           <w:tcPr>
-            <w:tcW w:w="5044" w:type="dxa"/>
+            <w:tcW w:w="5045" w:type="dxa"/>
             <w:tcBorders>
               <w:top w:val="single" w:sz="8" w:space="0" w:color="000000"/>
               <w:start w:val="single" w:sz="8" w:space="0" w:color="000000"/>
@@ -11428,7 +11694,7 @@
         <w:trPr/>
         <w:tc>
           <w:tcPr>
-            <w:tcW w:w="4496" w:type="dxa"/>
+            <w:tcW w:w="4495" w:type="dxa"/>
             <w:tcBorders>
               <w:top w:val="single" w:sz="8" w:space="0" w:color="000000"/>
               <w:start w:val="single" w:sz="8" w:space="0" w:color="000000"/>
@@ -11462,7 +11728,7 @@
         </w:tc>
         <w:tc>
           <w:tcPr>
-            <w:tcW w:w="5044" w:type="dxa"/>
+            <w:tcW w:w="5045" w:type="dxa"/>
             <w:tcBorders>
               <w:top w:val="single" w:sz="8" w:space="0" w:color="000000"/>
               <w:start w:val="single" w:sz="8" w:space="0" w:color="000000"/>
@@ -11529,7 +11795,7 @@
         <w:trPr/>
         <w:tc>
           <w:tcPr>
-            <w:tcW w:w="4496" w:type="dxa"/>
+            <w:tcW w:w="4495" w:type="dxa"/>
             <w:tcBorders>
               <w:top w:val="single" w:sz="8" w:space="0" w:color="000000"/>
               <w:start w:val="single" w:sz="8" w:space="0" w:color="000000"/>
@@ -11566,7 +11832,7 @@
         </w:tc>
         <w:tc>
           <w:tcPr>
-            <w:tcW w:w="5044" w:type="dxa"/>
+            <w:tcW w:w="5045" w:type="dxa"/>
             <w:tcBorders>
               <w:top w:val="single" w:sz="8" w:space="0" w:color="000000"/>
               <w:start w:val="single" w:sz="8" w:space="0" w:color="000000"/>
@@ -11631,7 +11897,7 @@
         <w:trPr/>
         <w:tc>
           <w:tcPr>
-            <w:tcW w:w="4496" w:type="dxa"/>
+            <w:tcW w:w="4495" w:type="dxa"/>
             <w:tcBorders>
               <w:top w:val="single" w:sz="8" w:space="0" w:color="000000"/>
               <w:start w:val="single" w:sz="8" w:space="0" w:color="000000"/>
@@ -11665,7 +11931,7 @@
         </w:tc>
         <w:tc>
           <w:tcPr>
-            <w:tcW w:w="5044" w:type="dxa"/>
+            <w:tcW w:w="5045" w:type="dxa"/>
             <w:tcBorders>
               <w:top w:val="single" w:sz="8" w:space="0" w:color="000000"/>
               <w:start w:val="single" w:sz="8" w:space="0" w:color="000000"/>
@@ -11733,7 +11999,7 @@
         <w:trPr/>
         <w:tc>
           <w:tcPr>
-            <w:tcW w:w="4496" w:type="dxa"/>
+            <w:tcW w:w="4495" w:type="dxa"/>
             <w:tcBorders>
               <w:top w:val="single" w:sz="8" w:space="0" w:color="000000"/>
               <w:start w:val="single" w:sz="8" w:space="0" w:color="000000"/>
@@ -11767,7 +12033,7 @@
         </w:tc>
         <w:tc>
           <w:tcPr>
-            <w:tcW w:w="5044" w:type="dxa"/>
+            <w:tcW w:w="5045" w:type="dxa"/>
             <w:tcBorders>
               <w:top w:val="single" w:sz="8" w:space="0" w:color="000000"/>
               <w:start w:val="single" w:sz="8" w:space="0" w:color="000000"/>
@@ -11835,7 +12101,7 @@
         <w:trPr/>
         <w:tc>
           <w:tcPr>
-            <w:tcW w:w="4496" w:type="dxa"/>
+            <w:tcW w:w="4495" w:type="dxa"/>
             <w:tcBorders>
               <w:top w:val="single" w:sz="8" w:space="0" w:color="000000"/>
               <w:start w:val="single" w:sz="8" w:space="0" w:color="000000"/>
@@ -11869,7 +12135,7 @@
         </w:tc>
         <w:tc>
           <w:tcPr>
-            <w:tcW w:w="5044" w:type="dxa"/>
+            <w:tcW w:w="5045" w:type="dxa"/>
             <w:tcBorders>
               <w:top w:val="single" w:sz="8" w:space="0" w:color="000000"/>
               <w:start w:val="single" w:sz="8" w:space="0" w:color="000000"/>
@@ -11959,12 +12225,12 @@
       </w:r>
     </w:p>
     <w:sectPr>
-      <w:headerReference w:type="even" r:id="rId15"/>
-      <w:headerReference w:type="default" r:id="rId16"/>
-      <w:headerReference w:type="first" r:id="rId17"/>
-      <w:footerReference w:type="even" r:id="rId18"/>
-      <w:footerReference w:type="default" r:id="rId19"/>
-      <w:footerReference w:type="first" r:id="rId20"/>
+      <w:headerReference w:type="even" r:id="rId16"/>
+      <w:headerReference w:type="default" r:id="rId17"/>
+      <w:headerReference w:type="first" r:id="rId18"/>
+      <w:footerReference w:type="even" r:id="rId19"/>
+      <w:footerReference w:type="default" r:id="rId20"/>
+      <w:footerReference w:type="first" r:id="rId21"/>
       <w:type w:val="nextPage"/>
       <w:pgSz w:w="11906" w:h="16838"/>
       <w:pgMar w:left="720" w:right="720" w:gutter="0" w:header="720" w:top="777" w:footer="720" w:bottom="777"/>
@@ -12005,7 +12271,7 @@
         <wp:inline distT="0" distB="0" distL="0" distR="0">
           <wp:extent cx="877570" cy="307340"/>
           <wp:effectExtent l="0" t="0" r="0" b="0"/>
-          <wp:docPr id="15" name="image2.png"/>
+          <wp:docPr id="16" name="image2.png"/>
           <wp:cNvGraphicFramePr>
             <a:graphicFrameLocks xmlns:a="http://schemas.openxmlformats.org/drawingml/2006/main" noChangeAspect="1"/>
           </wp:cNvGraphicFramePr>
@@ -12013,7 +12279,7 @@
             <a:graphicData uri="http://schemas.openxmlformats.org/drawingml/2006/picture">
               <pic:pic xmlns:pic="http://schemas.openxmlformats.org/drawingml/2006/picture">
                 <pic:nvPicPr>
-                  <pic:cNvPr id="15" name="image2.png"/>
+                  <pic:cNvPr id="16" name="image2.png"/>
                   <pic:cNvPicPr>
                     <a:picLocks noChangeAspect="1" noChangeArrowheads="1"/>
                   </pic:cNvPicPr>
@@ -12113,7 +12379,7 @@
         <wp:inline distT="0" distB="0" distL="0" distR="0">
           <wp:extent cx="877570" cy="307340"/>
           <wp:effectExtent l="0" t="0" r="0" b="0"/>
-          <wp:docPr id="16" name="image2.png"/>
+          <wp:docPr id="17" name="image2.png"/>
           <wp:cNvGraphicFramePr>
             <a:graphicFrameLocks xmlns:a="http://schemas.openxmlformats.org/drawingml/2006/main" noChangeAspect="1"/>
           </wp:cNvGraphicFramePr>
@@ -12121,7 +12387,7 @@
             <a:graphicData uri="http://schemas.openxmlformats.org/drawingml/2006/picture">
               <pic:pic xmlns:pic="http://schemas.openxmlformats.org/drawingml/2006/picture">
                 <pic:nvPicPr>
-                  <pic:cNvPr id="16" name="image2.png"/>
+                  <pic:cNvPr id="17" name="image2.png"/>
                   <pic:cNvPicPr>
                     <a:picLocks noChangeAspect="1" noChangeArrowheads="1"/>
                   </pic:cNvPicPr>
@@ -12234,7 +12500,7 @@
         <wp:inline distT="0" distB="0" distL="0" distR="0">
           <wp:extent cx="1190625" cy="190500"/>
           <wp:effectExtent l="0" t="0" r="0" b="0"/>
-          <wp:docPr id="11" name="image1.png"/>
+          <wp:docPr id="12" name="image1.png"/>
           <wp:cNvGraphicFramePr>
             <a:graphicFrameLocks xmlns:a="http://schemas.openxmlformats.org/drawingml/2006/main" noChangeAspect="1"/>
           </wp:cNvGraphicFramePr>
@@ -12242,7 +12508,7 @@
             <a:graphicData uri="http://schemas.openxmlformats.org/drawingml/2006/picture">
               <pic:pic xmlns:pic="http://schemas.openxmlformats.org/drawingml/2006/picture">
                 <pic:nvPicPr>
-                  <pic:cNvPr id="11" name="image1.png"/>
+                  <pic:cNvPr id="12" name="image1.png"/>
                   <pic:cNvPicPr>
                     <a:picLocks noChangeAspect="1" noChangeArrowheads="1"/>
                   </pic:cNvPicPr>
@@ -12270,7 +12536,7 @@
         </wp:inline>
       </w:drawing>
       <w:drawing>
-        <wp:anchor distT="0" distB="0" distL="0" distR="0" simplePos="0" relativeHeight="28" behindDoc="1" locked="0" layoutInCell="1" allowOverlap="1">
+        <wp:anchor distT="0" distB="0" distL="0" distR="0" simplePos="0" relativeHeight="15" behindDoc="1" locked="0" layoutInCell="1" allowOverlap="1">
           <wp:simplePos x="0" y="0"/>
           <wp:positionH relativeFrom="column">
             <wp:posOffset>6045200</wp:posOffset>
@@ -12281,7 +12547,7 @@
           <wp:extent cx="595630" cy="622935"/>
           <wp:effectExtent l="0" t="0" r="0" b="0"/>
           <wp:wrapNone/>
-          <wp:docPr id="12" name="image4.png"/>
+          <wp:docPr id="13" name="image4.png"/>
           <wp:cNvGraphicFramePr>
             <a:graphicFrameLocks xmlns:a="http://schemas.openxmlformats.org/drawingml/2006/main" noChangeAspect="1"/>
           </wp:cNvGraphicFramePr>
@@ -12289,14 +12555,14 @@
             <a:graphicData uri="http://schemas.openxmlformats.org/drawingml/2006/picture">
               <pic:pic xmlns:pic="http://schemas.openxmlformats.org/drawingml/2006/picture">
                 <pic:nvPicPr>
-                  <pic:cNvPr id="12" name="image4.png"/>
+                  <pic:cNvPr id="13" name="image4.png"/>
                   <pic:cNvPicPr>
                     <a:picLocks noChangeAspect="1" noChangeArrowheads="1"/>
                   </pic:cNvPicPr>
                 </pic:nvPicPr>
                 <pic:blipFill>
                   <a:blip r:embed="rId2"/>
-                  <a:srcRect l="0" t="0" r="60800" b="0"/>
+                  <a:srcRect l="0" t="0" r="60809" b="0"/>
                   <a:stretch>
                     <a:fillRect/>
                   </a:stretch>
@@ -12343,7 +12609,7 @@
         <wp:inline distT="0" distB="0" distL="0" distR="0">
           <wp:extent cx="1190625" cy="190500"/>
           <wp:effectExtent l="0" t="0" r="0" b="0"/>
-          <wp:docPr id="13" name="image1.png"/>
+          <wp:docPr id="14" name="image1.png"/>
           <wp:cNvGraphicFramePr>
             <a:graphicFrameLocks xmlns:a="http://schemas.openxmlformats.org/drawingml/2006/main" noChangeAspect="1"/>
           </wp:cNvGraphicFramePr>
@@ -12351,7 +12617,7 @@
             <a:graphicData uri="http://schemas.openxmlformats.org/drawingml/2006/picture">
               <pic:pic xmlns:pic="http://schemas.openxmlformats.org/drawingml/2006/picture">
                 <pic:nvPicPr>
-                  <pic:cNvPr id="13" name="image1.png"/>
+                  <pic:cNvPr id="14" name="image1.png"/>
                   <pic:cNvPicPr>
                     <a:picLocks noChangeAspect="1" noChangeArrowheads="1"/>
                   </pic:cNvPicPr>
@@ -12379,7 +12645,7 @@
         </wp:inline>
       </w:drawing>
       <w:drawing>
-        <wp:anchor distT="0" distB="0" distL="0" distR="0" simplePos="0" relativeHeight="28" behindDoc="1" locked="0" layoutInCell="1" allowOverlap="1">
+        <wp:anchor distT="0" distB="0" distL="0" distR="0" simplePos="0" relativeHeight="15" behindDoc="1" locked="0" layoutInCell="1" allowOverlap="1">
           <wp:simplePos x="0" y="0"/>
           <wp:positionH relativeFrom="column">
             <wp:posOffset>6045200</wp:posOffset>
@@ -12390,7 +12656,7 @@
           <wp:extent cx="595630" cy="622935"/>
           <wp:effectExtent l="0" t="0" r="0" b="0"/>
           <wp:wrapNone/>
-          <wp:docPr id="14" name="image4.png"/>
+          <wp:docPr id="15" name="image4.png"/>
           <wp:cNvGraphicFramePr>
             <a:graphicFrameLocks xmlns:a="http://schemas.openxmlformats.org/drawingml/2006/main" noChangeAspect="1"/>
           </wp:cNvGraphicFramePr>
@@ -12398,14 +12664,14 @@
             <a:graphicData uri="http://schemas.openxmlformats.org/drawingml/2006/picture">
               <pic:pic xmlns:pic="http://schemas.openxmlformats.org/drawingml/2006/picture">
                 <pic:nvPicPr>
-                  <pic:cNvPr id="14" name="image4.png"/>
+                  <pic:cNvPr id="15" name="image4.png"/>
                   <pic:cNvPicPr>
                     <a:picLocks noChangeAspect="1" noChangeArrowheads="1"/>
                   </pic:cNvPicPr>
                 </pic:nvPicPr>
                 <pic:blipFill>
                   <a:blip r:embed="rId2"/>
-                  <a:srcRect l="0" t="0" r="60800" b="0"/>
+                  <a:srcRect l="0" t="0" r="60809" b="0"/>
                   <a:stretch>
                     <a:fillRect/>
                   </a:stretch>
